--- a/protocol paper/PARADISE_protocol_manuscript.docx
+++ b/protocol paper/PARADISE_protocol_manuscript.docx
@@ -1831,6 +1831,14 @@
       </w:r>
     </w:p>
     <w:p>
+      <w:r>
+        <w:rPr>
+          <w:sz w:val="22"/>
+        </w:rPr>
+        <w:t>Eligibility is restricted to participants able to comprehend Dutch, since the education and behavioural components are delivered conversationally and depend on nuanced exchange about barriers and routines. This is a defensible design constraint but a real equity limitation. The excluded group is not randomly distributed: people who do not speak the local language are disproportionately of migrant background, and language barriers travel together with lower health literacy and poorer access to preventive care — the same gradient along which diabetes-related foot complications concentrate. A service validated only in language-concordant patients therefore risks widening the gap it is intended to close. Two features limit the damage. Health literacy is measured at baseline in all participants, so the extent to which intervention effect varies across the literacy gradient can be examined within the recruited sample rather than assumed uniform. And SEBIA is built on teach-back and demonstration rather than written material, a structure that adapts more readily to interpreted or pictographic delivery than a leaflet-based programme would. Whether the intervention retains effect when delivered through an interpreter is a question this trial cannot answer and a necessary condition for equitable scale-up; it is flagged here as the first thing a subsequent implementation study should test.</w:t>
+      </w:r>
+    </w:p>
+    <w:p>
       <w:pPr>
         <w:spacing w:after="140" w:line="276"/>
         <w:jc w:val="both"/>
@@ -1841,6 +1849,54 @@
           <w:szCs w:val="22"/>
         </w:rPr>
         <w:t xml:space="preserve">Finally, the trial is conducted entirely within one national system of accredited, reimbursed, multidisciplinary diabetic foot care. That system is a precondition for the intervention as designed — protective footwear is reimbursed, and clinics operate under mandated minimum caseloads with certified staff. Generalisation to health systems without equivalent infrastructure is not supported by this design.</w:t>
+      </w:r>
+    </w:p>
+    <w:p>
+      <w:pPr>
+        <w:pStyle w:val="Heading2"/>
+      </w:pPr>
+      <w:r>
+        <w:t>Implications for practice and policy</w:t>
+      </w:r>
+    </w:p>
+    <w:p>
+      <w:r>
+        <w:rPr>
+          <w:sz w:val="22"/>
+        </w:rPr>
+        <w:t>The decision this trial informs is a reimbursement decision. In Belgium, protective footwear is reimbursed but the pressure measurement that establishes whether that footwear actually offloads is not, and neither is the clinical time required to act on it. The consequence is a system that pays for the device but not for the evidence that it works in the individual patient. PARADISE is designed to generate precisely the two forms of evidence such a decision requires: an effect on a patient-relevant endpoint, and a cost-utility estimate from the payer perspective over a horizon long enough for prevented recurrences to register. Whether the resulting ratio favours reimbursement is unknown and is the question; what the trial removes is the current situation, in which the decision cannot be made on evidence at all.</w:t>
+      </w:r>
+    </w:p>
+    <w:p>
+      <w:r>
+        <w:rPr>
+          <w:sz w:val="22"/>
+        </w:rPr>
+        <w:t>Scale-up, if warranted, is a workforce question rather than a procurement one. The intervention requires no consumer wearable, no continuous data pipeline and no infrastructure a recognised Diabetic Foot Clinic does not already possess; it requires trained staff and protected clinical time. That distinction matters because the two constraints behave differently under budget pressure — equipment is a capital cost that can be phased, whereas clinical time competes directly with caseload. The process evaluation records session duration, delivery fidelity and the adaptations sites make under real caseloads, so that a service planner is left with the inputs needed to cost the intervention rather than an estimate of what it ought to take.</w:t>
+      </w:r>
+    </w:p>
+    <w:p>
+      <w:r>
+        <w:rPr>
+          <w:sz w:val="22"/>
+        </w:rPr>
+        <w:t>Transfer beyond Belgium depends on conditions that can be stated rather than assumed. The intervention presupposes an identifiable high-risk population under structured follow-up, reimbursed access to custom footwear, and a multidisciplinary team with sufficient continuity for a five-step programme to be delivered by staff who know the patient. Health systems lacking any of these would need to establish it first, and the trial provides no evidence about what happens when the components are delivered without that scaffolding. Stating the preconditions explicitly is more useful to a system considering adoption than a generic caution about generalisability.</w:t>
+      </w:r>
+    </w:p>
+    <w:p>
+      <w:r>
+        <w:rPr>
+          <w:sz w:val="22"/>
+        </w:rPr>
+        <w:t>A null result would remain informative, and the design makes it so deliberately. If adherence rises but recurrence does not, the biomechanical premise — that wearing optimised footwear sufficiently reduces tissue stress to prevent ulceration — is what fails, and the field should stop attributing prevention failures to patient behaviour. If adherence does not rise, the behavioural component failed and the question becomes whether it was inadequately designed or inadequately delivered, which the fidelity data distinguish. Either finding redirects a research programme that has for two decades cycled through variations on the same two components without establishing which link in the chain breaks. That is a less satisfying contribution than a positive trial but not a smaller one.</w:t>
+      </w:r>
+    </w:p>
+    <w:p>
+      <w:r>
+        <w:rPr>
+          <w:sz w:val="22"/>
+        </w:rPr>
+        <w:t>Finally, the burden this trial addresses is displaced rather than absent when prevention fails. Ulceration precedes the majority of non-traumatic lower-limb amputations, and amputation carries a five-year mortality exceeding that of several common cancers alongside sustained losses in mobility, independence and employment [1]. Prevention therefore shifts expenditure from acute and surgical care toward sustained outpatient contact — a redistribution that is favourable in aggregate only if the preventive service works, and whose distributional consequences fall on different budgets and different professions than the costs it avoids. Making that shift defensible on evidence, rather than on the intuitive appeal of prevention, is the practical purpose of the economic evaluation embedded here.</w:t>
       </w:r>
     </w:p>
     <w:p>
@@ -1862,7 +1918,7 @@
           <w:sz w:val="22"/>
           <w:szCs w:val="22"/>
         </w:rPr>
-        <w:t xml:space="preserve">Recurrence, not incidence, is the principal burden of diabetes-related foot disease, and its mechanism has been understood for longer than effective prevention has been available. The components of an effective preventive service each exist and each has failed on its own. PARADISE tests whether their integration, delivered where care actually happens, succeeds where their separation has not. Whatever the result, the trial is designed to explain it.</w:t>
+        <w:t>Recurrence, not incidence, is the principal burden of diabetes-related foot disease, and its mechanism has been understood for longer than effective prevention has been available. The components of an effective preventive service each exist and each has failed on its own. PARADISE tests whether their integration, delivered where care actually happens, succeeds where their separation has not. Whatever the result, the trial is designed to explain it. That design choice is deliberate: a field in which each component has failed separately does not need another equivocal result, it needs to know which link in the causal chain gives way. PARADISE is built to answer that question whichever way it falls, and to hand the health system evidence it can act on rather than a further invitation to assume that prevention works.</w:t>
       </w:r>
     </w:p>
     <w:p>

--- a/protocol paper/PARADISE_protocol_manuscript.docx
+++ b/protocol paper/PARADISE_protocol_manuscript.docx
@@ -1017,7 +1017,7 @@
           <w:sz w:val="22"/>
           <w:szCs w:val="22"/>
         </w:rPr>
-        <w:t xml:space="preserve"> Because randomisation is at participant rather than centre level, and because the same clinical staff deliver care to both arms, cross-arm contamination is a foreseeable threat: staff trained in motivational interviewing cannot suspend that training between consultations. Cluster randomisation by centre would eliminate this risk but was rejected — with six clusters, the design would be unable to separate intervention effects from centre effects, and the required sample size would exceed the recruitment capacity of the Belgian network. We therefore accept contamination as a bias toward the null and measure it rather than assume it away. Therapist diaries record, for each usual-care consultation, whether structured behavioural techniques were used; sensor data are not collected in the usual-care arm, removing the most direct contamination pathway; and the extent of behavioural-technique diffusion into usual care is reported as a process-evaluation outcome and used to contextualise the observed effect size. Usual-care participants additionally undergo in-shoe pressure measurement for outcome purposes, which is not routine practice; this constitutes a measurement-related co-intervention whose potential Hawthorne effect is likewise a bias toward the null.</w:t>
+        <w:t xml:space="preserve"> Because randomisation is at participant rather than centre level, and because the same clinical staff deliver care to both arms, cross-arm contamination is a foreseeable threat: staff trained in motivational interviewing cannot suspend that training between consultations. Cluster randomisation by centre would eliminate this risk but was rejected — with six clusters, the design would be unable to separate intervention effects from centre effects, and the required sample size would exceed the recruitment capacity of the Belgian network. We therefore accept contamination as a bias toward the null and measure it rather than assume it away. Therapist diaries record, for each usual-care consultation, whether structured behavioural techniques were used; adherence sensors are worn in both arms, since the between-arm comparison of adherence is a co-primary endpoint and cannot be made otherwise, but the resulting wear-time data are neither shown to nor discussed with usual-care participants or the staff treating them, so the behavioural component of the intervention — collaborative review of objective feedback — is not delivered in that arm; and the extent of behavioural-technique diffusion into usual care is reported as a process-evaluation outcome and used to contextualise the observed effect size. Usual-care participants additionally undergo in-shoe pressure measurement for outcome purposes, which is not routine practice; this constitutes a measurement-related co-intervention whose potential Hawthorne effect is likewise a bias toward the null.</w:t>
       </w:r>
     </w:p>
     <w:p>
@@ -1289,7 +1289,7 @@
           <w:sz w:val="22"/>
           <w:szCs w:val="22"/>
         </w:rPr>
-        <w:t xml:space="preserve">Analyses follow ICH E9 and are specified in full in a statistical analysis plan finalised and version-controlled before database lock; the clinical study report follows ICH E3 and E8.</w:t>
+        <w:t>Analyses follow ICH E9 and its addendum E9(R1) and are specified in full in a statistical analysis plan finalised and version-controlled before database lock; the clinical study report follows ICH E3 and E8.</w:t>
       </w:r>
     </w:p>
     <w:p>
@@ -1315,6 +1315,14 @@
       </w:r>
     </w:p>
     <w:p>
+      <w:r>
+        <w:rPr>
+          <w:sz w:val="22"/>
+        </w:rPr>
+        <w:t>Estimands and intercurrent events. Both co-primary estimands are defined for the population as randomised, with the intervention effect estimated as the difference between allocation groups in the whole trial population. Three intercurrent events are anticipated and handled explicitly. Ulceration is itself an intercurrent event for the adherence estimand: a participant who ulcerates is commonly transferred to a removable or non-removable offloading device, so wear of the prescribed orthosis becomes clinically inappropriate rather than merely absent. For the adherence estimand a hypothetical strategy is therefore applied, estimating adherence as it would have been had ulceration not intervened, with wear time censored from the date of ulceration and a while-on-treatment strategy — adherence over the period actually at risk — reported as a sensitivity analysis. Death is handled by a treatment-policy strategy for recurrence, entering the competing-risks framework described below, and by a hypothetical strategy for adherence. Discontinuation of the intervention without withdrawal from follow-up is handled by a treatment-policy strategy for both estimands, since outcome ascertainment continues regardless of intervention receipt. These choices are stated here because the two co-primary endpoints are intercurrent events for one another, and an analysis that ignored this would systematically understate adherence in the arm in which ulceration is more frequent.</w:t>
+      </w:r>
+    </w:p>
+    <w:p>
       <w:pPr>
         <w:spacing w:after="140" w:line="276"/>
         <w:jc w:val="both"/>
@@ -1355,7 +1363,7 @@
           <w:sz w:val="22"/>
           <w:szCs w:val="22"/>
         </w:rPr>
-        <w:t xml:space="preserve"> Time from randomisation to first adjudicated foot ulcer is analysed by Cox proportional hazards regression stratified by centre, with allocation as the sole covariate; the hazard ratio is reported with a 95% confidence interval. Kaplan–Meier curves are presented by arm. Participants without an event are censored at last contact or at 18 months. The proportional hazards assumption is examined using scaled Schoenfeld residuals and a plot of log(−log(survival)); if violated, a restricted mean survival time difference at 18 months is reported as the primary estimate, pre-specified because early post-fitting risk plausibly renders the hazard time-varying. Because the sample size assumed exponentially distributed event times, a parametric Weibull model is fitted as a sensitivity analysis to quantify departure from constant hazard.</w:t>
+        <w:t xml:space="preserve"> Time from randomisation to first adjudicated foot ulcer is analysed by Cox proportional hazards regression stratified by centre, with allocation as the sole covariate; the hazard ratio is reported with a 95% confidence interval. Kaplan–Meier curves are presented by arm. Participants without an event are censored at last contact or at 18 months. Death before ulceration is a competing risk rather than non-informative censoring, and treating it as the latter would overstate the cumulative incidence of ulceration in a population whose 18-month mortality is not negligible. The cause-specific hazard from the Cox model is therefore reported as the primary estimate, addressing the aetiological question of whether the intervention alters the rate of ulceration among those still at risk, and is accompanied by a Fine–Gray subdistribution model and cumulative incidence functions by arm, which address the absolute risk actually experienced by the trial population. Amputation of the index foot is handled likewise. Where the two models diverge, both are reported and the divergence interpreted rather than resolved by selecting the more favourable. The proportional hazards assumption is examined using scaled Schoenfeld residuals and a plot of log(−log(survival)); if violated, a restricted mean survival time difference at 18 months is reported as the primary estimate, pre-specified because early post-fitting risk plausibly renders the hazard time-varying. Because the sample size assumed exponentially distributed event times, a parametric Weibull model is fitted as a sensitivity analysis to quantify departure from constant hazard.</w:t>
       </w:r>
     </w:p>
     <w:p>

--- a/protocol paper/PARADISE_protocol_manuscript.docx
+++ b/protocol paper/PARADISE_protocol_manuscript.docx
@@ -105,14 +105,13 @@
           <w:sz w:val="22"/>
           <w:szCs w:val="22"/>
         </w:rPr>
-        <w:t xml:space="preserve">Background.</w:t>
-      </w:r>
-      <w:r>
-        <w:rPr>
-          <w:sz w:val="22"/>
-          <w:szCs w:val="22"/>
-        </w:rPr>
-        <w:t xml:space="preserve"> Roughly 40% of people with diabetes ulcerate again within one year of healing a foot ulcer, and 65% within five. The mechanism is established — repetitive plantar stress on a foot that has lost protective sensation — and two interventions follow from it. Neither has succeeded alone. The pivotal randomised trial of pressure-optimised custom footwear was null on its primary endpoint and benefited only the minority who wore the footwear as prescribed; patient education delivered in one or two sessions has shown no protective effect against recurrence in controlled studies. Objective sensor-based measurement now makes adherence a modifiable target rather than an inferred one, and prospective data show that failing to achieve both adequate offloading and adequate wear independently predicts recurrence. Whether these components succeed when integrated into a single service and delivered by generalist multidisciplinary teams under routine caseloads has not been tested.</w:t>
+        <w:t>Background. Roughly 40% of people with diabetes ulcerate again within one year of healing a foot ulcer, and 65% within five. The mechanism — repetitive plantar stress on a foot that has lost protective sensation — implies two interventions, and neither has succeeded alone. The pivotal trial of pressure-optimised custom footwear was null on its primary endpoint, benefiting only the minority who wore the footwear as prescribed; education delivered in one or two sessions has shown no protective effect. Objective sensor measurement now makes adherence measurable and therefore modifiable, and prospective data show that failing to achieve both adequate offloading and adequate wear independently predicts recurrence. Whether these components succeed when integrated into one service delivered by generalist teams under routine caseloads is untested.</w:t>
+      </w:r>
+      <w:r>
+        <w:rPr>
+          <w:sz w:val="22"/>
+          <w:szCs w:val="22"/>
+        </w:rPr>
       </w:r>
     </w:p>
     <w:p>
@@ -127,14 +126,13 @@
           <w:sz w:val="22"/>
           <w:szCs w:val="22"/>
         </w:rPr>
-        <w:t xml:space="preserve">Methods.</w:t>
-      </w:r>
-      <w:r>
-        <w:rPr>
-          <w:sz w:val="22"/>
-          <w:szCs w:val="22"/>
-        </w:rPr>
-        <w:t xml:space="preserve"> PARADISE is a multicentre, parallel-group, open-label superiority randomised controlled trial in six Belgian Diabetic Foot Clinics (three academic, three non-academic). We will randomise 144 adults with diabetes at International Working Group on the Diabetic Foot risk category 3 — a healed plantar ulcer or qualifying minor amputation within the preceding 18 months — 1:1 to usual care or to usual care plus PARADISE, stratified by centre with variable permuted blocks. PARADISE combines iterative pressure-guided optimisation of custom-made foot orthoses to a target of in-shoe peak plantar pressure below 200 kPa or a reduction of at least 25% from baseline, continuous temperature-sensor monitoring of footwear wear time, and a five-step Structured Education and Behavioural Intervention Approach constructed against the Capability–Opportunity–Motivation–Behaviour model. Co-primary outcomes over 18 months are foot ulcer recurrence and footwear adherence, expressed as the proportion of an individualised, activity-derived wear-time target achieved. The trial is declared positive only if both co-primary endpoints reach significance at two-sided α = 0.05; no multiplicity adjustment is therefore applied. A within-trial cost-utility analysis with Markov extrapolation and a logic-model-guided mixed-methods process evaluation are embedded. Concurrent measurement of plantar pressure, weight-bearing activity and offloading wear time additionally permits a pre-specified exploratory estimate of the relationship between cumulative plantar tissue stress and ulceration — the three constituents of that construct have not previously been captured together in a randomised trial of this duration.</w:t>
+        <w:t>Methods. PARADISE is a multicentre, parallel-group, open-label superiority randomised controlled trial in six Belgian Diabetic Foot Clinics (three academic, three non-academic). We will randomise 144 adults at International Working Group on the Diabetic Foot risk category 3 — a plantar ulcer healed, or qualifying minor amputation, within the preceding 18 months — 1:1 to usual care or usual care plus PARADISE, stratified by centre. PARADISE combines pressure-guided optimisation of custom-made foot orthoses to in-shoe peak plantar pressure below 200 kPa or at least 25% reduction from baseline; continuous temperature-sensor monitoring of wear time; and a five-step education and behavioural programme built on the Capability–Opportunity–Motivation–Behaviour model. Co-primary outcomes are ulcer recurrence over 18 months and footwear adherence against an individualised, activity-derived target, analysed primarily at 12 months. The trial is positive only if both reach significance at two-sided α = 0.05, so no multiplicity adjustment is required. An embedded cost-utility analysis with Markov extrapolation and a mixed-methods process evaluation accompany the trial, and concurrent measurement of pressure, weight-bearing activity and wear time permits a pre-specified exploratory estimate of cumulative plantar tissue stress against ulceration.</w:t>
+      </w:r>
+      <w:r>
+        <w:rPr>
+          <w:sz w:val="22"/>
+          <w:szCs w:val="22"/>
+        </w:rPr>
       </w:r>
     </w:p>
     <w:p>
@@ -149,14 +147,13 @@
           <w:sz w:val="22"/>
           <w:szCs w:val="22"/>
         </w:rPr>
-        <w:t xml:space="preserve">Discussion.</w:t>
-      </w:r>
-      <w:r>
-        <w:rPr>
-          <w:sz w:val="22"/>
-          <w:szCs w:val="22"/>
-        </w:rPr>
-        <w:t xml:space="preserve"> PARADISE tests translation rather than efficacy. Its components were developed in specialist research and private-practice settings; the question is whether they retain effect when delivered by generalist teams under routine conditions. The embedded process evaluation is designed so that a null clinical result can be distinguished from an implementation failure rather than confused with one. Because the three determinants of plantar tissue loading are recorded concurrently throughout, the trial yields a dose–response dataset whose value does not depend on the direction of the primary result. No effectiveness, safety or cost-utility conclusions can be drawn until the trial completes.</w:t>
+        <w:t>Discussion. PARADISE tests translation rather than efficacy: its components were developed in specialist settings, and the question is whether they retain effect under routine generalist delivery. The embedded process evaluation is designed so that a null clinical result can be distinguished from implementation failure. Because the three determinants of plantar tissue loading are recorded concurrently, the trial yields a dose–response dataset whose value does not depend on the direction of the primary result.</w:t>
+      </w:r>
+      <w:r>
+        <w:rPr>
+          <w:sz w:val="22"/>
+          <w:szCs w:val="22"/>
+        </w:rPr>
       </w:r>
     </w:p>
     <w:p>

--- a/protocol paper/PARADISE_protocol_manuscript.docx
+++ b/protocol paper/PARADISE_protocol_manuscript.docx
@@ -14269,8 +14269,7 @@
                 <w:szCs w:val="15"/>
                 <w:lang w:val="en-GB"/>
               </w:rPr>
-              <w:lastRenderedPageBreak/>
-              <w:t xml:space="preserve">Sensor read-out (Orthotimer / </w:t>
+              <w:t>MoveMonitor 7-day activity recording</w:t>
             </w:r>
             <w:proofErr w:type="spellStart"/>
             <w:r>
@@ -14279,7 +14278,6 @@
                 <w:szCs w:val="15"/>
                 <w:lang w:val="en-GB"/>
               </w:rPr>
-              <w:t xml:space="preserve">MoveMonitor</w:t>
             </w:r>
             <w:proofErr w:type="spellEnd"/>
             <w:r>
@@ -14288,7 +14286,238 @@
                 <w:szCs w:val="15"/>
                 <w:lang w:val="en-GB"/>
               </w:rPr>
-              <w:t xml:space="preserve">)</w:t>
+            </w:r>
+          </w:p>
+        </w:tc>
+        <w:tc>
+          <w:tcPr>
+            <w:tcW w:w="900" w:type="dxa"/>
+            <w:tcMar>
+              <w:top w:w="50" w:type="dxa"/>
+              <w:left w:w="80" w:type="dxa"/>
+              <w:bottom w:w="50" w:type="dxa"/>
+              <w:right w:w="80" w:type="dxa"/>
+            </w:tcMar>
+          </w:tcPr>
+          <w:p ns2:paraId="11F6663F" ns2:textId="77777777">
+            <w:pPr>
+              <w:rPr>
+                <w:lang w:val="en-GB"/>
+              </w:rPr>
+            </w:pPr>
+            <w:r/>
+          </w:p>
+        </w:tc>
+        <w:tc>
+          <w:tcPr>
+            <w:tcW w:w="1200" w:type="dxa"/>
+            <w:tcMar>
+              <w:top w:w="50" w:type="dxa"/>
+              <w:left w:w="80" w:type="dxa"/>
+              <w:bottom w:w="50" w:type="dxa"/>
+              <w:right w:w="80" w:type="dxa"/>
+            </w:tcMar>
+          </w:tcPr>
+          <w:p ns2:paraId="11F66640" ns2:textId="77777777">
+            <w:pPr>
+              <w:rPr>
+                <w:lang w:val="en-GB"/>
+              </w:rPr>
+            </w:pPr>
+            <w:r>
+              <w:t>X</w:t>
+            </w:r>
+          </w:p>
+        </w:tc>
+        <w:tc>
+          <w:tcPr>
+            <w:tcW w:w="700" w:type="dxa"/>
+            <w:tcMar>
+              <w:top w:w="50" w:type="dxa"/>
+              <w:left w:w="80" w:type="dxa"/>
+              <w:bottom w:w="50" w:type="dxa"/>
+              <w:right w:w="80" w:type="dxa"/>
+            </w:tcMar>
+          </w:tcPr>
+          <w:p ns2:paraId="11F66641" ns2:textId="77777777">
+            <w:pPr>
+              <w:rPr>
+                <w:lang w:val="en-GB"/>
+              </w:rPr>
+            </w:pPr>
+            <w:r/>
+          </w:p>
+        </w:tc>
+        <w:tc>
+          <w:tcPr>
+            <w:tcW w:w="700" w:type="dxa"/>
+            <w:tcMar>
+              <w:top w:w="50" w:type="dxa"/>
+              <w:left w:w="80" w:type="dxa"/>
+              <w:bottom w:w="50" w:type="dxa"/>
+              <w:right w:w="80" w:type="dxa"/>
+            </w:tcMar>
+          </w:tcPr>
+          <w:p ns2:paraId="11F66642" ns2:textId="77777777">
+            <w:r>
+              <w:rPr>
+                <w:sz w:val="15"/>
+                <w:szCs w:val="15"/>
+              </w:rPr>
+            </w:r>
+          </w:p>
+        </w:tc>
+        <w:tc>
+          <w:tcPr>
+            <w:tcW w:w="700" w:type="dxa"/>
+            <w:tcMar>
+              <w:top w:w="50" w:type="dxa"/>
+              <w:left w:w="80" w:type="dxa"/>
+              <w:bottom w:w="50" w:type="dxa"/>
+              <w:right w:w="80" w:type="dxa"/>
+            </w:tcMar>
+          </w:tcPr>
+          <w:p ns2:paraId="11F66643" ns2:textId="77777777">
+            <w:r>
+              <w:rPr>
+                <w:sz w:val="15"/>
+                <w:szCs w:val="15"/>
+              </w:rPr>
+              <w:t>X</w:t>
+            </w:r>
+          </w:p>
+        </w:tc>
+        <w:tc>
+          <w:tcPr>
+            <w:tcW w:w="700" w:type="dxa"/>
+            <w:tcMar>
+              <w:top w:w="50" w:type="dxa"/>
+              <w:left w:w="80" w:type="dxa"/>
+              <w:bottom w:w="50" w:type="dxa"/>
+              <w:right w:w="80" w:type="dxa"/>
+            </w:tcMar>
+          </w:tcPr>
+          <w:p ns2:paraId="11F66644" ns2:textId="77777777">
+            <w:r>
+              <w:rPr>
+                <w:sz w:val="15"/>
+                <w:szCs w:val="15"/>
+              </w:rPr>
+            </w:r>
+          </w:p>
+        </w:tc>
+        <w:tc>
+          <w:tcPr>
+            <w:tcW w:w="700" w:type="dxa"/>
+            <w:tcMar>
+              <w:top w:w="50" w:type="dxa"/>
+              <w:left w:w="80" w:type="dxa"/>
+              <w:bottom w:w="50" w:type="dxa"/>
+              <w:right w:w="80" w:type="dxa"/>
+            </w:tcMar>
+          </w:tcPr>
+          <w:p ns2:paraId="11F66645" ns2:textId="77777777">
+            <w:r>
+              <w:rPr>
+                <w:sz w:val="15"/>
+                <w:szCs w:val="15"/>
+              </w:rPr>
+            </w:r>
+          </w:p>
+        </w:tc>
+        <w:tc>
+          <w:tcPr>
+            <w:tcW w:w="700" w:type="dxa"/>
+            <w:tcMar>
+              <w:top w:w="50" w:type="dxa"/>
+              <w:left w:w="80" w:type="dxa"/>
+              <w:bottom w:w="50" w:type="dxa"/>
+              <w:right w:w="80" w:type="dxa"/>
+            </w:tcMar>
+          </w:tcPr>
+          <w:p ns2:paraId="11F66646" ns2:textId="77777777">
+            <w:r>
+              <w:rPr>
+                <w:sz w:val="15"/>
+                <w:szCs w:val="15"/>
+              </w:rPr>
+            </w:r>
+          </w:p>
+        </w:tc>
+        <w:tc>
+          <w:tcPr>
+            <w:tcW w:w="700" w:type="dxa"/>
+            <w:tcMar>
+              <w:top w:w="50" w:type="dxa"/>
+              <w:left w:w="80" w:type="dxa"/>
+              <w:bottom w:w="50" w:type="dxa"/>
+              <w:right w:w="80" w:type="dxa"/>
+            </w:tcMar>
+          </w:tcPr>
+          <w:p ns2:paraId="11F66647" ns2:textId="77777777">
+            <w:r>
+              <w:rPr>
+                <w:sz w:val="15"/>
+                <w:szCs w:val="15"/>
+              </w:rPr>
+            </w:r>
+          </w:p>
+        </w:tc>
+        <w:tc>
+          <w:tcPr>
+            <w:tcW w:w="1092" w:type="dxa"/>
+            <w:tcMar>
+              <w:top w:w="50" w:type="dxa"/>
+              <w:left w:w="80" w:type="dxa"/>
+              <w:bottom w:w="50" w:type="dxa"/>
+              <w:right w:w="80" w:type="dxa"/>
+            </w:tcMar>
+          </w:tcPr>
+          <w:p ns2:paraId="11F66648" ns2:textId="77777777">
+            <w:r/>
+          </w:p>
+        </w:tc>
+      </w:tr>
+      <w:tr ns2:paraId="11F66649" ns2:textId="77777777">
+        <w:tc>
+          <w:tcPr>
+            <w:tcW w:w="3100" w:type="dxa"/>
+            <w:tcMar>
+              <w:top w:w="50" w:type="dxa"/>
+              <w:left w:w="80" w:type="dxa"/>
+              <w:bottom w:w="50" w:type="dxa"/>
+              <w:right w:w="80" w:type="dxa"/>
+            </w:tcMar>
+          </w:tcPr>
+          <w:p ns2:paraId="11F6663E" ns2:textId="77777777">
+            <w:pPr>
+              <w:rPr>
+                <w:lang w:val="en-GB"/>
+              </w:rPr>
+            </w:pPr>
+            <w:r>
+              <w:rPr>
+                <w:sz w:val="15"/>
+                <w:szCs w:val="15"/>
+                <w:lang w:val="en-GB"/>
+              </w:rPr>
+              <w:t>Orthotimer read-out and battery replacement</w:t>
+            </w:r>
+            <w:proofErr w:type="spellStart"/>
+            <w:r>
+              <w:rPr>
+                <w:sz w:val="15"/>
+                <w:szCs w:val="15"/>
+                <w:lang w:val="en-GB"/>
+              </w:rPr>
+            </w:r>
+            <w:proofErr w:type="spellEnd"/>
+            <w:r>
+              <w:rPr>
+                <w:sz w:val="15"/>
+                <w:szCs w:val="15"/>
+                <w:lang w:val="en-GB"/>
+              </w:rPr>
             </w:r>
           </w:p>
         </w:tc>

--- a/protocol paper/PARADISE_protocol_manuscript.docx
+++ b/protocol paper/PARADISE_protocol_manuscript.docx
@@ -1019,7 +1019,7 @@
         <w:rPr>
           <w:lang w:val="en-GB"/>
         </w:rPr>
-        <w:t xml:space="preserve">prospective analysis of neuropathic patients, the absence of both in-shoe peak pressure below 200 kPa and footwear adherence above 80% independently predicted plantar ulcer recurrence [1,13]. Pressure </w:t>
+        <w:t xml:space="preserve">prospective analysis of neuropathic patients, the absence of both in-shoe peak pressure below 200 kPa and footwear adherence above 80% independently predicted plantar ulcer recurrence attributed to unrecognised repetitive trauma [1,13]. Pressure </w:t>
       </w:r>
       <w:r>
         <w:rPr>
@@ -5346,13 +5346,13 @@
           <w:lang w:val="en-GB"/>
         </w:rPr>
         <w:lastRenderedPageBreak/>
-        <w:t xml:space="preserve">sufficient one. The prospective finding that failing to achieve both adequate offloading and adequate wear independently predicts recur</w:t>
-      </w:r>
-      <w:r>
-        <w:rPr>
-          <w:lang w:val="en-GB"/>
-        </w:rPr>
-        <w:t xml:space="preserve">rence [1,13] is the direct empirical warrant for combining them.</w:t>
+        <w:t xml:space="preserve">sufficient one. The prospective finding that failing to achieve both adequate offloading and adequate wear independently predicts recurrence from unrecognised repetitive trauma</w:t>
+      </w:r>
+      <w:r>
+        <w:rPr>
+          <w:lang w:val="en-GB"/>
+        </w:rPr>
+        <w:t xml:space="preserve"> [1,13] is the direct empirical warrant for combining them.</w:t>
       </w:r>
     </w:p>
     <w:p ns2:paraId="11F664A1" ns2:textId="77777777">
@@ -6305,7 +6305,7 @@
           <w:sz w:val="20"/>
           <w:szCs w:val="20"/>
         </w:rPr>
-        <w:t xml:space="preserve">2. Bus SA, van Netten JJ. A shift in priority in diabetic foot care and research: 75% of foot ulcers are preventable. Diabetes Metab Res Rev. 2016;32(Suppl 1):195–200.</w:t>
+        <w:t xml:space="preserve">2. Bus SA, van Netten JJ. A shift in priority in diabetic foot care and research: 75% of foot ulcers are preventable. Diabetes Metab Res Rev. 2016;32(Suppl 1):195–200. doi:10.1002/dmrr.2738</w:t>
       </w:r>
       <w:r>
         <w:rPr>
@@ -6640,7 +6640,7 @@
           <w:szCs w:val="20"/>
           <w:lang w:val="fr-FR"/>
         </w:rPr>
-        <w:t xml:space="preserve">6. van Netten JJ, Price PE, Lavery LA, Monteiro-Soares M, Rasmussen A, Jubiz Y, et al. Prevention of foot ulcers in the at-risk patient with diabetes: a systematic review. Diabetes Metab Res Rev. 2016;32(Suppl 1):84–98.</w:t>
+        <w:t xml:space="preserve">6. van Netten JJ, Price PE, Lavery LA, Monteiro-Soares M, Rasmussen A, Jubiz Y, et al. Prevention of foot ulcers in the at-risk patient with diabetes: a systematic review. Diabetes Metab Res Rev. 2016;32(Suppl 1):84–98. doi:10.1002/dmrr.2701</w:t>
       </w:r>
       <w:proofErr w:type="spellStart"/>
       <w:r>
@@ -6693,7 +6693,7 @@
           <w:szCs w:val="20"/>
           <w:lang w:val="en-GB"/>
         </w:rPr>
-        <w:t xml:space="preserve">7. Lincoln NB, Radford KA, Game FL, Jeffcoate WJ. Education for secondary prevention of foot ulcers in people with diabetes: a randomised controlled trial. Diabetologia. 2008;51(11):1954–1961.</w:t>
+        <w:t xml:space="preserve">7. Lincoln NB, Radford KA, Game FL, Jeffcoate WJ. Education for secondary prevention of foot ulcers in people with diabetes: a randomised controlled trial. Diabetologia. 2008;51(11):1954–1961. doi:10.1007/s00125-008-1110-0</w:t>
       </w:r>
       <w:proofErr w:type="spellStart"/>
       <w:r>
@@ -6889,7 +6889,7 @@
           <w:sz w:val="20"/>
           <w:szCs w:val="20"/>
         </w:rPr>
-        <w:t xml:space="preserve">10. van Netten JJ, van Baal JG, Bril A, Wissink M, Bus SA. An exploratory study on differences in cumulative plantar tissue stress between healing and non-healing plantar neuropathic diabetic foot ulcers. Clin Biomech. 2018;53:86–92.</w:t>
+        <w:t xml:space="preserve">10. van Netten JJ, van Baal JG, Bril A, Wissink M, Bus SA. An exploratory study on differences in cumulative plantar tissue stress between healing and non-healing plantar neuropathic diabetic foot ulcers. Clin Biomech. 2018;53:86–92. doi:10.1016/j.clinbiomech.2018.02.012</w:t>
       </w:r>
       <w:proofErr w:type="spellStart"/>
       <w:r>
@@ -6941,7 +6941,7 @@
           <w:szCs w:val="20"/>
           <w:lang w:val="en-GB"/>
         </w:rPr>
-        <w:t xml:space="preserve">11. Lazzarini PA, Jarl G, Najafi B, Alfonso-Sanchez JL, van Netten JJ, Bus SA, et al. The stress of measuring plantar tissue stress in people with diabetes-related foot ulcers: biomechanical and feasibility findings from two prospective cohort studies. Sensors. 2024;24(8):2411. doi:10.3390/s24082411</w:t>
+        <w:t xml:space="preserve">11. Hulshof CM, Page M, van Baal SG, Bus SA, Fernando ME, van Gemert-Pijnen L, et al. The stress of measuring plantar tissue stress in people with diabetes-related foot ulcers: biomechanical and feasibility findings from two prospective cohort studies. Sensors. 2024;24(8):2411. doi:10.3390/s24082411</w:t>
       </w:r>
       <w:proofErr w:type="gramStart"/>
       <w:r>
@@ -6974,7 +6974,7 @@
           <w:szCs w:val="20"/>
           <w:lang w:val="en-GB"/>
         </w:rPr>
-        <w:t xml:space="preserve">12. Hulshof CM, Busch-Westbroek TE, van Netten JJ, Bus SA, et al. The predictive value of cumulative plantar tissue stress on future plantar foot ulceration in people with diabetes — a 12-month prospective observational study. Diabet Med. 2025;42:e70099. doi:10.1111/dme.70099</w:t>
+        <w:t xml:space="preserve">12. Hulshof CM, van Netten JJ, Busch-Westbroek TE, Sabelis LWE, Peters EJG, Pijnappels M, et al. The predictive value of cumulative plantar tissue stress on future plantar foot ulceration in people with diabetes — a 12-month prospective observational study. Diabet Med. 2025;42:e70099. doi:10.1111/dme.70099</w:t>
       </w:r>
       <w:proofErr w:type="spellStart"/>
       <w:r>
@@ -7071,7 +7071,7 @@
           <w:szCs w:val="20"/>
           <w:lang w:val="en-GB"/>
         </w:rPr>
-        <w:t xml:space="preserve">13. Waaijman R, de Haart M, Arts MLJ, Wever D, Verlouw AJWE, Nollet F, et al. Risk factors for plantar foot ulcer recurrence in neuropathic diabetic patients. Diabetes Care. 2014;37(6):1697–1705.</w:t>
+        <w:t xml:space="preserve">13. Waaijman R, de Haart M, Arts MLJ, Wever D, Verlouw AJWE, Nollet F, et al. Risk factors for plantar foot ulcer recurrence in neuropathic diabetic patients. Diabetes Care. 2014;37(6):1697–1705. doi:10.2337/dc13-2470</w:t>
       </w:r>
       <w:proofErr w:type="spellStart"/>
       <w:r>
@@ -7127,7 +7127,7 @@
           <w:szCs w:val="20"/>
           <w:lang w:val="en-GB"/>
         </w:rPr>
-        <w:t xml:space="preserve">14. Lutjeboer T, van Netten JJ, Postema K, Hijmans JM. Validity and feasibility of a temperature sensor for measuring use and non-use of orthopaedic footwear. J Rehabil Med. 2018;50(10):920–926.</w:t>
+        <w:t xml:space="preserve">14. Lutjeboer T, van Netten JJ, Postema K, Hijmans JM. Validity and feasibility of a temperature sensor for measuring use and non-use of orthopaedic footwear. J Rehabil Med. 2018;50(10):920–926. doi:10.2340/16501977-2494</w:t>
       </w:r>
       <w:proofErr w:type="spellStart"/>
       <w:r>
@@ -7273,7 +7273,7 @@
           <w:szCs w:val="20"/>
           <w:lang w:val="en-GB"/>
         </w:rPr>
-        <w:t xml:space="preserve">16. Morbach S, Kersken J, Lobmann R, Nobels F, Doggen K, Van Acker K. The German and Belgian accreditation models for diabetic foot services. Diabetes Metab Res Rev. 2016;32(Suppl 1):318–325.</w:t>
+        <w:t xml:space="preserve">16. Morbach S, Kersken J, Lobmann R, Nobels F, Doggen K, Van Acker K. The German and Belgian accreditation models for diabetic foot services. Diabetes Metab Res Rev. 2016;32(Suppl 1):318–325. doi:10.1002/dmrr.2752</w:t>
       </w:r>
       <w:r>
         <w:rPr>
@@ -14269,7 +14269,7 @@
                 <w:szCs w:val="15"/>
                 <w:lang w:val="en-GB"/>
               </w:rPr>
-              <w:t>MoveMonitor 7-day activity recording</w:t>
+              <w:t xml:space="preserve">MoveMonitor 7-day activity recording</w:t>
             </w:r>
             <w:proofErr w:type="spellStart"/>
             <w:r>
@@ -14325,7 +14325,7 @@
               </w:rPr>
             </w:pPr>
             <w:r>
-              <w:t>X</w:t>
+              <w:t xml:space="preserve">X</w:t>
             </w:r>
           </w:p>
         </w:tc>
@@ -14383,7 +14383,7 @@
                 <w:sz w:val="15"/>
                 <w:szCs w:val="15"/>
               </w:rPr>
-              <w:t>X</w:t>
+              <w:t xml:space="preserve">X</w:t>
             </w:r>
           </w:p>
         </w:tc>
@@ -14501,7 +14501,7 @@
                 <w:szCs w:val="15"/>
                 <w:lang w:val="en-GB"/>
               </w:rPr>
-              <w:t>Orthotimer read-out and battery replacement</w:t>
+              <w:t xml:space="preserve">Orthotimer read-out and battery replacement</w:t>
             </w:r>
             <w:proofErr w:type="spellStart"/>
             <w:r>

--- a/protocol paper/PARADISE_protocol_manuscript.docx
+++ b/protocol paper/PARADISE_protocol_manuscript.docx
@@ -669,7 +669,7 @@
         <w:rPr>
           <w:lang w:val="en-GB"/>
         </w:rPr>
-        <w:t xml:space="preserve">The first is offloading. Reducing in-shoe peak plantar pressure below 200 kPa, or by at least 25% from the patient's own baseline, is the operational target derived from pressure-guided footwear optimisation [3], and pressure-informed therapeutic footwear is standard of care after ulceration [4]. </w:t>
+        <w:t xml:space="preserve">The first is offloading. Reducing in-shoe peak plantar pressure below 200 kPa, or by at least 25% from the patient's own baseline, is the operational target adopted in this trial; the underlying design protocol specifies footwear modification whenever midfoot or forefoot peak pressure exceeds 200 kPa [3], and pressure-informed therapeutic footwear is standard of care after ulceration [4]. </w:t>
       </w:r>
       <w:r>
         <w:rPr>
@@ -2877,21 +2877,21 @@
         <w:rPr>
           <w:lang w:val="en-GB"/>
         </w:rPr>
-        <w:t xml:space="preserve"> Each participant receives a new pair of custom-made foot orthoses manufactured by a certified pedorthist. Construction comprises a 5 mm total-contact ethylene-vinyl acetate layer, a 3–5 mm medial arch support, a </w:t>
+        <w:t xml:space="preserve"> Each participant receives a new pair of custom-made foot orthoses manufactured by a certified pedorthist. Construction comprises a 5 mm micro-cork base carrying a 5 mm total-contact ethylene-vinyl acetate layer, a 3–5 mm medial arch support, a 9–10 mm transmetatarsal bar,</w:t>
       </w:r>
       <w:proofErr w:type="spellStart"/>
       <w:r>
         <w:rPr>
           <w:lang w:val="en-GB"/>
         </w:rPr>
-        <w:t xml:space="preserve">transmetatarsal</w:t>
+        <w:t xml:space="preserve"/>
       </w:r>
       <w:proofErr w:type="spellEnd"/>
       <w:r>
         <w:rPr>
           <w:lang w:val="en-GB"/>
         </w:rPr>
-        <w:t xml:space="preserve"> bar up to 9 mm, local depth relief at fragile or prominent regions, and a top cover of 3 mm closed-cell foam over 3 mm open-cell cushioning foam [3]. In-shoe plantar pressures are measured by the clinical team using the Novel </w:t>
+        <w:t xml:space="preserve"> local depth relief at fragile or prominent regions, and a top cover of 3 mm closed-cell foam over 3 mm open-cell cushioning foam [3]. In-shoe plantar pressures are measured by the clinical team using the Novel </w:t>
       </w:r>
       <w:proofErr w:type="spellStart"/>
       <w:r>

--- a/protocol paper/PARADISE_protocol_manuscript.docx
+++ b/protocol paper/PARADISE_protocol_manuscript.docx
@@ -669,88 +669,74 @@
         <w:rPr>
           <w:lang w:val="en-GB"/>
         </w:rPr>
-        <w:t xml:space="preserve">The first is offloading. Reducing in-shoe peak plantar pressure below 200 kPa, or by at least 25% from the patient's own baseline, is the operational target adopted in this trial; the underlying design protocol specifies footwear modification whenever midfoot or forefoot peak pressure exceeds 200 kPa [3], and pressure-informed therapeutic footwear is standard of care after ulceration [4]. </w:t>
-      </w:r>
-      <w:r>
-        <w:rPr>
-          <w:lang w:val="en-GB"/>
-        </w:rPr>
-        <w:t xml:space="preserve">However,</w:t>
-      </w:r>
-      <w:r>
-        <w:rPr>
-          <w:lang w:val="en-GB"/>
-        </w:rPr>
-        <w:t xml:space="preserve"> the pivotal </w:t>
+        <w:t xml:space="preserve">The first is offloading. Reducing in-shoe peak plantar pressure below 200 kPa, or by at least 25% from the patient's own baseline, is the optimisation criterion established for pressure-guided footwear modification [3], applied within the state-of-the-art design protocol that specifies modification whenever midfoot or forefoot peak pressure exceeds 200 kPa [4]; pressure-informed therapeutic footwear is standard of care after ulceration [5]. However, the pivotal multicenter randomized trial of this approach did not demonstrate benefit on its primary endpoint: 38.8% of participants receiving offloading-improved custom footwear ulcerated within 18 months versus 44.2% receiving non-improved custom footwear (odds ratio 0.80, 95% CI 0.44–1.47, p = 0.48), with no separation of ulcer-free survival curves (p = 0.40) [6]. Benefits appeared only among the 46% of participants who wore the footwear as prescribed: recurrence in that subgroup was 25.7% with improved footwear versus 47.8% with usual care (odds ratio 0.38, 95% CI 0.15–0.99, p = 0.045) [6]. Accordingly, the trial's conclusion was conditional: improved offloading does not reduce recurrence unless it is worn as recommended [6].</w:t>
+      </w:r>
+      <w:r>
+        <w:rPr>
+          <w:lang w:val="en-GB"/>
+        </w:rPr>
+      </w:r>
+      <w:r>
+        <w:rPr>
+          <w:lang w:val="en-GB"/>
+        </w:rPr>
       </w:r>
       <w:proofErr w:type="spellStart"/>
       <w:r>
         <w:rPr>
           <w:lang w:val="en-GB"/>
         </w:rPr>
-        <w:t xml:space="preserve">multicenter</w:t>
       </w:r>
       <w:proofErr w:type="spellEnd"/>
       <w:r>
         <w:rPr>
           <w:lang w:val="en-GB"/>
         </w:rPr>
-        <w:t xml:space="preserve"> </w:t>
-      </w:r>
-      <w:r>
-        <w:rPr>
-          <w:lang w:val="en-GB"/>
-        </w:rPr>
-        <w:t xml:space="preserve">randomized</w:t>
-      </w:r>
-      <w:r>
-        <w:rPr>
-          <w:lang w:val="en-GB"/>
-        </w:rPr>
-        <w:t xml:space="preserve"> trial of this approach did not demonstrate benefit on its primary endpoint: 38.8% of participants receiving offloading-improved custom footwear ulcerated within 18 months versus 44.2% receiving non-improved custom footwear (odds ratio 0.80, 95% CI 0.44–1.47, p = 0.48), with no separation of ulcer-free survival curves (p = 0.40) [5]. </w:t>
-      </w:r>
-      <w:r>
-        <w:rPr>
-          <w:lang w:val="en-GB"/>
-        </w:rPr>
-        <w:t xml:space="preserve">Benefits</w:t>
-      </w:r>
-      <w:r>
-        <w:rPr>
-          <w:lang w:val="en-GB"/>
-        </w:rPr>
-        <w:t xml:space="preserve"> appeared only among the 46% of participants who wore the footwear as prescribed: recurrence in that subgroup </w:t>
-      </w:r>
-      <w:r>
-        <w:rPr>
-          <w:lang w:val="en-GB"/>
-        </w:rPr>
-        <w:lastRenderedPageBreak/>
-        <w:t xml:space="preserve">was 25.7% with improved footwear versus 47.8% with usual care (odds ratio 0.38, 95% CI 0.15–0.99, p = 0.045) [5]. </w:t>
-      </w:r>
-      <w:r>
-        <w:rPr>
-          <w:lang w:val="en-GB"/>
-        </w:rPr>
-        <w:t xml:space="preserve">Accordingly, the</w:t>
-      </w:r>
-      <w:r>
-        <w:rPr>
-          <w:lang w:val="en-GB"/>
-        </w:rPr>
-        <w:t xml:space="preserve"> trial's conclusion was conditional</w:t>
-      </w:r>
-      <w:r>
-        <w:rPr>
-          <w:lang w:val="en-GB"/>
-        </w:rPr>
-        <w:t xml:space="preserve">:</w:t>
-      </w:r>
-      <w:r>
-        <w:rPr>
-          <w:lang w:val="en-GB"/>
-        </w:rPr>
-        <w:t xml:space="preserve"> improved offloading does not reduce recurrence unless it is worn as recommended [5].</w:t>
+      </w:r>
+      <w:r>
+        <w:rPr>
+          <w:lang w:val="en-GB"/>
+        </w:rPr>
+      </w:r>
+      <w:r>
+        <w:rPr>
+          <w:lang w:val="en-GB"/>
+        </w:rPr>
+      </w:r>
+      <w:r>
+        <w:rPr>
+          <w:lang w:val="en-GB"/>
+        </w:rPr>
+      </w:r>
+      <w:r>
+        <w:rPr>
+          <w:lang w:val="en-GB"/>
+        </w:rPr>
+      </w:r>
+      <w:r>
+        <w:rPr>
+          <w:lang w:val="en-GB"/>
+        </w:rPr>
+      </w:r>
+      <w:r>
+        <w:rPr>
+          <w:lang w:val="en-GB"/>
+        </w:rPr>
+      </w:r>
+      <w:r>
+        <w:rPr>
+          <w:lang w:val="en-GB"/>
+        </w:rPr>
+      </w:r>
+      <w:r>
+        <w:rPr>
+          <w:lang w:val="en-GB"/>
+        </w:rPr>
+      </w:r>
+      <w:r>
+        <w:rPr>
+          <w:lang w:val="en-GB"/>
+        </w:rPr>
       </w:r>
     </w:p>
     <w:p ns2:paraId="11F6643B" ns2:textId="26CBBA3B">
@@ -765,7 +751,7 @@
         <w:rPr>
           <w:lang w:val="en-GB"/>
         </w:rPr>
-        <w:t xml:space="preserve">The second is patient education, where the evidence is weaker. Across the controlled studies of patient education included in the International Working Group on the Diabetic Foot systematic review of recurrence prevention, the mean effect size was −13.4%, indicating no protective effect [1,6]. The most rigorous individual trial evaluating a structured single educational session found no reduction in ulceration at either six or twelve months [7]. </w:t>
+        <w:t xml:space="preserve">The second is patient education, where the evidence is weaker. Across the controlled studies of patient education included in the International Working Group on the Diabetic Foot systematic review of recurrence prevention, the mean effect size was −13.4%, indicating no protective effect [1,7]. The most rigorous individual trial evaluating a structured single educational session found no reduction in ulceration at either six or twelve months [8]. </w:t>
       </w:r>
       <w:r>
         <w:rPr>
@@ -816,7 +802,7 @@
         <w:rPr>
           <w:lang w:val="en-GB"/>
         </w:rPr>
-        <w:t xml:space="preserve"> proof-of-concept study, an intelligent insole system delivering real-time audiovisual alerts and offloading instructions when sustained high pressure was detected reduced plantar ulcer recurrence over 18 months, but the reduction was concentrated among adherent users [8]. Three separate strategies</w:t>
+        <w:t xml:space="preserve"> proof-of-concept study, an intelligent insole system delivering real-time audiovisual alerts and offloading instructions when sustained high pressure was detected reduced plantar ulcer recurrence over 18 months, but the reduction was concentrated among adherent users [9]. Three separate strategies</w:t>
       </w:r>
       <w:r>
         <w:rPr>
@@ -917,7 +903,7 @@
         <w:rPr>
           <w:lang w:val="en-GB"/>
         </w:rPr>
-        <w:t xml:space="preserve">mean adherence to prescribed custom footwear of 71 ± 25%, falling to 61 ± 32% at home, where most steps are taken [9]; fewer than one-third of patients wear prescribed footwear more than 80% of the time [5,9]. These two determinants are not independent quantities but components of </w:t>
+        <w:t xml:space="preserve">mean adherence to prescribed custom footwear of 71 ± 25%, falling to 61 ± 32% at home, where most steps are taken [10]; fewer than one-third of patients wear prescribed footwear more than 80% of the time [6,10]. These two determinants are not independent quantities but components of </w:t>
       </w:r>
       <w:r>
         <w:rPr>
@@ -965,7 +951,7 @@
         <w:rPr>
           <w:lang w:val="en-GB"/>
         </w:rPr>
-        <w:t xml:space="preserve"> is the product of the pressure applied, volume of weight-bearing activity performed, and whether offloading was worn while performing it [10]. </w:t>
+        <w:t xml:space="preserve"> is the product of the pressure applied, volume of weight-bearing activity performed, and whether offloading was worn while performing it [11]. </w:t>
       </w:r>
       <w:r>
         <w:rPr>
@@ -983,7 +969,7 @@
         <w:rPr>
           <w:lang w:val="en-GB"/>
         </w:rPr>
-        <w:t xml:space="preserve">[11]. The strongest available evidence relating it to future ulceration remains observat</w:t>
+        <w:t xml:space="preserve">[12]. The strongest available evidence relating it to future ulceration remains observat</w:t>
       </w:r>
       <w:r>
         <w:rPr>
@@ -1007,7 +993,7 @@
         <w:rPr>
           <w:lang w:val="en-GB"/>
         </w:rPr>
-        <w:t xml:space="preserve"> months [12]. Critically, offloading and adherence interact rather than substitute</w:t>
+        <w:t xml:space="preserve"> months [13]. Critically, offloading and adherence interact rather than substitute</w:t>
       </w:r>
       <w:r>
         <w:rPr>
@@ -1019,7 +1005,7 @@
         <w:rPr>
           <w:lang w:val="en-GB"/>
         </w:rPr>
-        <w:t xml:space="preserve">prospective analysis of neuropathic patients, the absence of both in-shoe peak pressure below 200 kPa and footwear adherence above 80% independently predicted plantar ulcer recurrence attributed to unrecognised repetitive trauma [1,13]. Pressure </w:t>
+        <w:t xml:space="preserve">prospective analysis of neuropathic patients, the absence of both in-shoe peak pressure below 200 kPa and footwear adherence above 80% independently predicted plantar ulcer recurrence attributed to unrecognised repetitive trauma [1,14]. Pressure </w:t>
       </w:r>
       <w:r>
         <w:rPr>
@@ -1121,7 +1107,7 @@
         <w:rPr>
           <w:lang w:val="en-GB"/>
         </w:rPr>
-        <w:t xml:space="preserve"> and a service that cannot make that distinction cannot correct it. Temperature-sensor monitoring of orthopaedic footwear use has been validated as feasible and accurate [14], converting adherence from an untestable assumption into a measurable, modifiable target. </w:t>
+        <w:t xml:space="preserve"> and a service that cannot make that distinction cannot correct it. Temperature-sensor monitoring of orthopaedic footwear use has been validated as feasible and accurate [15], converting adherence from an untestable assumption into a measurable, modifiable target. </w:t>
       </w:r>
       <w:r>
         <w:rPr>
@@ -1223,7 +1209,7 @@
         <w:rPr>
           <w:lang w:val="en-GB"/>
         </w:rPr>
-        <w:t xml:space="preserve"> untouched [15]. A single session should not be expected to sustain </w:t>
+        <w:t xml:space="preserve"> untouched [16]. A single session should not be expected to sustain </w:t>
       </w:r>
       <w:proofErr w:type="spellStart"/>
       <w:r>
@@ -1249,7 +1235,7 @@
         <w:rPr>
           <w:lang w:val="en-GB"/>
         </w:rPr>
-        <w:t xml:space="preserve">it does not [7]. What remains untested is whether education constructed to address all three COM-B components, delivered </w:t>
+        <w:t xml:space="preserve">it does not [8]. What remains untested is whether education constructed to address all three COM-B components, delivered </w:t>
       </w:r>
       <w:r>
         <w:rPr>
@@ -1285,7 +1271,7 @@
         <w:rPr>
           <w:lang w:val="en-GB"/>
         </w:rPr>
-        <w:t xml:space="preserve">mean risk reduction was 58.1% for adherence to therapeutic footwear and 85.5% for adherence to educational recommendations [1,6].</w:t>
+        <w:t xml:space="preserve">mean risk reduction was 58.1% for adherence to therapeutic footwear and 85.5% for adherence to educational recommendations [1,7].</w:t>
       </w:r>
     </w:p>
     <w:p ns2:paraId="21D5BFCE" ns2:textId="016C46B5">
@@ -1300,7 +1286,7 @@
         <w:rPr>
           <w:lang w:val="en-GB"/>
         </w:rPr>
-        <w:t xml:space="preserve">Finally, the clinical implementation context has evolved. Belgium, like Germany, has established national certification standards for specialist diabetic foot services, including requirements for clinician training and formal assessment [16]. Belgian Diabetic Foot Clinics</w:t>
+        <w:t xml:space="preserve">Finally, the clinical implementation context has evolved. Belgium, like Germany, has established national certification standards for specialist diabetic foot services, including requirements for clinician training and formal assessment [17]. Belgian Diabetic Foot Clinics</w:t>
       </w:r>
       <w:r>
         <w:rPr>
@@ -1312,7 +1298,7 @@
         <w:rPr>
           <w:lang w:val="en-GB"/>
         </w:rPr>
-        <w:t xml:space="preserve"> are multidisciplinary units recognised by the National Institute for Health and Disability Insurance (RIZIV–INAMI) and operate according to predefined quality criteria, including minimum patient volumes. These clinics therefore represent a real-world specialist care setting in which preventive strategies would ultimately need to be implemented, whereas much of the existing evidence has been generated in highly selected research environments. Previous evidence has largely been generated in controlled specialist research settings for offloading interventions [5], whereas adherence-monitoring approaches have mainly been evaluated in other healthcare systems, with challenges in implementation reported [14].</w:t>
+        <w:t xml:space="preserve"> are multidisciplinary units recognised by the National Institute for Health and Disability Insurance (RIZIV–INAMI) and operate according to predefined quality criteria, including minimum patient volumes. These clinics therefore represent a real-world specialist care setting in which preventive strategies would ultimately need to be implemented, whereas much of the existing evidence has been generated in highly selected research environments. Previous evidence has largely been generated in controlled specialist research settings for offloading interventions [6], whereas adherence-monitoring approaches have mainly been evaluated in other healthcare systems, with challenges in implementation reported [15].</w:t>
       </w:r>
     </w:p>
     <w:p ns2:paraId="11F66442" ns2:textId="01D191DF">
@@ -1462,7 +1448,7 @@
         <w:rPr>
           <w:lang w:val="en-GB"/>
         </w:rPr>
-        <w:t xml:space="preserve"> [8]. PARADISE d</w:t>
+        <w:t xml:space="preserve"> [9]. PARADISE d</w:t>
       </w:r>
       <w:r>
         <w:rPr>
@@ -1859,7 +1845,7 @@
         <w:rPr>
           <w:lang w:val="en-GB"/>
         </w:rPr>
-        <w:t xml:space="preserve"> reported in accordance with the SPIRIT 2025 statement [17]. The SPIRIT figure</w:t>
+        <w:t xml:space="preserve"> reported in accordance with the SPIRIT 2025 statement [18]. The SPIRIT figure</w:t>
       </w:r>
       <w:r>
         <w:rPr>
@@ -1909,7 +1895,7 @@
         <w:rPr>
           <w:lang w:val="en-GB"/>
         </w:rPr>
-        <w:t xml:space="preserve"> checklist [18] (Additional file 2). The trial's position on the explanatory–pragmatic continuum </w:t>
+        <w:t xml:space="preserve"> checklist [19] (Additional file 2). The trial's position on the explanatory–pragmatic continuum </w:t>
       </w:r>
       <w:r>
         <w:rPr>
@@ -1933,7 +1919,7 @@
         <w:rPr>
           <w:lang w:val="en-GB"/>
         </w:rPr>
-        <w:t xml:space="preserve"> using PRECIS-2 [19] (Figure 4). </w:t>
+        <w:t xml:space="preserve"> using PRECIS-2 [20] (Figure 4). </w:t>
       </w:r>
       <w:r>
         <w:rPr>
@@ -1957,7 +1943,7 @@
         <w:rPr>
           <w:lang w:val="en-GB"/>
         </w:rPr>
-        <w:t xml:space="preserve">CONSORT 2025 [20].</w:t>
+        <w:t xml:space="preserve">CONSORT 2025 [21].</w:t>
       </w:r>
     </w:p>
     <w:p ns2:paraId="11F66448" ns2:textId="77777777">
@@ -2769,7 +2755,7 @@
         <w:rPr>
           <w:lang w:val="en-GB"/>
         </w:rPr>
-        <w:t xml:space="preserve">, consistent with national and international guidance [4]: podiatric foot care and screening every three months; protective footwear including a state-of-the-art pressure-redistributing custom-made foot orthosis, for which the degree of offloading achieved is not formally quantified; and education on foot self-care and footwear adherence. In routine practice this education is not consistently delivered in structured, protocol-driven form, adherence is not routinely monitored, and proficiency in delivering b</w:t>
+        <w:t xml:space="preserve">, consistent with national and international guidance [5]: podiatric foot care and screening every three months; protective footwear including a state-of-the-art pressure-redistributing custom-made foot orthosis, for which the degree of offloading achieved is not formally quantified; and education on foot self-care and footwear adherence. In routine practice this education is not consistently delivered in structured, protocol-driven form, adherence is not routinely monitored, and proficiency in delivering b</w:t>
       </w:r>
       <w:r>
         <w:rPr>
@@ -2871,136 +2857,116 @@
           <w:bCs/>
           <w:lang w:val="en-GB"/>
         </w:rPr>
-        <w:t xml:space="preserve">Pressure-guided footwear optimisation.</w:t>
-      </w:r>
-      <w:r>
-        <w:rPr>
-          <w:lang w:val="en-GB"/>
-        </w:rPr>
-        <w:t xml:space="preserve"> Each participant receives a new pair of custom-made foot orthoses manufactured by a certified pedorthist. Construction comprises a 5 mm micro-cork base carrying a 5 mm total-contact ethylene-vinyl acetate layer, a 3–5 mm medial arch support, a 9–10 mm transmetatarsal bar,</w:t>
+        <w:t xml:space="preserve">Pressure-guided footwear optimisation. Each participant receives a new pair of custom-made foot orthoses manufactured by a certified pedorthist. Construction comprises a 5 mm micro-cork base carrying a 5 mm total-contact ethylene-vinyl acetate layer, a 3–5 mm medial arch support, a 9–10 mm transmetatarsal bar, local depth relief at fragile or prominent regions, and a top cover of 3 mm closed-cell foam over 3 mm open-cell cushioning foam [4]. In-shoe plantar pressures are measured by the clinical team using the Novel pedar in-shoe system (Novel GmbH, Munich, Germany) with the novel database software, during repeated ambulation along a 10-metre walkway, acquiring a minimum of twelve mid-gait steps per foot. Sensor insoles are calibrated with the trublu device, loaded to 6 bar, with agreement to within 5% of the reference manometer verified at least three-monthly. Peak pressure is reported per foot region using a standardised eight-region mask (heel, medial and lateral midfoot, metatarsals 1, 2–3 and 4–5, hallux, and lesser toes). In parallel, the study team conducts a validation sub-study using the F-Scan GO in-shoe system (Tekscan, Norwood, MA, USA) with FootVIEW Pro software, comparing the two systems; F-Scan GO measurements are performed by the study team only and do not inform clinical decision-making. Baseline measurement is performed at self-selected comfortable walking speed, which is thereafter maintained within 5% at follow-up to preserve comparability; standardised thin seamless cotton socks are worn throughout. Following the design protocol of Bus and colleagues [4] and the optimisation criteria validated in that group’s earlier work [3], orthosis geometry is iteratively modified under in-shoe peak-pressure feedback until in-shoe peak plantar pressure falls below 200 kPa at all previously ulcerated and high-risk regions, or is reduced by at least 25% from the participant's own baseline, whichever is achieved first. Achieved pressure reduction is recorded for every participant and reported as a fidelity measure, so that a null clinical result can be interpreted against the offloading actually delivered rather than the offloading intended.</w:t>
+      </w:r>
+      <w:r>
+        <w:rPr>
+          <w:lang w:val="en-GB"/>
+        </w:rPr>
       </w:r>
       <w:proofErr w:type="spellStart"/>
       <w:r>
         <w:rPr>
           <w:lang w:val="en-GB"/>
         </w:rPr>
-        <w:t xml:space="preserve"/>
       </w:r>
       <w:proofErr w:type="spellEnd"/>
       <w:r>
         <w:rPr>
           <w:lang w:val="en-GB"/>
         </w:rPr>
-        <w:t xml:space="preserve"> local depth relief at fragile or prominent regions, and a top cover of 3 mm closed-cell foam over 3 mm open-cell cushioning foam [3]. In-shoe plantar pressures are measured by the clinical team using the Novel </w:t>
       </w:r>
       <w:proofErr w:type="spellStart"/>
       <w:r>
         <w:rPr>
           <w:lang w:val="en-GB"/>
         </w:rPr>
-        <w:t xml:space="preserve">pedar</w:t>
       </w:r>
       <w:proofErr w:type="spellEnd"/>
       <w:r>
         <w:rPr>
           <w:lang w:val="en-GB"/>
         </w:rPr>
-        <w:t xml:space="preserve"> in-shoe system (Novel GmbH, Munich, Germany) with t</w:t>
-      </w:r>
-      <w:r>
-        <w:rPr>
-          <w:lang w:val="en-GB"/>
-        </w:rPr>
-        <w:t xml:space="preserve">he novel database software, during repeated ambulation along a 10-metre walkway, acquiring a minimum of twelve mid-gait steps per foot. Sensor insoles are calibrated with the </w:t>
+      </w:r>
+      <w:r>
+        <w:rPr>
+          <w:lang w:val="en-GB"/>
+        </w:rPr>
       </w:r>
       <w:proofErr w:type="spellStart"/>
       <w:r>
         <w:rPr>
           <w:lang w:val="en-GB"/>
         </w:rPr>
-        <w:t xml:space="preserve">trublu</w:t>
       </w:r>
       <w:proofErr w:type="spellEnd"/>
       <w:r>
         <w:rPr>
           <w:lang w:val="en-GB"/>
         </w:rPr>
-        <w:t xml:space="preserve"> device, loaded to 6 </w:t>
       </w:r>
       <w:proofErr w:type="gramStart"/>
       <w:r>
         <w:rPr>
           <w:lang w:val="en-GB"/>
         </w:rPr>
-        <w:t xml:space="preserve">bar</w:t>
       </w:r>
       <w:proofErr w:type="gramEnd"/>
       <w:r>
         <w:rPr>
           <w:lang w:val="en-GB"/>
         </w:rPr>
-        <w:t xml:space="preserve">, with agreement to within 5% of the reference manometer verified at least three-monthly. Peak pressure is reported per foot region using a standardised eight-region mask (heel, medial and lateral midfoot, metatarsals 1, 2–3 and 4–5, hallux, and lesser toes). In parallel, the study team conducts a validati</w:t>
-      </w:r>
-      <w:r>
-        <w:rPr>
-          <w:lang w:val="en-GB"/>
-        </w:rPr>
-        <w:t xml:space="preserve">on sub-study using the F-Scan GO in-shoe system (Tekscan, Norwood, MA, USA) with </w:t>
+      </w:r>
+      <w:r>
+        <w:rPr>
+          <w:lang w:val="en-GB"/>
+        </w:rPr>
       </w:r>
       <w:proofErr w:type="spellStart"/>
       <w:r>
         <w:rPr>
           <w:lang w:val="en-GB"/>
         </w:rPr>
-        <w:t xml:space="preserve">FootVIEW</w:t>
       </w:r>
       <w:proofErr w:type="spellEnd"/>
       <w:r>
         <w:rPr>
           <w:lang w:val="en-GB"/>
         </w:rPr>
-        <w:t xml:space="preserve"> Pro software, comparing the two systems; F-Scan GO measurements are performed by the study team only and do not inform </w:t>
-      </w:r>
-      <w:r>
-        <w:rPr>
-          <w:lang w:val="en-GB"/>
-        </w:rPr>
-        <w:lastRenderedPageBreak/>
-        <w:t xml:space="preserve">clinical decision-making. Baseline measurement is performed at self-selected comfortable walking speed, which is thereafter maintained within 5% at follow-up to preserve comparability; standardised thin seamless cotton socks are worn throughout. Following the design protocol of Bus and colleagues [3], </w:t>
-      </w:r>
-      <w:r>
-        <w:rPr>
-          <w:lang w:val="en-GB"/>
-        </w:rPr>
-        <w:t xml:space="preserve">orthosis geometry is iteratively modified under in-shoe peak-pressure feedback until in-shoe peak plantar pressure falls below 200 kPa at all previously ulcerated and high-risk </w:t>
+      </w:r>
+      <w:r>
+        <w:rPr>
+          <w:lang w:val="en-GB"/>
+        </w:rPr>
+      </w:r>
+      <w:r>
+        <w:rPr>
+          <w:lang w:val="en-GB"/>
+        </w:rPr>
       </w:r>
       <w:proofErr w:type="gramStart"/>
       <w:r>
         <w:rPr>
           <w:lang w:val="en-GB"/>
         </w:rPr>
-        <w:t xml:space="preserve">regions, or</w:t>
       </w:r>
       <w:proofErr w:type="gramEnd"/>
       <w:r>
         <w:rPr>
           <w:lang w:val="en-GB"/>
         </w:rPr>
-        <w:t xml:space="preserve"> is reduced by at least 25% from the participant's own baseline, whichever is achieved first. Achieved pressure reduction is recorded for every participant and reported as a fidelity measure, so that a null clinical result can be interpreted against the offloading </w:t>
       </w:r>
       <w:proofErr w:type="gramStart"/>
       <w:r>
         <w:rPr>
           <w:lang w:val="en-GB"/>
         </w:rPr>
-        <w:t xml:space="preserve">actually delivered</w:t>
       </w:r>
       <w:proofErr w:type="gramEnd"/>
       <w:r>
         <w:rPr>
           <w:lang w:val="en-GB"/>
         </w:rPr>
-        <w:t xml:space="preserve"> rather than the offloading intended.</w:t>
       </w:r>
     </w:p>
     <w:p ns2:paraId="11F6645A" ns2:textId="77777777">
@@ -3113,13 +3079,13 @@
         <w:rPr>
           <w:lang w:val="en-GB"/>
         </w:rPr>
-        <w:t xml:space="preserve">Step 1, at baseline, assesses foot-care knowledge using the Nottingham Assessment of Functional Footcare [21] and health literacy, and delivers tailored education comprising written materials, demonstration of foot-care procedures and supervised practice. Step 2, at the three-month visit and coinciding with orthosis delivery and sensor integration, retests foot-care knowledge using the teach-back method, reinforces content where recall is incomplete, delivers education on wearing protective footwear indoors</w:t>
-      </w:r>
-      <w:r>
-        <w:rPr>
-          <w:lang w:val="en-GB"/>
-        </w:rPr>
-        <w:t xml:space="preserve"> as well as outdoors — the setting in which adherence is lowest and most steps are taken [9] — and informs the participant that wear time is being monitored to enable individualised support. Step 3, at six and twelve months, invites participants to self-assess adherence and to articulate why and when protective footwear should be worn; sensor-derived wear-time data are then reviewed collaboratively and non-judgementally, adherence patterns are identified, and periods of low adherence are explored. Education</w:t>
+        <w:t xml:space="preserve">Step 1, at baseline, assesses foot-care knowledge using the Nottingham Assessment of Functional Footcare [22] and health literacy, and delivers tailored education comprising written materials, demonstration of foot-care procedures and supervised practice. Step 2, at the three-month visit and coinciding with orthosis delivery and sensor integration, retests foot-care knowledge using the teach-back method, reinforces content where recall is incomplete, delivers education on wearing protective footwear indoors</w:t>
+      </w:r>
+      <w:r>
+        <w:rPr>
+          <w:lang w:val="en-GB"/>
+        </w:rPr>
+        <w:t xml:space="preserve"> as well as outdoors — the setting in which adherence is lowest and most steps are taken [10] — and informs the participant that wear time is being monitored to enable individualised support. Step 3, at six and twelve months, invites participants to self-assess adherence and to articulate why and when protective footwear should be worn; sensor-derived wear-time data are then reviewed collaboratively and non-judgementally, adherence patterns are identified, and periods of low adherence are explored. Education</w:t>
       </w:r>
       <w:r>
         <w:rPr>
@@ -3217,13 +3183,13 @@
         <w:rPr>
           <w:lang w:val="en-GB"/>
         </w:rPr>
-        <w:t xml:space="preserve"> Whether generalist teams can deliver these components under routine caseloads is the trial's central translational question, and two lines of evidence bear on it. Implementation of in-shoe pressure measurement in ordinary footwear practice has been formally evaluated, identifying both achievable success rates and the specific facilitators and barriers that determine them [22]; PARADISE incorporates that evidence by embedding pressure measurement within scheduled clinic visits rather than as a separate rese</w:t>
-      </w:r>
-      <w:r>
-        <w:rPr>
-          <w:lang w:val="en-GB"/>
-        </w:rPr>
-        <w:t xml:space="preserve">arch procedure, and by recording achieved pressure reduction per participant as a fidelity measure. Separately, a multi-modal programme combining education, motivational support and objective feedback has demonstrated short-term improvement in custom-made footwear use in a comparable high-risk population [23], establishing that adherence is modifiable by a bundled behavioural approach, though not over an 18-month horizon or under generalist delivery. Neither study establishes that SEBIA will be delivered wi</w:t>
+        <w:t xml:space="preserve"> Whether generalist teams can deliver these components under routine caseloads is the trial's central translational question, and two lines of evidence bear on it. Implementation of in-shoe pressure measurement in ordinary footwear practice has been formally evaluated, identifying both achievable success rates and the specific facilitators and barriers that determine them [23]; PARADISE incorporates that evidence by embedding pressure measurement within scheduled clinic visits rather than as a separate rese</w:t>
+      </w:r>
+      <w:r>
+        <w:rPr>
+          <w:lang w:val="en-GB"/>
+        </w:rPr>
+        <w:t xml:space="preserve">arch procedure, and by recording achieved pressure reduction per participant as a fidelity measure. Separately, a multi-modal programme combining education, motivational support and objective feedback has demonstrated short-term improvement in custom-made footwear use in a comparable high-risk population [24], establishing that adherence is modifiable by a bundled behavioural approach, though not over an 18-month horizon or under generalist delivery. Neither study establishes that SEBIA will be delivered wi</w:t>
       </w:r>
       <w:r>
         <w:rPr>
@@ -3319,7 +3285,7 @@
         <w:rPr>
           <w:lang w:val="en-GB"/>
         </w:rPr>
-        <w:t xml:space="preserve"> Foot ulcer recurrence is defined as the development of a new ulcer at the same or a different site following complete epithelialisation of a previous ulcer, applying the IWGDF definition of a foot ulcer as a break of the skin involving at least the epidermis and part of the dermis [24]. Friction- or pressure-related lesions on the lateral or dorsal foot occurring within three weeks of initiating new therapeutic footwear or insoles are not counted, as these reflect transient accommodation rather than recurr</w:t>
+        <w:t xml:space="preserve"> Foot ulcer recurrence is defined as the development of a new ulcer at the same or a different site following complete epithelialisation of a previous ulcer, applying the IWGDF definition of a foot ulcer as a break of the skin involving at least the epidermis and part of the dermis [25]. Friction- or pressure-related lesions on the lateral or dorsal foot occurring within three weeks of initiating new therapeutic footwear or insoles are not counted, as these reflect transient accommodation rather than recurr</w:t>
       </w:r>
       <w:r>
         <w:rPr>
@@ -3367,7 +3333,7 @@
         <w:rPr>
           <w:lang w:val="en-GB"/>
         </w:rPr>
-        <w:t xml:space="preserve">chotomised at 80%, the threshold at which adherence has been shown to modify recurrence risk [1,13], is pre-specified as a secondary analysis of the same construct. Adherence functions in the trial’s causal model both as an outcome </w:t>
+        <w:t xml:space="preserve">chotomised at 80%, the threshold at which adherence has been shown to modify recurrence risk [1,14], is pre-specified as a secondary analysis of the same construct. Adherence functions in the trial’s causal model both as an outcome </w:t>
       </w:r>
       <w:proofErr w:type="gramStart"/>
       <w:r>
@@ -3424,7 +3390,7 @@
         <w:rPr>
           <w:lang w:val="en-GB"/>
         </w:rPr>
-        <w:t xml:space="preserve"> Plantar-surface ulcer recurrence; recurrent ulceration at predefined personalised high-risk locations referenced against baseline pressure mapping; ulcer-free survival days; duration of custom-made footwear use; in-shoe peak plantar pressure at baseline, six and twelve months; footwear wear-and-tear scored on the validated scale for therapeutic footwear [25]; foot self-care knowledge (Nottingham Assessment of Functional Footcare) at baseline, three, nine and fifteen months; self-reported footwear adherence</w:t>
+        <w:t xml:space="preserve"> Plantar-surface ulcer recurrence; recurrent ulceration at predefined personalised high-risk locations referenced against baseline pressure mapping; ulcer-free survival days; duration of custom-made footwear use; in-shoe peak plantar pressure at baseline, six and twelve months; footwear wear-and-tear scored on the validated scale for therapeutic footwear [26]; foot self-care knowledge (Nottingham Assessment of Functional Footcare) at baseline, three, nine and fifteen months; self-reported footwear adherence</w:t>
       </w:r>
       <w:r>
         <w:rPr>
@@ -3464,7 +3430,7 @@
         <w:rPr>
           <w:lang w:val="en-GB"/>
         </w:rPr>
-        <w:t xml:space="preserve">tion, and time to healing are recorded. The outcome set was mapped against the core outcome set developed for studies assessing interventions for diabetes-related foot ulceration [26]; all eight core outcomes — wound healing, time to healing, new or recurrent ulceration, infection, major amputation, minor amputation, health-related quality of life and mortality — are captured, the amputation and mortality outcomes through adverse event reporting.</w:t>
+        <w:t xml:space="preserve">tion, and time to healing are recorded. The outcome set was mapped against the core outcome set developed for studies assessing interventions for diabetes-related foot ulceration [27]; all eight core outcomes — wound healing, time to healing, new or recurrent ulceration, infection, major amputation, minor amputation, health-related quality of life and mortality — are captured, the amputation and mortality outcomes through adverse event reporting.</w:t>
       </w:r>
     </w:p>
     <w:p ns2:paraId="11F66466" ns2:textId="77777777">
@@ -3743,7 +3709,7 @@
         <w:rPr>
           <w:lang w:val="en-GB"/>
         </w:rPr>
-        <w:t xml:space="preserve"> Assuming exponentially distributed times to recurrence, we anticipate an 18-month recurrence rate of 50% under usual care and 25% under PARADISE, corresponding to a hazard ratio of 0.42. This assumption requires explicit justification because the source trial was null on its primary endpoint. Bus and colleagues observed 44.2% recurrence under usual care and 38.8% under pressure-optimised footwear in intention-to-treat analysis, but 47.8% versus 25.7% among participants who wore the footwear as prescribed [5]</w:t>
+        <w:t xml:space="preserve"> Assuming exponentially distributed times to recurrence, we anticipate an 18-month recurrence rate of 50% under usual care and 25% under PARADISE, corresponding to a hazard ratio of 0.42. This assumption requires explicit justification because the source trial was null on its primary endpoint. Bus and colleagues observed 44.2% recurrence under usual care and 38.8% under pressure-optimised footwear in intention-to-treat analysis, but 47.8% versus 25.7% among participants who wore the footwear as prescribed [6]</w:t>
       </w:r>
       <w:r>
         <w:rPr>
@@ -3755,7 +3721,7 @@
         <w:rPr>
           <w:lang w:val="en-GB"/>
         </w:rPr>
-        <w:t xml:space="preserve">lly admits participants with qualifying minor amputations, a group at higher baseline risk. Because the adherent subgroup in the source trial was defined post-randomisation and may differ systematically from non-adherers, and because prior work achieved adherence above 80% in fewer than one-third of patients [5,9], we report power across attenuated effect scenarios below rather than relying on the primary assumption alone.</w:t>
+        <w:t xml:space="preserve">lly admits participants with qualifying minor amputations, a group at higher baseline risk. Because the adherent subgroup in the source trial was defined post-randomisation and may differ systematically from non-adherers, and because prior work achieved adherence above 80% in fewer than one-third of patients [6,10], we report power across attenuated effect scenarios below rather than relying on the primary assumption alone.</w:t>
       </w:r>
     </w:p>
     <w:p ns2:paraId="11F66471" ns2:textId="77777777">
@@ -3802,7 +3768,7 @@
         <w:rPr>
           <w:lang w:val="en-GB"/>
         </w:rPr>
-        <w:t xml:space="preserve"> Mean adherence under usual care is taken as 71% with standard deviation 25%, the values obtained by objective sensor measurement in an equivalent high-risk population [9]. Anticipating an increase to 85% under PARADISE — comparable in magnitude to the improvement observed when adherence was actively targeted in prior work [27] — gives a standardised effect of 0.56. A two-sided t-test at </w:t>
+        <w:t xml:space="preserve"> Mean adherence under usual care is taken as 71% with standard deviation 25%, the values obtained by objective sensor measurement in an equivalent high-risk population [10]. Anticipating an increase to 85% under PARADISE — comparable in magnitude to the improvement observed when adherence was actively targeted in prior work [28] — gives a standardised effect of 0.56. A two-sided t-test at </w:t>
       </w:r>
       <w:r>
         <w:t xml:space="preserve">α</w:t>
@@ -3868,7 +3834,7 @@
         <w:rPr>
           <w:lang w:val="en-GB"/>
         </w:rPr>
-        <w:t xml:space="preserve">The 15% attrition assumption is itself an assumption rather than an observation; the source trial retained participants over an equivalent 18-month period in a comparable population [5], but competing mortality in this cohort is non-trivial and attrition will be monitored against this assumption throughout, with recruitment extended if it is exceeded.</w:t>
+        <w:t xml:space="preserve">The 15% attrition assumption is itself an assumption rather than an observation; the source trial retained participants over an equivalent 18-month period in a comparable population [6], but competing mortality in this cohort is non-trivial and attrition will be monitored against this assumption throughout, with recruitment extended if it is exceeded.</w:t>
       </w:r>
     </w:p>
     <w:p ns2:paraId="11F66475" ns2:textId="77777777">
@@ -3919,13 +3885,13 @@
         <w:rPr>
           <w:lang w:val="en-GB"/>
         </w:rPr>
-        <w:t xml:space="preserve">ue stress failed on data completeness rather than on concept [11], sensor data completeness is treated as a monitored trial metric rather than an assumption: the proportion of participants with concurrent valid wear-time and activity data is reviewed centrally at each six-monthly safety review, and sustained completeness below 70% at any site triggers device-handling retraining and, if unresolved, replacement of the affected sensor units. Baseline participant and disease characteristics are recorded in acco</w:t>
-      </w:r>
-      <w:r>
-        <w:rPr>
-          <w:lang w:val="en-GB"/>
-        </w:rPr>
-        <w:t xml:space="preserve">rdance with the core descriptor set for this field [28], covering demographic variables, individual factors including chronic kidney disease stage, ulcer and limb characteristics, ongoing and previous interventions, medication history, biochemical measurements and health-related quality of life, so that the trial population can be compared with those of other studies.</w:t>
+        <w:t xml:space="preserve">ue stress failed on data completeness rather than on concept [12], sensor data completeness is treated as a monitored trial metric rather than an assumption: the proportion of participants with concurrent valid wear-time and activity data is reviewed centrally at each six-monthly safety review, and sustained completeness below 70% at any site triggers device-handling retraining and, if unresolved, replacement of the affected sensor units. Baseline participant and disease characteristics are recorded in acco</w:t>
+      </w:r>
+      <w:r>
+        <w:rPr>
+          <w:lang w:val="en-GB"/>
+        </w:rPr>
+        <w:t xml:space="preserve">rdance with the core descriptor set for this field [29], covering demographic variables, individual factors including chronic kidney disease stage, ulcer and limb characteristics, ongoing and previous interventions, medication history, biochemical measurements and health-related quality of life, so that the trial population can be compared with those of other studies.</w:t>
       </w:r>
     </w:p>
     <w:p ns2:paraId="11F66478" ns2:textId="77777777">
@@ -4577,7 +4543,7 @@
         <w:rPr>
           <w:lang w:val="en-GB"/>
         </w:rPr>
-        <w:t xml:space="preserve">ffective, rising to €−5317 and 0.94 in the subgroup adherent to wearing the footwear [29]. Intervention costs of €492 per participant were more than offset by lower ulcer treatment costs. </w:t>
+        <w:t xml:space="preserve">ffective, rising to €−5317 and 0.94 in the subgroup adherent to wearing the footwear [30]. Intervention costs of €492 per participant were more than offset by lower ulcer treatment costs. </w:t>
       </w:r>
       <w:r>
         <w:rPr>
@@ -4613,7 +4579,7 @@
         <w:rPr>
           <w:lang w:val="en-GB"/>
         </w:rPr>
-        <w:t xml:space="preserve"> four limitations that define what a subsequent evaluation should do: adopt a societal perspective, incorporate quality-adjusted life years, collect ulcer treatment costs prospectively rather than importing them from reference data, and extend beyond 18 months using a Markov model [29]. The PARADISE economic evaluation </w:t>
+        <w:t xml:space="preserve"> four limitations that define what a subsequent evaluation should do: adopt a societal perspective, incorporate quality-adjusted life years, collect ulcer treatment costs prospectively rather than importing them from reference data, and extend beyond 18 months using a Markov model [30]. The PARADISE economic evaluation </w:t>
       </w:r>
       <w:r>
         <w:rPr>
@@ -4688,7 +4654,7 @@
         <w:rPr>
           <w:lang w:val="en-GB"/>
         </w:rPr>
-        <w:t xml:space="preserve"> reported in accordance with the CHEERS statement [30]. Quality-adjusted life years are derived from EQ-5D-5L responses valued using the value set spe</w:t>
+        <w:t xml:space="preserve"> reported in accordance with the CHEERS statement [31]. Quality-adjusted life years are derived from EQ-5D-5L responses valued using the value set spe</w:t>
       </w:r>
       <w:r>
         <w:rPr>
@@ -4762,7 +4728,7 @@
         <w:rPr>
           <w:lang w:val="en-GB"/>
         </w:rPr>
-        <w:t xml:space="preserve"> extraction, and valued using standard reference prices [31]. Ulcer treatment costs are therefore observed rather than imputed; the </w:t>
+        <w:t xml:space="preserve"> extraction, and valued using standard reference prices [32]. Ulcer treatment costs are therefore observed rather than imputed; the </w:t>
       </w:r>
       <w:proofErr w:type="spellStart"/>
       <w:r>
@@ -4776,7 +4742,7 @@
         <w:rPr>
           <w:lang w:val="en-GB"/>
         </w:rPr>
-        <w:t xml:space="preserve"> estimates, which remain the reference standard for stage-specific European ulcer treatment costs [32], are retained only for sensitivity analysis and for health states not observed within the trial. Costs and effects beyond </w:t>
+        <w:t xml:space="preserve"> estimates, which remain the reference standard for stage-specific European ulcer treatment costs [33], are retained only for sensitivity analysis and for health states not observed within the trial. Costs and effects beyond </w:t>
       </w:r>
       <w:r>
         <w:rPr>
@@ -4911,7 +4877,7 @@
         <w:rPr>
           <w:lang w:val="en-GB"/>
         </w:rPr>
-        <w:t xml:space="preserve"> assuming adherence [33], and cost-effective over a lifetime horizon at under $25,000 per QALY gained [34]. A trial-based evaluation of at-home temperature monitoring in the same population and over the same 18-month horizon reported an ICER of €−11,580 per ulcer prevented with a 79% probability of cost-effectiveness [35] and provides the closest methodological precedent for the within-trial analysis reported here.</w:t>
+        <w:t xml:space="preserve"> assuming adherence [34], and cost-effective over a lifetime horizon at under $25,000 per QALY gained [35]. A trial-based evaluation of at-home temperature monitoring in the same population and over the same 18-month horizon reported an ICER of €−11,580 per ulcer prevented with a 79% probability of cost-effectiveness [36] and provides the closest methodological precedent for the within-trial analysis reported here.</w:t>
       </w:r>
     </w:p>
     <w:p ns2:paraId="11F6648F" ns2:textId="77777777">
@@ -4953,7 +4919,7 @@
         <w:rPr>
           <w:lang w:val="en-GB"/>
         </w:rPr>
-        <w:t xml:space="preserve">Medical Research Council guidance for complex interventions [36] and is structured by a logic model developed and refined through consortium consensus (Figure 3), </w:t>
+        <w:t xml:space="preserve">Medical Research Council guidance for complex interventions [37] and is structured by a logic model developed and refined through consortium consensus (Figure 3), </w:t>
       </w:r>
       <w:r>
         <w:rPr>
@@ -5113,7 +5079,7 @@
         <w:rPr>
           <w:lang w:val="en-GB"/>
         </w:rPr>
-        <w:t xml:space="preserve">The principal ethical consideration is that participants allocated to usual care forgo, for 18 months, an intervention the trial hypothesises to be beneficial. This is justified by genuine equipoise: the components of PARADISE have individually failed to demonstrate benefit in randomised trials [5,7], and whether their combination is effective is precisely the open question. Both arms receive guideline-concordant multidisciplinary care throughout, and participants in both arms are reviewed at least as </w:t>
+        <w:t xml:space="preserve">The principal ethical consideration is that participants allocated to usual care forgo, for 18 months, an intervention the trial hypothesises to be beneficial. This is justified by genuine equipoise: the components of PARADISE have individually failed to demonstrate benefit in randomised trials [6,8], and whether their combination is effective is precisely the open question. Both arms receive guideline-concordant multidisciplinary care throughout, and participants in both arms are reviewed at least as </w:t>
       </w:r>
       <w:r>
         <w:rPr>
@@ -5191,7 +5157,7 @@
         <w:rPr>
           <w:lang w:val="en-GB"/>
         </w:rPr>
-        <w:t xml:space="preserve">, during which patient feedback on footwear acceptability and the burden of adherence monitoring informed the design of the sensor-review procedure within SEBIA. Formal patient and public involvement in the formulation of the research question, selection of outcome measures, design of the participant-facing materials, or planning of dissemination is ▮ and must be documented by the author team before submission in accordance with SPIRIT 2025 item requirements [17]. Participants will receive a plain-language</w:t>
+        <w:t xml:space="preserve">, during which patient feedback on footwear acceptability and the burden of adherence monitoring informed the design of the sensor-review procedure within SEBIA. Formal patient and public involvement in the formulation of the research question, selection of outcome measures, design of the participant-facing materials, or planning of dissemination is ▮ and must be documented by the author team before submission in accordance with SPIRIT 2025 item requirements [18]. Participants will receive a plain-language</w:t>
       </w:r>
       <w:r>
         <w:rPr>
@@ -5319,13 +5285,13 @@
         <w:rPr>
           <w:lang w:val="en-GB"/>
         </w:rPr>
-        <w:t xml:space="preserve">PARADISE tests translation, not efficacy. Its three components exist and each has an identifiable evidence base, but that evidence is characterised as much by failure as by success. Pressure-optimised custom footwear did not reduce recurrence in the trial designed to demonstrate that it would, except among the minority who wore it [5]. Patient education, delivered conventionally, has shown no protective effect at all [1,6,7]. Objective adherence monitoring has been validated as a measurement technique [14] </w:t>
-      </w:r>
-      <w:r>
-        <w:rPr>
-          <w:lang w:val="en-GB"/>
-        </w:rPr>
-        <w:t xml:space="preserve">but implemented with only moderate success where it has been tried [14]. Continuous digital pressure feedback reduced recurrence in a proof-of-concept trial, again principally among adherent users [8]. The premise of this trial is that these are not three independent disappointments but one: each component addresses a necessary condition for </w:t>
+        <w:t xml:space="preserve">PARADISE tests translation, not efficacy. Its three components exist and each has an identifiable evidence base, but that evidence is characterised as much by failure as by success. Pressure-optimised custom footwear did not reduce recurrence in the trial designed to demonstrate that it would, except among the minority who wore it [6]. Patient education, delivered conventionally, has shown no protective effect at all [1,7,8]. Objective adherence monitoring has been validated as a measurement technique [15] </w:t>
+      </w:r>
+      <w:r>
+        <w:rPr>
+          <w:lang w:val="en-GB"/>
+        </w:rPr>
+        <w:t xml:space="preserve">but implemented with only moderate success where it has been tried [15]. Continuous digital pressure feedback reduced recurrence in a proof-of-concept trial, again principally among adherent users [9]. The premise of this trial is that these are not three independent disappointments but one: each component addresses a necessary condition for </w:t>
       </w:r>
       <w:proofErr w:type="gramStart"/>
       <w:r>
@@ -5352,7 +5318,7 @@
         <w:rPr>
           <w:lang w:val="en-GB"/>
         </w:rPr>
-        <w:t xml:space="preserve"> [1,13] is the direct empirical warrant for combining them.</w:t>
+        <w:t xml:space="preserve"> [1,14] is the direct empirical warrant for combining them.</w:t>
       </w:r>
     </w:p>
     <w:p ns2:paraId="11F664A1" ns2:textId="77777777">
@@ -5450,7 +5416,7 @@
         <w:rPr>
           <w:lang w:val="en-GB"/>
         </w:rPr>
-        <w:t xml:space="preserve">One contribution does not depend on the trial's primary result. Cumulative plantar tissue stress is the construct that unifies the two co-primary outcomes, and it is widely accepted as the mechanistically complete determinant of plantar ulceration, yet the studies designed to measure it have foundered on data completeness at sample sizes of a few dozen [11], and the strongest evidence linking it to future ulceration remains observational and twelve months long [12]. PARADISE records its three constituents c</w:t>
+        <w:t xml:space="preserve">One contribution does not depend on the trial's primary result. Cumulative plantar tissue stress is the construct that unifies the two co-primary outcomes, and it is widely accepted as the mechanistically complete determinant of plantar ulceration, yet the studies designed to measure it have foundered on data completeness at sample sizes of a few dozen [12], and the strongest evidence linking it to future ulceration remains observational and twelve months long [13]. PARADISE records its three constituents c</w:t>
       </w:r>
       <w:r>
         <w:rPr>
@@ -5552,7 +5518,7 @@
         <w:rPr>
           <w:lang w:val="en-GB"/>
         </w:rPr>
-        <w:t xml:space="preserve">The custom-made foot orthosis does not carry a CE mark, which is why the trial is regulated as a clinical investigation of a medical device notwithstanding its non-invasive, standard-of-care risk profile. The orthoses are fabricated by named commercial partners to a published design protocol [3]. A positive result would demonstrate that this specific service, including this fabrication process, works under routine conditions; it would not establish that any custom-orthosis service would. Sites seeking to re</w:t>
+        <w:t xml:space="preserve">The custom-made foot orthosis does not carry a CE mark, which is why the trial is regulated as a clinical investigation of a medical device notwithstanding its non-invasive, standard-of-care risk profile. The orthoses are fabricated by named commercial partners to a published design protocol [4]. A positive result would demonstrate that this specific service, including this fabrication process, works under routine conditions; it would not establish that any custom-orthosis service would. Sites seeking to re</w:t>
       </w:r>
       <w:r>
         <w:rPr>
@@ -6113,7 +6079,7 @@
         <w:rPr>
           <w:lang w:val="en-GB"/>
         </w:rPr>
-        <w:t xml:space="preserve">The linked biomechanical dataset — serial in-shoe plantar pressure, continuous weight-bearing activity and continuous offloading wear time with time-stamped ulcer outcomes — will be deposited separately, with its derivation code and achieved completeness reported alongside it. Prior attempts to characterise cumulative plantar tissue stress have been constrained by sample size and data completeness rather than by analytical method [11]; releasing this dataset as a reusable resource, including the intervals w</w:t>
+        <w:t xml:space="preserve">The linked biomechanical dataset — serial in-shoe plantar pressure, continuous weight-bearing activity and continuous offloading wear time with time-stamped ulcer outcomes — will be deposited separately, with its derivation code and achieved completeness reported alongside it. Prior attempts to characterise cumulative plantar tissue stress have been constrained by sample size and data completeness rather than by analytical method [12]; releasing this dataset as a reusable resource, including the intervals w</w:t>
       </w:r>
       <w:r>
         <w:rPr>
@@ -6241,7 +6207,7 @@
           <w:szCs w:val="20"/>
           <w:lang w:val="en-GB"/>
         </w:rPr>
-        <w:t xml:space="preserve">1. Armstrong DG, Boulton AJM, Bus SA. Diabetic foot ulcers and their recurrence. N Engl J Med. 2017;376(24):2367–2375. doi:10.1056/NEJMra1615439</w:t>
+        <w:t>1. Armstrong DG, Boulton AJM, Bus SA. Diabetic foot ulcers and their recurrence. N Engl J Med. 2017;376(24):2367–2375. doi:10.1056/NEJMra1615439</w:t>
       </w:r>
       <w:r>
         <w:rPr>
@@ -6305,7 +6271,7 @@
           <w:sz w:val="20"/>
           <w:szCs w:val="20"/>
         </w:rPr>
-        <w:t xml:space="preserve">2. Bus SA, van Netten JJ. A shift in priority in diabetic foot care and research: 75% of foot ulcers are preventable. Diabetes Metab Res Rev. 2016;32(Suppl 1):195–200. doi:10.1002/dmrr.2738</w:t>
+        <w:t>2. Bus SA, van Netten JJ. A shift in priority in diabetic foot care and research: 75% of foot ulcers are preventable. Diabetes Metab Res Rev. 2016;32(Suppl 1):195–200. doi:10.1002/dmrr.2738</w:t>
       </w:r>
       <w:r>
         <w:rPr>
@@ -6345,7 +6311,7 @@
           <w:szCs w:val="20"/>
           <w:lang w:val="en-GB"/>
         </w:rPr>
-        <w:t xml:space="preserve">3. Bus SA, Zwaferink JB, Dahmen R, Busch-Westbroek T. State of the art design protocol for custom made footwear for people with diabetes and peripheral neuropathy. Diabetes Metab Res Rev. 2020;36(S1):e3237. doi:10.1002/dmrr.3237</w:t>
+        <w:t>3. Bus SA, Haspels R, Busch-Westbroek TE. Evaluation and optimization of therapeutic footwear for neuropathic diabetic foot patients using in-shoe plantar pressure analysis. Diabetes Care. 2011;34(7):1595–1600. doi:10.2337/dc10-2206</w:t>
       </w:r>
       <w:proofErr w:type="spellStart"/>
       <w:r>
@@ -6407,7 +6373,7 @@
           <w:szCs w:val="20"/>
           <w:lang w:val="en-GB"/>
         </w:rPr>
-        <w:t xml:space="preserve">4. Bus SA, Sacco ICN, Monteiro-Soares M, Raspovic A, Paton J, Rasmussen A, et al. Guidelines on the prevention of foot ulcers in persons with diabetes (IWGDF 2023 update). Diabetes Metab Res Rev. 2024;40(3):e3651. doi:10.1002/dmrr.3651</w:t>
+        <w:t>4. Bus SA, Zwaferink JB, Dahmen R, Busch-Westbroek T. State of the art design protocol for custom made footwear for people with diabetes and peripheral neuropathy. Diabetes Metab Res Rev. 2020;36(S1):e3237. doi:10.1002/dmrr.3237</w:t>
       </w:r>
       <w:proofErr w:type="spellStart"/>
       <w:r>
@@ -6522,7 +6488,7 @@
           <w:sz w:val="20"/>
           <w:szCs w:val="20"/>
         </w:rPr>
-        <w:t xml:space="preserve">5. Bus SA, Waaijman R, Arts M, de Haart M, Busch-Westbroek T, van Baal J, et al. Effect of custom-made footwear on foot ulcer recurrence in diabetes: a multicenter randomized controlled trial. Diabetes Care. 2013;36(12):4109–4116. doi:10.2337/dc13-0996</w:t>
+        <w:t>5. Bus SA, Sacco ICN, Monteiro-Soares M, Raspovic A, Paton J, Rasmussen A, et al. Guidelines on the prevention of foot ulcers in persons with diabetes (IWGDF 2023 update). Diabetes Metab Res Rev. 2024;40(3):e3651. doi:10.1002/dmrr.3651</w:t>
       </w:r>
       <w:proofErr w:type="spellStart"/>
       <w:r>
@@ -6640,7 +6606,7 @@
           <w:szCs w:val="20"/>
           <w:lang w:val="fr-FR"/>
         </w:rPr>
-        <w:t xml:space="preserve">6. van Netten JJ, Price PE, Lavery LA, Monteiro-Soares M, Rasmussen A, Jubiz Y, et al. Prevention of foot ulcers in the at-risk patient with diabetes: a systematic review. Diabetes Metab Res Rev. 2016;32(Suppl 1):84–98. doi:10.1002/dmrr.2701</w:t>
+        <w:t>6. Bus SA, Waaijman R, Arts M, de Haart M, Busch-Westbroek T, van Baal J, et al. Effect of custom-made footwear on foot ulcer recurrence in diabetes: a multicenter randomized controlled trial. Diabetes Care. 2013;36(12):4109–4116. doi:10.2337/dc13-0996</w:t>
       </w:r>
       <w:proofErr w:type="spellStart"/>
       <w:r>
@@ -6693,7 +6659,7 @@
           <w:szCs w:val="20"/>
           <w:lang w:val="en-GB"/>
         </w:rPr>
-        <w:t xml:space="preserve">7. Lincoln NB, Radford KA, Game FL, Jeffcoate WJ. Education for secondary prevention of foot ulcers in people with diabetes: a randomised controlled trial. Diabetologia. 2008;51(11):1954–1961. doi:10.1007/s00125-008-1110-0</w:t>
+        <w:t>7. van Netten JJ, Price PE, Lavery LA, Monteiro-Soares M, Rasmussen A, Jubiz Y, et al. Prevention of foot ulcers in the at-risk patient with diabetes: a systematic review. Diabetes Metab Res Rev. 2016;32(Suppl 1):84–98. doi:10.1002/dmrr.2701</w:t>
       </w:r>
       <w:proofErr w:type="spellStart"/>
       <w:r>
@@ -6736,7 +6702,7 @@
           <w:sz w:val="20"/>
           <w:szCs w:val="20"/>
         </w:rPr>
-        <w:t xml:space="preserve">8. Abbott CA, Chatwin KE, Foden P, Hasan AN, Sange C, Rajbhandari SM, et al. Innovative intelligent insole system reduces diabetic foot ulcer recurrence at plantar sites: a prospective, randomised, proof-of-concept study. Lancet Digit Health. 2019;1(6):e308–e318. doi:10.1016/S2589-7500(19)30128-1</w:t>
+        <w:t>8. Lincoln NB, Radford KA, Game FL, Jeffcoate WJ. Education for secondary prevention of foot ulcers in people with diabetes: a randomised controlled trial. Diabetologia. 2008;51(11):1954–1961. doi:10.1007/s00125-008-1110-0</w:t>
       </w:r>
       <w:proofErr w:type="spellStart"/>
       <w:r>
@@ -6818,7 +6784,7 @@
           <w:sz w:val="20"/>
           <w:szCs w:val="20"/>
         </w:rPr>
-        <w:t xml:space="preserve">9. Waaijman R, Keukenkamp R, de Haart M, Polomski WP, Nollet F, Bus SA. Adherence to wearing prescription custom-made footwear in patients with diabetes at high risk for plantar foot ulceration. Diabetes Care. 2013;36(6):1613–1618. doi:10.2337/dc12-1330</w:t>
+        <w:t>9. Abbott CA, Chatwin KE, Foden P, Hasan AN, Sange C, Rajbhandari SM, et al. Innovative intelligent insole system reduces diabetic foot ulcer recurrence at plantar sites: a prospective, randomised, proof-of-concept study. Lancet Digit Health. 2019;1(6):e308–e318. doi:10.1016/S2589-7500(19)30128-1</w:t>
       </w:r>
       <w:proofErr w:type="spellStart"/>
       <w:r>
@@ -6889,7 +6855,7 @@
           <w:sz w:val="20"/>
           <w:szCs w:val="20"/>
         </w:rPr>
-        <w:t xml:space="preserve">10. van Netten JJ, van Baal JG, Bril A, Wissink M, Bus SA. An exploratory study on differences in cumulative plantar tissue stress between healing and non-healing plantar neuropathic diabetic foot ulcers. Clin Biomech. 2018;53:86–92. doi:10.1016/j.clinbiomech.2018.02.012</w:t>
+        <w:t>10. Waaijman R, Keukenkamp R, de Haart M, Polomski WP, Nollet F, Bus SA. Adherence to wearing prescription custom-made footwear in patients with diabetes at high risk for plantar foot ulceration. Diabetes Care. 2013;36(6):1613–1618. doi:10.2337/dc12-1330</w:t>
       </w:r>
       <w:proofErr w:type="spellStart"/>
       <w:r>
@@ -6941,7 +6907,7 @@
           <w:szCs w:val="20"/>
           <w:lang w:val="en-GB"/>
         </w:rPr>
-        <w:t xml:space="preserve">11. Hulshof CM, Page M, van Baal SG, Bus SA, Fernando ME, van Gemert-Pijnen L, et al. The stress of measuring plantar tissue stress in people with diabetes-related foot ulcers: biomechanical and feasibility findings from two prospective cohort studies. Sensors. 2024;24(8):2411. doi:10.3390/s24082411</w:t>
+        <w:t>11. van Netten JJ, van Baal JG, Bril A, Wissink M, Bus SA. An exploratory study on differences in cumulative plantar tissue stress between healing and non-healing plantar neuropathic diabetic foot ulcers. Clin Biomech. 2018;53:86–92. doi:10.1016/j.clinbiomech.2018.02.012</w:t>
       </w:r>
       <w:proofErr w:type="gramStart"/>
       <w:r>
@@ -6974,7 +6940,7 @@
           <w:szCs w:val="20"/>
           <w:lang w:val="en-GB"/>
         </w:rPr>
-        <w:t xml:space="preserve">12. Hulshof CM, van Netten JJ, Busch-Westbroek TE, Sabelis LWE, Peters EJG, Pijnappels M, et al. The predictive value of cumulative plantar tissue stress on future plantar foot ulceration in people with diabetes — a 12-month prospective observational study. Diabet Med. 2025;42:e70099. doi:10.1111/dme.70099</w:t>
+        <w:t>12. Hulshof CM, Page M, van Baal SG, Bus SA, Fernando ME, van Gemert-Pijnen L, et al. The stress of measuring plantar tissue stress in people with diabetes-related foot ulcers: biomechanical and feasibility findings from two prospective cohort studies. Sensors. 2024;24(8):2411. doi:10.3390/s24082411</w:t>
       </w:r>
       <w:proofErr w:type="spellStart"/>
       <w:r>
@@ -7071,7 +7037,7 @@
           <w:szCs w:val="20"/>
           <w:lang w:val="en-GB"/>
         </w:rPr>
-        <w:t xml:space="preserve">13. Waaijman R, de Haart M, Arts MLJ, Wever D, Verlouw AJWE, Nollet F, et al. Risk factors for plantar foot ulcer recurrence in neuropathic diabetic patients. Diabetes Care. 2014;37(6):1697–1705. doi:10.2337/dc13-2470</w:t>
+        <w:t>13. Hulshof CM, van Netten JJ, Busch-Westbroek TE, Sabelis LWE, Peters EJG, Pijnappels M, et al. The predictive value of cumulative plantar tissue stress on future plantar foot ulceration in people with diabetes — a 12-month prospective observational study. Diabet Med. 2025;42:e70099. doi:10.1111/dme.70099</w:t>
       </w:r>
       <w:proofErr w:type="spellStart"/>
       <w:r>
@@ -7127,7 +7093,7 @@
           <w:szCs w:val="20"/>
           <w:lang w:val="en-GB"/>
         </w:rPr>
-        <w:t xml:space="preserve">14. Lutjeboer T, van Netten JJ, Postema K, Hijmans JM. Validity and feasibility of a temperature sensor for measuring use and non-use of orthopaedic footwear. J Rehabil Med. 2018;50(10):920–926. doi:10.2340/16501977-2494</w:t>
+        <w:t>14. Waaijman R, de Haart M, Arts MLJ, Wever D, Verlouw AJWE, Nollet F, et al. Risk factors for plantar foot ulcer recurrence in neuropathic diabetic patients. Diabetes Care. 2014;37(6):1697–1705. doi:10.2337/dc13-2470</w:t>
       </w:r>
       <w:proofErr w:type="spellStart"/>
       <w:r>
@@ -7240,7 +7206,7 @@
           <w:szCs w:val="20"/>
           <w:lang w:val="en-GB"/>
         </w:rPr>
-        <w:t xml:space="preserve">15. Michie S, van Stralen MM, West R. The behaviour change wheel: a new method for characterising and designing behaviour change interventions. Implement Sci. 2011;6:42. doi:10.1186/1748-5908-6-42</w:t>
+        <w:t>15. Lutjeboer T, van Netten JJ, Postema K, Hijmans JM. Validity and feasibility of a temperature sensor for measuring use and non-use of orthopaedic footwear. J Rehabil Med. 2018;50(10):920–926. doi:10.2340/16501977-2494</w:t>
       </w:r>
       <w:proofErr w:type="spellStart"/>
       <w:r>
@@ -7273,7 +7239,7 @@
           <w:szCs w:val="20"/>
           <w:lang w:val="en-GB"/>
         </w:rPr>
-        <w:t xml:space="preserve">16. Morbach S, Kersken J, Lobmann R, Nobels F, Doggen K, Van Acker K. The German and Belgian accreditation models for diabetic foot services. Diabetes Metab Res Rev. 2016;32(Suppl 1):318–325. doi:10.1002/dmrr.2752</w:t>
+        <w:t>16. Michie S, van Stralen MM, West R. The behaviour change wheel: a new method for characterising and designing behaviour change interventions. Implement Sci. 2011;6:42. doi:10.1186/1748-5908-6-42</w:t>
       </w:r>
       <w:r>
         <w:rPr>
@@ -7313,7 +7279,7 @@
           <w:szCs w:val="20"/>
           <w:lang w:val="en-GB"/>
         </w:rPr>
-        <w:t xml:space="preserve">17. Chan A-W, Boutron I, Hopewell S, Moher D, Schulz KF, Collins GS, et al. SPIRIT 2025 statement: updated guideline for protocols of randomised trials. BMJ. 2025;389:e081477. doi:10.1136/bmj-2024-081477</w:t>
+        <w:t>17. Morbach S, Kersken J, Lobmann R, Nobels F, Doggen K, Van Acker K. The German and Belgian accreditation models for diabetic foot services. Diabetes Metab Res Rev. 2016;32(Suppl 1):318–325. doi:10.1002/dmrr.2752</w:t>
       </w:r>
       <w:proofErr w:type="spellStart"/>
       <w:r>
@@ -7353,7 +7319,7 @@
           <w:szCs w:val="20"/>
           <w:lang w:val="en-GB"/>
         </w:rPr>
-        <w:t xml:space="preserve">18. Hoffmann TC, Glasziou PP, Boutron I, Milne R, Perera R, Moher D, et al. Better reporting of interventions: template for intervention description and replication (TIDieR) checklist and guide. BMJ. 2014;348:g1687. doi:10.1136/bmj.g1687</w:t>
+        <w:t>18. Chan A-W, Boutron I, Hopewell S, Moher D, Schulz KF, Collins GS, et al. SPIRIT 2025 statement: updated guideline for protocols of randomised trials. BMJ. 2025;389:e081477. doi:10.1136/bmj-2024-081477</w:t>
       </w:r>
       <w:proofErr w:type="spellStart"/>
       <w:r>
@@ -7429,7 +7395,7 @@
           <w:szCs w:val="20"/>
           <w:lang w:val="en-GB"/>
         </w:rPr>
-        <w:t xml:space="preserve">19. Loudon K, Treweek S, Sullivan F, Donnan PT, Thorpe KE, Zwarenstein M. The PRECIS-2 tool: designing trials that are fit for purpose. BMJ. 2015;350:h2147. doi:10.1136/bmj.h2147</w:t>
+        <w:t>19. Hoffmann TC, Glasziou PP, Boutron I, Milne R, Perera R, Moher D, et al. Better reporting of interventions: template for intervention description and replication (TIDieR) checklist and guide. BMJ. 2014;348:g1687. doi:10.1136/bmj.g1687</w:t>
       </w:r>
       <w:proofErr w:type="spellStart"/>
       <w:r>
@@ -7506,7 +7472,7 @@
           <w:sz w:val="20"/>
           <w:szCs w:val="20"/>
         </w:rPr>
-        <w:t xml:space="preserve">20. Hopewell S, Chan A-W, Collins GS, Hróbjartsson A, Moher D, Schulz KF, et al. CONSORT 2025 statement: updated guideline for reporting randomised trials. BMJ. 2025;389:e081123. doi:10.1136/bmj-2024-081123</w:t>
+        <w:t>20. Loudon K, Treweek S, Sullivan F, Donnan PT, Thorpe KE, Zwarenstein M. The PRECIS-2 tool: designing trials that are fit for purpose. BMJ. 2015;350:h2147. doi:10.1136/bmj.h2147</w:t>
       </w:r>
       <w:r>
         <w:rPr>
@@ -7574,7 +7540,7 @@
           <w:sz w:val="20"/>
           <w:szCs w:val="20"/>
         </w:rPr>
-        <w:t xml:space="preserve">21. Lincoln NB, Jeffcoate WJ, Ince P, Smith M, Radford KA. Validation of a new measure of protective footcare behaviour: the Nottingham Assessment of Functional Footcare (NAFF). Practical Diabetes International. 2007;24(4):207–211. doi:10.1002/pdi.1099</w:t>
+        <w:t>21. Hopewell S, Chan A-W, Collins GS, Hróbjartsson A, Moher D, Schulz KF, et al. CONSORT 2025 statement: updated guideline for reporting randomised trials. BMJ. 2025;389:e081123. doi:10.1136/bmj-2024-081123</w:t>
       </w:r>
       <w:proofErr w:type="spellStart"/>
       <w:r>
@@ -7618,7 +7584,7 @@
           <w:sz w:val="20"/>
           <w:szCs w:val="20"/>
         </w:rPr>
-        <w:t xml:space="preserve">22. Zwaferink JBJ, Nollet F, Bus SA. In-shoe pressure measurements in diabetic footwear practice: success rate and facilitators of and barriers to implementation. Sensors. 2024;24(6):1795. doi:10.3390/s24061795</w:t>
+        <w:t>22. Lincoln NB, Jeffcoate WJ, Ince P, Smith M, Radford KA. Validation of a new measure of protective footcare behaviour: the Nottingham Assessment of Functional Footcare (NAFF). Practical Diabetes International. 2007;24(4):207–211. doi:10.1002/pdi.1099</w:t>
       </w:r>
       <w:proofErr w:type="spellStart"/>
       <w:r>
@@ -7653,7 +7619,7 @@
           <w:szCs w:val="20"/>
           <w:lang w:val="de-DE"/>
         </w:rPr>
-        <w:t xml:space="preserve">23. van Netten JJ, Vossen LE, Driebergen FM, Wolthuis D, Merkx MJM, Bus SA. Short-term efficacy of a multi-modal intervention program to improve custom-made footwear use in people at high risk of diabetes-related foot ulceration. J Clin Med. 2025;14(11):3635. doi:10.3390/jcm14113635</w:t>
+        <w:t>23. Zwaferink JBJ, Nollet F, Bus SA. In-shoe pressure measurements in diabetic footwear practice: success rate and facilitators of and barriers to implementation. Sensors. 2024;24(6):1795. doi:10.3390/s24061795</w:t>
       </w:r>
       <w:r>
         <w:rPr>
@@ -7710,7 +7676,7 @@
           <w:sz w:val="20"/>
           <w:szCs w:val="20"/>
         </w:rPr>
-        <w:t xml:space="preserve">24. van Netten JJ, Bus SA, Apelqvist J, Chen P, Chuter V, Fitridge R, et al. Definitions and criteria for diabetes-related foot disease (IWGDF 2023 update). Diabetes Metab Res Rev. 2024;40(3):e3654. doi:10.1002/dmrr.3654</w:t>
+        <w:t>24. van Netten JJ, Vossen LE, Driebergen FM, Wolthuis D, Merkx MJM, Bus SA. Short-term efficacy of a multi-modal intervention program to improve custom-made footwear use in people at high risk of diabetes-related foot ulceration. J Clin Med. 2025;14(11):3635. doi:10.3390/jcm14113635</w:t>
       </w:r>
       <w:r>
         <w:rPr>
@@ -7763,7 +7729,7 @@
           <w:szCs w:val="20"/>
           <w:lang w:val="en-GB"/>
         </w:rPr>
-        <w:t xml:space="preserve">25. Dahmen R, Siemonsma PC, Monteiro S, Roorda LD, Lankhorst GJ, Boers M. Evaluation of the wear-and-tear scale for therapeutic footwear: results of a generalizability study. J Rehabil Med. 2018;50(6):569–574. doi:10.2340/16501977-2339</w:t>
+        <w:t>25. van Netten JJ, Bus SA, Apelqvist J, Chen P, Chuter V, Fitridge R, et al. Definitions and criteria for diabetes-related foot disease (IWGDF 2023 update). Diabetes Metab Res Rev. 2024;40(3):e3654. doi:10.1002/dmrr.3654</w:t>
       </w:r>
       <w:r>
         <w:rPr>
@@ -7796,7 +7762,7 @@
           <w:sz w:val="20"/>
           <w:szCs w:val="20"/>
         </w:rPr>
-        <w:t xml:space="preserve">26. Staniszewska A, Game F, Nixon J, Russell D, Armstrong DG, Ashmore C, et al. Development of a core outcome set for studies assessing interventions for diabetes-related foot ulceration. Diabetes Care. 2024;47(11):1958–1968. doi:10.2337/dc24-1112</w:t>
+        <w:t>26. Dahmen R, Siemonsma PC, Monteiro S, Roorda LD, Lankhorst GJ, Boers M. Evaluation of the wear-and-tear scale for therapeutic footwear: results of a generalizability study. J Rehabil Med. 2018;50(6):569–574. doi:10.2340/16501977-2339</w:t>
       </w:r>
       <w:r>
         <w:rPr>
@@ -7872,7 +7838,7 @@
           <w:sz w:val="20"/>
           <w:szCs w:val="20"/>
         </w:rPr>
-        <w:t xml:space="preserve">27. Keukenkamp R, van Netten JJ, Busch-Westbroek TE, Bus SA. Custom-made footwear designed for indoor use increases short-term and long-term adherence in people with diabetes at high ulcer risk. BMJ Open Diabetes Res Care. 2022;10(1):e002593. doi:10.1136/bmjdrc-2021-002593</w:t>
+        <w:t>27. Staniszewska A, Game F, Nixon J, Russell D, Armstrong DG, Ashmore C, et al. Development of a core outcome set for studies assessing interventions for diabetes-related foot ulceration. Diabetes Care. 2024;47(11):1958–1968. doi:10.2337/dc24-1112</w:t>
       </w:r>
       <w:r>
         <w:rPr>
@@ -7909,7 +7875,7 @@
           <w:sz w:val="20"/>
           <w:szCs w:val="20"/>
         </w:rPr>
-        <w:t xml:space="preserve">28. Staniszewska A, Jones A, Davies L, Game F, Nixon J, Russell D, et al. Development of a core descriptor set for studies assessing interventions for diabetes-related foot ulcers Diabetologia. 2026. doi:10.1007/s00125-026-06815-1</w:t>
+        <w:t>28. Keukenkamp R, van Netten JJ, Busch-Westbroek TE, Bus SA. Custom-made footwear designed for indoor use increases short-term and long-term adherence in people with diabetes at high ulcer risk. BMJ Open Diabetes Res Care. 2022;10(1):e002593. doi:10.1136/bmjdrc-2021-002593</w:t>
       </w:r>
       <w:r>
         <w:rPr>
@@ -7981,7 +7947,7 @@
           <w:szCs w:val="20"/>
           <w:lang w:val="en-GB"/>
         </w:rPr>
-        <w:t xml:space="preserve">29. Bus SA, van Netten JJ, Schouten DR, Dijkgraaf MGW. Cost-effectiveness of pressure-guided-offloading-improved custom-made footwear for people with diabetes at high risk of plantar foot ulceration. Diabetology. 2026;7(4):70. doi:10.3390/diabetology7040070</w:t>
+        <w:t>29. Staniszewska A, Jones A, Davies L, Game F, Nixon J, Russell D, et al. Development of a core descriptor set for studies assessing interventions for diabetes-related foot ulcers Diabetologia. 2026. doi:10.1007/s00125-026-06815-1</w:t>
       </w:r>
       <w:proofErr w:type="spellStart"/>
       <w:r>
@@ -8076,7 +8042,7 @@
           <w:szCs w:val="20"/>
           <w:lang w:val="en-GB"/>
         </w:rPr>
-        <w:t xml:space="preserve">30. Husereau D, Drummond M, Petrou S, Carswell C, Moher D, Greenberg D, et al. Consolidated Health Economic Evaluation Reporting Standards (CHEERS) statement. Pharmacoeconomics. 2013;31(5):361–367. doi:10.1007/s40273-013-0032-y</w:t>
+        <w:t>30. Bus SA, van Netten JJ, Schouten DR, Dijkgraaf MGW. Cost-effectiveness of pressure-guided-offloading-improved custom-made footwear for people with diabetes at high risk of plantar foot ulceration. Diabetology. 2026;7(4):70. doi:10.3390/diabetology7040070</w:t>
       </w:r>
       <w:proofErr w:type="spellStart"/>
       <w:r>
@@ -8125,7 +8091,7 @@
           <w:szCs w:val="20"/>
           <w:lang w:val="en-GB"/>
         </w:rPr>
-        <w:t xml:space="preserve">31. Hakkaart-van Roijen L, Peeters S, Kanters T. Kostenhandleiding voor economische evaluaties in de gezondheidszorg: methodologie en referentieprijzen. Diemen: Zorginstituut Nederland; 2024.</w:t>
+        <w:t>31. Husereau D, Drummond M, Petrou S, Carswell C, Moher D, Greenberg D, et al. Consolidated Health Economic Evaluation Reporting Standards (CHEERS) statement. Pharmacoeconomics. 2013;31(5):361–367. doi:10.1007/s40273-013-0032-y</w:t>
       </w:r>
     </w:p>
     <w:p ns2:paraId="11F664E0" ns2:textId="77777777">
@@ -8139,7 +8105,7 @@
           <w:szCs w:val="20"/>
           <w:lang w:val="en-GB"/>
         </w:rPr>
-        <w:t xml:space="preserve">32. Prompers L, Huijberts M, Schaper N, Apelqvist J, Bakker K, Edmonds M, et al. Resource utilisation and costs associated with the treatment of diabetic foot ulcers. Prospective data from the Eurodiale Study. Diabetologia. 2008;51(10):1826–1834. doi:10.1007/s00125-008-1089-6</w:t>
+        <w:t>32. Hakkaart-van Roijen L, Peeters S, Kanters T. Kostenhandleiding voor economische evaluaties in de gezondheidszorg: methodologie en referentieprijzen. Diemen: Zorginstituut Nederland; 2024.</w:t>
       </w:r>
       <w:proofErr w:type="spellStart"/>
       <w:r>
@@ -8191,7 +8157,7 @@
           <w:sz w:val="20"/>
           <w:szCs w:val="20"/>
         </w:rPr>
-        <w:t xml:space="preserve">33. Ragnarson Tennvall G, Apelqvist J. Prevention of diabetes-related foot ulcers and amputations: a cost-utility analysis based on Markov model simulations. Diabetologia. 2001;44(11):2077–2087. doi:10.1007/s001250100013</w:t>
+        <w:t>33. Prompers L, Huijberts M, Schaper N, Apelqvist J, Bakker K, Edmonds M, et al. Resource utilisation and costs associated with the treatment of diabetic foot ulcers. Prospective data from the Eurodiale Study. Diabetologia. 2008;51(10):1826–1834. doi:10.1007/s00125-008-1089-6</w:t>
       </w:r>
       <w:r>
         <w:rPr>
@@ -8215,7 +8181,7 @@
           <w:szCs w:val="20"/>
           <w:lang w:val="en-GB"/>
         </w:rPr>
-        <w:t xml:space="preserve">34. Ortegon MM, Redekop WK, Niessen LW. Cost-effectiveness of prevention and treatment of the diabetic foot: a Markov analysis. Diabetes Care. 2004;27(4):901–907. doi:10.2337/diacare.27.4.901</w:t>
+        <w:t>34. Ragnarson Tennvall G, Apelqvist J. Prevention of diabetes-related foot ulcers and amputations: a cost-utility analysis based on Markov model simulations. Diabetologia. 2001;44(11):2077–2087. doi:10.1007/s001250100013</w:t>
       </w:r>
     </w:p>
     <w:p ns2:paraId="11F664E3" ns2:textId="77777777">
@@ -8229,7 +8195,7 @@
           <w:sz w:val="20"/>
           <w:lang w:val="en-GB"/>
         </w:rPr>
-        <w:t xml:space="preserve">35. van Netten JJ, aan de Stegge WB, Dijkgraaf MGW, Bus SA. Cost-effectiveness of temperature monitoring to help prevent foot ulcer recurrence in people with diabetes: a multicenter randomized controlled trial. Diabetes Metab Res Rev. 2024;40(4):e3805. doi:10.1002/dmrr.3805</w:t>
+        <w:t>35. Ortegon MM, Redekop WK, Niessen LW. Cost-effectiveness of prevention and treatment of the diabetic foot: a Markov analysis. Diabetes Care. 2004;27(4):901–907. doi:10.2337/diacare.27.4.901</w:t>
       </w:r>
     </w:p>
     <w:p ns2:paraId="11F664E4" ns2:textId="7685600F">
@@ -8243,7 +8209,47 @@
           <w:sz w:val="20"/>
           <w:lang w:val="en-GB"/>
         </w:rPr>
-        <w:t xml:space="preserve">36. Moore GF, Audrey S, Barker M, Bond L, Bonell C, Hardeman W, et al. Process evaluation of complex interventions: Medical Research Council guidance. BMJ. 2015;350:h1258. doi:10.1136/bmj.h1258</w:t>
+        <w:t>36. van Netten JJ, aan de Stegge WB, Dijkgraaf MGW, Bus SA. Cost-effectiveness of temperature monitoring to help prevent foot ulcer recurrence in people with diabetes: a multicenter randomized controlled trial. Diabetes Metab Res Rev. 2024;40(4):e3805. doi:10.1002/dmrr.3805</w:t>
+      </w:r>
+      <w:r>
+        <w:rPr>
+          <w:sz w:val="20"/>
+          <w:lang w:val="en-GB"/>
+        </w:rPr>
+      </w:r>
+      <w:r>
+        <w:rPr>
+          <w:sz w:val="20"/>
+          <w:lang w:val="en-GB"/>
+        </w:rPr>
+      </w:r>
+      <w:proofErr w:type="spellStart"/>
+      <w:r>
+        <w:rPr>
+          <w:sz w:val="20"/>
+          <w:lang w:val="en-GB"/>
+        </w:rPr>
+      </w:r>
+      <w:proofErr w:type="spellEnd"/>
+      <w:r>
+        <w:rPr>
+          <w:sz w:val="20"/>
+          <w:lang w:val="en-GB"/>
+        </w:rPr>
+      </w:r>
+    </w:p>
+    <w:p ns2:paraId="11F664E4" ns2:textId="7685600F">
+      <w:pPr>
+        <w:rPr>
+          <w:lang w:val="en-GB"/>
+        </w:rPr>
+      </w:pPr>
+      <w:r>
+        <w:rPr>
+          <w:sz w:val="20"/>
+          <w:lang w:val="en-GB"/>
+        </w:rPr>
+        <w:t>37. Moore GF, Audrey S, Barker M, Bond L, Bonell C, Hardeman W, et al. Process evaluation of complex interventions: Medical Research Council guidance. BMJ. 2015;350:h1258. doi:10.1136/bmj.h1258</w:t>
       </w:r>
       <w:r>
         <w:rPr>

--- a/protocol paper/PARADISE_protocol_manuscript.docx
+++ b/protocol paper/PARADISE_protocol_manuscript.docx
@@ -453,7 +453,7 @@
         <w:rPr>
           <w:lang w:val="en-GB"/>
         </w:rPr>
-        <w:t xml:space="preserve">approximately one in five moderate or severe infections leads to amputation, after which five-year mortality exceeds 70% [1]. </w:t>
+        <w:t xml:space="preserve">approximately one in five moderate or severe infections leads to amputation; five-year mortality following diabetes-related amputation exceeds 70% [1]. </w:t>
       </w:r>
       <w:r>
         <w:rPr>
@@ -507,55 +507,55 @@
         <w:rPr>
           <w:lang w:val="en-GB"/>
         </w:rPr>
-        <w:t xml:space="preserve"> its cause. Peripheral neuropathy, foot deformity, elevated plan</w:t>
-      </w:r>
-      <w:r>
-        <w:rPr>
-          <w:lang w:val="en-GB"/>
-        </w:rPr>
-        <w:t xml:space="preserve">tar stress,</w:t>
-      </w:r>
-      <w:r>
-        <w:rPr>
-          <w:lang w:val="en-GB"/>
-        </w:rPr>
-        <w:t xml:space="preserve"> and peripheral artery disease persist unchanged after </w:t>
-      </w:r>
-      <w:r>
-        <w:rPr>
-          <w:lang w:val="en-GB"/>
-        </w:rPr>
-        <w:t xml:space="preserve">epithelialization</w:t>
-      </w:r>
-      <w:r>
-        <w:rPr>
-          <w:lang w:val="en-GB"/>
-        </w:rPr>
-        <w:t xml:space="preserve"> [1]. The proximate mechanism is mechanical</w:t>
-      </w:r>
-      <w:r>
-        <w:rPr>
-          <w:lang w:val="en-GB"/>
-        </w:rPr>
-        <w:t xml:space="preserve">, involving</w:t>
-      </w:r>
-      <w:r>
-        <w:rPr>
-          <w:lang w:val="en-GB"/>
-        </w:rPr>
-        <w:t xml:space="preserve"> repetitive vertical and shear stress applied to a foot that has lost the protective</w:t>
-      </w:r>
-      <w:r>
-        <w:rPr>
-          <w:lang w:val="en-GB"/>
-        </w:rPr>
-        <w:t xml:space="preserve"> sensation,</w:t>
-      </w:r>
-      <w:r>
-        <w:rPr>
-          <w:lang w:val="en-GB"/>
-        </w:rPr>
-        <w:t xml:space="preserve"> which would otherwise interrupt it [1]. This mechanism distinguishes diabetes-related foot disease from most chronic wounds, </w:t>
+        <w:t xml:space="preserve"> its cause. Peripheral neuropathy, foot deformity, elevated plantar stress, and peripheral artery disease are typically unresolved by epithelialization, although foot structure and perfusion can be improved surgically in selected patients [1].</w:t>
+      </w:r>
+      <w:r>
+        <w:rPr>
+          <w:lang w:val="en-GB"/>
+        </w:rPr>
+        <w:t xml:space="preserve"/>
+      </w:r>
+      <w:r>
+        <w:rPr>
+          <w:lang w:val="en-GB"/>
+        </w:rPr>
+        <w:t xml:space="preserve"/>
+      </w:r>
+      <w:r>
+        <w:rPr>
+          <w:lang w:val="en-GB"/>
+        </w:rPr>
+        <w:t xml:space="preserve"/>
+      </w:r>
+      <w:r>
+        <w:rPr>
+          <w:lang w:val="en-GB"/>
+        </w:rPr>
+        <w:t xml:space="preserve"> The proximate mechanism is mechanical: repetitive stress at a site subject to high vertical or shear loading, in a foot that has lost the protective sensation which would otherwise interrupt it [1].</w:t>
+      </w:r>
+      <w:r>
+        <w:rPr>
+          <w:lang w:val="en-GB"/>
+        </w:rPr>
+        <w:t xml:space="preserve"/>
+      </w:r>
+      <w:r>
+        <w:rPr>
+          <w:lang w:val="en-GB"/>
+        </w:rPr>
+        <w:t xml:space="preserve"/>
+      </w:r>
+      <w:r>
+        <w:rPr>
+          <w:lang w:val="en-GB"/>
+        </w:rPr>
+        <w:t xml:space="preserve"/>
+      </w:r>
+      <w:r>
+        <w:rPr>
+          <w:lang w:val="en-GB"/>
+        </w:rPr>
+        <w:t xml:space="preserve"> This mechanism distinguishes diabetes-related foot disease from most chronic wounds, </w:t>
       </w:r>
       <w:r>
         <w:rPr>
@@ -751,7 +751,7 @@
         <w:rPr>
           <w:lang w:val="en-GB"/>
         </w:rPr>
-        <w:t xml:space="preserve">The second is patient education, where the evidence is weaker. Across the controlled studies of patient education included in the International Working Group on the Diabetic Foot systematic review of recurrence prevention, the mean effect size was −13.4%, indicating no protective effect [1,7]. The most rigorous individual trial evaluating a structured single educational session found no reduction in ulceration at either six or twelve months [8]. </w:t>
+        <w:t xml:space="preserve">The second is patient education, where the evidence is weaker. Across the controlled studies included in the International Working Group on the Diabetic Foot systematic review of recurrence prevention, patient education delivered as a stand-alone intervention showed no demonstrable preventive effect on ulcer recurrence: the median treatment effect was −13.4% (range −26.3% to −0.5%), a negative value denoting higher recurrence in the intervention groups than under usual care [7]. The most rigorous individual trial evaluating a structured single educational session found no reduction in ulceration at either six or twelve months [8]. </w:t>
       </w:r>
       <w:r>
         <w:rPr>
@@ -1247,31 +1247,31 @@
         <w:rPr>
           <w:lang w:val="en-GB"/>
         </w:rPr>
-        <w:t xml:space="preserve"> and anchored to objective wear-time feedback, performs differently. Where adherence has been achieved in pr</w:t>
-      </w:r>
-      <w:r>
-        <w:rPr>
-          <w:lang w:val="en-GB"/>
-        </w:rPr>
-        <w:t xml:space="preserve">ior work, and </w:t>
-      </w:r>
-      <w:r>
-        <w:rPr>
-          <w:lang w:val="en-GB"/>
-        </w:rPr>
-        <w:t xml:space="preserve">its associated effect has been sub</w:t>
-      </w:r>
-      <w:r>
-        <w:rPr>
-          <w:lang w:val="en-GB"/>
-        </w:rPr>
-        <w:t xml:space="preserve">stantial: the </w:t>
-      </w:r>
-      <w:r>
-        <w:rPr>
-          <w:lang w:val="en-GB"/>
-        </w:rPr>
-        <w:t xml:space="preserve">mean risk reduction was 58.1% for adherence to therapeutic footwear and 85.5% for adherence to educational recommendations [1,7].</w:t>
+        <w:t xml:space="preserve"> and anchored to objective wear-time feedback, performs differently. Where adherence has been achieved in prior work, its associated effect has been substantial: the mean effect of adherence was a 58.1% lower recurrence risk for therapeutic footwear and 85.5% for educational recommendations, in each case comparing patients who followed the treatment with those who did not [7]. These are effects of adherence rather than of the interventions as randomised.</w:t>
+      </w:r>
+      <w:r>
+        <w:rPr>
+          <w:lang w:val="en-GB"/>
+        </w:rPr>
+        <w:t xml:space="preserve"/>
+      </w:r>
+      <w:r>
+        <w:rPr>
+          <w:lang w:val="en-GB"/>
+        </w:rPr>
+        <w:t xml:space="preserve"/>
+      </w:r>
+      <w:r>
+        <w:rPr>
+          <w:lang w:val="en-GB"/>
+        </w:rPr>
+        <w:t xml:space="preserve"/>
+      </w:r>
+      <w:r>
+        <w:rPr>
+          <w:lang w:val="en-GB"/>
+        </w:rPr>
+        <w:t xml:space="preserve"/>
       </w:r>
     </w:p>
     <w:p ns2:paraId="21D5BFCE" ns2:textId="016C46B5">
@@ -4537,13 +4537,13 @@
           <w:lang w:val="en-GB"/>
         </w:rPr>
         <w:lastRenderedPageBreak/>
-        <w:t xml:space="preserve">Cost-effectiveness is rarely assessed in diabetic foot ulcer prevention, although it is decisive for implementation, because in prevention the costs always precede the benefits. The only economic evaluation of pressure-guided offloading-improved custom-made footwear analysed the DIAFOS trial and found the intervention likely cost-saving once downstream ulcer treatment costs were counted: an incremental cost-effectiveness ratio of €−8124 per additional ulcer prevented, with a 0.81 probability of being cost-e</w:t>
-      </w:r>
-      <w:r>
-        <w:rPr>
-          <w:lang w:val="en-GB"/>
-        </w:rPr>
-        <w:t xml:space="preserve">ffective, rising to €−5317 and 0.94 in the subgroup adherent to wearing the footwear [30]. Intervention costs of €492 per participant were more than offset by lower ulcer treatment costs. </w:t>
+        <w:t xml:space="preserve">Cost-effectiveness is rarely assessed in diabetic foot ulcer prevention, although it is decisive for implementation, because in prevention the costs always precede the benefits. The only economic evaluation of pressure-guided offloading-improved custom-made footwear analysed the DIAFOS trial and found the intervention likely cost-saving once downstream ulcer treatment costs were counted: an incremental cost-effectiveness ratio of €−8124 per additional participant with a prevented ulcer over 18 months, at a maximum probability of cost-effectiveness of 0.81; among participants adherent to their prescribed footwear the ratio was €−5317 at a maximum probability of 0.94 [30].</w:t>
+      </w:r>
+      <w:r>
+        <w:rPr>
+          <w:lang w:val="en-GB"/>
+        </w:rPr>
+        <w:t xml:space="preserve"> Intervention costs of €492 per participant were more than offset by lower ulcer treatment costs. </w:t>
       </w:r>
       <w:r>
         <w:rPr>
@@ -4573,13 +4573,13 @@
         <w:rPr>
           <w:lang w:val="en-GB"/>
         </w:rPr>
-        <w:t xml:space="preserve">identifies</w:t>
-      </w:r>
-      <w:r>
-        <w:rPr>
-          <w:lang w:val="en-GB"/>
-        </w:rPr>
-        <w:t xml:space="preserve"> four limitations that define what a subsequent evaluation should do: adopt a societal perspective, incorporate quality-adjusted life years, collect ulcer treatment costs prospectively rather than importing them from reference data, and extend beyond 18 months using a Markov model [30]. The PARADISE economic evaluation </w:t>
+        <w:t xml:space="preserve">identifies what a subsequent evaluation should do. The authors named the absence of a societal perspective and of QALY-based outcomes, the use of externally sourced rather than prospectively collected ulcer-treatment costs, and the 18-month time horizon as important limitations, and recommended longer-term Markov modelling for future economic evaluations [30]. The evaluation embedded in PARADISE adopts each of these.</w:t>
+      </w:r>
+      <w:r>
+        <w:rPr>
+          <w:lang w:val="en-GB"/>
+        </w:rPr>
+        <w:t xml:space="preserve"> The PARADISE economic evaluation </w:t>
       </w:r>
       <w:r>
         <w:rPr>
@@ -4865,19 +4865,19 @@
         <w:rPr>
           <w:lang w:val="en-GB"/>
         </w:rPr>
-        <w:t xml:space="preserve">sensitivity analysis. Prior modelling provides the comparators against which the resulting estimates will be interpreted: guideline-concordant prevention was cost-saving at €−904 per participant over </w:t>
-      </w:r>
-      <w:r>
-        <w:rPr>
-          <w:lang w:val="en-GB"/>
-        </w:rPr>
-        <w:t xml:space="preserve">five years,</w:t>
-      </w:r>
-      <w:r>
-        <w:rPr>
-          <w:lang w:val="en-GB"/>
-        </w:rPr>
-        <w:t xml:space="preserve"> assuming adherence [34], and cost-effective over a lifetime horizon at under $25,000 per QALY gained [35]. A trial-based evaluation of at-home temperature monitoring in the same population and over the same 18-month horizon reported an ICER of €−11,580 per ulcer prevented with a 79% probability of cost-effectiveness [36] and provides the closest methodological precedent for the within-trial analysis reported here.</w:t>
+        <w:t xml:space="preserve">sensitivity analysis. Prior modelling provides the comparators against which the resulting estimates will be interpreted: in high-risk patients, prevention concordant with the International Consensus on the Diabetic Foot was cost-saving, at €800 to €969 lower cost per patient over five years at 1998 prices, under a baseline assumption of 25% lower incidence of foot ulcers and lower-extremity amputation [34]; and guideline-based care was cost-effective over a lifetime horizon at under US$25,000 per QALY gained [35].</w:t>
+      </w:r>
+      <w:r>
+        <w:rPr>
+          <w:lang w:val="en-GB"/>
+        </w:rPr>
+        <w:t xml:space="preserve"/>
+      </w:r>
+      <w:r>
+        <w:rPr>
+          <w:lang w:val="en-GB"/>
+        </w:rPr>
+        <w:t xml:space="preserve"> A trial-based evaluation of at-home temperature monitoring in the same population and over the same 18-month horizon reported an ICER of €−11,580 per ulcer prevented with a 79% probability of cost-effectiveness [36] and provides the closest methodological precedent for the within-trial analysis reported here.</w:t>
       </w:r>
     </w:p>
     <w:p ns2:paraId="11F6648F" ns2:textId="77777777">
@@ -6207,7 +6207,7 @@
           <w:szCs w:val="20"/>
           <w:lang w:val="en-GB"/>
         </w:rPr>
-        <w:t>1. Armstrong DG, Boulton AJM, Bus SA. Diabetic foot ulcers and their recurrence. N Engl J Med. 2017;376(24):2367–2375. doi:10.1056/NEJMra1615439</w:t>
+        <w:t xml:space="preserve">1. Armstrong DG, Boulton AJM, Bus SA. Diabetic foot ulcers and their recurrence. N Engl J Med. 2017;376(24):2367–2375. doi:10.1056/NEJMra1615439</w:t>
       </w:r>
       <w:r>
         <w:rPr>
@@ -6271,7 +6271,7 @@
           <w:sz w:val="20"/>
           <w:szCs w:val="20"/>
         </w:rPr>
-        <w:t>2. Bus SA, van Netten JJ. A shift in priority in diabetic foot care and research: 75% of foot ulcers are preventable. Diabetes Metab Res Rev. 2016;32(Suppl 1):195–200. doi:10.1002/dmrr.2738</w:t>
+        <w:t xml:space="preserve">2. Bus SA, van Netten JJ. A shift in priority in diabetic foot care and research: 75% of foot ulcers are preventable. Diabetes Metab Res Rev. 2016;32(Suppl 1):195–200. doi:10.1002/dmrr.2738</w:t>
       </w:r>
       <w:r>
         <w:rPr>
@@ -6311,7 +6311,7 @@
           <w:szCs w:val="20"/>
           <w:lang w:val="en-GB"/>
         </w:rPr>
-        <w:t>3. Bus SA, Haspels R, Busch-Westbroek TE. Evaluation and optimization of therapeutic footwear for neuropathic diabetic foot patients using in-shoe plantar pressure analysis. Diabetes Care. 2011;34(7):1595–1600. doi:10.2337/dc10-2206</w:t>
+        <w:t xml:space="preserve">3. Bus SA, Haspels R, Busch-Westbroek TE. Evaluation and optimization of therapeutic footwear for neuropathic diabetic foot patients using in-shoe plantar pressure analysis. Diabetes Care. 2011;34(7):1595–1600. doi:10.2337/dc10-2206</w:t>
       </w:r>
       <w:proofErr w:type="spellStart"/>
       <w:r>
@@ -6373,7 +6373,7 @@
           <w:szCs w:val="20"/>
           <w:lang w:val="en-GB"/>
         </w:rPr>
-        <w:t>4. Bus SA, Zwaferink JB, Dahmen R, Busch-Westbroek T. State of the art design protocol for custom made footwear for people with diabetes and peripheral neuropathy. Diabetes Metab Res Rev. 2020;36(S1):e3237. doi:10.1002/dmrr.3237</w:t>
+        <w:t xml:space="preserve">4. Bus SA, Zwaferink JB, Dahmen R, Busch-Westbroek T. State of the art design protocol for custom made footwear for people with diabetes and peripheral neuropathy. Diabetes Metab Res Rev. 2020;36(S1):e3237. doi:10.1002/dmrr.3237</w:t>
       </w:r>
       <w:proofErr w:type="spellStart"/>
       <w:r>
@@ -6488,7 +6488,7 @@
           <w:sz w:val="20"/>
           <w:szCs w:val="20"/>
         </w:rPr>
-        <w:t>5. Bus SA, Sacco ICN, Monteiro-Soares M, Raspovic A, Paton J, Rasmussen A, et al. Guidelines on the prevention of foot ulcers in persons with diabetes (IWGDF 2023 update). Diabetes Metab Res Rev. 2024;40(3):e3651. doi:10.1002/dmrr.3651</w:t>
+        <w:t xml:space="preserve">5. Bus SA, Sacco ICN, Monteiro-Soares M, Raspovic A, Paton J, Rasmussen A, et al. Guidelines on the prevention of foot ulcers in persons with diabetes (IWGDF 2023 update). Diabetes Metab Res Rev. 2024;40(3):e3651. doi:10.1002/dmrr.3651</w:t>
       </w:r>
       <w:proofErr w:type="spellStart"/>
       <w:r>
@@ -6606,7 +6606,7 @@
           <w:szCs w:val="20"/>
           <w:lang w:val="fr-FR"/>
         </w:rPr>
-        <w:t>6. Bus SA, Waaijman R, Arts M, de Haart M, Busch-Westbroek T, van Baal J, et al. Effect of custom-made footwear on foot ulcer recurrence in diabetes: a multicenter randomized controlled trial. Diabetes Care. 2013;36(12):4109–4116. doi:10.2337/dc13-0996</w:t>
+        <w:t xml:space="preserve">6. Bus SA, Waaijman R, Arts M, de Haart M, Busch-Westbroek T, van Baal J, et al. Effect of custom-made footwear on foot ulcer recurrence in diabetes: a multicenter randomized controlled trial. Diabetes Care. 2013;36(12):4109–4116. doi:10.2337/dc13-0996</w:t>
       </w:r>
       <w:proofErr w:type="spellStart"/>
       <w:r>
@@ -6659,7 +6659,7 @@
           <w:szCs w:val="20"/>
           <w:lang w:val="en-GB"/>
         </w:rPr>
-        <w:t>7. van Netten JJ, Price PE, Lavery LA, Monteiro-Soares M, Rasmussen A, Jubiz Y, et al. Prevention of foot ulcers in the at-risk patient with diabetes: a systematic review. Diabetes Metab Res Rev. 2016;32(Suppl 1):84–98. doi:10.1002/dmrr.2701</w:t>
+        <w:t xml:space="preserve">7. van Netten JJ, Price PE, Lavery LA, Monteiro-Soares M, Rasmussen A, Jubiz Y, et al. Prevention of foot ulcers in the at-risk patient with diabetes: a systematic review. Diabetes Metab Res Rev. 2016;32(Suppl 1):84–98. doi:10.1002/dmrr.2701</w:t>
       </w:r>
       <w:proofErr w:type="spellStart"/>
       <w:r>
@@ -6702,7 +6702,7 @@
           <w:sz w:val="20"/>
           <w:szCs w:val="20"/>
         </w:rPr>
-        <w:t>8. Lincoln NB, Radford KA, Game FL, Jeffcoate WJ. Education for secondary prevention of foot ulcers in people with diabetes: a randomised controlled trial. Diabetologia. 2008;51(11):1954–1961. doi:10.1007/s00125-008-1110-0</w:t>
+        <w:t xml:space="preserve">8. Lincoln NB, Radford KA, Game FL, Jeffcoate WJ. Education for secondary prevention of foot ulcers in people with diabetes: a randomised controlled trial. Diabetologia. 2008;51(11):1954–1961. doi:10.1007/s00125-008-1110-0</w:t>
       </w:r>
       <w:proofErr w:type="spellStart"/>
       <w:r>
@@ -6784,7 +6784,7 @@
           <w:sz w:val="20"/>
           <w:szCs w:val="20"/>
         </w:rPr>
-        <w:t>9. Abbott CA, Chatwin KE, Foden P, Hasan AN, Sange C, Rajbhandari SM, et al. Innovative intelligent insole system reduces diabetic foot ulcer recurrence at plantar sites: a prospective, randomised, proof-of-concept study. Lancet Digit Health. 2019;1(6):e308–e318. doi:10.1016/S2589-7500(19)30128-1</w:t>
+        <w:t xml:space="preserve">9. Abbott CA, Chatwin KE, Foden P, Hasan AN, Sange C, Rajbhandari SM, et al. Innovative intelligent insole system reduces diabetic foot ulcer recurrence at plantar sites: a prospective, randomised, proof-of-concept study. Lancet Digit Health. 2019;1(6):e308–e318. doi:10.1016/S2589-7500(19)30128-1</w:t>
       </w:r>
       <w:proofErr w:type="spellStart"/>
       <w:r>
@@ -6855,7 +6855,7 @@
           <w:sz w:val="20"/>
           <w:szCs w:val="20"/>
         </w:rPr>
-        <w:t>10. Waaijman R, Keukenkamp R, de Haart M, Polomski WP, Nollet F, Bus SA. Adherence to wearing prescription custom-made footwear in patients with diabetes at high risk for plantar foot ulceration. Diabetes Care. 2013;36(6):1613–1618. doi:10.2337/dc12-1330</w:t>
+        <w:t xml:space="preserve">10. Waaijman R, Keukenkamp R, de Haart M, Polomski WP, Nollet F, Bus SA. Adherence to wearing prescription custom-made footwear in patients with diabetes at high risk for plantar foot ulceration. Diabetes Care. 2013;36(6):1613–1618. doi:10.2337/dc12-1330</w:t>
       </w:r>
       <w:proofErr w:type="spellStart"/>
       <w:r>
@@ -6907,7 +6907,7 @@
           <w:szCs w:val="20"/>
           <w:lang w:val="en-GB"/>
         </w:rPr>
-        <w:t>11. van Netten JJ, van Baal JG, Bril A, Wissink M, Bus SA. An exploratory study on differences in cumulative plantar tissue stress between healing and non-healing plantar neuropathic diabetic foot ulcers. Clin Biomech. 2018;53:86–92. doi:10.1016/j.clinbiomech.2018.02.012</w:t>
+        <w:t xml:space="preserve">11. van Netten JJ, van Baal JG, Bril A, Wissink M, Bus SA. An exploratory study on differences in cumulative plantar tissue stress between healing and non-healing plantar neuropathic diabetic foot ulcers. Clin Biomech. 2018;53:86–92. doi:10.1016/j.clinbiomech.2018.02.012</w:t>
       </w:r>
       <w:proofErr w:type="gramStart"/>
       <w:r>
@@ -6940,7 +6940,7 @@
           <w:szCs w:val="20"/>
           <w:lang w:val="en-GB"/>
         </w:rPr>
-        <w:t>12. Hulshof CM, Page M, van Baal SG, Bus SA, Fernando ME, van Gemert-Pijnen L, et al. The stress of measuring plantar tissue stress in people with diabetes-related foot ulcers: biomechanical and feasibility findings from two prospective cohort studies. Sensors. 2024;24(8):2411. doi:10.3390/s24082411</w:t>
+        <w:t xml:space="preserve">12. Hulshof CM, Page M, van Baal SG, Bus SA, Fernando ME, van Gemert-Pijnen L, et al. The stress of measuring plantar tissue stress in people with diabetes-related foot ulcers: biomechanical and feasibility findings from two prospective cohort studies. Sensors. 2024;24(8):2411. doi:10.3390/s24082411</w:t>
       </w:r>
       <w:proofErr w:type="spellStart"/>
       <w:r>
@@ -7037,7 +7037,7 @@
           <w:szCs w:val="20"/>
           <w:lang w:val="en-GB"/>
         </w:rPr>
-        <w:t>13. Hulshof CM, van Netten JJ, Busch-Westbroek TE, Sabelis LWE, Peters EJG, Pijnappels M, et al. The predictive value of cumulative plantar tissue stress on future plantar foot ulceration in people with diabetes — a 12-month prospective observational study. Diabet Med. 2025;42:e70099. doi:10.1111/dme.70099</w:t>
+        <w:t xml:space="preserve">13. Hulshof CM, van Netten JJ, Busch-Westbroek TE, Sabelis LWE, Peters EJG, Pijnappels M, et al. The predictive value of cumulative plantar tissue stress on future plantar foot ulceration in people with diabetes — a 12-month prospective observational study. Diabet Med. 2025;42:e70099. doi:10.1111/dme.70099</w:t>
       </w:r>
       <w:proofErr w:type="spellStart"/>
       <w:r>
@@ -7093,7 +7093,7 @@
           <w:szCs w:val="20"/>
           <w:lang w:val="en-GB"/>
         </w:rPr>
-        <w:t>14. Waaijman R, de Haart M, Arts MLJ, Wever D, Verlouw AJWE, Nollet F, et al. Risk factors for plantar foot ulcer recurrence in neuropathic diabetic patients. Diabetes Care. 2014;37(6):1697–1705. doi:10.2337/dc13-2470</w:t>
+        <w:t xml:space="preserve">14. Waaijman R, de Haart M, Arts MLJ, Wever D, Verlouw AJWE, Nollet F, et al. Risk factors for plantar foot ulcer recurrence in neuropathic diabetic patients. Diabetes Care. 2014;37(6):1697–1705. doi:10.2337/dc13-2470</w:t>
       </w:r>
       <w:proofErr w:type="spellStart"/>
       <w:r>
@@ -7206,7 +7206,7 @@
           <w:szCs w:val="20"/>
           <w:lang w:val="en-GB"/>
         </w:rPr>
-        <w:t>15. Lutjeboer T, van Netten JJ, Postema K, Hijmans JM. Validity and feasibility of a temperature sensor for measuring use and non-use of orthopaedic footwear. J Rehabil Med. 2018;50(10):920–926. doi:10.2340/16501977-2494</w:t>
+        <w:t xml:space="preserve">15. Lutjeboer T, van Netten JJ, Postema K, Hijmans JM. Validity and feasibility of a temperature sensor for measuring use and non-use of orthopaedic footwear. J Rehabil Med. 2018;50(10):920–926. doi:10.2340/16501977-2494</w:t>
       </w:r>
       <w:proofErr w:type="spellStart"/>
       <w:r>
@@ -7239,7 +7239,7 @@
           <w:szCs w:val="20"/>
           <w:lang w:val="en-GB"/>
         </w:rPr>
-        <w:t>16. Michie S, van Stralen MM, West R. The behaviour change wheel: a new method for characterising and designing behaviour change interventions. Implement Sci. 2011;6:42. doi:10.1186/1748-5908-6-42</w:t>
+        <w:t xml:space="preserve">16. Michie S, van Stralen MM, West R. The behaviour change wheel: a new method for characterising and designing behaviour change interventions. Implement Sci. 2011;6:42. doi:10.1186/1748-5908-6-42</w:t>
       </w:r>
       <w:r>
         <w:rPr>
@@ -7279,7 +7279,7 @@
           <w:szCs w:val="20"/>
           <w:lang w:val="en-GB"/>
         </w:rPr>
-        <w:t>17. Morbach S, Kersken J, Lobmann R, Nobels F, Doggen K, Van Acker K. The German and Belgian accreditation models for diabetic foot services. Diabetes Metab Res Rev. 2016;32(Suppl 1):318–325. doi:10.1002/dmrr.2752</w:t>
+        <w:t xml:space="preserve">17. Morbach S, Kersken J, Lobmann R, Nobels F, Doggen K, Van Acker K. The German and Belgian accreditation models for diabetic foot services. Diabetes Metab Res Rev. 2016;32(Suppl 1):318–325. doi:10.1002/dmrr.2752</w:t>
       </w:r>
       <w:proofErr w:type="spellStart"/>
       <w:r>
@@ -7319,7 +7319,7 @@
           <w:szCs w:val="20"/>
           <w:lang w:val="en-GB"/>
         </w:rPr>
-        <w:t>18. Chan A-W, Boutron I, Hopewell S, Moher D, Schulz KF, Collins GS, et al. SPIRIT 2025 statement: updated guideline for protocols of randomised trials. BMJ. 2025;389:e081477. doi:10.1136/bmj-2024-081477</w:t>
+        <w:t xml:space="preserve">18. Chan A-W, Boutron I, Hopewell S, Moher D, Schulz KF, Collins GS, et al. SPIRIT 2025 statement: updated guideline for protocols of randomised trials. BMJ. 2025;389:e081477. doi:10.1136/bmj-2024-081477</w:t>
       </w:r>
       <w:proofErr w:type="spellStart"/>
       <w:r>
@@ -7395,7 +7395,7 @@
           <w:szCs w:val="20"/>
           <w:lang w:val="en-GB"/>
         </w:rPr>
-        <w:t>19. Hoffmann TC, Glasziou PP, Boutron I, Milne R, Perera R, Moher D, et al. Better reporting of interventions: template for intervention description and replication (TIDieR) checklist and guide. BMJ. 2014;348:g1687. doi:10.1136/bmj.g1687</w:t>
+        <w:t xml:space="preserve">19. Hoffmann TC, Glasziou PP, Boutron I, Milne R, Perera R, Moher D, et al. Better reporting of interventions: template for intervention description and replication (TIDieR) checklist and guide. BMJ. 2014;348:g1687. doi:10.1136/bmj.g1687</w:t>
       </w:r>
       <w:proofErr w:type="spellStart"/>
       <w:r>
@@ -7472,7 +7472,7 @@
           <w:sz w:val="20"/>
           <w:szCs w:val="20"/>
         </w:rPr>
-        <w:t>20. Loudon K, Treweek S, Sullivan F, Donnan PT, Thorpe KE, Zwarenstein M. The PRECIS-2 tool: designing trials that are fit for purpose. BMJ. 2015;350:h2147. doi:10.1136/bmj.h2147</w:t>
+        <w:t xml:space="preserve">20. Loudon K, Treweek S, Sullivan F, Donnan PT, Thorpe KE, Zwarenstein M. The PRECIS-2 tool: designing trials that are fit for purpose. BMJ. 2015;350:h2147. doi:10.1136/bmj.h2147</w:t>
       </w:r>
       <w:r>
         <w:rPr>
@@ -7540,7 +7540,7 @@
           <w:sz w:val="20"/>
           <w:szCs w:val="20"/>
         </w:rPr>
-        <w:t>21. Hopewell S, Chan A-W, Collins GS, Hróbjartsson A, Moher D, Schulz KF, et al. CONSORT 2025 statement: updated guideline for reporting randomised trials. BMJ. 2025;389:e081123. doi:10.1136/bmj-2024-081123</w:t>
+        <w:t xml:space="preserve">21. Hopewell S, Chan A-W, Collins GS, Hróbjartsson A, Moher D, Schulz KF, et al. CONSORT 2025 statement: updated guideline for reporting randomised trials. BMJ. 2025;389:e081123. doi:10.1136/bmj-2024-081123</w:t>
       </w:r>
       <w:proofErr w:type="spellStart"/>
       <w:r>
@@ -7584,7 +7584,7 @@
           <w:sz w:val="20"/>
           <w:szCs w:val="20"/>
         </w:rPr>
-        <w:t>22. Lincoln NB, Jeffcoate WJ, Ince P, Smith M, Radford KA. Validation of a new measure of protective footcare behaviour: the Nottingham Assessment of Functional Footcare (NAFF). Practical Diabetes International. 2007;24(4):207–211. doi:10.1002/pdi.1099</w:t>
+        <w:t xml:space="preserve">22. Lincoln NB, Jeffcoate WJ, Ince P, Smith M, Radford KA. Validation of a new measure of protective footcare behaviour: the Nottingham Assessment of Functional Footcare (NAFF). Practical Diabetes International. 2007;24(4):207–211. doi:10.1002/pdi.1099</w:t>
       </w:r>
       <w:proofErr w:type="spellStart"/>
       <w:r>
@@ -7619,7 +7619,7 @@
           <w:szCs w:val="20"/>
           <w:lang w:val="de-DE"/>
         </w:rPr>
-        <w:t>23. Zwaferink JBJ, Nollet F, Bus SA. In-shoe pressure measurements in diabetic footwear practice: success rate and facilitators of and barriers to implementation. Sensors. 2024;24(6):1795. doi:10.3390/s24061795</w:t>
+        <w:t xml:space="preserve">23. Zwaferink JBJ, Nollet F, Bus SA. In-shoe pressure measurements in diabetic footwear practice: success rate and facilitators of and barriers to implementation. Sensors. 2024;24(6):1795. doi:10.3390/s24061795</w:t>
       </w:r>
       <w:r>
         <w:rPr>
@@ -7676,7 +7676,7 @@
           <w:sz w:val="20"/>
           <w:szCs w:val="20"/>
         </w:rPr>
-        <w:t>24. van Netten JJ, Vossen LE, Driebergen FM, Wolthuis D, Merkx MJM, Bus SA. Short-term efficacy of a multi-modal intervention program to improve custom-made footwear use in people at high risk of diabetes-related foot ulceration. J Clin Med. 2025;14(11):3635. doi:10.3390/jcm14113635</w:t>
+        <w:t xml:space="preserve">24. van Netten JJ, Vossen LE, Driebergen FM, Wolthuis D, Merkx MJM, Bus SA. Short-term efficacy of a multi-modal intervention program to improve custom-made footwear use in people at high risk of diabetes-related foot ulceration. J Clin Med. 2025;14(11):3635. doi:10.3390/jcm14113635</w:t>
       </w:r>
       <w:r>
         <w:rPr>
@@ -7729,7 +7729,7 @@
           <w:szCs w:val="20"/>
           <w:lang w:val="en-GB"/>
         </w:rPr>
-        <w:t>25. van Netten JJ, Bus SA, Apelqvist J, Chen P, Chuter V, Fitridge R, et al. Definitions and criteria for diabetes-related foot disease (IWGDF 2023 update). Diabetes Metab Res Rev. 2024;40(3):e3654. doi:10.1002/dmrr.3654</w:t>
+        <w:t xml:space="preserve">25. van Netten JJ, Bus SA, Apelqvist J, Chen P, Chuter V, Fitridge R, et al. Definitions and criteria for diabetes-related foot disease (IWGDF 2023 update). Diabetes Metab Res Rev. 2024;40(3):e3654. doi:10.1002/dmrr.3654</w:t>
       </w:r>
       <w:r>
         <w:rPr>
@@ -7762,7 +7762,7 @@
           <w:sz w:val="20"/>
           <w:szCs w:val="20"/>
         </w:rPr>
-        <w:t>26. Dahmen R, Siemonsma PC, Monteiro S, Roorda LD, Lankhorst GJ, Boers M. Evaluation of the wear-and-tear scale for therapeutic footwear: results of a generalizability study. J Rehabil Med. 2018;50(6):569–574. doi:10.2340/16501977-2339</w:t>
+        <w:t xml:space="preserve">26. Dahmen R, Siemonsma PC, Monteiro S, Roorda LD, Lankhorst GJ, Boers M. Evaluation of the wear-and-tear scale for therapeutic footwear: results of a generalizability study. J Rehabil Med. 2018;50(6):569–574. doi:10.2340/16501977-2339</w:t>
       </w:r>
       <w:r>
         <w:rPr>
@@ -7838,7 +7838,7 @@
           <w:sz w:val="20"/>
           <w:szCs w:val="20"/>
         </w:rPr>
-        <w:t>27. Staniszewska A, Game F, Nixon J, Russell D, Armstrong DG, Ashmore C, et al. Development of a core outcome set for studies assessing interventions for diabetes-related foot ulceration. Diabetes Care. 2024;47(11):1958–1968. doi:10.2337/dc24-1112</w:t>
+        <w:t xml:space="preserve">27. Staniszewska A, Game F, Nixon J, Russell D, Armstrong DG, Ashmore C, et al. Development of a core outcome set for studies assessing interventions for diabetes-related foot ulceration. Diabetes Care. 2024;47(11):1958–1968. doi:10.2337/dc24-1112</w:t>
       </w:r>
       <w:r>
         <w:rPr>
@@ -7875,7 +7875,7 @@
           <w:sz w:val="20"/>
           <w:szCs w:val="20"/>
         </w:rPr>
-        <w:t>28. Keukenkamp R, van Netten JJ, Busch-Westbroek TE, Bus SA. Custom-made footwear designed for indoor use increases short-term and long-term adherence in people with diabetes at high ulcer risk. BMJ Open Diabetes Res Care. 2022;10(1):e002593. doi:10.1136/bmjdrc-2021-002593</w:t>
+        <w:t xml:space="preserve">28. Keukenkamp R, van Netten JJ, Busch-Westbroek TE, Bus SA. Custom-made footwear designed for indoor use increases short-term and long-term adherence in people with diabetes at high ulcer risk. BMJ Open Diabetes Res Care. 2022;10(1):e002593. doi:10.1136/bmjdrc-2021-002593</w:t>
       </w:r>
       <w:r>
         <w:rPr>
@@ -7947,7 +7947,7 @@
           <w:szCs w:val="20"/>
           <w:lang w:val="en-GB"/>
         </w:rPr>
-        <w:t>29. Staniszewska A, Jones A, Davies L, Game F, Nixon J, Russell D, et al. Development of a core descriptor set for studies assessing interventions for diabetes-related foot ulcers Diabetologia. 2026. doi:10.1007/s00125-026-06815-1</w:t>
+        <w:t xml:space="preserve">29. Staniszewska A, Jones A, Davies L, Game F, Nixon J, Russell D, et al. Development of a core descriptor set for studies assessing interventions for diabetes-related foot ulcers Diabetologia. 2026. doi:10.1007/s00125-026-06815-1</w:t>
       </w:r>
       <w:proofErr w:type="spellStart"/>
       <w:r>
@@ -8042,7 +8042,7 @@
           <w:szCs w:val="20"/>
           <w:lang w:val="en-GB"/>
         </w:rPr>
-        <w:t>30. Bus SA, van Netten JJ, Schouten DR, Dijkgraaf MGW. Cost-effectiveness of pressure-guided-offloading-improved custom-made footwear for people with diabetes at high risk of plantar foot ulceration. Diabetology. 2026;7(4):70. doi:10.3390/diabetology7040070</w:t>
+        <w:t xml:space="preserve">30. Bus SA, van Netten JJ, Schouten DR, Dijkgraaf MGW. Cost-effectiveness of pressure-guided-offloading-improved custom-made footwear for people with diabetes at high risk of plantar foot ulceration. Diabetology. 2026;7(4):70. doi:10.3390/diabetology7040070</w:t>
       </w:r>
       <w:proofErr w:type="spellStart"/>
       <w:r>
@@ -8091,7 +8091,7 @@
           <w:szCs w:val="20"/>
           <w:lang w:val="en-GB"/>
         </w:rPr>
-        <w:t>31. Husereau D, Drummond M, Petrou S, Carswell C, Moher D, Greenberg D, et al. Consolidated Health Economic Evaluation Reporting Standards (CHEERS) statement. Pharmacoeconomics. 2013;31(5):361–367. doi:10.1007/s40273-013-0032-y</w:t>
+        <w:t xml:space="preserve">31. Husereau D, Drummond M, Petrou S, Carswell C, Moher D, Greenberg D, et al. Consolidated Health Economic Evaluation Reporting Standards (CHEERS) statement. Pharmacoeconomics. 2013;31(5):361–367. doi:10.1007/s40273-013-0032-y</w:t>
       </w:r>
     </w:p>
     <w:p ns2:paraId="11F664E0" ns2:textId="77777777">
@@ -8105,7 +8105,7 @@
           <w:szCs w:val="20"/>
           <w:lang w:val="en-GB"/>
         </w:rPr>
-        <w:t>32. Hakkaart-van Roijen L, Peeters S, Kanters T. Kostenhandleiding voor economische evaluaties in de gezondheidszorg: methodologie en referentieprijzen. Diemen: Zorginstituut Nederland; 2024.</w:t>
+        <w:t xml:space="preserve">32. Hakkaart-van Roijen L, Peeters S, Kanters T. Kostenhandleiding voor economische evaluaties in de gezondheidszorg: methodologie en referentieprijzen. Diemen: Zorginstituut Nederland; 2024.</w:t>
       </w:r>
       <w:proofErr w:type="spellStart"/>
       <w:r>
@@ -8157,7 +8157,7 @@
           <w:sz w:val="20"/>
           <w:szCs w:val="20"/>
         </w:rPr>
-        <w:t>33. Prompers L, Huijberts M, Schaper N, Apelqvist J, Bakker K, Edmonds M, et al. Resource utilisation and costs associated with the treatment of diabetic foot ulcers. Prospective data from the Eurodiale Study. Diabetologia. 2008;51(10):1826–1834. doi:10.1007/s00125-008-1089-6</w:t>
+        <w:t xml:space="preserve">33. Prompers L, Huijberts M, Schaper N, Apelqvist J, Bakker K, Edmonds M, et al. Resource utilisation and costs associated with the treatment of diabetic foot ulcers. Prospective data from the Eurodiale Study. Diabetologia. 2008;51(10):1826–1834. doi:10.1007/s00125-008-1089-6</w:t>
       </w:r>
       <w:r>
         <w:rPr>
@@ -8181,7 +8181,7 @@
           <w:szCs w:val="20"/>
           <w:lang w:val="en-GB"/>
         </w:rPr>
-        <w:t>34. Ragnarson Tennvall G, Apelqvist J. Prevention of diabetes-related foot ulcers and amputations: a cost-utility analysis based on Markov model simulations. Diabetologia. 2001;44(11):2077–2087. doi:10.1007/s001250100013</w:t>
+        <w:t xml:space="preserve">34. Ragnarson Tennvall G, Apelqvist J. Prevention of diabetes-related foot ulcers and amputations: a cost-utility analysis based on Markov model simulations. Diabetologia. 2001;44(11):2077–2087. doi:10.1007/s001250100013</w:t>
       </w:r>
     </w:p>
     <w:p ns2:paraId="11F664E3" ns2:textId="77777777">
@@ -8195,7 +8195,7 @@
           <w:sz w:val="20"/>
           <w:lang w:val="en-GB"/>
         </w:rPr>
-        <w:t>35. Ortegon MM, Redekop WK, Niessen LW. Cost-effectiveness of prevention and treatment of the diabetic foot: a Markov analysis. Diabetes Care. 2004;27(4):901–907. doi:10.2337/diacare.27.4.901</w:t>
+        <w:t xml:space="preserve">35. Ortegon MM, Redekop WK, Niessen LW. Cost-effectiveness of prevention and treatment of the diabetic foot: a Markov analysis. Diabetes Care. 2004;27(4):901–907. doi:10.2337/diacare.27.4.901</w:t>
       </w:r>
     </w:p>
     <w:p ns2:paraId="11F664E4" ns2:textId="7685600F">
@@ -8209,7 +8209,7 @@
           <w:sz w:val="20"/>
           <w:lang w:val="en-GB"/>
         </w:rPr>
-        <w:t>36. van Netten JJ, aan de Stegge WB, Dijkgraaf MGW, Bus SA. Cost-effectiveness of temperature monitoring to help prevent foot ulcer recurrence in people with diabetes: a multicenter randomized controlled trial. Diabetes Metab Res Rev. 2024;40(4):e3805. doi:10.1002/dmrr.3805</w:t>
+        <w:t xml:space="preserve">36. van Netten JJ, aan de Stegge WB, Dijkgraaf MGW, Bus SA. Cost-effectiveness of temperature monitoring to help prevent foot ulcer recurrence in people with diabetes: a multicenter randomized controlled trial. Diabetes Metab Res Rev. 2024;40(4):e3805. doi:10.1002/dmrr.3805</w:t>
       </w:r>
       <w:r>
         <w:rPr>
@@ -8249,7 +8249,7 @@
           <w:sz w:val="20"/>
           <w:lang w:val="en-GB"/>
         </w:rPr>
-        <w:t>37. Moore GF, Audrey S, Barker M, Bond L, Bonell C, Hardeman W, et al. Process evaluation of complex interventions: Medical Research Council guidance. BMJ. 2015;350:h1258. doi:10.1136/bmj.h1258</w:t>
+        <w:t xml:space="preserve">37. Moore GF, Audrey S, Barker M, Bond L, Bonell C, Hardeman W, et al. Process evaluation of complex interventions: Medical Research Council guidance. BMJ. 2015;350:h1258. doi:10.1136/bmj.h1258</w:t>
       </w:r>
       <w:r>
         <w:rPr>

--- a/protocol paper/PARADISE_protocol_manuscript.docx
+++ b/protocol paper/PARADISE_protocol_manuscript.docx
@@ -2654,6 +2654,7 @@
     </w:p>
     <w:p ns2:paraId="11F66451" ns2:textId="77777777">
       <w:pPr>
+        <w:pStyle w:val="Kop3"/>
         <w:spacing w:after="140" w:line="276" w:lineRule="auto"/>
         <w:jc w:val="both"/>
         <w:rPr>
@@ -2664,7 +2665,7 @@
         <w:rPr>
           <w:lang w:val="en-GB"/>
         </w:rPr>
-        <w:t xml:space="preserve">#### Recruitment</w:t>
+        <w:t>Recruitment</w:t>
       </w:r>
     </w:p>
     <w:p ns2:paraId="11F66452" ns2:textId="466B0ACE">
@@ -2718,6 +2719,7 @@
     </w:p>
     <w:p ns2:paraId="11F66454" ns2:textId="77777777">
       <w:pPr>
+        <w:pStyle w:val="Kop3"/>
         <w:spacing w:after="140" w:line="276" w:lineRule="auto"/>
         <w:jc w:val="both"/>
         <w:rPr>
@@ -2728,7 +2730,7 @@
         <w:rPr>
           <w:lang w:val="en-GB"/>
         </w:rPr>
-        <w:t xml:space="preserve">#### Comparator: usual care</w:t>
+        <w:t>Comparator: usual care</w:t>
       </w:r>
     </w:p>
     <w:p ns2:paraId="11F66455" ns2:textId="1C227BB7">
@@ -2792,6 +2794,7 @@
     </w:p>
     <w:p ns2:paraId="11F66456" ns2:textId="77777777">
       <w:pPr>
+        <w:pStyle w:val="Kop3"/>
         <w:spacing w:after="140" w:line="276" w:lineRule="auto"/>
         <w:jc w:val="both"/>
         <w:rPr>
@@ -2802,7 +2805,7 @@
         <w:rPr>
           <w:lang w:val="en-GB"/>
         </w:rPr>
-        <w:t xml:space="preserve">#### Intervention: PARADISE</w:t>
+        <w:t>Intervention: PARADISE</w:t>
       </w:r>
     </w:p>
     <w:p ns2:paraId="11F66457" ns2:textId="77777777">
@@ -3447,33 +3450,29 @@
           <w:bCs/>
           <w:lang w:val="en-GB"/>
         </w:rPr>
-        <w:t xml:space="preserve">Exploratory outcome.</w:t>
-      </w:r>
-      <w:r>
-        <w:rPr>
-          <w:lang w:val="en-GB"/>
-        </w:rPr>
-        <w:t xml:space="preserve"> Cumulative plantar tissue stress (Figure 5) is derived for each participant as the integral over follow-up of region-specific plantar pressure and weight-bearing activity, partitioned by whether prescribed footwear was worn, combining serial F-Scan measurement, continuous </w:t>
+        <w:t>Exploratory outcome. Cumulative plantar tissue stress (Figure 5) is derived for each participant as the integral over follow-up of region-specific plantar pressure and weight-bearing activity, partitioned by whether prescribed footwear was worn, combining serial in-shoe pressure measurement with the Novel pedar system, continuous MoveMonitor activity profiling and continuous Orthotimer wear-time recording. Because in-shoe pressure is measured at three timepoints while activity and wear time are recorded continuously, pressure is carried forward between measurements; this approximation is stated explicitly and its influence examined by restricting analysis to the intervals immediately surrounding each pressure measurement.</w:t>
+      </w:r>
+      <w:r>
+        <w:rPr>
+          <w:lang w:val="en-GB"/>
+        </w:rPr>
       </w:r>
       <w:proofErr w:type="spellStart"/>
       <w:r>
         <w:rPr>
           <w:lang w:val="en-GB"/>
         </w:rPr>
-        <w:t xml:space="preserve">MoveMonitor</w:t>
       </w:r>
       <w:proofErr w:type="spellEnd"/>
       <w:r>
         <w:rPr>
           <w:lang w:val="en-GB"/>
         </w:rPr>
-        <w:t xml:space="preserve"> activity profiling and continuous Orthotimer wear-time recording. Because in-shoe pressure is measured at three timepoints while activity and wear time are recorded continuously, pressure is carried forward between measurement</w:t>
-      </w:r>
-      <w:r>
-        <w:rPr>
-          <w:lang w:val="en-GB"/>
-        </w:rPr>
-        <w:t xml:space="preserve">s; this approximation is stated explicitly and its influence examined by restricting analysis to the intervals immediately surrounding each pressure measurement.</w:t>
+      </w:r>
+      <w:r>
+        <w:rPr>
+          <w:lang w:val="en-GB"/>
+        </w:rPr>
       </w:r>
     </w:p>
     <w:p ns2:paraId="11F66467" ns2:textId="77777777">

--- a/protocol paper/PARADISE_protocol_manuscript.docx
+++ b/protocol paper/PARADISE_protocol_manuscript.docx
@@ -2665,7 +2665,7 @@
         <w:rPr>
           <w:lang w:val="en-GB"/>
         </w:rPr>
-        <w:t>Recruitment</w:t>
+        <w:t xml:space="preserve">Recruitment</w:t>
       </w:r>
     </w:p>
     <w:p ns2:paraId="11F66452" ns2:textId="466B0ACE">
@@ -2730,7 +2730,7 @@
         <w:rPr>
           <w:lang w:val="en-GB"/>
         </w:rPr>
-        <w:t>Comparator: usual care</w:t>
+        <w:t xml:space="preserve">Comparator: usual care</w:t>
       </w:r>
     </w:p>
     <w:p ns2:paraId="11F66455" ns2:textId="1C227BB7">
@@ -2805,7 +2805,7 @@
         <w:rPr>
           <w:lang w:val="en-GB"/>
         </w:rPr>
-        <w:t>Intervention: PARADISE</w:t>
+        <w:t xml:space="preserve">Intervention: PARADISE</w:t>
       </w:r>
     </w:p>
     <w:p ns2:paraId="11F66457" ns2:textId="77777777">
@@ -3450,7 +3450,7 @@
           <w:bCs/>
           <w:lang w:val="en-GB"/>
         </w:rPr>
-        <w:t>Exploratory outcome. Cumulative plantar tissue stress (Figure 5) is derived for each participant as the integral over follow-up of region-specific plantar pressure and weight-bearing activity, partitioned by whether prescribed footwear was worn, combining serial in-shoe pressure measurement with the Novel pedar system, continuous MoveMonitor activity profiling and continuous Orthotimer wear-time recording. Because in-shoe pressure is measured at three timepoints while activity and wear time are recorded continuously, pressure is carried forward between measurements; this approximation is stated explicitly and its influence examined by restricting analysis to the intervals immediately surrounding each pressure measurement.</w:t>
+        <w:t xml:space="preserve">Exploratory outcome. Cumulative plantar tissue stress (Figure 5) is derived for each participant as the integral over follow-up of region-specific plantar pressure and weight-bearing activity, partitioned by whether prescribed footwear was worn, combining serial in-shoe pressure measurement with the Novel pedar system, continuous MoveMonitor activity profiling and continuous Orthotimer wear-time recording. Because in-shoe pressure is measured at three timepoints while activity and wear time are recorded continuously, pressure is carried forward between measurements; this approximation is stated explicitly and its influence examined by restricting analysis to the intervals immediately surrounding each pressure measurement.</w:t>
       </w:r>
       <w:r>
         <w:rPr>
@@ -3793,7 +3793,7 @@
           <w:bCs/>
           <w:lang w:val="en-GB"/>
         </w:rPr>
-        <w:t xml:space="preserve">Final target and achieved power. Each of the six clinics will enrol 24 participants, giving 144 in total. This figure is set by balanced per-centre recruitment capacity and exceeds both calculated minima. Assuming 15% attrition and 122 analysable participants, achieved power is 85% for ulcer recurrence and 87% for footwear adherence; with complete follow-up, power is 90% and 92% respectively. Because the trial is declared positive only if both co-primary endpoints are met, the probability of succeeding on both is lower than either figure taken alone: assuming independence it is approximately 74%, and higher to the extent that the two endpoints are positively correlated, as the trial’s causal model predicts. This joint power is reported explicitly because presenting only the endpoint-specific figures would overstate the trial’s prospects of a positive result. Under attenuated effects, power for ulcer recurrence falls to 64% if PARADISE reduces 18-month recurrence to 30%, 52% if to 32.5%, and 40% if to 35%; the full relationship between assumed effect size and achieved power is shown in Additional file 7. The trial is therefore adequately powered for the hypothesised effect but would not reliably detect a benefit half the anticipated size, and results will be interpreted with confidence intervals rather than significance thresholds alone.</w:t>
+        <w:t xml:space="preserve">Final target and achieved power. Each of the six clinics will enrol 24 participants, giving 144 in total. This figure is set by balanced per-centre recruitment capacity and exceeds both calculated minima. Assuming 15% attrition and 122 analysable participants, achieved power is 84% for ulcer recurrence and 87% for footwear adherence; with complete follow-up, power is 90% and 92% respectively. Because the trial is declared positive only if both co-primary endpoints are met, the probability of succeeding on both is lower than either figure taken alone: under independence it is approximately 74%, rising towards an upper bound of 84% — the smaller of the two endpoint-specific figures — as the correlation between the endpoints increases, which the trial’s causal model predicts. The achievable range is therefore 74% to 84%. This joint power is reported explicitly because presenting only the endpoint-specific figures would overstate the trial’s prospects of a positive result. Under attenuated effects, power for ulcer recurrence falls to 64% if PARADISE reduces 18-month recurrence to 30%, 52% if to 32.5%, and 40% if to 35%; the full relationship between assumed effect size and achieved power is shown in Additional file 7. The trial is therefore adequately powered for the hypothesised effect but would not reliably detect a benefit half the anticipated size, and results will be interpreted with confidence intervals rather than significance thresholds alone.</w:t>
       </w:r>
       <w:r>
         <w:rPr>

--- a/protocol paper/PARADISE_protocol_manuscript.docx
+++ b/protocol paper/PARADISE_protocol_manuscript.docx
@@ -3793,7 +3793,7 @@
           <w:bCs/>
           <w:lang w:val="en-GB"/>
         </w:rPr>
-        <w:t xml:space="preserve">Final target and achieved power. Each of the six clinics will enrol 24 participants, giving 144 in total. This figure is set by balanced per-centre recruitment capacity and exceeds both calculated minima. Assuming 15% attrition and 122 analysable participants, achieved power is 84% for ulcer recurrence and 87% for footwear adherence; with complete follow-up, power is 90% and 92% respectively. Because the trial is declared positive only if both co-primary endpoints are met, the probability of succeeding on both is lower than either figure taken alone: under independence it is approximately 74%, rising towards an upper bound of 84% — the smaller of the two endpoint-specific figures — as the correlation between the endpoints increases, which the trial’s causal model predicts. The achievable range is therefore 74% to 84%. This joint power is reported explicitly because presenting only the endpoint-specific figures would overstate the trial’s prospects of a positive result. Under attenuated effects, power for ulcer recurrence falls to 64% if PARADISE reduces 18-month recurrence to 30%, 52% if to 32.5%, and 40% if to 35%; the full relationship between assumed effect size and achieved power is shown in Additional file 7. The trial is therefore adequately powered for the hypothesised effect but would not reliably detect a benefit half the anticipated size, and results will be interpreted with confidence intervals rather than significance thresholds alone.</w:t>
+        <w:t xml:space="preserve">Final target and achieved power. Each of the six clinics will enrol 24 participants, giving 144 in total. This figure is set by balanced per-centre recruitment capacity and exceeds both calculated minima. Assuming 15% attrition and 122 analysable participants, achieved power is 84% for ulcer recurrence and 87% for footwear adherence; with complete follow-up, power is 90% and 92% respectively. Because the trial is declared positive only if both co-primary endpoints are met, the probability of succeeding on both is lower than either figure taken alone: under independence it is approximately 74%, rising towards an upper bound of 84% — the smaller of the two endpoint-specific figures — as the correlation between the endpoints increases, which the trial’s causal model predicts. The achievable range is therefore 74% to 84% under the attrition assumption, and 83% to 90% if follow-up is complete. This joint power is reported explicitly because presenting only the endpoint-specific figures would overstate the trial’s prospects of a positive result. Under attenuated effects, power for ulcer recurrence falls to 64% if PARADISE reduces 18-month recurrence to 30%, 52% if to 32.5%, and 40% if to 35%; the full relationship between assumed effect size and achieved power is shown in Additional file 7. The trial is therefore adequately powered for the hypothesised effect but would not reliably detect a benefit half the anticipated size, and results will be interpreted with confidence intervals rather than significance thresholds alone.</w:t>
       </w:r>
       <w:r>
         <w:rPr>

--- a/protocol paper/PARADISE_protocol_manuscript.docx
+++ b/protocol paper/PARADISE_protocol_manuscript.docx
@@ -5401,6 +5401,31 @@
           <w:lang w:val="en-GB"/>
         </w:rPr>
         <w:t xml:space="preserve">address not only whether the service works but at what cost and through which mechanisms — the two questions on which any scale-up decision would turn.</w:t>
+      </w:r>
+    </w:p>
+    <w:p ns2:paraId="11F664A3" ns2:textId="77777777">
+      <w:pPr>
+        <w:spacing w:after="140" w:line="276" w:lineRule="auto"/>
+        <w:jc w:val="both"/>
+        <w:rPr>
+          <w:lang w:val="en-GB"/>
+        </w:rPr>
+      </w:pPr>
+      <w:r>
+        <w:rPr>
+          <w:lang w:val="en-GB"/>
+        </w:rPr>
+        <w:t>The trial is also explicit about what its own success criterion costs. Because PARADISE is declared positive only if both co-primary endpoints are met, the probability of a positive result is lower than either endpoint-specific figure: between 74% and 84% under the attrition assumption, depending on the correlation between recurrence and adherence. Protocols with co-primary outcomes commonly report only the endpoint-specific power, which overstates the prospect of success on the criterion by which the trial will actually be judged. Reporting the joint figure allows that prospect to be assessed before the trial begins rather than reconstructed afterwards, and it makes explicit that the design accepts a lower probability of an unambiguous result in exchange for a conclusion that rests on both the clinical outcome and the behavioural mechanism said to produce it.</w:t>
+      </w:r>
+      <w:r>
+        <w:rPr>
+          <w:lang w:val="en-GB"/>
+        </w:rPr>
+      </w:r>
+      <w:r>
+        <w:rPr>
+          <w:lang w:val="en-GB"/>
+        </w:rPr>
       </w:r>
     </w:p>
     <w:p ns2:paraId="11F664A4" ns2:textId="77777777">

--- a/protocol paper/PARADISE_protocol_manuscript.docx
+++ b/protocol paper/PARADISE_protocol_manuscript.docx
@@ -357,115 +357,97 @@
         <w:rPr>
           <w:lang w:val="en-GB"/>
         </w:rPr>
-        <w:t xml:space="preserve">Foot ulceration is the most frequently </w:t>
-      </w:r>
-      <w:r>
-        <w:rPr>
-          <w:lang w:val="en-GB"/>
-        </w:rPr>
-        <w:t xml:space="preserve">recognized</w:t>
-      </w:r>
-      <w:r>
-        <w:rPr>
-          <w:lang w:val="en-GB"/>
-        </w:rPr>
-        <w:t xml:space="preserve"> lower-extremity complication of diabetes, affecting 19%</w:t>
-      </w:r>
-      <w:r>
-        <w:rPr>
-          <w:lang w:val="en-GB"/>
-        </w:rPr>
-        <w:t xml:space="preserve">–</w:t>
-      </w:r>
-      <w:r>
-        <w:rPr>
-          <w:lang w:val="en-GB"/>
-        </w:rPr>
-        <w:t xml:space="preserve">34% of </w:t>
-      </w:r>
-      <w:r>
-        <w:rPr>
-          <w:lang w:val="en-GB"/>
-        </w:rPr>
-        <w:t xml:space="preserve">individuals</w:t>
-      </w:r>
-      <w:r>
-        <w:rPr>
-          <w:lang w:val="en-GB"/>
-        </w:rPr>
-        <w:t xml:space="preserve"> with diabetes during their lifetime [1]. </w:t>
-      </w:r>
-      <w:r>
-        <w:rPr>
-          <w:lang w:val="en-GB"/>
-        </w:rPr>
-        <w:t xml:space="preserve">The consequences of this condition </w:t>
-      </w:r>
-      <w:r>
-        <w:rPr>
-          <w:lang w:val="en-GB"/>
-        </w:rPr>
-        <w:t xml:space="preserve">are disproportionate to the clinical attention it </w:t>
-      </w:r>
-      <w:r>
-        <w:rPr>
-          <w:lang w:val="en-GB"/>
-        </w:rPr>
-        <w:t xml:space="preserve">receives</w:t>
-      </w:r>
-      <w:r>
-        <w:rPr>
-          <w:lang w:val="en-GB"/>
-        </w:rPr>
-        <w:t xml:space="preserve">. Five-year mortality among </w:t>
-      </w:r>
-      <w:r>
-        <w:rPr>
-          <w:lang w:val="en-GB"/>
-        </w:rPr>
-        <w:t xml:space="preserve">individuals</w:t>
-      </w:r>
-      <w:r>
-        <w:rPr>
-          <w:lang w:val="en-GB"/>
-        </w:rPr>
-        <w:t xml:space="preserve"> with a diabetes-related foot ulcer is 2.5 times that of </w:t>
-      </w:r>
-      <w:r>
-        <w:rPr>
-          <w:lang w:val="en-GB"/>
-        </w:rPr>
-        <w:t xml:space="preserve">individuals</w:t>
-      </w:r>
-      <w:r>
-        <w:rPr>
-          <w:lang w:val="en-GB"/>
-        </w:rPr>
-        <w:t xml:space="preserve"> with diabetes and no ulcer; more than half of ulcers become </w:t>
-      </w:r>
-      <w:r>
-        <w:rPr>
-          <w:lang w:val="en-GB"/>
-        </w:rPr>
-        <w:t xml:space="preserve">infected; and </w:t>
-      </w:r>
-      <w:r>
-        <w:rPr>
-          <w:lang w:val="en-GB"/>
-        </w:rPr>
-        <w:t xml:space="preserve">approximately one in five moderate or severe infections leads to amputation; five-year mortality following diabetes-related amputation exceeds 70% [1]. </w:t>
-      </w:r>
-      <w:r>
-        <w:rPr>
-          <w:lang w:val="en-GB"/>
-        </w:rPr>
-        <w:t xml:space="preserve">The direct</w:t>
-      </w:r>
-      <w:r>
-        <w:rPr>
-          <w:lang w:val="en-GB"/>
-        </w:rPr>
-        <w:t xml:space="preserve"> treatment costs for diabetic foot complications exceed those of many common cancers [1].</w:t>
+        <w:t xml:space="preserve">Foot ulceration is the most frequently recognized lower-extremity complication of diabetes, affecting 19%–34% of individuals with diabetes during their lifetime [1]. The consequences of this condition are disproportionate to the clinical attention it receives. Five-year mortality among individuals with a diabetes-related foot ulcer is 2.5 times that of individuals with diabetes and no ulcer; more than half of ulcers become infected; and approximately one in five moderate or severe infections leads to amputation; five-year mortality following diabetes-related amputation exceeds 70% [1]. Healthcare expenditure on diabetes-related foot ulceration and amputation in England exceeds the combined cost of breast, prostate and lung cancer [2].</w:t>
+      </w:r>
+      <w:r>
+        <w:rPr>
+          <w:lang w:val="en-GB"/>
+        </w:rPr>
+      </w:r>
+      <w:r>
+        <w:rPr>
+          <w:lang w:val="en-GB"/>
+        </w:rPr>
+      </w:r>
+      <w:r>
+        <w:rPr>
+          <w:lang w:val="en-GB"/>
+        </w:rPr>
+      </w:r>
+      <w:r>
+        <w:rPr>
+          <w:lang w:val="en-GB"/>
+        </w:rPr>
+      </w:r>
+      <w:r>
+        <w:rPr>
+          <w:lang w:val="en-GB"/>
+        </w:rPr>
+      </w:r>
+      <w:r>
+        <w:rPr>
+          <w:lang w:val="en-GB"/>
+        </w:rPr>
+      </w:r>
+      <w:r>
+        <w:rPr>
+          <w:lang w:val="en-GB"/>
+        </w:rPr>
+      </w:r>
+      <w:r>
+        <w:rPr>
+          <w:lang w:val="en-GB"/>
+        </w:rPr>
+      </w:r>
+      <w:r>
+        <w:rPr>
+          <w:lang w:val="en-GB"/>
+        </w:rPr>
+      </w:r>
+      <w:r>
+        <w:rPr>
+          <w:lang w:val="en-GB"/>
+        </w:rPr>
+      </w:r>
+      <w:r>
+        <w:rPr>
+          <w:lang w:val="en-GB"/>
+        </w:rPr>
+      </w:r>
+      <w:r>
+        <w:rPr>
+          <w:lang w:val="en-GB"/>
+        </w:rPr>
+      </w:r>
+      <w:r>
+        <w:rPr>
+          <w:lang w:val="en-GB"/>
+        </w:rPr>
+      </w:r>
+      <w:r>
+        <w:rPr>
+          <w:lang w:val="en-GB"/>
+        </w:rPr>
+      </w:r>
+      <w:r>
+        <w:rPr>
+          <w:lang w:val="en-GB"/>
+        </w:rPr>
+      </w:r>
+      <w:r>
+        <w:rPr>
+          <w:lang w:val="en-GB"/>
+        </w:rPr>
+      </w:r>
+      <w:r>
+        <w:rPr>
+          <w:lang w:val="en-GB"/>
+        </w:rPr>
+      </w:r>
+      <w:r>
+        <w:rPr>
+          <w:lang w:val="en-GB"/>
+        </w:rPr>
       </w:r>
     </w:p>
     <w:p ns2:paraId="1F64F7F2" ns2:textId="77777777">
@@ -480,7 +462,7 @@
         <w:rPr>
           <w:lang w:val="en-GB"/>
         </w:rPr>
-        <w:t xml:space="preserve">However, healing alone does not represent the main unresolved clinical challenge. In specialised European centres, approximately 77% of diabetic foot ulcers achieve healing within one year [1]. Nevertheless, recurrence remains common after wound closure. By pooling data from 19 studies, including prospective cohorts, one retrospective series, and usual-care arms from nine randomised trials, Armstrong et al. estimated that ulcer recurrence occurs in approximately 40% of patients within one year after healing, increasing to nearly 60% within three years and 65% within five years [1]. Therefore, wound closure should be considered a state of remission rather than definitive resolution, and clinical strategies should focus not only on achieving healing but also on prolonging ulcer-free time and reducing recurrence risk [1].</w:t>
+        <w:t xml:space="preserve">However, healing alone does not represent the main unresolved clinical challenge. In the EURODIALE cohort of 1088 patients across fourteen specialised European centres, 23% of ulcers remained unhealed after one year [3]. Nevertheless, recurrence remains common after wound closure. By pooling data from 19 studies, including prospective cohorts, one retrospective series, and usual-care arms from nine randomised trials, Armstrong et al. estimated that ulcer recurrence occurs in approximately 40% of patients within one year after healing, increasing to nearly 60% within three years and 65% within five years [1]. Therefore, wound closure should be considered a state of remission rather than definitive resolution, and clinical strategies should focus not only on achieving healing but also on prolonging ulcer-free time and reducing recurrence risk [1].</w:t>
       </w:r>
     </w:p>
     <w:p ns2:paraId="11F66438" ns2:textId="6A74D6E5">
@@ -567,7 +549,7 @@
         <w:rPr>
           <w:lang w:val="en-GB"/>
         </w:rPr>
-        <w:t xml:space="preserve"> is why approximately three-quarters of foot ulcers are considered preventable in principle [2]. The distance between </w:t>
+        <w:t xml:space="preserve"> is why approximately three-quarters of foot ulcers are considered preventable in principle [4]. The distance between </w:t>
       </w:r>
       <w:r>
         <w:rPr>
@@ -669,7 +651,7 @@
         <w:rPr>
           <w:lang w:val="en-GB"/>
         </w:rPr>
-        <w:t xml:space="preserve">The first is offloading. Reducing in-shoe peak plantar pressure below 200 kPa, or by at least 25% from the patient's own baseline, is the optimisation criterion established for pressure-guided footwear modification [3], applied within the state-of-the-art design protocol that specifies modification whenever midfoot or forefoot peak pressure exceeds 200 kPa [4]; pressure-informed therapeutic footwear is standard of care after ulceration [5]. However, the pivotal multicenter randomized trial of this approach did not demonstrate benefit on its primary endpoint: 38.8% of participants receiving offloading-improved custom footwear ulcerated within 18 months versus 44.2% receiving non-improved custom footwear (odds ratio 0.80, 95% CI 0.44–1.47, p = 0.48), with no separation of ulcer-free survival curves (p = 0.40) [6]. Benefits appeared only among the 46% of participants who wore the footwear as prescribed: recurrence in that subgroup was 25.7% with improved footwear versus 47.8% with usual care (odds ratio 0.38, 95% CI 0.15–0.99, p = 0.045) [6]. Accordingly, the trial's conclusion was conditional: improved offloading does not reduce recurrence unless it is worn as recommended [6].</w:t>
+        <w:t xml:space="preserve">The first is offloading. Reducing in-shoe peak plantar pressure below 200 kPa, or by at least 25% from the patient's own baseline, is the optimisation criterion established for pressure-guided footwear modification [5], applied within the state-of-the-art design protocol that specifies modification whenever midfoot or forefoot peak pressure exceeds 200 kPa [6]; pressure-informed therapeutic footwear is standard of care after ulceration [7]. However, the pivotal multicenter randomized trial of this approach did not demonstrate benefit on its primary endpoint: 38.8% of participants receiving offloading-improved custom footwear ulcerated within 18 months versus 44.2% receiving non-improved custom footwear (odds ratio 0.80, 95% CI 0.44–1.47, p = 0.48), with no separation of ulcer-free survival curves (p = 0.40) [8]. Benefits appeared only among the 46% of participants who wore the footwear as prescribed: recurrence in that subgroup was 25.7% with improved footwear versus 47.8% with usual care (odds ratio 0.38, 95% CI 0.15–0.99, p = 0.045) [8]. Accordingly, the trial's conclusion was conditional: improved offloading does not reduce recurrence unless it is worn as recommended [8].</w:t>
       </w:r>
       <w:r>
         <w:rPr>
@@ -751,7 +733,7 @@
         <w:rPr>
           <w:lang w:val="en-GB"/>
         </w:rPr>
-        <w:t xml:space="preserve">The second is patient education, where the evidence is weaker. Across the controlled studies included in the International Working Group on the Diabetic Foot systematic review of recurrence prevention, patient education delivered as a stand-alone intervention showed no demonstrable preventive effect on ulcer recurrence: the median treatment effect was −13.4% (range −26.3% to −0.5%), a negative value denoting higher recurrence in the intervention groups than under usual care [7]. The most rigorous individual trial evaluating a structured single educational session found no reduction in ulceration at either six or twelve months [8]. </w:t>
+        <w:t xml:space="preserve">The second is patient education, where the evidence is weaker. Across the controlled studies included in the International Working Group on the Diabetic Foot systematic review of recurrence prevention, patient education delivered as a stand-alone intervention showed no demonstrable preventive effect on ulcer recurrence: the median treatment effect was −13.4% (range −26.3% to −0.5%), a negative value denoting higher recurrence in the intervention groups than under usual care [9]. The most rigorous individual trial evaluating a structured single educational session found no reduction in ulceration at either six or twelve months [10]. </w:t>
       </w:r>
       <w:r>
         <w:rPr>
@@ -802,7 +784,7 @@
         <w:rPr>
           <w:lang w:val="en-GB"/>
         </w:rPr>
-        <w:t xml:space="preserve"> proof-of-concept study, an intelligent insole system delivering real-time audiovisual alerts and offloading instructions when sustained high pressure was detected reduced plantar ulcer recurrence over 18 months, but the reduction was concentrated among adherent users [9]. Three separate strategies</w:t>
+        <w:t xml:space="preserve"> proof-of-concept study, an intelligent insole system delivering real-time audiovisual alerts and offloading instructions when sustained high pressure was detected reduced plantar ulcer recurrence over 18 months, but the reduction was concentrated among adherent users [11]. Three separate strategies</w:t>
       </w:r>
       <w:r>
         <w:rPr>
@@ -903,7 +885,7 @@
         <w:rPr>
           <w:lang w:val="en-GB"/>
         </w:rPr>
-        <w:t xml:space="preserve">mean adherence to prescribed custom footwear of 71 ± 25%, falling to 61 ± 32% at home, where most steps are taken [10]; fewer than one-third of patients wear prescribed footwear more than 80% of the time [6,10]. These two determinants are not independent quantities but components of </w:t>
+        <w:t xml:space="preserve">mean adherence to prescribed custom footwear of 71 ± 25%, falling to 61 ± 32% at home, where most steps are taken [12]; fewer than one-third of patients wear prescribed footwear more than 80% of the time [8,12]. These two determinants are not independent quantities but components of </w:t>
       </w:r>
       <w:r>
         <w:rPr>
@@ -951,7 +933,7 @@
         <w:rPr>
           <w:lang w:val="en-GB"/>
         </w:rPr>
-        <w:t xml:space="preserve"> is the product of the pressure applied, volume of weight-bearing activity performed, and whether offloading was worn while performing it [11]. </w:t>
+        <w:t xml:space="preserve"> is the product of the pressure applied, volume of weight-bearing activity performed, and whether offloading was worn while performing it [13]. </w:t>
       </w:r>
       <w:r>
         <w:rPr>
@@ -969,7 +951,7 @@
         <w:rPr>
           <w:lang w:val="en-GB"/>
         </w:rPr>
-        <w:t xml:space="preserve">[12]. The strongest available evidence relating it to future ulceration remains observat</w:t>
+        <w:t xml:space="preserve">[14]. The strongest available evidence relating it to future ulceration remains observat</w:t>
       </w:r>
       <w:r>
         <w:rPr>
@@ -993,7 +975,7 @@
         <w:rPr>
           <w:lang w:val="en-GB"/>
         </w:rPr>
-        <w:t xml:space="preserve"> months [13]. Critically, offloading and adherence interact rather than substitute</w:t>
+        <w:t xml:space="preserve"> months [15]. Critically, offloading and adherence interact rather than substitute</w:t>
       </w:r>
       <w:r>
         <w:rPr>
@@ -1005,7 +987,7 @@
         <w:rPr>
           <w:lang w:val="en-GB"/>
         </w:rPr>
-        <w:t xml:space="preserve">prospective analysis of neuropathic patients, the absence of both in-shoe peak pressure below 200 kPa and footwear adherence above 80% independently predicted plantar ulcer recurrence attributed to unrecognised repetitive trauma [1,14]. Pressure </w:t>
+        <w:t xml:space="preserve">prospective analysis of neuropathic patients, the absence of both in-shoe peak pressure below 200 kPa and footwear adherence above 80% independently predicted plantar ulcer recurrence attributed to unrecognised repetitive trauma [1,16]. Pressure </w:t>
       </w:r>
       <w:r>
         <w:rPr>
@@ -1107,7 +1089,7 @@
         <w:rPr>
           <w:lang w:val="en-GB"/>
         </w:rPr>
-        <w:t xml:space="preserve"> and a service that cannot make that distinction cannot correct it. Temperature-sensor monitoring of orthopaedic footwear use has been validated as feasible and accurate [15], converting adherence from an untestable assumption into a measurable, modifiable target. </w:t>
+        <w:t xml:space="preserve"> and a service that cannot make that distinction cannot correct it. Temperature-sensor monitoring of orthopaedic footwear use has been validated as feasible and accurate [17], converting adherence from an untestable assumption into a measurable, modifiable target. </w:t>
       </w:r>
       <w:r>
         <w:rPr>
@@ -1209,7 +1191,7 @@
         <w:rPr>
           <w:lang w:val="en-GB"/>
         </w:rPr>
-        <w:t xml:space="preserve"> untouched [16]. A single session should not be expected to sustain </w:t>
+        <w:t xml:space="preserve"> untouched [18]. A single session should not be expected to sustain </w:t>
       </w:r>
       <w:proofErr w:type="spellStart"/>
       <w:r>
@@ -1235,7 +1217,7 @@
         <w:rPr>
           <w:lang w:val="en-GB"/>
         </w:rPr>
-        <w:t xml:space="preserve">it does not [8]. What remains untested is whether education constructed to address all three COM-B components, delivered </w:t>
+        <w:t xml:space="preserve">it does not [10]. What remains untested is whether education constructed to address all three COM-B components, delivered </w:t>
       </w:r>
       <w:r>
         <w:rPr>
@@ -1247,7 +1229,7 @@
         <w:rPr>
           <w:lang w:val="en-GB"/>
         </w:rPr>
-        <w:t xml:space="preserve"> and anchored to objective wear-time feedback, performs differently. Where adherence has been achieved in prior work, its associated effect has been substantial: the mean effect of adherence was a 58.1% lower recurrence risk for therapeutic footwear and 85.5% for educational recommendations, in each case comparing patients who followed the treatment with those who did not [7]. These are effects of adherence rather than of the interventions as randomised.</w:t>
+        <w:t xml:space="preserve"> and anchored to objective wear-time feedback, performs differently. Where adherence has been achieved in prior work, its associated effect has been substantial: the mean effect of adherence was a 58.1% lower recurrence risk for therapeutic footwear and 85.5% for educational recommendations, in each case comparing patients who followed the treatment with those who did not [9]. These are effects of adherence rather than of the interventions as randomised.</w:t>
       </w:r>
       <w:r>
         <w:rPr>
@@ -1286,7 +1268,7 @@
         <w:rPr>
           <w:lang w:val="en-GB"/>
         </w:rPr>
-        <w:t xml:space="preserve">Finally, the clinical implementation context has evolved. Belgium, like Germany, has established national certification standards for specialist diabetic foot services, including requirements for clinician training and formal assessment [17]. Belgian Diabetic Foot Clinics</w:t>
+        <w:t xml:space="preserve">Finally, the clinical implementation context has evolved. Belgium, like Germany, has established national certification standards for specialist diabetic foot services, including requirements for clinician training and formal assessment [19]. Belgian Diabetic Foot Clinics</w:t>
       </w:r>
       <w:r>
         <w:rPr>
@@ -1298,7 +1280,7 @@
         <w:rPr>
           <w:lang w:val="en-GB"/>
         </w:rPr>
-        <w:t xml:space="preserve"> are multidisciplinary units recognised by the National Institute for Health and Disability Insurance (RIZIV–INAMI) and operate according to predefined quality criteria, including minimum patient volumes. These clinics therefore represent a real-world specialist care setting in which preventive strategies would ultimately need to be implemented, whereas much of the existing evidence has been generated in highly selected research environments. Previous evidence has largely been generated in controlled specialist research settings for offloading interventions [6], whereas adherence-monitoring approaches have mainly been evaluated in other healthcare systems, with challenges in implementation reported [15].</w:t>
+        <w:t xml:space="preserve"> are multidisciplinary units recognised by the National Institute for Health and Disability Insurance (RIZIV–INAMI) and operate according to predefined quality criteria, including minimum patient volumes. These clinics therefore represent a real-world specialist care setting in which preventive strategies would ultimately need to be implemented, whereas much of the existing evidence has been generated in highly selected research environments. Previous evidence has largely been generated in controlled specialist research settings for offloading interventions [8], whereas adherence-monitoring approaches have mainly been evaluated in other healthcare systems, with challenges in implementation reported [17].</w:t>
       </w:r>
     </w:p>
     <w:p ns2:paraId="11F66442" ns2:textId="01D191DF">
@@ -1448,7 +1430,7 @@
         <w:rPr>
           <w:lang w:val="en-GB"/>
         </w:rPr>
-        <w:t xml:space="preserve"> [9]. PARADISE d</w:t>
+        <w:t xml:space="preserve"> [11]. PARADISE d</w:t>
       </w:r>
       <w:r>
         <w:rPr>
@@ -1845,7 +1827,7 @@
         <w:rPr>
           <w:lang w:val="en-GB"/>
         </w:rPr>
-        <w:t xml:space="preserve"> reported in accordance with the SPIRIT 2025 statement [18]. The SPIRIT figure</w:t>
+        <w:t xml:space="preserve"> reported in accordance with the SPIRIT 2025 statement [20]. The SPIRIT figure</w:t>
       </w:r>
       <w:r>
         <w:rPr>
@@ -1895,7 +1877,7 @@
         <w:rPr>
           <w:lang w:val="en-GB"/>
         </w:rPr>
-        <w:t xml:space="preserve"> checklist [19] (Additional file 2). The trial's position on the explanatory–pragmatic continuum </w:t>
+        <w:t xml:space="preserve"> checklist [21] (Additional file 2). The trial's position on the explanatory–pragmatic continuum </w:t>
       </w:r>
       <w:r>
         <w:rPr>
@@ -1919,7 +1901,7 @@
         <w:rPr>
           <w:lang w:val="en-GB"/>
         </w:rPr>
-        <w:t xml:space="preserve"> using PRECIS-2 [20] (Figure 4). </w:t>
+        <w:t xml:space="preserve"> using PRECIS-2 [22] (Figure 4). </w:t>
       </w:r>
       <w:r>
         <w:rPr>
@@ -1943,7 +1925,7 @@
         <w:rPr>
           <w:lang w:val="en-GB"/>
         </w:rPr>
-        <w:t xml:space="preserve">CONSORT 2025 [21].</w:t>
+        <w:t xml:space="preserve">CONSORT 2025 [23].</w:t>
       </w:r>
     </w:p>
     <w:p ns2:paraId="11F66448" ns2:textId="77777777">
@@ -2757,7 +2739,7 @@
         <w:rPr>
           <w:lang w:val="en-GB"/>
         </w:rPr>
-        <w:t xml:space="preserve">, consistent with national and international guidance [5]: podiatric foot care and screening every three months; protective footwear including a state-of-the-art pressure-redistributing custom-made foot orthosis, for which the degree of offloading achieved is not formally quantified; and education on foot self-care and footwear adherence. In routine practice this education is not consistently delivered in structured, protocol-driven form, adherence is not routinely monitored, and proficiency in delivering b</w:t>
+        <w:t xml:space="preserve">, consistent with national and international guidance [7]: podiatric foot care and screening every three months; protective footwear including a state-of-the-art pressure-redistributing custom-made foot orthosis, for which the degree of offloading achieved is not formally quantified; and education on foot self-care and footwear adherence. In routine practice this education is not consistently delivered in structured, protocol-driven form, adherence is not routinely monitored, and proficiency in delivering b</w:t>
       </w:r>
       <w:r>
         <w:rPr>
@@ -2860,7 +2842,7 @@
           <w:bCs/>
           <w:lang w:val="en-GB"/>
         </w:rPr>
-        <w:t xml:space="preserve">Pressure-guided footwear optimisation. Each participant receives a new pair of custom-made foot orthoses manufactured by a certified pedorthist. Construction comprises a 5 mm micro-cork base carrying a 5 mm total-contact ethylene-vinyl acetate layer, a 3–5 mm medial arch support, a 9–10 mm transmetatarsal bar, local depth relief at fragile or prominent regions, and a top cover of 3 mm closed-cell foam over 3 mm open-cell cushioning foam [4]. In-shoe plantar pressures are measured by the clinical team using the Novel pedar in-shoe system (Novel GmbH, Munich, Germany) with the novel database software, during repeated ambulation along a 10-metre walkway, acquiring a minimum of twelve mid-gait steps per foot. Sensor insoles are calibrated with the trublu device, loaded to 6 bar, with agreement to within 5% of the reference manometer verified at least three-monthly. Peak pressure is reported per foot region using a standardised eight-region mask (heel, medial and lateral midfoot, metatarsals 1, 2–3 and 4–5, hallux, and lesser toes). In parallel, the study team conducts a validation sub-study using the F-Scan GO in-shoe system (Tekscan, Norwood, MA, USA) with FootVIEW Pro software, comparing the two systems; F-Scan GO measurements are performed by the study team only and do not inform clinical decision-making. Baseline measurement is performed at self-selected comfortable walking speed, which is thereafter maintained within 5% at follow-up to preserve comparability; standardised thin seamless cotton socks are worn throughout. Following the design protocol of Bus and colleagues [4] and the optimisation criteria validated in that group’s earlier work [3], orthosis geometry is iteratively modified under in-shoe peak-pressure feedback until in-shoe peak plantar pressure falls below 200 kPa at all previously ulcerated and high-risk regions, or is reduced by at least 25% from the participant's own baseline, whichever is achieved first. Achieved pressure reduction is recorded for every participant and reported as a fidelity measure, so that a null clinical result can be interpreted against the offloading actually delivered rather than the offloading intended.</w:t>
+        <w:t xml:space="preserve">Pressure-guided footwear optimisation. Each participant receives a new pair of custom-made foot orthoses manufactured by a certified pedorthist. Construction comprises a 5 mm micro-cork base carrying a 5 mm total-contact ethylene-vinyl acetate layer, a 3–5 mm medial arch support, a 9–10 mm transmetatarsal bar, local depth relief at fragile or prominent regions, and a top cover of 3 mm closed-cell foam over 3 mm open-cell cushioning foam [6]. In-shoe plantar pressures are measured by the clinical team using the Novel pedar in-shoe system (Novel GmbH, Munich, Germany) with the novel database software, during repeated ambulation along a 10-metre walkway, acquiring a minimum of twelve mid-gait steps per foot. Sensor insoles are calibrated with the trublu device, loaded to 6 bar, with agreement to within 5% of the reference manometer verified at least three-monthly. Peak pressure is reported per foot region using a standardised eight-region mask (heel, medial and lateral midfoot, metatarsals 1, 2–3 and 4–5, hallux, and lesser toes). In parallel, the study team conducts a validation sub-study using the F-Scan GO in-shoe system (Tekscan, Norwood, MA, USA) with FootVIEW Pro software, comparing the two systems; F-Scan GO measurements are performed by the study team only and do not inform clinical decision-making. Baseline measurement is performed at self-selected comfortable walking speed, which is thereafter maintained within 5% at follow-up to preserve comparability; standardised thin seamless cotton socks are worn throughout. Following the design protocol of Bus and colleagues [6] and the optimisation criteria validated in that group’s earlier work [5], orthosis geometry is iteratively modified under in-shoe peak-pressure feedback until in-shoe peak plantar pressure falls below 200 kPa at all previously ulcerated and high-risk regions, or is reduced by at least 25% from the participant's own baseline, whichever is achieved first. Achieved pressure reduction is recorded for every participant and reported as a fidelity measure, so that a null clinical result can be interpreted against the offloading actually delivered rather than the offloading intended.</w:t>
       </w:r>
       <w:r>
         <w:rPr>
@@ -3082,13 +3064,13 @@
         <w:rPr>
           <w:lang w:val="en-GB"/>
         </w:rPr>
-        <w:t xml:space="preserve">Step 1, at baseline, assesses foot-care knowledge using the Nottingham Assessment of Functional Footcare [22] and health literacy, and delivers tailored education comprising written materials, demonstration of foot-care procedures and supervised practice. Step 2, at the three-month visit and coinciding with orthosis delivery and sensor integration, retests foot-care knowledge using the teach-back method, reinforces content where recall is incomplete, delivers education on wearing protective footwear indoors</w:t>
-      </w:r>
-      <w:r>
-        <w:rPr>
-          <w:lang w:val="en-GB"/>
-        </w:rPr>
-        <w:t xml:space="preserve"> as well as outdoors — the setting in which adherence is lowest and most steps are taken [10] — and informs the participant that wear time is being monitored to enable individualised support. Step 3, at six and twelve months, invites participants to self-assess adherence and to articulate why and when protective footwear should be worn; sensor-derived wear-time data are then reviewed collaboratively and non-judgementally, adherence patterns are identified, and periods of low adherence are explored. Education</w:t>
+        <w:t xml:space="preserve">Step 1, at baseline, assesses foot-care knowledge using the Nottingham Assessment of Functional Footcare [24] and health literacy, and delivers tailored education comprising written materials, demonstration of foot-care procedures and supervised practice. Step 2, at the three-month visit and coinciding with orthosis delivery and sensor integration, retests foot-care knowledge using the teach-back method, reinforces content where recall is incomplete, delivers education on wearing protective footwear indoors</w:t>
+      </w:r>
+      <w:r>
+        <w:rPr>
+          <w:lang w:val="en-GB"/>
+        </w:rPr>
+        <w:t xml:space="preserve"> as well as outdoors — the setting in which adherence is lowest and most steps are taken [12] — and informs the participant that wear time is being monitored to enable individualised support. Step 3, at six and twelve months, invites participants to self-assess adherence and to articulate why and when protective footwear should be worn; sensor-derived wear-time data are then reviewed collaboratively and non-judgementally, adherence patterns are identified, and periods of low adherence are explored. Education</w:t>
       </w:r>
       <w:r>
         <w:rPr>
@@ -3186,13 +3168,13 @@
         <w:rPr>
           <w:lang w:val="en-GB"/>
         </w:rPr>
-        <w:t xml:space="preserve"> Whether generalist teams can deliver these components under routine caseloads is the trial's central translational question, and two lines of evidence bear on it. Implementation of in-shoe pressure measurement in ordinary footwear practice has been formally evaluated, identifying both achievable success rates and the specific facilitators and barriers that determine them [23]; PARADISE incorporates that evidence by embedding pressure measurement within scheduled clinic visits rather than as a separate rese</w:t>
-      </w:r>
-      <w:r>
-        <w:rPr>
-          <w:lang w:val="en-GB"/>
-        </w:rPr>
-        <w:t xml:space="preserve">arch procedure, and by recording achieved pressure reduction per participant as a fidelity measure. Separately, a multi-modal programme combining education, motivational support and objective feedback has demonstrated short-term improvement in custom-made footwear use in a comparable high-risk population [24], establishing that adherence is modifiable by a bundled behavioural approach, though not over an 18-month horizon or under generalist delivery. Neither study establishes that SEBIA will be delivered wi</w:t>
+        <w:t xml:space="preserve"> Whether generalist teams can deliver these components under routine caseloads is the trial's central translational question, and two lines of evidence bear on it. Implementation of in-shoe pressure measurement in ordinary footwear practice has been formally evaluated, identifying both achievable success rates and the specific facilitators and barriers that determine them [25]; PARADISE incorporates that evidence by embedding pressure measurement within scheduled clinic visits rather than as a separate rese</w:t>
+      </w:r>
+      <w:r>
+        <w:rPr>
+          <w:lang w:val="en-GB"/>
+        </w:rPr>
+        <w:t xml:space="preserve">arch procedure, and by recording achieved pressure reduction per participant as a fidelity measure. Separately, a multi-modal programme combining education, motivational support and objective feedback has demonstrated short-term improvement in custom-made footwear use in a comparable high-risk population [26], establishing that adherence is modifiable by a bundled behavioural approach, though not over an 18-month horizon or under generalist delivery. Neither study establishes that SEBIA will be delivered wi</w:t>
       </w:r>
       <w:r>
         <w:rPr>
@@ -3288,7 +3270,7 @@
         <w:rPr>
           <w:lang w:val="en-GB"/>
         </w:rPr>
-        <w:t xml:space="preserve"> Foot ulcer recurrence is defined as the development of a new ulcer at the same or a different site following complete epithelialisation of a previous ulcer, applying the IWGDF definition of a foot ulcer as a break of the skin involving at least the epidermis and part of the dermis [25]. Friction- or pressure-related lesions on the lateral or dorsal foot occurring within three weeks of initiating new therapeutic footwear or insoles are not counted, as these reflect transient accommodation rather than recurr</w:t>
+        <w:t xml:space="preserve"> Foot ulcer recurrence is defined as the development of a new ulcer at the same or a different site following complete epithelialisation of a previous ulcer, applying the IWGDF definition of a foot ulcer as a break of the skin involving at least the epidermis and part of the dermis [27]. Friction- or pressure-related lesions on the lateral or dorsal foot occurring within three weeks of initiating new therapeutic footwear or insoles are not counted, as these reflect transient accommodation rather than recurr</w:t>
       </w:r>
       <w:r>
         <w:rPr>
@@ -3336,7 +3318,7 @@
         <w:rPr>
           <w:lang w:val="en-GB"/>
         </w:rPr>
-        <w:t xml:space="preserve">chotomised at 80%, the threshold at which adherence has been shown to modify recurrence risk [1,14], is pre-specified as a secondary analysis of the same construct. Adherence functions in the trial’s causal model both as an outcome </w:t>
+        <w:t xml:space="preserve">chotomised at 80%, the threshold at which adherence has been shown to modify recurrence risk [1,16], is pre-specified as a secondary analysis of the same construct. Adherence functions in the trial’s causal model both as an outcome </w:t>
       </w:r>
       <w:proofErr w:type="gramStart"/>
       <w:r>
@@ -3393,7 +3375,7 @@
         <w:rPr>
           <w:lang w:val="en-GB"/>
         </w:rPr>
-        <w:t xml:space="preserve"> Plantar-surface ulcer recurrence; recurrent ulceration at predefined personalised high-risk locations referenced against baseline pressure mapping; ulcer-free survival days; duration of custom-made footwear use; in-shoe peak plantar pressure at baseline, six and twelve months; footwear wear-and-tear scored on the validated scale for therapeutic footwear [26]; foot self-care knowledge (Nottingham Assessment of Functional Footcare) at baseline, three, nine and fifteen months; self-reported footwear adherence</w:t>
+        <w:t xml:space="preserve"> Plantar-surface ulcer recurrence; recurrent ulceration at predefined personalised high-risk locations referenced against baseline pressure mapping; ulcer-free survival days; duration of custom-made footwear use; in-shoe peak plantar pressure at baseline, six and twelve months; footwear wear-and-tear scored on the validated scale for therapeutic footwear [28]; foot self-care knowledge (Nottingham Assessment of Functional Footcare) at baseline, three, nine and fifteen months; self-reported footwear adherence</w:t>
       </w:r>
       <w:r>
         <w:rPr>
@@ -3433,7 +3415,7 @@
         <w:rPr>
           <w:lang w:val="en-GB"/>
         </w:rPr>
-        <w:t xml:space="preserve">tion, and time to healing are recorded. The outcome set was mapped against the core outcome set developed for studies assessing interventions for diabetes-related foot ulceration [27]; all eight core outcomes — wound healing, time to healing, new or recurrent ulceration, infection, major amputation, minor amputation, health-related quality of life and mortality — are captured, the amputation and mortality outcomes through adverse event reporting.</w:t>
+        <w:t xml:space="preserve">tion, and time to healing are recorded. The outcome set was mapped against the core outcome set developed for studies assessing interventions for diabetes-related foot ulceration [29]; all eight core outcomes — wound healing, time to healing, new or recurrent ulceration, infection, major amputation, minor amputation, health-related quality of life and mortality — are captured, the amputation and mortality outcomes through adverse event reporting.</w:t>
       </w:r>
     </w:p>
     <w:p ns2:paraId="11F66466" ns2:textId="77777777">
@@ -3708,7 +3690,7 @@
         <w:rPr>
           <w:lang w:val="en-GB"/>
         </w:rPr>
-        <w:t xml:space="preserve"> Assuming exponentially distributed times to recurrence, we anticipate an 18-month recurrence rate of 50% under usual care and 25% under PARADISE, corresponding to a hazard ratio of 0.42. This assumption requires explicit justification because the source trial was null on its primary endpoint. Bus and colleagues observed 44.2% recurrence under usual care and 38.8% under pressure-optimised footwear in intention-to-treat analysis, but 47.8% versus 25.7% among participants who wore the footwear as prescribed [6]</w:t>
+        <w:t xml:space="preserve"> Assuming exponentially distributed times to recurrence, we anticipate an 18-month recurrence rate of 50% under usual care and 25% under PARADISE, corresponding to a hazard ratio of 0.42. This assumption requires explicit justification because the source trial was null on its primary endpoint. Bus and colleagues observed 44.2% recurrence under usual care and 38.8% under pressure-optimised footwear in intention-to-treat analysis, but 47.8% versus 25.7% among participants who wore the footwear as prescribed [8]</w:t>
       </w:r>
       <w:r>
         <w:rPr>
@@ -3720,7 +3702,7 @@
         <w:rPr>
           <w:lang w:val="en-GB"/>
         </w:rPr>
-        <w:t xml:space="preserve">lly admits participants with qualifying minor amputations, a group at higher baseline risk. Because the adherent subgroup in the source trial was defined post-randomisation and may differ systematically from non-adherers, and because prior work achieved adherence above 80% in fewer than one-third of patients [6,10], we report power across attenuated effect scenarios below rather than relying on the primary assumption alone.</w:t>
+        <w:t xml:space="preserve">lly admits participants with qualifying minor amputations, a group at higher baseline risk. Because the adherent subgroup in the source trial was defined post-randomisation and may differ systematically from non-adherers, and because prior work achieved adherence above 80% in fewer than one-third of patients [8,12], we report power across attenuated effect scenarios below rather than relying on the primary assumption alone.</w:t>
       </w:r>
     </w:p>
     <w:p ns2:paraId="11F66471" ns2:textId="77777777">
@@ -3767,7 +3749,7 @@
         <w:rPr>
           <w:lang w:val="en-GB"/>
         </w:rPr>
-        <w:t xml:space="preserve"> Mean adherence under usual care is taken as 71% with standard deviation 25%, the values obtained by objective sensor measurement in an equivalent high-risk population [10]. Anticipating an increase to 85% under PARADISE — comparable in magnitude to the improvement observed when adherence was actively targeted in prior work [28] — gives a standardised effect of 0.56. A two-sided t-test at </w:t>
+        <w:t xml:space="preserve"> Mean adherence under usual care is taken as 71% with standard deviation 25%, the values obtained by objective sensor measurement in an equivalent high-risk population [12]. Anticipating an increase to 85% under PARADISE — comparable in magnitude to the improvement observed when adherence was actively targeted in prior work [30] — gives a standardised effect of 0.56. A two-sided t-test at </w:t>
       </w:r>
       <w:r>
         <w:t xml:space="preserve">α</w:t>
@@ -3833,7 +3815,7 @@
         <w:rPr>
           <w:lang w:val="en-GB"/>
         </w:rPr>
-        <w:t xml:space="preserve">The 15% attrition assumption is itself an assumption rather than an observation; the source trial retained participants over an equivalent 18-month period in a comparable population [6], but competing mortality in this cohort is non-trivial and attrition will be monitored against this assumption throughout, with recruitment extended if it is exceeded.</w:t>
+        <w:t xml:space="preserve">The 15% attrition assumption is itself an assumption rather than an observation; the source trial retained participants over an equivalent 18-month period in a comparable population [8], but competing mortality in this cohort is non-trivial and attrition will be monitored against this assumption throughout, with recruitment extended if it is exceeded.</w:t>
       </w:r>
     </w:p>
     <w:p ns2:paraId="11F66475" ns2:textId="77777777">
@@ -3884,13 +3866,13 @@
         <w:rPr>
           <w:lang w:val="en-GB"/>
         </w:rPr>
-        <w:t xml:space="preserve">ue stress failed on data completeness rather than on concept [12], sensor data completeness is treated as a monitored trial metric rather than an assumption: the proportion of participants with concurrent valid wear-time and activity data is reviewed centrally at each six-monthly safety review, and sustained completeness below 70% at any site triggers device-handling retraining and, if unresolved, replacement of the affected sensor units. Baseline participant and disease characteristics are recorded in acco</w:t>
-      </w:r>
-      <w:r>
-        <w:rPr>
-          <w:lang w:val="en-GB"/>
-        </w:rPr>
-        <w:t xml:space="preserve">rdance with the core descriptor set for this field [29], covering demographic variables, individual factors including chronic kidney disease stage, ulcer and limb characteristics, ongoing and previous interventions, medication history, biochemical measurements and health-related quality of life, so that the trial population can be compared with those of other studies.</w:t>
+        <w:t xml:space="preserve">ue stress failed on data completeness rather than on concept [14], sensor data completeness is treated as a monitored trial metric rather than an assumption: the proportion of participants with concurrent valid wear-time and activity data is reviewed centrally at each six-monthly safety review, and sustained completeness below 70% at any site triggers device-handling retraining and, if unresolved, replacement of the affected sensor units. Baseline participant and disease characteristics are recorded in acco</w:t>
+      </w:r>
+      <w:r>
+        <w:rPr>
+          <w:lang w:val="en-GB"/>
+        </w:rPr>
+        <w:t xml:space="preserve">rdance with the core descriptor set for this field [31], covering demographic variables, individual factors including chronic kidney disease stage, ulcer and limb characteristics, ongoing and previous interventions, medication history, biochemical measurements and health-related quality of life, so that the trial population can be compared with those of other studies.</w:t>
       </w:r>
     </w:p>
     <w:p ns2:paraId="11F66478" ns2:textId="77777777">
@@ -4536,7 +4518,7 @@
           <w:lang w:val="en-GB"/>
         </w:rPr>
         <w:lastRenderedPageBreak/>
-        <w:t xml:space="preserve">Cost-effectiveness is rarely assessed in diabetic foot ulcer prevention, although it is decisive for implementation, because in prevention the costs always precede the benefits. The only economic evaluation of pressure-guided offloading-improved custom-made footwear analysed the DIAFOS trial and found the intervention likely cost-saving once downstream ulcer treatment costs were counted: an incremental cost-effectiveness ratio of €−8124 per additional participant with a prevented ulcer over 18 months, at a maximum probability of cost-effectiveness of 0.81; among participants adherent to their prescribed footwear the ratio was €−5317 at a maximum probability of 0.94 [30].</w:t>
+        <w:t xml:space="preserve">Cost-effectiveness is rarely assessed in diabetic foot ulcer prevention, although it is decisive for implementation, because in prevention the costs always precede the benefits. The only economic evaluation of pressure-guided offloading-improved custom-made footwear analysed the DIAFOS trial and found the intervention likely cost-saving once downstream ulcer treatment costs were counted: an incremental cost-effectiveness ratio of €−8124 per additional participant with a prevented ulcer over 18 months, at a maximum probability of cost-effectiveness of 0.81; among participants adherent to their prescribed footwear the ratio was €−5317 at a maximum probability of 0.94 [32].</w:t>
       </w:r>
       <w:r>
         <w:rPr>
@@ -4572,7 +4554,7 @@
         <w:rPr>
           <w:lang w:val="en-GB"/>
         </w:rPr>
-        <w:t xml:space="preserve">identifies what a subsequent evaluation should do. The authors named the absence of a societal perspective and of QALY-based outcomes, the use of externally sourced rather than prospectively collected ulcer-treatment costs, and the 18-month time horizon as important limitations, and recommended longer-term Markov modelling for future economic evaluations [30]. The evaluation embedded in PARADISE adopts each of these.</w:t>
+        <w:t xml:space="preserve">identifies what a subsequent evaluation should do. The authors named the absence of a societal perspective and of QALY-based outcomes, the use of externally sourced rather than prospectively collected ulcer-treatment costs, and the 18-month time horizon as important limitations, and recommended longer-term Markov modelling for future economic evaluations [32]. The evaluation embedded in PARADISE adopts each of these.</w:t>
       </w:r>
       <w:r>
         <w:rPr>
@@ -4653,7 +4635,7 @@
         <w:rPr>
           <w:lang w:val="en-GB"/>
         </w:rPr>
-        <w:t xml:space="preserve"> reported in accordance with the CHEERS statement [31]. Quality-adjusted life years are derived from EQ-5D-5L responses valued using the value set spe</w:t>
+        <w:t xml:space="preserve"> reported in accordance with the CHEERS statement [33]. Quality-adjusted life years are derived from EQ-5D-5L responses valued using the value set spe</w:t>
       </w:r>
       <w:r>
         <w:rPr>
@@ -4727,7 +4709,7 @@
         <w:rPr>
           <w:lang w:val="en-GB"/>
         </w:rPr>
-        <w:t xml:space="preserve"> extraction, and valued using standard reference prices [32]. Ulcer treatment costs are therefore observed rather than imputed; the </w:t>
+        <w:t xml:space="preserve"> extraction, and valued using standard reference prices [34]. Ulcer treatment costs are therefore observed rather than imputed; the </w:t>
       </w:r>
       <w:proofErr w:type="spellStart"/>
       <w:r>
@@ -4741,7 +4723,7 @@
         <w:rPr>
           <w:lang w:val="en-GB"/>
         </w:rPr>
-        <w:t xml:space="preserve"> estimates, which remain the reference standard for stage-specific European ulcer treatment costs [33], are retained only for sensitivity analysis and for health states not observed within the trial. Costs and effects beyond </w:t>
+        <w:t xml:space="preserve"> estimates, which remain the reference standard for stage-specific European ulcer treatment costs [35], are retained only for sensitivity analysis and for health states not observed within the trial. Costs and effects beyond </w:t>
       </w:r>
       <w:r>
         <w:rPr>
@@ -4864,7 +4846,7 @@
         <w:rPr>
           <w:lang w:val="en-GB"/>
         </w:rPr>
-        <w:t xml:space="preserve">sensitivity analysis. Prior modelling provides the comparators against which the resulting estimates will be interpreted: in high-risk patients, prevention concordant with the International Consensus on the Diabetic Foot was cost-saving, at €800 to €969 lower cost per patient over five years at 1998 prices, under a baseline assumption of 25% lower incidence of foot ulcers and lower-extremity amputation [34]; and guideline-based care was cost-effective over a lifetime horizon at under US$25,000 per QALY gained [35].</w:t>
+        <w:t xml:space="preserve">sensitivity analysis. Prior modelling provides the comparators against which the resulting estimates will be interpreted: in high-risk patients, prevention concordant with the International Consensus on the Diabetic Foot was cost-saving, at €800 to €969 lower cost per patient over five years at 1998 prices, under a baseline assumption of 25% lower incidence of foot ulcers and lower-extremity amputation [36]; and guideline-based care was cost-effective over a lifetime horizon at under US$25,000 per QALY gained [37].</w:t>
       </w:r>
       <w:r>
         <w:rPr>
@@ -4876,7 +4858,7 @@
         <w:rPr>
           <w:lang w:val="en-GB"/>
         </w:rPr>
-        <w:t xml:space="preserve"> A trial-based evaluation of at-home temperature monitoring in the same population and over the same 18-month horizon reported an ICER of €−11,580 per ulcer prevented with a 79% probability of cost-effectiveness [36] and provides the closest methodological precedent for the within-trial analysis reported here.</w:t>
+        <w:t xml:space="preserve"> A trial-based evaluation of at-home temperature monitoring in the same population and over the same 18-month horizon reported an ICER of €−11,580 per ulcer prevented with a 79% probability of cost-effectiveness [38] and provides the closest methodological precedent for the within-trial analysis reported here.</w:t>
       </w:r>
     </w:p>
     <w:p ns2:paraId="11F6648F" ns2:textId="77777777">
@@ -4918,7 +4900,7 @@
         <w:rPr>
           <w:lang w:val="en-GB"/>
         </w:rPr>
-        <w:t xml:space="preserve">Medical Research Council guidance for complex interventions [37] and is structured by a logic model developed and refined through consortium consensus (Figure 3), </w:t>
+        <w:t xml:space="preserve">Medical Research Council guidance for complex interventions [39] and is structured by a logic model developed and refined through consortium consensus (Figure 3), </w:t>
       </w:r>
       <w:r>
         <w:rPr>
@@ -5078,7 +5060,7 @@
         <w:rPr>
           <w:lang w:val="en-GB"/>
         </w:rPr>
-        <w:t xml:space="preserve">The principal ethical consideration is that participants allocated to usual care forgo, for 18 months, an intervention the trial hypothesises to be beneficial. This is justified by genuine equipoise: the components of PARADISE have individually failed to demonstrate benefit in randomised trials [6,8], and whether their combination is effective is precisely the open question. Both arms receive guideline-concordant multidisciplinary care throughout, and participants in both arms are reviewed at least as </w:t>
+        <w:t xml:space="preserve">The principal ethical consideration is that participants allocated to usual care forgo, for 18 months, an intervention the trial hypothesises to be beneficial. This is justified by genuine equipoise: the components of PARADISE have individually failed to demonstrate benefit in randomised trials [8,10], and whether their combination is effective is precisely the open question. Both arms receive guideline-concordant multidisciplinary care throughout, and participants in both arms are reviewed at least as </w:t>
       </w:r>
       <w:r>
         <w:rPr>
@@ -5156,7 +5138,7 @@
         <w:rPr>
           <w:lang w:val="en-GB"/>
         </w:rPr>
-        <w:t xml:space="preserve">, during which patient feedback on footwear acceptability and the burden of adherence monitoring informed the design of the sensor-review procedure within SEBIA. Formal patient and public involvement in the formulation of the research question, selection of outcome measures, design of the participant-facing materials, or planning of dissemination is ▮ and must be documented by the author team before submission in accordance with SPIRIT 2025 item requirements [18]. Participants will receive a plain-language</w:t>
+        <w:t xml:space="preserve">, during which patient feedback on footwear acceptability and the burden of adherence monitoring informed the design of the sensor-review procedure within SEBIA. Formal patient and public involvement in the formulation of the research question, selection of outcome measures, design of the participant-facing materials, or planning of dissemination is ▮ and must be documented by the author team before submission in accordance with SPIRIT 2025 item requirements [20]. Participants will receive a plain-language</w:t>
       </w:r>
       <w:r>
         <w:rPr>
@@ -5284,13 +5266,13 @@
         <w:rPr>
           <w:lang w:val="en-GB"/>
         </w:rPr>
-        <w:t xml:space="preserve">PARADISE tests translation, not efficacy. Its three components exist and each has an identifiable evidence base, but that evidence is characterised as much by failure as by success. Pressure-optimised custom footwear did not reduce recurrence in the trial designed to demonstrate that it would, except among the minority who wore it [6]. Patient education, delivered conventionally, has shown no protective effect at all [1,7,8]. Objective adherence monitoring has been validated as a measurement technique [15] </w:t>
-      </w:r>
-      <w:r>
-        <w:rPr>
-          <w:lang w:val="en-GB"/>
-        </w:rPr>
-        <w:t xml:space="preserve">but implemented with only moderate success where it has been tried [15]. Continuous digital pressure feedback reduced recurrence in a proof-of-concept trial, again principally among adherent users [9]. The premise of this trial is that these are not three independent disappointments but one: each component addresses a necessary condition for </w:t>
+        <w:t xml:space="preserve">PARADISE tests translation, not efficacy. Its three components exist and each has an identifiable evidence base, but that evidence is characterised as much by failure as by success. Pressure-optimised custom footwear did not reduce recurrence in the trial designed to demonstrate that it would, except among the minority who wore it [8]. Patient education, delivered conventionally, has shown no protective effect at all [1,9,10]. Objective adherence monitoring has been validated as a measurement technique [17] </w:t>
+      </w:r>
+      <w:r>
+        <w:rPr>
+          <w:lang w:val="en-GB"/>
+        </w:rPr>
+        <w:t xml:space="preserve">but implemented with only moderate success where it has been tried [17]. Continuous digital pressure feedback reduced recurrence in a proof-of-concept trial, again principally among adherent users [11]. The premise of this trial is that these are not three independent disappointments but one: each component addresses a necessary condition for </w:t>
       </w:r>
       <w:proofErr w:type="gramStart"/>
       <w:r>
@@ -5317,7 +5299,7 @@
         <w:rPr>
           <w:lang w:val="en-GB"/>
         </w:rPr>
-        <w:t xml:space="preserve"> [1,14] is the direct empirical warrant for combining them.</w:t>
+        <w:t xml:space="preserve"> [1,16] is the direct empirical warrant for combining them.</w:t>
       </w:r>
     </w:p>
     <w:p ns2:paraId="11F664A1" ns2:textId="77777777">
@@ -5415,7 +5397,7 @@
         <w:rPr>
           <w:lang w:val="en-GB"/>
         </w:rPr>
-        <w:t>The trial is also explicit about what its own success criterion costs. Because PARADISE is declared positive only if both co-primary endpoints are met, the probability of a positive result is lower than either endpoint-specific figure: between 74% and 84% under the attrition assumption, depending on the correlation between recurrence and adherence. Protocols with co-primary outcomes commonly report only the endpoint-specific power, which overstates the prospect of success on the criterion by which the trial will actually be judged. Reporting the joint figure allows that prospect to be assessed before the trial begins rather than reconstructed afterwards, and it makes explicit that the design accepts a lower probability of an unambiguous result in exchange for a conclusion that rests on both the clinical outcome and the behavioural mechanism said to produce it.</w:t>
+        <w:t xml:space="preserve">The trial is also explicit about what its own success criterion costs. Because PARADISE is declared positive only if both co-primary endpoints are met, the probability of a positive result is lower than either endpoint-specific figure: between 74% and 84% under the attrition assumption, depending on the correlation between recurrence and adherence. Protocols with co-primary outcomes commonly report only the endpoint-specific power, which overstates the prospect of success on the criterion by which the trial will actually be judged. Reporting the joint figure allows that prospect to be assessed before the trial begins rather than reconstructed afterwards, and it makes explicit that the design accepts a lower probability of an unambiguous result in exchange for a conclusion that rests on both the clinical outcome and the behavioural mechanism said to produce it.</w:t>
       </w:r>
       <w:r>
         <w:rPr>
@@ -5440,7 +5422,7 @@
         <w:rPr>
           <w:lang w:val="en-GB"/>
         </w:rPr>
-        <w:t xml:space="preserve">One contribution does not depend on the trial's primary result. Cumulative plantar tissue stress is the construct that unifies the two co-primary outcomes, and it is widely accepted as the mechanistically complete determinant of plantar ulceration, yet the studies designed to measure it have foundered on data completeness at sample sizes of a few dozen [12], and the strongest evidence linking it to future ulceration remains observational and twelve months long [13]. PARADISE records its three constituents c</w:t>
+        <w:t xml:space="preserve">One contribution does not depend on the trial's primary result. Cumulative plantar tissue stress is the construct that unifies the two co-primary outcomes, and it is widely accepted as the mechanistically complete determinant of plantar ulceration, yet the studies designed to measure it have foundered on data completeness at sample sizes of a few dozen [14], and the strongest evidence linking it to future ulceration remains observational and twelve months long [15]. PARADISE records its three constituents c</w:t>
       </w:r>
       <w:r>
         <w:rPr>
@@ -5542,7 +5524,7 @@
         <w:rPr>
           <w:lang w:val="en-GB"/>
         </w:rPr>
-        <w:t xml:space="preserve">The custom-made foot orthosis does not carry a CE mark, which is why the trial is regulated as a clinical investigation of a medical device notwithstanding its non-invasive, standard-of-care risk profile. The orthoses are fabricated by named commercial partners to a published design protocol [4]. A positive result would demonstrate that this specific service, including this fabrication process, works under routine conditions; it would not establish that any custom-orthosis service would. Sites seeking to re</w:t>
+        <w:t xml:space="preserve">The custom-made foot orthosis does not carry a CE mark, which is why the trial is regulated as a clinical investigation of a medical device notwithstanding its non-invasive, standard-of-care risk profile. The orthoses are fabricated by named commercial partners to a published design protocol [6]. A positive result would demonstrate that this specific service, including this fabrication process, works under routine conditions; it would not establish that any custom-orthosis service would. Sites seeking to re</w:t>
       </w:r>
       <w:r>
         <w:rPr>
@@ -6103,7 +6085,7 @@
         <w:rPr>
           <w:lang w:val="en-GB"/>
         </w:rPr>
-        <w:t xml:space="preserve">The linked biomechanical dataset — serial in-shoe plantar pressure, continuous weight-bearing activity and continuous offloading wear time with time-stamped ulcer outcomes — will be deposited separately, with its derivation code and achieved completeness reported alongside it. Prior attempts to characterise cumulative plantar tissue stress have been constrained by sample size and data completeness rather than by analytical method [12]; releasing this dataset as a reusable resource, including the intervals w</w:t>
+        <w:t xml:space="preserve">The linked biomechanical dataset — serial in-shoe plantar pressure, continuous weight-bearing activity and continuous offloading wear time with time-stamped ulcer outcomes — will be deposited separately, with its derivation code and achieved completeness reported alongside it. Prior attempts to characterise cumulative plantar tissue stress have been constrained by sample size and data completeness rather than by analytical method [14]; releasing this dataset as a reusable resource, including the intervals w</w:t>
       </w:r>
       <w:r>
         <w:rPr>
@@ -6231,7 +6213,7 @@
           <w:szCs w:val="20"/>
           <w:lang w:val="en-GB"/>
         </w:rPr>
-        <w:t xml:space="preserve">1. Armstrong DG, Boulton AJM, Bus SA. Diabetic foot ulcers and their recurrence. N Engl J Med. 2017;376(24):2367–2375. doi:10.1056/NEJMra1615439</w:t>
+        <w:t>1. Armstrong DG, Boulton AJM, Bus SA. Diabetic foot ulcers and their recurrence. N Engl J Med. 2017;376(24):2367–2375. doi:10.1056/NEJMra1615439</w:t>
       </w:r>
       <w:r>
         <w:rPr>
@@ -6295,7 +6277,7 @@
           <w:sz w:val="20"/>
           <w:szCs w:val="20"/>
         </w:rPr>
-        <w:t xml:space="preserve">2. Bus SA, van Netten JJ. A shift in priority in diabetic foot care and research: 75% of foot ulcers are preventable. Diabetes Metab Res Rev. 2016;32(Suppl 1):195–200. doi:10.1002/dmrr.2738</w:t>
+        <w:t>2. Kerr M, Barron E, Chadwick P, Evans T, Kong WM, Rayman G, et al. The cost of diabetic foot ulcers and amputations to the National Health Service in England. Diabet Med. 2019;36(8):995–1002. doi:10.1111/dme.13973</w:t>
       </w:r>
       <w:r>
         <w:rPr>
@@ -6335,7 +6317,7 @@
           <w:szCs w:val="20"/>
           <w:lang w:val="en-GB"/>
         </w:rPr>
-        <w:t xml:space="preserve">3. Bus SA, Haspels R, Busch-Westbroek TE. Evaluation and optimization of therapeutic footwear for neuropathic diabetic foot patients using in-shoe plantar pressure analysis. Diabetes Care. 2011;34(7):1595–1600. doi:10.2337/dc10-2206</w:t>
+        <w:t>3. Prompers L, Schaper N, Apelqvist J, Edmonds M, Jude E, Mauricio D, et al. Prediction of outcome in individuals with diabetic foot ulcers: focus on the differences between individuals with and without peripheral arterial disease. Diabetologia. 2008;51(5):747–755. doi:10.1007/s00125-008-0940-0</w:t>
       </w:r>
       <w:proofErr w:type="spellStart"/>
       <w:r>
@@ -6397,7 +6379,7 @@
           <w:szCs w:val="20"/>
           <w:lang w:val="en-GB"/>
         </w:rPr>
-        <w:t xml:space="preserve">4. Bus SA, Zwaferink JB, Dahmen R, Busch-Westbroek T. State of the art design protocol for custom made footwear for people with diabetes and peripheral neuropathy. Diabetes Metab Res Rev. 2020;36(S1):e3237. doi:10.1002/dmrr.3237</w:t>
+        <w:t>4. Bus SA, van Netten JJ. A shift in priority in diabetic foot care and research: 75% of foot ulcers are preventable. Diabetes Metab Res Rev. 2016;32(Suppl 1):195–200. doi:10.1002/dmrr.2738</w:t>
       </w:r>
       <w:proofErr w:type="spellStart"/>
       <w:r>
@@ -6512,7 +6494,7 @@
           <w:sz w:val="20"/>
           <w:szCs w:val="20"/>
         </w:rPr>
-        <w:t xml:space="preserve">5. Bus SA, Sacco ICN, Monteiro-Soares M, Raspovic A, Paton J, Rasmussen A, et al. Guidelines on the prevention of foot ulcers in persons with diabetes (IWGDF 2023 update). Diabetes Metab Res Rev. 2024;40(3):e3651. doi:10.1002/dmrr.3651</w:t>
+        <w:t>5. Bus SA, Haspels R, Busch-Westbroek TE. Evaluation and optimization of therapeutic footwear for neuropathic diabetic foot patients using in-shoe plantar pressure analysis. Diabetes Care. 2011;34(7):1595–1600. doi:10.2337/dc10-2206</w:t>
       </w:r>
       <w:proofErr w:type="spellStart"/>
       <w:r>
@@ -6630,7 +6612,7 @@
           <w:szCs w:val="20"/>
           <w:lang w:val="fr-FR"/>
         </w:rPr>
-        <w:t xml:space="preserve">6. Bus SA, Waaijman R, Arts M, de Haart M, Busch-Westbroek T, van Baal J, et al. Effect of custom-made footwear on foot ulcer recurrence in diabetes: a multicenter randomized controlled trial. Diabetes Care. 2013;36(12):4109–4116. doi:10.2337/dc13-0996</w:t>
+        <w:t>6. Bus SA, Zwaferink JB, Dahmen R, Busch-Westbroek T. State of the art design protocol for custom made footwear for people with diabetes and peripheral neuropathy. Diabetes Metab Res Rev. 2020;36(S1):e3237. doi:10.1002/dmrr.3237</w:t>
       </w:r>
       <w:proofErr w:type="spellStart"/>
       <w:r>
@@ -6683,7 +6665,7 @@
           <w:szCs w:val="20"/>
           <w:lang w:val="en-GB"/>
         </w:rPr>
-        <w:t xml:space="preserve">7. van Netten JJ, Price PE, Lavery LA, Monteiro-Soares M, Rasmussen A, Jubiz Y, et al. Prevention of foot ulcers in the at-risk patient with diabetes: a systematic review. Diabetes Metab Res Rev. 2016;32(Suppl 1):84–98. doi:10.1002/dmrr.2701</w:t>
+        <w:t>7. Bus SA, Sacco ICN, Monteiro-Soares M, Raspovic A, Paton J, Rasmussen A, et al. Guidelines on the prevention of foot ulcers in persons with diabetes (IWGDF 2023 update). Diabetes Metab Res Rev. 2024;40(3):e3651. doi:10.1002/dmrr.3651</w:t>
       </w:r>
       <w:proofErr w:type="spellStart"/>
       <w:r>
@@ -6726,7 +6708,7 @@
           <w:sz w:val="20"/>
           <w:szCs w:val="20"/>
         </w:rPr>
-        <w:t xml:space="preserve">8. Lincoln NB, Radford KA, Game FL, Jeffcoate WJ. Education for secondary prevention of foot ulcers in people with diabetes: a randomised controlled trial. Diabetologia. 2008;51(11):1954–1961. doi:10.1007/s00125-008-1110-0</w:t>
+        <w:t>8. Bus SA, Waaijman R, Arts M, de Haart M, Busch-Westbroek T, van Baal J, et al. Effect of custom-made footwear on foot ulcer recurrence in diabetes: a multicenter randomized controlled trial. Diabetes Care. 2013;36(12):4109–4116. doi:10.2337/dc13-0996</w:t>
       </w:r>
       <w:proofErr w:type="spellStart"/>
       <w:r>
@@ -6808,7 +6790,7 @@
           <w:sz w:val="20"/>
           <w:szCs w:val="20"/>
         </w:rPr>
-        <w:t xml:space="preserve">9. Abbott CA, Chatwin KE, Foden P, Hasan AN, Sange C, Rajbhandari SM, et al. Innovative intelligent insole system reduces diabetic foot ulcer recurrence at plantar sites: a prospective, randomised, proof-of-concept study. Lancet Digit Health. 2019;1(6):e308–e318. doi:10.1016/S2589-7500(19)30128-1</w:t>
+        <w:t>9. van Netten JJ, Price PE, Lavery LA, Monteiro-Soares M, Rasmussen A, Jubiz Y, et al. Prevention of foot ulcers in the at-risk patient with diabetes: a systematic review. Diabetes Metab Res Rev. 2016;32(Suppl 1):84–98. doi:10.1002/dmrr.2701</w:t>
       </w:r>
       <w:proofErr w:type="spellStart"/>
       <w:r>
@@ -6879,7 +6861,7 @@
           <w:sz w:val="20"/>
           <w:szCs w:val="20"/>
         </w:rPr>
-        <w:t xml:space="preserve">10. Waaijman R, Keukenkamp R, de Haart M, Polomski WP, Nollet F, Bus SA. Adherence to wearing prescription custom-made footwear in patients with diabetes at high risk for plantar foot ulceration. Diabetes Care. 2013;36(6):1613–1618. doi:10.2337/dc12-1330</w:t>
+        <w:t>10. Lincoln NB, Radford KA, Game FL, Jeffcoate WJ. Education for secondary prevention of foot ulcers in people with diabetes: a randomised controlled trial. Diabetologia. 2008;51(11):1954–1961. doi:10.1007/s00125-008-1110-0</w:t>
       </w:r>
       <w:proofErr w:type="spellStart"/>
       <w:r>
@@ -6931,7 +6913,7 @@
           <w:szCs w:val="20"/>
           <w:lang w:val="en-GB"/>
         </w:rPr>
-        <w:t xml:space="preserve">11. van Netten JJ, van Baal JG, Bril A, Wissink M, Bus SA. An exploratory study on differences in cumulative plantar tissue stress between healing and non-healing plantar neuropathic diabetic foot ulcers. Clin Biomech. 2018;53:86–92. doi:10.1016/j.clinbiomech.2018.02.012</w:t>
+        <w:t>11. Abbott CA, Chatwin KE, Foden P, Hasan AN, Sange C, Rajbhandari SM, et al. Innovative intelligent insole system reduces diabetic foot ulcer recurrence at plantar sites: a prospective, randomised, proof-of-concept study. Lancet Digit Health. 2019;1(6):e308–e318. doi:10.1016/S2589-7500(19)30128-1</w:t>
       </w:r>
       <w:proofErr w:type="gramStart"/>
       <w:r>
@@ -6964,7 +6946,7 @@
           <w:szCs w:val="20"/>
           <w:lang w:val="en-GB"/>
         </w:rPr>
-        <w:t xml:space="preserve">12. Hulshof CM, Page M, van Baal SG, Bus SA, Fernando ME, van Gemert-Pijnen L, et al. The stress of measuring plantar tissue stress in people with diabetes-related foot ulcers: biomechanical and feasibility findings from two prospective cohort studies. Sensors. 2024;24(8):2411. doi:10.3390/s24082411</w:t>
+        <w:t>12. Waaijman R, Keukenkamp R, de Haart M, Polomski WP, Nollet F, Bus SA. Adherence to wearing prescription custom-made footwear in patients with diabetes at high risk for plantar foot ulceration. Diabetes Care. 2013;36(6):1613–1618. doi:10.2337/dc12-1330</w:t>
       </w:r>
       <w:proofErr w:type="spellStart"/>
       <w:r>
@@ -7061,7 +7043,7 @@
           <w:szCs w:val="20"/>
           <w:lang w:val="en-GB"/>
         </w:rPr>
-        <w:t xml:space="preserve">13. Hulshof CM, van Netten JJ, Busch-Westbroek TE, Sabelis LWE, Peters EJG, Pijnappels M, et al. The predictive value of cumulative plantar tissue stress on future plantar foot ulceration in people with diabetes — a 12-month prospective observational study. Diabet Med. 2025;42:e70099. doi:10.1111/dme.70099</w:t>
+        <w:t>13. van Netten JJ, van Baal JG, Bril A, Wissink M, Bus SA. An exploratory study on differences in cumulative plantar tissue stress between healing and non-healing plantar neuropathic diabetic foot ulcers. Clin Biomech. 2018;53:86–92. doi:10.1016/j.clinbiomech.2018.02.012</w:t>
       </w:r>
       <w:proofErr w:type="spellStart"/>
       <w:r>
@@ -7117,7 +7099,7 @@
           <w:szCs w:val="20"/>
           <w:lang w:val="en-GB"/>
         </w:rPr>
-        <w:t xml:space="preserve">14. Waaijman R, de Haart M, Arts MLJ, Wever D, Verlouw AJWE, Nollet F, et al. Risk factors for plantar foot ulcer recurrence in neuropathic diabetic patients. Diabetes Care. 2014;37(6):1697–1705. doi:10.2337/dc13-2470</w:t>
+        <w:t>14. Hulshof CM, Page M, van Baal SG, Bus SA, Fernando ME, van Gemert-Pijnen L, et al. The stress of measuring plantar tissue stress in people with diabetes-related foot ulcers: biomechanical and feasibility findings from two prospective cohort studies. Sensors. 2024;24(8):2411. doi:10.3390/s24082411</w:t>
       </w:r>
       <w:proofErr w:type="spellStart"/>
       <w:r>
@@ -7230,7 +7212,7 @@
           <w:szCs w:val="20"/>
           <w:lang w:val="en-GB"/>
         </w:rPr>
-        <w:t xml:space="preserve">15. Lutjeboer T, van Netten JJ, Postema K, Hijmans JM. Validity and feasibility of a temperature sensor for measuring use and non-use of orthopaedic footwear. J Rehabil Med. 2018;50(10):920–926. doi:10.2340/16501977-2494</w:t>
+        <w:t>15. Hulshof CM, van Netten JJ, Busch-Westbroek TE, Sabelis LWE, Peters EJG, Pijnappels M, et al. The predictive value of cumulative plantar tissue stress on future plantar foot ulceration in people with diabetes — a 12-month prospective observational study. Diabet Med. 2025;42:e70099. doi:10.1111/dme.70099</w:t>
       </w:r>
       <w:proofErr w:type="spellStart"/>
       <w:r>
@@ -7263,7 +7245,7 @@
           <w:szCs w:val="20"/>
           <w:lang w:val="en-GB"/>
         </w:rPr>
-        <w:t xml:space="preserve">16. Michie S, van Stralen MM, West R. The behaviour change wheel: a new method for characterising and designing behaviour change interventions. Implement Sci. 2011;6:42. doi:10.1186/1748-5908-6-42</w:t>
+        <w:t>16. Waaijman R, de Haart M, Arts MLJ, Wever D, Verlouw AJWE, Nollet F, et al. Risk factors for plantar foot ulcer recurrence in neuropathic diabetic patients. Diabetes Care. 2014;37(6):1697–1705. doi:10.2337/dc13-2470</w:t>
       </w:r>
       <w:r>
         <w:rPr>
@@ -7303,7 +7285,7 @@
           <w:szCs w:val="20"/>
           <w:lang w:val="en-GB"/>
         </w:rPr>
-        <w:t xml:space="preserve">17. Morbach S, Kersken J, Lobmann R, Nobels F, Doggen K, Van Acker K. The German and Belgian accreditation models for diabetic foot services. Diabetes Metab Res Rev. 2016;32(Suppl 1):318–325. doi:10.1002/dmrr.2752</w:t>
+        <w:t>17. Lutjeboer T, van Netten JJ, Postema K, Hijmans JM. Validity and feasibility of a temperature sensor for measuring use and non-use of orthopaedic footwear. J Rehabil Med. 2018;50(10):920–926. doi:10.2340/16501977-2494</w:t>
       </w:r>
       <w:proofErr w:type="spellStart"/>
       <w:r>
@@ -7343,7 +7325,7 @@
           <w:szCs w:val="20"/>
           <w:lang w:val="en-GB"/>
         </w:rPr>
-        <w:t xml:space="preserve">18. Chan A-W, Boutron I, Hopewell S, Moher D, Schulz KF, Collins GS, et al. SPIRIT 2025 statement: updated guideline for protocols of randomised trials. BMJ. 2025;389:e081477. doi:10.1136/bmj-2024-081477</w:t>
+        <w:t>18. Michie S, van Stralen MM, West R. The behaviour change wheel: a new method for characterising and designing behaviour change interventions. Implement Sci. 2011;6:42. doi:10.1186/1748-5908-6-42</w:t>
       </w:r>
       <w:proofErr w:type="spellStart"/>
       <w:r>
@@ -7419,7 +7401,7 @@
           <w:szCs w:val="20"/>
           <w:lang w:val="en-GB"/>
         </w:rPr>
-        <w:t xml:space="preserve">19. Hoffmann TC, Glasziou PP, Boutron I, Milne R, Perera R, Moher D, et al. Better reporting of interventions: template for intervention description and replication (TIDieR) checklist and guide. BMJ. 2014;348:g1687. doi:10.1136/bmj.g1687</w:t>
+        <w:t>19. Morbach S, Kersken J, Lobmann R, Nobels F, Doggen K, Van Acker K. The German and Belgian accreditation models for diabetic foot services. Diabetes Metab Res Rev. 2016;32(Suppl 1):318–325. doi:10.1002/dmrr.2752</w:t>
       </w:r>
       <w:proofErr w:type="spellStart"/>
       <w:r>
@@ -7496,7 +7478,7 @@
           <w:sz w:val="20"/>
           <w:szCs w:val="20"/>
         </w:rPr>
-        <w:t xml:space="preserve">20. Loudon K, Treweek S, Sullivan F, Donnan PT, Thorpe KE, Zwarenstein M. The PRECIS-2 tool: designing trials that are fit for purpose. BMJ. 2015;350:h2147. doi:10.1136/bmj.h2147</w:t>
+        <w:t>20. Chan A-W, Boutron I, Hopewell S, Moher D, Schulz KF, Collins GS, et al. SPIRIT 2025 statement: updated guideline for protocols of randomised trials. BMJ. 2025;389:e081477. doi:10.1136/bmj-2024-081477</w:t>
       </w:r>
       <w:r>
         <w:rPr>
@@ -7564,7 +7546,7 @@
           <w:sz w:val="20"/>
           <w:szCs w:val="20"/>
         </w:rPr>
-        <w:t xml:space="preserve">21. Hopewell S, Chan A-W, Collins GS, Hróbjartsson A, Moher D, Schulz KF, et al. CONSORT 2025 statement: updated guideline for reporting randomised trials. BMJ. 2025;389:e081123. doi:10.1136/bmj-2024-081123</w:t>
+        <w:t>21. Hoffmann TC, Glasziou PP, Boutron I, Milne R, Perera R, Moher D, et al. Better reporting of interventions: template for intervention description and replication (TIDieR) checklist and guide. BMJ. 2014;348:g1687. doi:10.1136/bmj.g1687</w:t>
       </w:r>
       <w:proofErr w:type="spellStart"/>
       <w:r>
@@ -7608,7 +7590,7 @@
           <w:sz w:val="20"/>
           <w:szCs w:val="20"/>
         </w:rPr>
-        <w:t xml:space="preserve">22. Lincoln NB, Jeffcoate WJ, Ince P, Smith M, Radford KA. Validation of a new measure of protective footcare behaviour: the Nottingham Assessment of Functional Footcare (NAFF). Practical Diabetes International. 2007;24(4):207–211. doi:10.1002/pdi.1099</w:t>
+        <w:t>22. Loudon K, Treweek S, Sullivan F, Donnan PT, Thorpe KE, Zwarenstein M. The PRECIS-2 tool: designing trials that are fit for purpose. BMJ. 2015;350:h2147. doi:10.1136/bmj.h2147</w:t>
       </w:r>
       <w:proofErr w:type="spellStart"/>
       <w:r>
@@ -7643,7 +7625,7 @@
           <w:szCs w:val="20"/>
           <w:lang w:val="de-DE"/>
         </w:rPr>
-        <w:t xml:space="preserve">23. Zwaferink JBJ, Nollet F, Bus SA. In-shoe pressure measurements in diabetic footwear practice: success rate and facilitators of and barriers to implementation. Sensors. 2024;24(6):1795. doi:10.3390/s24061795</w:t>
+        <w:t>23. Hopewell S, Chan A-W, Collins GS, Hróbjartsson A, Moher D, Schulz KF, et al. CONSORT 2025 statement: updated guideline for reporting randomised trials. BMJ. 2025;389:e081123. doi:10.1136/bmj-2024-081123</w:t>
       </w:r>
       <w:r>
         <w:rPr>
@@ -7700,7 +7682,7 @@
           <w:sz w:val="20"/>
           <w:szCs w:val="20"/>
         </w:rPr>
-        <w:t xml:space="preserve">24. van Netten JJ, Vossen LE, Driebergen FM, Wolthuis D, Merkx MJM, Bus SA. Short-term efficacy of a multi-modal intervention program to improve custom-made footwear use in people at high risk of diabetes-related foot ulceration. J Clin Med. 2025;14(11):3635. doi:10.3390/jcm14113635</w:t>
+        <w:t>24. Lincoln NB, Jeffcoate WJ, Ince P, Smith M, Radford KA. Validation of a new measure of protective footcare behaviour: the Nottingham Assessment of Functional Footcare (NAFF). Practical Diabetes International. 2007;24(4):207–211. doi:10.1002/pdi.1099</w:t>
       </w:r>
       <w:r>
         <w:rPr>
@@ -7753,7 +7735,7 @@
           <w:szCs w:val="20"/>
           <w:lang w:val="en-GB"/>
         </w:rPr>
-        <w:t xml:space="preserve">25. van Netten JJ, Bus SA, Apelqvist J, Chen P, Chuter V, Fitridge R, et al. Definitions and criteria for diabetes-related foot disease (IWGDF 2023 update). Diabetes Metab Res Rev. 2024;40(3):e3654. doi:10.1002/dmrr.3654</w:t>
+        <w:t>25. Zwaferink JBJ, Nollet F, Bus SA. In-shoe pressure measurements in diabetic footwear practice: success rate and facilitators of and barriers to implementation. Sensors. 2024;24(6):1795. doi:10.3390/s24061795</w:t>
       </w:r>
       <w:r>
         <w:rPr>
@@ -7786,7 +7768,7 @@
           <w:sz w:val="20"/>
           <w:szCs w:val="20"/>
         </w:rPr>
-        <w:t xml:space="preserve">26. Dahmen R, Siemonsma PC, Monteiro S, Roorda LD, Lankhorst GJ, Boers M. Evaluation of the wear-and-tear scale for therapeutic footwear: results of a generalizability study. J Rehabil Med. 2018;50(6):569–574. doi:10.2340/16501977-2339</w:t>
+        <w:t>26. van Netten JJ, Vossen LE, Driebergen FM, Wolthuis D, Merkx MJM, Bus SA. Short-term efficacy of a multi-modal intervention program to improve custom-made footwear use in people at high risk of diabetes-related foot ulceration. J Clin Med. 2025;14(11):3635. doi:10.3390/jcm14113635</w:t>
       </w:r>
       <w:r>
         <w:rPr>
@@ -7862,7 +7844,7 @@
           <w:sz w:val="20"/>
           <w:szCs w:val="20"/>
         </w:rPr>
-        <w:t xml:space="preserve">27. Staniszewska A, Game F, Nixon J, Russell D, Armstrong DG, Ashmore C, et al. Development of a core outcome set for studies assessing interventions for diabetes-related foot ulceration. Diabetes Care. 2024;47(11):1958–1968. doi:10.2337/dc24-1112</w:t>
+        <w:t>27. van Netten JJ, Bus SA, Apelqvist J, Chen P, Chuter V, Fitridge R, et al. Definitions and criteria for diabetes-related foot disease (IWGDF 2023 update). Diabetes Metab Res Rev. 2024;40(3):e3654. doi:10.1002/dmrr.3654</w:t>
       </w:r>
       <w:r>
         <w:rPr>
@@ -7899,7 +7881,7 @@
           <w:sz w:val="20"/>
           <w:szCs w:val="20"/>
         </w:rPr>
-        <w:t xml:space="preserve">28. Keukenkamp R, van Netten JJ, Busch-Westbroek TE, Bus SA. Custom-made footwear designed for indoor use increases short-term and long-term adherence in people with diabetes at high ulcer risk. BMJ Open Diabetes Res Care. 2022;10(1):e002593. doi:10.1136/bmjdrc-2021-002593</w:t>
+        <w:t>28. Dahmen R, Siemonsma PC, Monteiro S, Roorda LD, Lankhorst GJ, Boers M. Evaluation of the wear-and-tear scale for therapeutic footwear: results of a generalizability study. J Rehabil Med. 2018;50(6):569–574. doi:10.2340/16501977-2339</w:t>
       </w:r>
       <w:r>
         <w:rPr>
@@ -7971,7 +7953,7 @@
           <w:szCs w:val="20"/>
           <w:lang w:val="en-GB"/>
         </w:rPr>
-        <w:t xml:space="preserve">29. Staniszewska A, Jones A, Davies L, Game F, Nixon J, Russell D, et al. Development of a core descriptor set for studies assessing interventions for diabetes-related foot ulcers Diabetologia. 2026. doi:10.1007/s00125-026-06815-1</w:t>
+        <w:t>29. Staniszewska A, Game F, Nixon J, Russell D, Armstrong DG, Ashmore C, et al. Development of a core outcome set for studies assessing interventions for diabetes-related foot ulceration. Diabetes Care. 2024;47(11):1958–1968. doi:10.2337/dc24-1112</w:t>
       </w:r>
       <w:proofErr w:type="spellStart"/>
       <w:r>
@@ -8066,7 +8048,7 @@
           <w:szCs w:val="20"/>
           <w:lang w:val="en-GB"/>
         </w:rPr>
-        <w:t xml:space="preserve">30. Bus SA, van Netten JJ, Schouten DR, Dijkgraaf MGW. Cost-effectiveness of pressure-guided-offloading-improved custom-made footwear for people with diabetes at high risk of plantar foot ulceration. Diabetology. 2026;7(4):70. doi:10.3390/diabetology7040070</w:t>
+        <w:t>30. Keukenkamp R, van Netten JJ, Busch-Westbroek TE, Bus SA. Custom-made footwear designed for indoor use increases short-term and long-term adherence in people with diabetes at high ulcer risk. BMJ Open Diabetes Res Care. 2022;10(1):e002593. doi:10.1136/bmjdrc-2021-002593</w:t>
       </w:r>
       <w:proofErr w:type="spellStart"/>
       <w:r>
@@ -8115,7 +8097,7 @@
           <w:szCs w:val="20"/>
           <w:lang w:val="en-GB"/>
         </w:rPr>
-        <w:t xml:space="preserve">31. Husereau D, Drummond M, Petrou S, Carswell C, Moher D, Greenberg D, et al. Consolidated Health Economic Evaluation Reporting Standards (CHEERS) statement. Pharmacoeconomics. 2013;31(5):361–367. doi:10.1007/s40273-013-0032-y</w:t>
+        <w:t>31. Staniszewska A, Jones A, Davies L, Game F, Nixon J, Russell D, et al. Development of a core descriptor set for studies assessing interventions for diabetes-related foot ulcers Diabetologia. 2026. doi:10.1007/s00125-026-06815-1</w:t>
       </w:r>
     </w:p>
     <w:p ns2:paraId="11F664E0" ns2:textId="77777777">
@@ -8129,7 +8111,7 @@
           <w:szCs w:val="20"/>
           <w:lang w:val="en-GB"/>
         </w:rPr>
-        <w:t xml:space="preserve">32. Hakkaart-van Roijen L, Peeters S, Kanters T. Kostenhandleiding voor economische evaluaties in de gezondheidszorg: methodologie en referentieprijzen. Diemen: Zorginstituut Nederland; 2024.</w:t>
+        <w:t>32. Bus SA, van Netten JJ, Schouten DR, Dijkgraaf MGW. Cost-effectiveness of pressure-guided-offloading-improved custom-made footwear for people with diabetes at high risk of plantar foot ulceration. Diabetology. 2026;7(4):70. doi:10.3390/diabetology7040070</w:t>
       </w:r>
       <w:proofErr w:type="spellStart"/>
       <w:r>
@@ -8181,7 +8163,7 @@
           <w:sz w:val="20"/>
           <w:szCs w:val="20"/>
         </w:rPr>
-        <w:t xml:space="preserve">33. Prompers L, Huijberts M, Schaper N, Apelqvist J, Bakker K, Edmonds M, et al. Resource utilisation and costs associated with the treatment of diabetic foot ulcers. Prospective data from the Eurodiale Study. Diabetologia. 2008;51(10):1826–1834. doi:10.1007/s00125-008-1089-6</w:t>
+        <w:t>33. Husereau D, Drummond M, Petrou S, Carswell C, Moher D, Greenberg D, et al. Consolidated Health Economic Evaluation Reporting Standards (CHEERS) statement. Pharmacoeconomics. 2013;31(5):361–367. doi:10.1007/s40273-013-0032-y</w:t>
       </w:r>
       <w:r>
         <w:rPr>
@@ -8205,7 +8187,7 @@
           <w:szCs w:val="20"/>
           <w:lang w:val="en-GB"/>
         </w:rPr>
-        <w:t xml:space="preserve">34. Ragnarson Tennvall G, Apelqvist J. Prevention of diabetes-related foot ulcers and amputations: a cost-utility analysis based on Markov model simulations. Diabetologia. 2001;44(11):2077–2087. doi:10.1007/s001250100013</w:t>
+        <w:t>34. Hakkaart-van Roijen L, Peeters S, Kanters T. Kostenhandleiding voor economische evaluaties in de gezondheidszorg: methodologie en referentieprijzen. Diemen: Zorginstituut Nederland; 2024.</w:t>
       </w:r>
     </w:p>
     <w:p ns2:paraId="11F664E3" ns2:textId="77777777">
@@ -8219,7 +8201,7 @@
           <w:sz w:val="20"/>
           <w:lang w:val="en-GB"/>
         </w:rPr>
-        <w:t xml:space="preserve">35. Ortegon MM, Redekop WK, Niessen LW. Cost-effectiveness of prevention and treatment of the diabetic foot: a Markov analysis. Diabetes Care. 2004;27(4):901–907. doi:10.2337/diacare.27.4.901</w:t>
+        <w:t>35. Prompers L, Huijberts M, Schaper N, Apelqvist J, Bakker K, Edmonds M, et al. Resource utilisation and costs associated with the treatment of diabetic foot ulcers. Prospective data from the Eurodiale Study. Diabetologia. 2008;51(10):1826–1834. doi:10.1007/s00125-008-1089-6</w:t>
       </w:r>
     </w:p>
     <w:p ns2:paraId="11F664E4" ns2:textId="7685600F">
@@ -8233,7 +8215,7 @@
           <w:sz w:val="20"/>
           <w:lang w:val="en-GB"/>
         </w:rPr>
-        <w:t xml:space="preserve">36. van Netten JJ, aan de Stegge WB, Dijkgraaf MGW, Bus SA. Cost-effectiveness of temperature monitoring to help prevent foot ulcer recurrence in people with diabetes: a multicenter randomized controlled trial. Diabetes Metab Res Rev. 2024;40(4):e3805. doi:10.1002/dmrr.3805</w:t>
+        <w:t>36. Ragnarson Tennvall G, Apelqvist J. Prevention of diabetes-related foot ulcers and amputations: a cost-utility analysis based on Markov model simulations. Diabetologia. 2001;44(11):2077–2087. doi:10.1007/s001250100013</w:t>
       </w:r>
       <w:r>
         <w:rPr>
@@ -8273,7 +8255,87 @@
           <w:sz w:val="20"/>
           <w:lang w:val="en-GB"/>
         </w:rPr>
-        <w:t xml:space="preserve">37. Moore GF, Audrey S, Barker M, Bond L, Bonell C, Hardeman W, et al. Process evaluation of complex interventions: Medical Research Council guidance. BMJ. 2015;350:h1258. doi:10.1136/bmj.h1258</w:t>
+        <w:t>37. Ortegon MM, Redekop WK, Niessen LW. Cost-effectiveness of prevention and treatment of the diabetic foot: a Markov analysis. Diabetes Care. 2004;27(4):901–907. doi:10.2337/diacare.27.4.901</w:t>
+      </w:r>
+      <w:r>
+        <w:rPr>
+          <w:sz w:val="20"/>
+          <w:lang w:val="en-GB"/>
+        </w:rPr>
+      </w:r>
+      <w:r>
+        <w:rPr>
+          <w:sz w:val="20"/>
+          <w:lang w:val="en-GB"/>
+        </w:rPr>
+      </w:r>
+      <w:proofErr w:type="spellStart"/>
+      <w:r>
+        <w:rPr>
+          <w:sz w:val="20"/>
+          <w:lang w:val="en-GB"/>
+        </w:rPr>
+      </w:r>
+      <w:proofErr w:type="spellEnd"/>
+      <w:r>
+        <w:rPr>
+          <w:sz w:val="20"/>
+          <w:lang w:val="en-GB"/>
+        </w:rPr>
+      </w:r>
+    </w:p>
+    <w:p ns2:paraId="11F664E4" ns2:textId="7685600F">
+      <w:pPr>
+        <w:rPr>
+          <w:lang w:val="en-GB"/>
+        </w:rPr>
+      </w:pPr>
+      <w:r>
+        <w:rPr>
+          <w:sz w:val="20"/>
+          <w:lang w:val="en-GB"/>
+        </w:rPr>
+        <w:t>38. van Netten JJ, aan de Stegge WB, Dijkgraaf MGW, Bus SA. Cost-effectiveness of temperature monitoring to help prevent foot ulcer recurrence in people with diabetes: a multicenter randomized controlled trial. Diabetes Metab Res Rev. 2024;40(4):e3805. doi:10.1002/dmrr.3805</w:t>
+      </w:r>
+      <w:r>
+        <w:rPr>
+          <w:sz w:val="20"/>
+          <w:lang w:val="en-GB"/>
+        </w:rPr>
+      </w:r>
+      <w:r>
+        <w:rPr>
+          <w:sz w:val="20"/>
+          <w:lang w:val="en-GB"/>
+        </w:rPr>
+      </w:r>
+      <w:proofErr w:type="spellStart"/>
+      <w:r>
+        <w:rPr>
+          <w:sz w:val="20"/>
+          <w:lang w:val="en-GB"/>
+        </w:rPr>
+      </w:r>
+      <w:proofErr w:type="spellEnd"/>
+      <w:r>
+        <w:rPr>
+          <w:sz w:val="20"/>
+          <w:lang w:val="en-GB"/>
+        </w:rPr>
+      </w:r>
+    </w:p>
+    <w:p ns2:paraId="11F664E4" ns2:textId="7685600F">
+      <w:pPr>
+        <w:rPr>
+          <w:lang w:val="en-GB"/>
+        </w:rPr>
+      </w:pPr>
+      <w:r>
+        <w:rPr>
+          <w:sz w:val="20"/>
+          <w:lang w:val="en-GB"/>
+        </w:rPr>
+        <w:t>39. Moore GF, Audrey S, Barker M, Bond L, Bonell C, Hardeman W, et al. Process evaluation of complex interventions: Medical Research Council guidance. BMJ. 2015;350:h1258. doi:10.1136/bmj.h1258</w:t>
       </w:r>
       <w:r>
         <w:rPr>

--- a/protocol paper/PARADISE_protocol_manuscript.docx
+++ b/protocol paper/PARADISE_protocol_manuscript.docx
@@ -357,7 +357,7 @@
         <w:rPr>
           <w:lang w:val="en-GB"/>
         </w:rPr>
-        <w:t xml:space="preserve">Foot ulceration is the most frequently recognized lower-extremity complication of diabetes, affecting 19%–34% of individuals with diabetes during their lifetime [1]. The consequences of this condition are disproportionate to the clinical attention it receives. Five-year mortality among individuals with a diabetes-related foot ulcer is 2.5 times that of individuals with diabetes and no ulcer; more than half of ulcers become infected; and approximately one in five moderate or severe infections leads to amputation; five-year mortality following diabetes-related amputation exceeds 70% [1]. Healthcare expenditure on diabetes-related foot ulceration and amputation in England exceeds the combined cost of breast, prostate and lung cancer [2].</w:t>
+        <w:t xml:space="preserve">Foot ulceration is the most frequently recognized lower-extremity complication of diabetes, affecting 19%–34% of individuals with diabetes during their lifetime [1]. The consequences of this condition are disproportionate to the clinical attention it receives. Five-year mortality among individuals with a diabetes-related foot ulcer is 2.5 times that of individuals with diabetes and no ulcer [1]; a systematic review of cohorts followed for five years places absolute five-year mortality after ulceration at approximately 40%, though the pooled populations differed widely in demographic profile and comorbidity [2]. More than half of ulcers become infected, approximately one in five moderate or severe infections leads to amputation, and five-year mortality following diabetes-related amputation exceeds 70% [1]. Healthcare expenditure on diabetes-related foot ulceration and amputation in England was estimated at £837 to £962 million in 2014–2015, more than the combined cost of breast, prostate and lung cancer [3].</w:t>
       </w:r>
       <w:r>
         <w:rPr>
@@ -462,7 +462,7 @@
         <w:rPr>
           <w:lang w:val="en-GB"/>
         </w:rPr>
-        <w:t xml:space="preserve">However, healing alone does not represent the main unresolved clinical challenge. In the EURODIALE cohort of 1088 patients across fourteen specialised European centres, 23% of ulcers remained unhealed after one year [3]. Nevertheless, recurrence remains common after wound closure. By pooling data from 19 studies, including prospective cohorts, one retrospective series, and usual-care arms from nine randomised trials, Armstrong et al. estimated that ulcer recurrence occurs in approximately 40% of patients within one year after healing, increasing to nearly 60% within three years and 65% within five years [1]. Therefore, wound closure should be considered a state of remission rather than definitive resolution, and clinical strategies should focus not only on achieving healing but also on prolonging ulcer-free time and reducing recurrence risk [1].</w:t>
+        <w:t xml:space="preserve">However, healing alone does not represent the main unresolved clinical challenge. In the EURODIALE cohort of 1088 patients treated at fourteen European diabetic foot centres with longstanding expertise, 23% had not healed after one year [4]. Nevertheless, recurrence remains common after wound closure. By pooling data from 19 studies, including prospective cohorts, one retrospective series, and usual-care arms from nine randomised trials, Armstrong et al. estimated that ulcer recurrence occurs in approximately 40% of patients within one year after healing, increasing to nearly 60% within three years and 65% within five years [1]. Therefore, wound closure should be considered a state of remission rather than definitive resolution, and clinical strategies should focus not only on achieving healing but also on prolonging ulcer-free time and reducing recurrence risk [1].</w:t>
       </w:r>
     </w:p>
     <w:p ns2:paraId="11F66438" ns2:textId="6A74D6E5">
@@ -549,7 +549,7 @@
         <w:rPr>
           <w:lang w:val="en-GB"/>
         </w:rPr>
-        <w:t xml:space="preserve"> is why approximately three-quarters of foot ulcers are considered preventable in principle [4]. The distance between </w:t>
+        <w:t xml:space="preserve"> is why approximately three-quarters of foot ulcers are considered preventable in principle [5]. The distance between </w:t>
       </w:r>
       <w:r>
         <w:rPr>
@@ -651,7 +651,7 @@
         <w:rPr>
           <w:lang w:val="en-GB"/>
         </w:rPr>
-        <w:t xml:space="preserve">The first is offloading. Reducing in-shoe peak plantar pressure below 200 kPa, or by at least 25% from the patient's own baseline, is the optimisation criterion established for pressure-guided footwear modification [5], applied within the state-of-the-art design protocol that specifies modification whenever midfoot or forefoot peak pressure exceeds 200 kPa [6]; pressure-informed therapeutic footwear is standard of care after ulceration [7]. However, the pivotal multicenter randomized trial of this approach did not demonstrate benefit on its primary endpoint: 38.8% of participants receiving offloading-improved custom footwear ulcerated within 18 months versus 44.2% receiving non-improved custom footwear (odds ratio 0.80, 95% CI 0.44–1.47, p = 0.48), with no separation of ulcer-free survival curves (p = 0.40) [8]. Benefits appeared only among the 46% of participants who wore the footwear as prescribed: recurrence in that subgroup was 25.7% with improved footwear versus 47.8% with usual care (odds ratio 0.38, 95% CI 0.15–0.99, p = 0.045) [8]. Accordingly, the trial's conclusion was conditional: improved offloading does not reduce recurrence unless it is worn as recommended [8].</w:t>
+        <w:t xml:space="preserve">The first is offloading. Reducing in-shoe peak plantar pressure below 200 kPa, or by at least 25% from the patient's own baseline, is the optimisation criterion established for pressure-guided footwear modification [6], applied within the state-of-the-art design protocol that specifies modification whenever midfoot or forefoot peak pressure exceeds 200 kPa [7]; pressure-informed therapeutic footwear is standard of care after ulceration [8]. However, the pivotal multicenter randomized trial of this approach did not demonstrate benefit on its primary endpoint: 38.8% of participants receiving offloading-improved custom footwear ulcerated within 18 months versus 44.2% receiving non-improved custom footwear (odds ratio 0.80, 95% CI 0.44–1.47, p = 0.48), with no separation of ulcer-free survival curves (p = 0.40) [9]. Benefits appeared only among the 46% of participants who wore the footwear as prescribed: recurrence in that subgroup was 25.7% with improved footwear versus 47.8% with usual care (odds ratio 0.38, 95% CI 0.15–0.99, p = 0.045) [9]. Accordingly, the trial's conclusion was conditional: improved offloading does not reduce recurrence unless it is worn as recommended [9].</w:t>
       </w:r>
       <w:r>
         <w:rPr>
@@ -733,7 +733,7 @@
         <w:rPr>
           <w:lang w:val="en-GB"/>
         </w:rPr>
-        <w:t xml:space="preserve">The second is patient education, where the evidence is weaker. Across the controlled studies included in the International Working Group on the Diabetic Foot systematic review of recurrence prevention, patient education delivered as a stand-alone intervention showed no demonstrable preventive effect on ulcer recurrence: the median treatment effect was −13.4% (range −26.3% to −0.5%), a negative value denoting higher recurrence in the intervention groups than under usual care [9]. The most rigorous individual trial evaluating a structured single educational session found no reduction in ulceration at either six or twelve months [10]. </w:t>
+        <w:t xml:space="preserve">The second is patient education, where the evidence is weaker. Across the controlled studies included in the International Working Group on the Diabetic Foot systematic review of recurrence prevention, patient education delivered as a stand-alone intervention showed no demonstrable preventive effect on ulcer recurrence: the median treatment effect was −13.4% (range −26.3% to −0.5%), a negative value denoting higher recurrence in the intervention groups than under usual care [10]. The most rigorous individual trial evaluating a structured single educational session found no reduction in ulceration at either six or twelve months [11]. </w:t>
       </w:r>
       <w:r>
         <w:rPr>
@@ -784,7 +784,7 @@
         <w:rPr>
           <w:lang w:val="en-GB"/>
         </w:rPr>
-        <w:t xml:space="preserve"> proof-of-concept study, an intelligent insole system delivering real-time audiovisual alerts and offloading instructions when sustained high pressure was detected reduced plantar ulcer recurrence over 18 months, but the reduction was concentrated among adherent users [11]. Three separate strategies</w:t>
+        <w:t xml:space="preserve"> proof-of-concept study, an intelligent insole system delivering real-time audiovisual alerts and offloading instructions when sustained high pressure was detected reduced plantar ulcer recurrence over 18 months, but the reduction was concentrated among adherent users [12]. Three separate strategies</w:t>
       </w:r>
       <w:r>
         <w:rPr>
@@ -885,7 +885,7 @@
         <w:rPr>
           <w:lang w:val="en-GB"/>
         </w:rPr>
-        <w:t xml:space="preserve">mean adherence to prescribed custom footwear of 71 ± 25%, falling to 61 ± 32% at home, where most steps are taken [12]; fewer than one-third of patients wear prescribed footwear more than 80% of the time [8,12]. These two determinants are not independent quantities but components of </w:t>
+        <w:t xml:space="preserve">mean adherence to prescribed custom footwear of 71 ± 25%, falling to 61 ± 32% at home, where most steps are taken [13]; fewer than one-third of patients wear prescribed footwear more than 80% of the time [9,13]. These two determinants are not independent quantities but components of </w:t>
       </w:r>
       <w:r>
         <w:rPr>
@@ -933,7 +933,7 @@
         <w:rPr>
           <w:lang w:val="en-GB"/>
         </w:rPr>
-        <w:t xml:space="preserve"> is the product of the pressure applied, volume of weight-bearing activity performed, and whether offloading was worn while performing it [13]. </w:t>
+        <w:t xml:space="preserve"> is the product of the pressure applied, volume of weight-bearing activity performed, and whether offloading was worn while performing it [14]. </w:t>
       </w:r>
       <w:r>
         <w:rPr>
@@ -951,7 +951,7 @@
         <w:rPr>
           <w:lang w:val="en-GB"/>
         </w:rPr>
-        <w:t xml:space="preserve">[14]. The strongest available evidence relating it to future ulceration remains observat</w:t>
+        <w:t xml:space="preserve">[15]. The strongest available evidence relating it to future ulceration remains observat</w:t>
       </w:r>
       <w:r>
         <w:rPr>
@@ -975,7 +975,7 @@
         <w:rPr>
           <w:lang w:val="en-GB"/>
         </w:rPr>
-        <w:t xml:space="preserve"> months [15]. Critically, offloading and adherence interact rather than substitute</w:t>
+        <w:t xml:space="preserve"> months [16]. Critically, offloading and adherence interact rather than substitute</w:t>
       </w:r>
       <w:r>
         <w:rPr>
@@ -987,7 +987,7 @@
         <w:rPr>
           <w:lang w:val="en-GB"/>
         </w:rPr>
-        <w:t xml:space="preserve">prospective analysis of neuropathic patients, the absence of both in-shoe peak pressure below 200 kPa and footwear adherence above 80% independently predicted plantar ulcer recurrence attributed to unrecognised repetitive trauma [1,16]. Pressure </w:t>
+        <w:t xml:space="preserve">prospective analysis of neuropathic patients, the absence of both in-shoe peak pressure below 200 kPa and footwear adherence above 80% independently predicted plantar ulcer recurrence attributed to unrecognised repetitive trauma [1,17]. Pressure </w:t>
       </w:r>
       <w:r>
         <w:rPr>
@@ -1089,7 +1089,7 @@
         <w:rPr>
           <w:lang w:val="en-GB"/>
         </w:rPr>
-        <w:t xml:space="preserve"> and a service that cannot make that distinction cannot correct it. Temperature-sensor monitoring of orthopaedic footwear use has been validated as feasible and accurate [17], converting adherence from an untestable assumption into a measurable, modifiable target. </w:t>
+        <w:t xml:space="preserve"> and a service that cannot make that distinction cannot correct it. Temperature-sensor monitoring of orthopaedic footwear use has been validated as feasible and accurate [18], converting adherence from an untestable assumption into a measurable, modifiable target. </w:t>
       </w:r>
       <w:r>
         <w:rPr>
@@ -1191,7 +1191,7 @@
         <w:rPr>
           <w:lang w:val="en-GB"/>
         </w:rPr>
-        <w:t xml:space="preserve"> untouched [18]. A single session should not be expected to sustain </w:t>
+        <w:t xml:space="preserve"> untouched [19]. A single session should not be expected to sustain </w:t>
       </w:r>
       <w:proofErr w:type="spellStart"/>
       <w:r>
@@ -1217,7 +1217,7 @@
         <w:rPr>
           <w:lang w:val="en-GB"/>
         </w:rPr>
-        <w:t xml:space="preserve">it does not [10]. What remains untested is whether education constructed to address all three COM-B components, delivered </w:t>
+        <w:t xml:space="preserve">it does not [11]. What remains untested is whether education constructed to address all three COM-B components, delivered </w:t>
       </w:r>
       <w:r>
         <w:rPr>
@@ -1229,7 +1229,7 @@
         <w:rPr>
           <w:lang w:val="en-GB"/>
         </w:rPr>
-        <w:t xml:space="preserve"> and anchored to objective wear-time feedback, performs differently. Where adherence has been achieved in prior work, its associated effect has been substantial: the mean effect of adherence was a 58.1% lower recurrence risk for therapeutic footwear and 85.5% for educational recommendations, in each case comparing patients who followed the treatment with those who did not [9]. These are effects of adherence rather than of the interventions as randomised.</w:t>
+        <w:t xml:space="preserve"> and anchored to objective wear-time feedback, performs differently. Where adherence has been achieved in prior work, its associated effect has been substantial: the mean effect of adherence was a 58.1% lower recurrence risk for therapeutic footwear and 85.5% for educational recommendations, in each case comparing patients who followed the treatment with those who did not [10]. These are effects of adherence rather than of the interventions as randomised.</w:t>
       </w:r>
       <w:r>
         <w:rPr>
@@ -1268,7 +1268,7 @@
         <w:rPr>
           <w:lang w:val="en-GB"/>
         </w:rPr>
-        <w:t xml:space="preserve">Finally, the clinical implementation context has evolved. Belgium, like Germany, has established national certification standards for specialist diabetic foot services, including requirements for clinician training and formal assessment [19]. Belgian Diabetic Foot Clinics</w:t>
+        <w:t xml:space="preserve">Finally, the clinical implementation context has evolved. Belgium, like Germany, has established national certification standards for specialist diabetic foot services, including requirements for clinician training and formal assessment [20]. Belgian Diabetic Foot Clinics</w:t>
       </w:r>
       <w:r>
         <w:rPr>
@@ -1280,7 +1280,7 @@
         <w:rPr>
           <w:lang w:val="en-GB"/>
         </w:rPr>
-        <w:t xml:space="preserve"> are multidisciplinary units recognised by the National Institute for Health and Disability Insurance (RIZIV–INAMI) and operate according to predefined quality criteria, including minimum patient volumes. These clinics therefore represent a real-world specialist care setting in which preventive strategies would ultimately need to be implemented, whereas much of the existing evidence has been generated in highly selected research environments. Previous evidence has largely been generated in controlled specialist research settings for offloading interventions [8], whereas adherence-monitoring approaches have mainly been evaluated in other healthcare systems, with challenges in implementation reported [17].</w:t>
+        <w:t xml:space="preserve"> are multidisciplinary units recognised by the National Institute for Health and Disability Insurance (RIZIV–INAMI) and operate according to predefined quality criteria, including minimum patient volumes. These clinics therefore represent a real-world specialist care setting in which preventive strategies would ultimately need to be implemented, whereas much of the existing evidence has been generated in highly selected research environments. Previous evidence has largely been generated in controlled specialist research settings for offloading interventions [9], whereas adherence-monitoring approaches have mainly been evaluated in other healthcare systems, with challenges in implementation reported [18].</w:t>
       </w:r>
     </w:p>
     <w:p ns2:paraId="11F66442" ns2:textId="01D191DF">
@@ -1430,7 +1430,7 @@
         <w:rPr>
           <w:lang w:val="en-GB"/>
         </w:rPr>
-        <w:t xml:space="preserve"> [11]. PARADISE d</w:t>
+        <w:t xml:space="preserve"> [12]. PARADISE d</w:t>
       </w:r>
       <w:r>
         <w:rPr>
@@ -1827,7 +1827,7 @@
         <w:rPr>
           <w:lang w:val="en-GB"/>
         </w:rPr>
-        <w:t xml:space="preserve"> reported in accordance with the SPIRIT 2025 statement [20]. The SPIRIT figure</w:t>
+        <w:t xml:space="preserve"> reported in accordance with the SPIRIT 2025 statement [21]. The SPIRIT figure</w:t>
       </w:r>
       <w:r>
         <w:rPr>
@@ -1877,7 +1877,7 @@
         <w:rPr>
           <w:lang w:val="en-GB"/>
         </w:rPr>
-        <w:t xml:space="preserve"> checklist [21] (Additional file 2). The trial's position on the explanatory–pragmatic continuum </w:t>
+        <w:t xml:space="preserve"> checklist [22] (Additional file 2). The trial's position on the explanatory–pragmatic continuum </w:t>
       </w:r>
       <w:r>
         <w:rPr>
@@ -1901,7 +1901,7 @@
         <w:rPr>
           <w:lang w:val="en-GB"/>
         </w:rPr>
-        <w:t xml:space="preserve"> using PRECIS-2 [22] (Figure 4). </w:t>
+        <w:t xml:space="preserve"> using PRECIS-2 [23] (Figure 4). </w:t>
       </w:r>
       <w:r>
         <w:rPr>
@@ -1925,7 +1925,7 @@
         <w:rPr>
           <w:lang w:val="en-GB"/>
         </w:rPr>
-        <w:t xml:space="preserve">CONSORT 2025 [23].</w:t>
+        <w:t xml:space="preserve">CONSORT 2025 [24].</w:t>
       </w:r>
     </w:p>
     <w:p ns2:paraId="11F66448" ns2:textId="77777777">
@@ -2739,7 +2739,7 @@
         <w:rPr>
           <w:lang w:val="en-GB"/>
         </w:rPr>
-        <w:t xml:space="preserve">, consistent with national and international guidance [7]: podiatric foot care and screening every three months; protective footwear including a state-of-the-art pressure-redistributing custom-made foot orthosis, for which the degree of offloading achieved is not formally quantified; and education on foot self-care and footwear adherence. In routine practice this education is not consistently delivered in structured, protocol-driven form, adherence is not routinely monitored, and proficiency in delivering b</w:t>
+        <w:t xml:space="preserve">, consistent with national and international guidance [8]: podiatric foot care and screening every three months; protective footwear including a state-of-the-art pressure-redistributing custom-made foot orthosis, for which the degree of offloading achieved is not formally quantified; and education on foot self-care and footwear adherence. In routine practice this education is not consistently delivered in structured, protocol-driven form, adherence is not routinely monitored, and proficiency in delivering b</w:t>
       </w:r>
       <w:r>
         <w:rPr>
@@ -2842,7 +2842,7 @@
           <w:bCs/>
           <w:lang w:val="en-GB"/>
         </w:rPr>
-        <w:t xml:space="preserve">Pressure-guided footwear optimisation. Each participant receives a new pair of custom-made foot orthoses manufactured by a certified pedorthist. Construction comprises a 5 mm micro-cork base carrying a 5 mm total-contact ethylene-vinyl acetate layer, a 3–5 mm medial arch support, a 9–10 mm transmetatarsal bar, local depth relief at fragile or prominent regions, and a top cover of 3 mm closed-cell foam over 3 mm open-cell cushioning foam [6]. In-shoe plantar pressures are measured by the clinical team using the Novel pedar in-shoe system (Novel GmbH, Munich, Germany) with the novel database software, during repeated ambulation along a 10-metre walkway, acquiring a minimum of twelve mid-gait steps per foot. Sensor insoles are calibrated with the trublu device, loaded to 6 bar, with agreement to within 5% of the reference manometer verified at least three-monthly. Peak pressure is reported per foot region using a standardised eight-region mask (heel, medial and lateral midfoot, metatarsals 1, 2–3 and 4–5, hallux, and lesser toes). In parallel, the study team conducts a validation sub-study using the F-Scan GO in-shoe system (Tekscan, Norwood, MA, USA) with FootVIEW Pro software, comparing the two systems; F-Scan GO measurements are performed by the study team only and do not inform clinical decision-making. Baseline measurement is performed at self-selected comfortable walking speed, which is thereafter maintained within 5% at follow-up to preserve comparability; standardised thin seamless cotton socks are worn throughout. Following the design protocol of Bus and colleagues [6] and the optimisation criteria validated in that group’s earlier work [5], orthosis geometry is iteratively modified under in-shoe peak-pressure feedback until in-shoe peak plantar pressure falls below 200 kPa at all previously ulcerated and high-risk regions, or is reduced by at least 25% from the participant's own baseline, whichever is achieved first. Achieved pressure reduction is recorded for every participant and reported as a fidelity measure, so that a null clinical result can be interpreted against the offloading actually delivered rather than the offloading intended.</w:t>
+        <w:t xml:space="preserve">Pressure-guided footwear optimisation. Each participant receives a new pair of custom-made foot orthoses manufactured by a certified pedorthist. Construction comprises a 5 mm micro-cork base carrying a 5 mm total-contact ethylene-vinyl acetate layer, a 3–5 mm medial arch support, a 9–10 mm transmetatarsal bar, local depth relief at fragile or prominent regions, and a top cover of 3 mm closed-cell foam over 3 mm open-cell cushioning foam [7]. In-shoe plantar pressures are measured by the clinical team using the Novel pedar in-shoe system (Novel GmbH, Munich, Germany) with the novel database software, during repeated ambulation along a 10-metre walkway, acquiring a minimum of twelve mid-gait steps per foot. Sensor insoles are calibrated with the trublu device, loaded to 6 bar, with agreement to within 5% of the reference manometer verified at least three-monthly. Peak pressure is reported per foot region using a standardised eight-region mask (heel, medial and lateral midfoot, metatarsals 1, 2–3 and 4–5, hallux, and lesser toes). In parallel, the study team conducts a validation sub-study using the F-Scan GO in-shoe system (Tekscan, Norwood, MA, USA) with FootVIEW Pro software, comparing the two systems; F-Scan GO measurements are performed by the study team only and do not inform clinical decision-making. Baseline measurement is performed at self-selected comfortable walking speed, which is thereafter maintained within 5% at follow-up to preserve comparability; standardised thin seamless cotton socks are worn throughout. Following the design protocol of Bus and colleagues [7] and the optimisation criteria validated in that group’s earlier work [6], orthosis geometry is iteratively modified under in-shoe peak-pressure feedback until in-shoe peak plantar pressure falls below 200 kPa at all previously ulcerated and high-risk regions, or is reduced by at least 25% from the participant's own baseline, whichever is achieved first. Achieved pressure reduction is recorded for every participant and reported as a fidelity measure, so that a null clinical result can be interpreted against the offloading actually delivered rather than the offloading intended.</w:t>
       </w:r>
       <w:r>
         <w:rPr>
@@ -3064,13 +3064,13 @@
         <w:rPr>
           <w:lang w:val="en-GB"/>
         </w:rPr>
-        <w:t xml:space="preserve">Step 1, at baseline, assesses foot-care knowledge using the Nottingham Assessment of Functional Footcare [24] and health literacy, and delivers tailored education comprising written materials, demonstration of foot-care procedures and supervised practice. Step 2, at the three-month visit and coinciding with orthosis delivery and sensor integration, retests foot-care knowledge using the teach-back method, reinforces content where recall is incomplete, delivers education on wearing protective footwear indoors</w:t>
-      </w:r>
-      <w:r>
-        <w:rPr>
-          <w:lang w:val="en-GB"/>
-        </w:rPr>
-        <w:t xml:space="preserve"> as well as outdoors — the setting in which adherence is lowest and most steps are taken [12] — and informs the participant that wear time is being monitored to enable individualised support. Step 3, at six and twelve months, invites participants to self-assess adherence and to articulate why and when protective footwear should be worn; sensor-derived wear-time data are then reviewed collaboratively and non-judgementally, adherence patterns are identified, and periods of low adherence are explored. Education</w:t>
+        <w:t xml:space="preserve">Step 1, at baseline, assesses foot-care knowledge using the Nottingham Assessment of Functional Footcare [25] and health literacy, and delivers tailored education comprising written materials, demonstration of foot-care procedures and supervised practice. Step 2, at the three-month visit and coinciding with orthosis delivery and sensor integration, retests foot-care knowledge using the teach-back method, reinforces content where recall is incomplete, delivers education on wearing protective footwear indoors</w:t>
+      </w:r>
+      <w:r>
+        <w:rPr>
+          <w:lang w:val="en-GB"/>
+        </w:rPr>
+        <w:t xml:space="preserve"> as well as outdoors — the setting in which adherence is lowest and most steps are taken [13] — and informs the participant that wear time is being monitored to enable individualised support. Step 3, at six and twelve months, invites participants to self-assess adherence and to articulate why and when protective footwear should be worn; sensor-derived wear-time data are then reviewed collaboratively and non-judgementally, adherence patterns are identified, and periods of low adherence are explored. Education</w:t>
       </w:r>
       <w:r>
         <w:rPr>
@@ -3168,13 +3168,13 @@
         <w:rPr>
           <w:lang w:val="en-GB"/>
         </w:rPr>
-        <w:t xml:space="preserve"> Whether generalist teams can deliver these components under routine caseloads is the trial's central translational question, and two lines of evidence bear on it. Implementation of in-shoe pressure measurement in ordinary footwear practice has been formally evaluated, identifying both achievable success rates and the specific facilitators and barriers that determine them [25]; PARADISE incorporates that evidence by embedding pressure measurement within scheduled clinic visits rather than as a separate rese</w:t>
-      </w:r>
-      <w:r>
-        <w:rPr>
-          <w:lang w:val="en-GB"/>
-        </w:rPr>
-        <w:t xml:space="preserve">arch procedure, and by recording achieved pressure reduction per participant as a fidelity measure. Separately, a multi-modal programme combining education, motivational support and objective feedback has demonstrated short-term improvement in custom-made footwear use in a comparable high-risk population [26], establishing that adherence is modifiable by a bundled behavioural approach, though not over an 18-month horizon or under generalist delivery. Neither study establishes that SEBIA will be delivered wi</w:t>
+        <w:t xml:space="preserve"> Whether generalist teams can deliver these components under routine caseloads is the trial's central translational question, and two lines of evidence bear on it. Implementation of in-shoe pressure measurement in ordinary footwear practice has been formally evaluated, identifying both achievable success rates and the specific facilitators and barriers that determine them [26]; PARADISE incorporates that evidence by embedding pressure measurement within scheduled clinic visits rather than as a separate rese</w:t>
+      </w:r>
+      <w:r>
+        <w:rPr>
+          <w:lang w:val="en-GB"/>
+        </w:rPr>
+        <w:t xml:space="preserve">arch procedure, and by recording achieved pressure reduction per participant as a fidelity measure. Separately, a multi-modal programme combining education, motivational support and objective feedback has demonstrated short-term improvement in custom-made footwear use in a comparable high-risk population [27], establishing that adherence is modifiable by a bundled behavioural approach, though not over an 18-month horizon or under generalist delivery. Neither study establishes that SEBIA will be delivered wi</w:t>
       </w:r>
       <w:r>
         <w:rPr>
@@ -3270,7 +3270,7 @@
         <w:rPr>
           <w:lang w:val="en-GB"/>
         </w:rPr>
-        <w:t xml:space="preserve"> Foot ulcer recurrence is defined as the development of a new ulcer at the same or a different site following complete epithelialisation of a previous ulcer, applying the IWGDF definition of a foot ulcer as a break of the skin involving at least the epidermis and part of the dermis [27]. Friction- or pressure-related lesions on the lateral or dorsal foot occurring within three weeks of initiating new therapeutic footwear or insoles are not counted, as these reflect transient accommodation rather than recurr</w:t>
+        <w:t xml:space="preserve"> Foot ulcer recurrence is defined as the development of a new ulcer at the same or a different site following complete epithelialisation of a previous ulcer, applying the IWGDF definition of a foot ulcer as a break of the skin involving at least the epidermis and part of the dermis [28]. Friction- or pressure-related lesions on the lateral or dorsal foot occurring within three weeks of initiating new therapeutic footwear or insoles are not counted, as these reflect transient accommodation rather than recurr</w:t>
       </w:r>
       <w:r>
         <w:rPr>
@@ -3318,7 +3318,7 @@
         <w:rPr>
           <w:lang w:val="en-GB"/>
         </w:rPr>
-        <w:t xml:space="preserve">chotomised at 80%, the threshold at which adherence has been shown to modify recurrence risk [1,16], is pre-specified as a secondary analysis of the same construct. Adherence functions in the trial’s causal model both as an outcome </w:t>
+        <w:t xml:space="preserve">chotomised at 80%, the threshold at which adherence has been shown to modify recurrence risk [1,17], is pre-specified as a secondary analysis of the same construct. Adherence functions in the trial’s causal model both as an outcome </w:t>
       </w:r>
       <w:proofErr w:type="gramStart"/>
       <w:r>
@@ -3375,7 +3375,7 @@
         <w:rPr>
           <w:lang w:val="en-GB"/>
         </w:rPr>
-        <w:t xml:space="preserve"> Plantar-surface ulcer recurrence; recurrent ulceration at predefined personalised high-risk locations referenced against baseline pressure mapping; ulcer-free survival days; duration of custom-made footwear use; in-shoe peak plantar pressure at baseline, six and twelve months; footwear wear-and-tear scored on the validated scale for therapeutic footwear [28]; foot self-care knowledge (Nottingham Assessment of Functional Footcare) at baseline, three, nine and fifteen months; self-reported footwear adherence</w:t>
+        <w:t xml:space="preserve"> Plantar-surface ulcer recurrence; recurrent ulceration at predefined personalised high-risk locations referenced against baseline pressure mapping; ulcer-free survival days; duration of custom-made footwear use; in-shoe peak plantar pressure at baseline, six and twelve months; footwear wear-and-tear scored on the validated scale for therapeutic footwear [29]; foot self-care knowledge (Nottingham Assessment of Functional Footcare) at baseline, three, nine and fifteen months; self-reported footwear adherence</w:t>
       </w:r>
       <w:r>
         <w:rPr>
@@ -3415,7 +3415,7 @@
         <w:rPr>
           <w:lang w:val="en-GB"/>
         </w:rPr>
-        <w:t xml:space="preserve">tion, and time to healing are recorded. The outcome set was mapped against the core outcome set developed for studies assessing interventions for diabetes-related foot ulceration [29]; all eight core outcomes — wound healing, time to healing, new or recurrent ulceration, infection, major amputation, minor amputation, health-related quality of life and mortality — are captured, the amputation and mortality outcomes through adverse event reporting.</w:t>
+        <w:t xml:space="preserve">tion, and time to healing are recorded. The outcome set was mapped against the core outcome set developed for studies assessing interventions for diabetes-related foot ulceration [30]; all eight core outcomes — wound healing, time to healing, new or recurrent ulceration, infection, major amputation, minor amputation, health-related quality of life and mortality — are captured, the amputation and mortality outcomes through adverse event reporting.</w:t>
       </w:r>
     </w:p>
     <w:p ns2:paraId="11F66466" ns2:textId="77777777">
@@ -3690,7 +3690,7 @@
         <w:rPr>
           <w:lang w:val="en-GB"/>
         </w:rPr>
-        <w:t xml:space="preserve"> Assuming exponentially distributed times to recurrence, we anticipate an 18-month recurrence rate of 50% under usual care and 25% under PARADISE, corresponding to a hazard ratio of 0.42. This assumption requires explicit justification because the source trial was null on its primary endpoint. Bus and colleagues observed 44.2% recurrence under usual care and 38.8% under pressure-optimised footwear in intention-to-treat analysis, but 47.8% versus 25.7% among participants who wore the footwear as prescribed [8]</w:t>
+        <w:t xml:space="preserve"> Assuming exponentially distributed times to recurrence, we anticipate an 18-month recurrence rate of 50% under usual care and 25% under PARADISE, corresponding to a hazard ratio of 0.42. This assumption requires explicit justification because the source trial was null on its primary endpoint. Bus and colleagues observed 44.2% recurrence under usual care and 38.8% under pressure-optimised footwear in intention-to-treat analysis, but 47.8% versus 25.7% among participants who wore the footwear as prescribed [9]</w:t>
       </w:r>
       <w:r>
         <w:rPr>
@@ -3702,7 +3702,7 @@
         <w:rPr>
           <w:lang w:val="en-GB"/>
         </w:rPr>
-        <w:t xml:space="preserve">lly admits participants with qualifying minor amputations, a group at higher baseline risk. Because the adherent subgroup in the source trial was defined post-randomisation and may differ systematically from non-adherers, and because prior work achieved adherence above 80% in fewer than one-third of patients [8,12], we report power across attenuated effect scenarios below rather than relying on the primary assumption alone.</w:t>
+        <w:t xml:space="preserve">lly admits participants with qualifying minor amputations, a group at higher baseline risk. Because the adherent subgroup in the source trial was defined post-randomisation and may differ systematically from non-adherers, and because prior work achieved adherence above 80% in fewer than one-third of patients [9,13], we report power across attenuated effect scenarios below rather than relying on the primary assumption alone.</w:t>
       </w:r>
     </w:p>
     <w:p ns2:paraId="11F66471" ns2:textId="77777777">
@@ -3749,7 +3749,7 @@
         <w:rPr>
           <w:lang w:val="en-GB"/>
         </w:rPr>
-        <w:t xml:space="preserve"> Mean adherence under usual care is taken as 71% with standard deviation 25%, the values obtained by objective sensor measurement in an equivalent high-risk population [12]. Anticipating an increase to 85% under PARADISE — comparable in magnitude to the improvement observed when adherence was actively targeted in prior work [30] — gives a standardised effect of 0.56. A two-sided t-test at </w:t>
+        <w:t xml:space="preserve"> Mean adherence under usual care is taken as 71% with standard deviation 25%, the values obtained by objective sensor measurement in an equivalent high-risk population [13]. Anticipating an increase to 85% under PARADISE — comparable in magnitude to the improvement observed when adherence was actively targeted in prior work [31] — gives a standardised effect of 0.56. A two-sided t-test at </w:t>
       </w:r>
       <w:r>
         <w:t xml:space="preserve">α</w:t>
@@ -3815,7 +3815,7 @@
         <w:rPr>
           <w:lang w:val="en-GB"/>
         </w:rPr>
-        <w:t xml:space="preserve">The 15% attrition assumption is itself an assumption rather than an observation; the source trial retained participants over an equivalent 18-month period in a comparable population [8], but competing mortality in this cohort is non-trivial and attrition will be monitored against this assumption throughout, with recruitment extended if it is exceeded.</w:t>
+        <w:t xml:space="preserve">The 15% attrition assumption is itself an assumption rather than an observation; the source trial retained participants over an equivalent 18-month period in a comparable population [9], but competing mortality in this cohort is non-trivial and attrition will be monitored against this assumption throughout, with recruitment extended if it is exceeded.</w:t>
       </w:r>
     </w:p>
     <w:p ns2:paraId="11F66475" ns2:textId="77777777">
@@ -3866,13 +3866,13 @@
         <w:rPr>
           <w:lang w:val="en-GB"/>
         </w:rPr>
-        <w:t xml:space="preserve">ue stress failed on data completeness rather than on concept [14], sensor data completeness is treated as a monitored trial metric rather than an assumption: the proportion of participants with concurrent valid wear-time and activity data is reviewed centrally at each six-monthly safety review, and sustained completeness below 70% at any site triggers device-handling retraining and, if unresolved, replacement of the affected sensor units. Baseline participant and disease characteristics are recorded in acco</w:t>
-      </w:r>
-      <w:r>
-        <w:rPr>
-          <w:lang w:val="en-GB"/>
-        </w:rPr>
-        <w:t xml:space="preserve">rdance with the core descriptor set for this field [31], covering demographic variables, individual factors including chronic kidney disease stage, ulcer and limb characteristics, ongoing and previous interventions, medication history, biochemical measurements and health-related quality of life, so that the trial population can be compared with those of other studies.</w:t>
+        <w:t xml:space="preserve">ue stress failed on data completeness rather than on concept [15], sensor data completeness is treated as a monitored trial metric rather than an assumption: the proportion of participants with concurrent valid wear-time and activity data is reviewed centrally at each six-monthly safety review, and sustained completeness below 70% at any site triggers device-handling retraining and, if unresolved, replacement of the affected sensor units. Baseline participant and disease characteristics are recorded in acco</w:t>
+      </w:r>
+      <w:r>
+        <w:rPr>
+          <w:lang w:val="en-GB"/>
+        </w:rPr>
+        <w:t xml:space="preserve">rdance with the core descriptor set for this field [32], covering demographic variables, individual factors including chronic kidney disease stage, ulcer and limb characteristics, ongoing and previous interventions, medication history, biochemical measurements and health-related quality of life, so that the trial population can be compared with those of other studies.</w:t>
       </w:r>
     </w:p>
     <w:p ns2:paraId="11F66478" ns2:textId="77777777">
@@ -4518,7 +4518,7 @@
           <w:lang w:val="en-GB"/>
         </w:rPr>
         <w:lastRenderedPageBreak/>
-        <w:t xml:space="preserve">Cost-effectiveness is rarely assessed in diabetic foot ulcer prevention, although it is decisive for implementation, because in prevention the costs always precede the benefits. The only economic evaluation of pressure-guided offloading-improved custom-made footwear analysed the DIAFOS trial and found the intervention likely cost-saving once downstream ulcer treatment costs were counted: an incremental cost-effectiveness ratio of €−8124 per additional participant with a prevented ulcer over 18 months, at a maximum probability of cost-effectiveness of 0.81; among participants adherent to their prescribed footwear the ratio was €−5317 at a maximum probability of 0.94 [32].</w:t>
+        <w:t xml:space="preserve">Cost-effectiveness is rarely assessed in diabetic foot ulcer prevention, although it is decisive for implementation, because in prevention the costs always precede the benefits. The only economic evaluation of pressure-guided offloading-improved custom-made footwear analysed the DIAFOS trial and found the intervention likely cost-saving once downstream ulcer treatment costs were counted: an incremental cost-effectiveness ratio of €−8124 per additional participant with a prevented ulcer over 18 months, at a maximum probability of cost-effectiveness of 0.81; among participants adherent to their prescribed footwear the ratio was €−5317 at a maximum probability of 0.94 [33].</w:t>
       </w:r>
       <w:r>
         <w:rPr>
@@ -4554,7 +4554,7 @@
         <w:rPr>
           <w:lang w:val="en-GB"/>
         </w:rPr>
-        <w:t xml:space="preserve">identifies what a subsequent evaluation should do. The authors named the absence of a societal perspective and of QALY-based outcomes, the use of externally sourced rather than prospectively collected ulcer-treatment costs, and the 18-month time horizon as important limitations, and recommended longer-term Markov modelling for future economic evaluations [32]. The evaluation embedded in PARADISE adopts each of these.</w:t>
+        <w:t xml:space="preserve">identifies what a subsequent evaluation should do. The authors named the absence of a societal perspective and of QALY-based outcomes, the use of externally sourced rather than prospectively collected ulcer-treatment costs, and the 18-month time horizon as important limitations, and recommended longer-term Markov modelling for future economic evaluations [33]. The evaluation embedded in PARADISE adopts each of these.</w:t>
       </w:r>
       <w:r>
         <w:rPr>
@@ -4635,7 +4635,7 @@
         <w:rPr>
           <w:lang w:val="en-GB"/>
         </w:rPr>
-        <w:t xml:space="preserve"> reported in accordance with the CHEERS statement [33]. Quality-adjusted life years are derived from EQ-5D-5L responses valued using the value set spe</w:t>
+        <w:t xml:space="preserve"> reported in accordance with the CHEERS statement [34]. Quality-adjusted life years are derived from EQ-5D-5L responses valued using the value set spe</w:t>
       </w:r>
       <w:r>
         <w:rPr>
@@ -4709,7 +4709,7 @@
         <w:rPr>
           <w:lang w:val="en-GB"/>
         </w:rPr>
-        <w:t xml:space="preserve"> extraction, and valued using standard reference prices [34]. Ulcer treatment costs are therefore observed rather than imputed; the </w:t>
+        <w:t xml:space="preserve"> extraction, and valued using standard reference prices [35]. Ulcer treatment costs are therefore observed rather than imputed; the </w:t>
       </w:r>
       <w:proofErr w:type="spellStart"/>
       <w:r>
@@ -4723,7 +4723,7 @@
         <w:rPr>
           <w:lang w:val="en-GB"/>
         </w:rPr>
-        <w:t xml:space="preserve"> estimates, which remain the reference standard for stage-specific European ulcer treatment costs [35], are retained only for sensitivity analysis and for health states not observed within the trial. Costs and effects beyond </w:t>
+        <w:t xml:space="preserve"> estimates, which remain the reference standard for stage-specific European ulcer treatment costs [36], are retained only for sensitivity analysis and for health states not observed within the trial. Costs and effects beyond </w:t>
       </w:r>
       <w:r>
         <w:rPr>
@@ -4846,7 +4846,7 @@
         <w:rPr>
           <w:lang w:val="en-GB"/>
         </w:rPr>
-        <w:t xml:space="preserve">sensitivity analysis. Prior modelling provides the comparators against which the resulting estimates will be interpreted: in high-risk patients, prevention concordant with the International Consensus on the Diabetic Foot was cost-saving, at €800 to €969 lower cost per patient over five years at 1998 prices, under a baseline assumption of 25% lower incidence of foot ulcers and lower-extremity amputation [36]; and guideline-based care was cost-effective over a lifetime horizon at under US$25,000 per QALY gained [37].</w:t>
+        <w:t xml:space="preserve">sensitivity analysis. Prior modelling provides the comparators against which the resulting estimates will be interpreted: in high-risk patients, prevention concordant with the International Consensus on the Diabetic Foot was cost-saving, at €800 to €969 lower cost per patient over five years at 1998 prices, under a baseline assumption of 25% lower incidence of foot ulcers and lower-extremity amputation [37]; and guideline-based care was cost-effective over a lifetime horizon at under US$25,000 per QALY gained [38].</w:t>
       </w:r>
       <w:r>
         <w:rPr>
@@ -4858,7 +4858,7 @@
         <w:rPr>
           <w:lang w:val="en-GB"/>
         </w:rPr>
-        <w:t xml:space="preserve"> A trial-based evaluation of at-home temperature monitoring in the same population and over the same 18-month horizon reported an ICER of €−11,580 per ulcer prevented with a 79% probability of cost-effectiveness [38] and provides the closest methodological precedent for the within-trial analysis reported here.</w:t>
+        <w:t xml:space="preserve"> A trial-based evaluation of at-home temperature monitoring in the same population and over the same 18-month horizon reported an ICER of €−11,580 per ulcer prevented with a 79% probability of cost-effectiveness [39] and provides the closest methodological precedent for the within-trial analysis reported here.</w:t>
       </w:r>
     </w:p>
     <w:p ns2:paraId="11F6648F" ns2:textId="77777777">
@@ -4900,7 +4900,7 @@
         <w:rPr>
           <w:lang w:val="en-GB"/>
         </w:rPr>
-        <w:t xml:space="preserve">Medical Research Council guidance for complex interventions [39] and is structured by a logic model developed and refined through consortium consensus (Figure 3), </w:t>
+        <w:t xml:space="preserve">Medical Research Council guidance for complex interventions [40] and is structured by a logic model developed and refined through consortium consensus (Figure 3), </w:t>
       </w:r>
       <w:r>
         <w:rPr>
@@ -5060,7 +5060,7 @@
         <w:rPr>
           <w:lang w:val="en-GB"/>
         </w:rPr>
-        <w:t xml:space="preserve">The principal ethical consideration is that participants allocated to usual care forgo, for 18 months, an intervention the trial hypothesises to be beneficial. This is justified by genuine equipoise: the components of PARADISE have individually failed to demonstrate benefit in randomised trials [8,10], and whether their combination is effective is precisely the open question. Both arms receive guideline-concordant multidisciplinary care throughout, and participants in both arms are reviewed at least as </w:t>
+        <w:t xml:space="preserve">The principal ethical consideration is that participants allocated to usual care forgo, for 18 months, an intervention the trial hypothesises to be beneficial. This is justified by genuine equipoise: the components of PARADISE have individually failed to demonstrate benefit in randomised trials [9,11], and whether their combination is effective is precisely the open question. Both arms receive guideline-concordant multidisciplinary care throughout, and participants in both arms are reviewed at least as </w:t>
       </w:r>
       <w:r>
         <w:rPr>
@@ -5138,7 +5138,7 @@
         <w:rPr>
           <w:lang w:val="en-GB"/>
         </w:rPr>
-        <w:t xml:space="preserve">, during which patient feedback on footwear acceptability and the burden of adherence monitoring informed the design of the sensor-review procedure within SEBIA. Formal patient and public involvement in the formulation of the research question, selection of outcome measures, design of the participant-facing materials, or planning of dissemination is ▮ and must be documented by the author team before submission in accordance with SPIRIT 2025 item requirements [20]. Participants will receive a plain-language</w:t>
+        <w:t xml:space="preserve">, during which patient feedback on footwear acceptability and the burden of adherence monitoring informed the design of the sensor-review procedure within SEBIA. Formal patient and public involvement in the formulation of the research question, selection of outcome measures, design of the participant-facing materials, or planning of dissemination is ▮ and must be documented by the author team before submission in accordance with SPIRIT 2025 item requirements [21]. Participants will receive a plain-language</w:t>
       </w:r>
       <w:r>
         <w:rPr>
@@ -5266,13 +5266,13 @@
         <w:rPr>
           <w:lang w:val="en-GB"/>
         </w:rPr>
-        <w:t xml:space="preserve">PARADISE tests translation, not efficacy. Its three components exist and each has an identifiable evidence base, but that evidence is characterised as much by failure as by success. Pressure-optimised custom footwear did not reduce recurrence in the trial designed to demonstrate that it would, except among the minority who wore it [8]. Patient education, delivered conventionally, has shown no protective effect at all [1,9,10]. Objective adherence monitoring has been validated as a measurement technique [17] </w:t>
-      </w:r>
-      <w:r>
-        <w:rPr>
-          <w:lang w:val="en-GB"/>
-        </w:rPr>
-        <w:t xml:space="preserve">but implemented with only moderate success where it has been tried [17]. Continuous digital pressure feedback reduced recurrence in a proof-of-concept trial, again principally among adherent users [11]. The premise of this trial is that these are not three independent disappointments but one: each component addresses a necessary condition for </w:t>
+        <w:t xml:space="preserve">PARADISE tests translation, not efficacy. Its three components exist and each has an identifiable evidence base, but that evidence is characterised as much by failure as by success. Pressure-optimised custom footwear did not reduce recurrence in the trial designed to demonstrate that it would, except among the minority who wore it [9]. Patient education, delivered conventionally, has shown no protective effect at all [1,10,11]. Objective adherence monitoring has been validated as a measurement technique [18] </w:t>
+      </w:r>
+      <w:r>
+        <w:rPr>
+          <w:lang w:val="en-GB"/>
+        </w:rPr>
+        <w:t xml:space="preserve">but implemented with only moderate success where it has been tried [18]. Continuous digital pressure feedback reduced recurrence in a proof-of-concept trial, again principally among adherent users [12]. The premise of this trial is that these are not three independent disappointments but one: each component addresses a necessary condition for </w:t>
       </w:r>
       <w:proofErr w:type="gramStart"/>
       <w:r>
@@ -5299,7 +5299,7 @@
         <w:rPr>
           <w:lang w:val="en-GB"/>
         </w:rPr>
-        <w:t xml:space="preserve"> [1,16] is the direct empirical warrant for combining them.</w:t>
+        <w:t xml:space="preserve"> [1,17] is the direct empirical warrant for combining them.</w:t>
       </w:r>
     </w:p>
     <w:p ns2:paraId="11F664A1" ns2:textId="77777777">
@@ -5422,7 +5422,7 @@
         <w:rPr>
           <w:lang w:val="en-GB"/>
         </w:rPr>
-        <w:t xml:space="preserve">One contribution does not depend on the trial's primary result. Cumulative plantar tissue stress is the construct that unifies the two co-primary outcomes, and it is widely accepted as the mechanistically complete determinant of plantar ulceration, yet the studies designed to measure it have foundered on data completeness at sample sizes of a few dozen [14], and the strongest evidence linking it to future ulceration remains observational and twelve months long [15]. PARADISE records its three constituents c</w:t>
+        <w:t xml:space="preserve">One contribution does not depend on the trial's primary result. Cumulative plantar tissue stress is the construct that unifies the two co-primary outcomes, and it is widely accepted as the mechanistically complete determinant of plantar ulceration, yet the studies designed to measure it have foundered on data completeness at sample sizes of a few dozen [15], and the strongest evidence linking it to future ulceration remains observational and twelve months long [16]. PARADISE records its three constituents c</w:t>
       </w:r>
       <w:r>
         <w:rPr>
@@ -5524,7 +5524,7 @@
         <w:rPr>
           <w:lang w:val="en-GB"/>
         </w:rPr>
-        <w:t xml:space="preserve">The custom-made foot orthosis does not carry a CE mark, which is why the trial is regulated as a clinical investigation of a medical device notwithstanding its non-invasive, standard-of-care risk profile. The orthoses are fabricated by named commercial partners to a published design protocol [6]. A positive result would demonstrate that this specific service, including this fabrication process, works under routine conditions; it would not establish that any custom-orthosis service would. Sites seeking to re</w:t>
+        <w:t xml:space="preserve">The custom-made foot orthosis does not carry a CE mark, which is why the trial is regulated as a clinical investigation of a medical device notwithstanding its non-invasive, standard-of-care risk profile. The orthoses are fabricated by named commercial partners to a published design protocol [7]. A positive result would demonstrate that this specific service, including this fabrication process, works under routine conditions; it would not establish that any custom-orthosis service would. Sites seeking to re</w:t>
       </w:r>
       <w:r>
         <w:rPr>
@@ -6085,7 +6085,7 @@
         <w:rPr>
           <w:lang w:val="en-GB"/>
         </w:rPr>
-        <w:t xml:space="preserve">The linked biomechanical dataset — serial in-shoe plantar pressure, continuous weight-bearing activity and continuous offloading wear time with time-stamped ulcer outcomes — will be deposited separately, with its derivation code and achieved completeness reported alongside it. Prior attempts to characterise cumulative plantar tissue stress have been constrained by sample size and data completeness rather than by analytical method [14]; releasing this dataset as a reusable resource, including the intervals w</w:t>
+        <w:t xml:space="preserve">The linked biomechanical dataset — serial in-shoe plantar pressure, continuous weight-bearing activity and continuous offloading wear time with time-stamped ulcer outcomes — will be deposited separately, with its derivation code and achieved completeness reported alongside it. Prior attempts to characterise cumulative plantar tissue stress have been constrained by sample size and data completeness rather than by analytical method [15]; releasing this dataset as a reusable resource, including the intervals w</w:t>
       </w:r>
       <w:r>
         <w:rPr>
@@ -6277,7 +6277,7 @@
           <w:sz w:val="20"/>
           <w:szCs w:val="20"/>
         </w:rPr>
-        <w:t>2. Kerr M, Barron E, Chadwick P, Evans T, Kong WM, Rayman G, et al. The cost of diabetic foot ulcers and amputations to the National Health Service in England. Diabet Med. 2019;36(8):995–1002. doi:10.1111/dme.13973</w:t>
+        <w:t>2. Jupiter DC, Thorud JC, Buckley CJ, Shibuya N. The impact of foot ulceration and amputation on mortality in diabetic patients. I: From ulceration to death, a systematic review. Int Wound J. 2016;13(5):892–903. doi:10.1111/iwj.12404</w:t>
       </w:r>
       <w:r>
         <w:rPr>
@@ -6317,7 +6317,7 @@
           <w:szCs w:val="20"/>
           <w:lang w:val="en-GB"/>
         </w:rPr>
-        <w:t>3. Prompers L, Schaper N, Apelqvist J, Edmonds M, Jude E, Mauricio D, et al. Prediction of outcome in individuals with diabetic foot ulcers: focus on the differences between individuals with and without peripheral arterial disease. Diabetologia. 2008;51(5):747–755. doi:10.1007/s00125-008-0940-0</w:t>
+        <w:t>3. Kerr M, Barron E, Chadwick P, Evans T, Kong WM, Rayman G, et al. The cost of diabetic foot ulcers and amputations to the National Health Service in England. Diabet Med. 2019;36(8):995–1002. doi:10.1111/dme.13973</w:t>
       </w:r>
       <w:proofErr w:type="spellStart"/>
       <w:r>
@@ -6379,7 +6379,7 @@
           <w:szCs w:val="20"/>
           <w:lang w:val="en-GB"/>
         </w:rPr>
-        <w:t>4. Bus SA, van Netten JJ. A shift in priority in diabetic foot care and research: 75% of foot ulcers are preventable. Diabetes Metab Res Rev. 2016;32(Suppl 1):195–200. doi:10.1002/dmrr.2738</w:t>
+        <w:t>4. Prompers L, Schaper N, Apelqvist J, Edmonds M, Jude E, Mauricio D, et al. Prediction of outcome in individuals with diabetic foot ulcers: focus on the differences between individuals with and without peripheral arterial disease. Diabetologia. 2008;51(5):747–755. doi:10.1007/s00125-008-0940-0</w:t>
       </w:r>
       <w:proofErr w:type="spellStart"/>
       <w:r>
@@ -6494,7 +6494,7 @@
           <w:sz w:val="20"/>
           <w:szCs w:val="20"/>
         </w:rPr>
-        <w:t>5. Bus SA, Haspels R, Busch-Westbroek TE. Evaluation and optimization of therapeutic footwear for neuropathic diabetic foot patients using in-shoe plantar pressure analysis. Diabetes Care. 2011;34(7):1595–1600. doi:10.2337/dc10-2206</w:t>
+        <w:t>5. Bus SA, van Netten JJ. A shift in priority in diabetic foot care and research: 75% of foot ulcers are preventable. Diabetes Metab Res Rev. 2016;32(Suppl 1):195–200. doi:10.1002/dmrr.2738</w:t>
       </w:r>
       <w:proofErr w:type="spellStart"/>
       <w:r>
@@ -6612,7 +6612,7 @@
           <w:szCs w:val="20"/>
           <w:lang w:val="fr-FR"/>
         </w:rPr>
-        <w:t>6. Bus SA, Zwaferink JB, Dahmen R, Busch-Westbroek T. State of the art design protocol for custom made footwear for people with diabetes and peripheral neuropathy. Diabetes Metab Res Rev. 2020;36(S1):e3237. doi:10.1002/dmrr.3237</w:t>
+        <w:t>6. Bus SA, Haspels R, Busch-Westbroek TE. Evaluation and optimization of therapeutic footwear for neuropathic diabetic foot patients using in-shoe plantar pressure analysis. Diabetes Care. 2011;34(7):1595–1600. doi:10.2337/dc10-2206</w:t>
       </w:r>
       <w:proofErr w:type="spellStart"/>
       <w:r>
@@ -6665,7 +6665,7 @@
           <w:szCs w:val="20"/>
           <w:lang w:val="en-GB"/>
         </w:rPr>
-        <w:t>7. Bus SA, Sacco ICN, Monteiro-Soares M, Raspovic A, Paton J, Rasmussen A, et al. Guidelines on the prevention of foot ulcers in persons with diabetes (IWGDF 2023 update). Diabetes Metab Res Rev. 2024;40(3):e3651. doi:10.1002/dmrr.3651</w:t>
+        <w:t>7. Bus SA, Zwaferink JB, Dahmen R, Busch-Westbroek T. State of the art design protocol for custom made footwear for people with diabetes and peripheral neuropathy. Diabetes Metab Res Rev. 2020;36(S1):e3237. doi:10.1002/dmrr.3237</w:t>
       </w:r>
       <w:proofErr w:type="spellStart"/>
       <w:r>
@@ -6708,7 +6708,7 @@
           <w:sz w:val="20"/>
           <w:szCs w:val="20"/>
         </w:rPr>
-        <w:t>8. Bus SA, Waaijman R, Arts M, de Haart M, Busch-Westbroek T, van Baal J, et al. Effect of custom-made footwear on foot ulcer recurrence in diabetes: a multicenter randomized controlled trial. Diabetes Care. 2013;36(12):4109–4116. doi:10.2337/dc13-0996</w:t>
+        <w:t>8. Bus SA, Sacco ICN, Monteiro-Soares M, Raspovic A, Paton J, Rasmussen A, et al. Guidelines on the prevention of foot ulcers in persons with diabetes (IWGDF 2023 update). Diabetes Metab Res Rev. 2024;40(3):e3651. doi:10.1002/dmrr.3651</w:t>
       </w:r>
       <w:proofErr w:type="spellStart"/>
       <w:r>
@@ -6790,7 +6790,7 @@
           <w:sz w:val="20"/>
           <w:szCs w:val="20"/>
         </w:rPr>
-        <w:t>9. van Netten JJ, Price PE, Lavery LA, Monteiro-Soares M, Rasmussen A, Jubiz Y, et al. Prevention of foot ulcers in the at-risk patient with diabetes: a systematic review. Diabetes Metab Res Rev. 2016;32(Suppl 1):84–98. doi:10.1002/dmrr.2701</w:t>
+        <w:t>9. Bus SA, Waaijman R, Arts M, de Haart M, Busch-Westbroek T, van Baal J, et al. Effect of custom-made footwear on foot ulcer recurrence in diabetes: a multicenter randomized controlled trial. Diabetes Care. 2013;36(12):4109–4116. doi:10.2337/dc13-0996</w:t>
       </w:r>
       <w:proofErr w:type="spellStart"/>
       <w:r>
@@ -6861,7 +6861,7 @@
           <w:sz w:val="20"/>
           <w:szCs w:val="20"/>
         </w:rPr>
-        <w:t>10. Lincoln NB, Radford KA, Game FL, Jeffcoate WJ. Education for secondary prevention of foot ulcers in people with diabetes: a randomised controlled trial. Diabetologia. 2008;51(11):1954–1961. doi:10.1007/s00125-008-1110-0</w:t>
+        <w:t>10. van Netten JJ, Price PE, Lavery LA, Monteiro-Soares M, Rasmussen A, Jubiz Y, et al. Prevention of foot ulcers in the at-risk patient with diabetes: a systematic review. Diabetes Metab Res Rev. 2016;32(Suppl 1):84–98. doi:10.1002/dmrr.2701</w:t>
       </w:r>
       <w:proofErr w:type="spellStart"/>
       <w:r>
@@ -6913,7 +6913,7 @@
           <w:szCs w:val="20"/>
           <w:lang w:val="en-GB"/>
         </w:rPr>
-        <w:t>11. Abbott CA, Chatwin KE, Foden P, Hasan AN, Sange C, Rajbhandari SM, et al. Innovative intelligent insole system reduces diabetic foot ulcer recurrence at plantar sites: a prospective, randomised, proof-of-concept study. Lancet Digit Health. 2019;1(6):e308–e318. doi:10.1016/S2589-7500(19)30128-1</w:t>
+        <w:t>11. Lincoln NB, Radford KA, Game FL, Jeffcoate WJ. Education for secondary prevention of foot ulcers in people with diabetes: a randomised controlled trial. Diabetologia. 2008;51(11):1954–1961. doi:10.1007/s00125-008-1110-0</w:t>
       </w:r>
       <w:proofErr w:type="gramStart"/>
       <w:r>
@@ -6946,7 +6946,7 @@
           <w:szCs w:val="20"/>
           <w:lang w:val="en-GB"/>
         </w:rPr>
-        <w:t>12. Waaijman R, Keukenkamp R, de Haart M, Polomski WP, Nollet F, Bus SA. Adherence to wearing prescription custom-made footwear in patients with diabetes at high risk for plantar foot ulceration. Diabetes Care. 2013;36(6):1613–1618. doi:10.2337/dc12-1330</w:t>
+        <w:t>12. Abbott CA, Chatwin KE, Foden P, Hasan AN, Sange C, Rajbhandari SM, et al. Innovative intelligent insole system reduces diabetic foot ulcer recurrence at plantar sites: a prospective, randomised, proof-of-concept study. Lancet Digit Health. 2019;1(6):e308–e318. doi:10.1016/S2589-7500(19)30128-1</w:t>
       </w:r>
       <w:proofErr w:type="spellStart"/>
       <w:r>
@@ -7043,7 +7043,7 @@
           <w:szCs w:val="20"/>
           <w:lang w:val="en-GB"/>
         </w:rPr>
-        <w:t>13. van Netten JJ, van Baal JG, Bril A, Wissink M, Bus SA. An exploratory study on differences in cumulative plantar tissue stress between healing and non-healing plantar neuropathic diabetic foot ulcers. Clin Biomech. 2018;53:86–92. doi:10.1016/j.clinbiomech.2018.02.012</w:t>
+        <w:t>13. Waaijman R, Keukenkamp R, de Haart M, Polomski WP, Nollet F, Bus SA. Adherence to wearing prescription custom-made footwear in patients with diabetes at high risk for plantar foot ulceration. Diabetes Care. 2013;36(6):1613–1618. doi:10.2337/dc12-1330</w:t>
       </w:r>
       <w:proofErr w:type="spellStart"/>
       <w:r>
@@ -7099,7 +7099,7 @@
           <w:szCs w:val="20"/>
           <w:lang w:val="en-GB"/>
         </w:rPr>
-        <w:t>14. Hulshof CM, Page M, van Baal SG, Bus SA, Fernando ME, van Gemert-Pijnen L, et al. The stress of measuring plantar tissue stress in people with diabetes-related foot ulcers: biomechanical and feasibility findings from two prospective cohort studies. Sensors. 2024;24(8):2411. doi:10.3390/s24082411</w:t>
+        <w:t>14. van Netten JJ, van Baal JG, Bril A, Wissink M, Bus SA. An exploratory study on differences in cumulative plantar tissue stress between healing and non-healing plantar neuropathic diabetic foot ulcers. Clin Biomech. 2018;53:86–92. doi:10.1016/j.clinbiomech.2018.02.012</w:t>
       </w:r>
       <w:proofErr w:type="spellStart"/>
       <w:r>
@@ -7212,7 +7212,7 @@
           <w:szCs w:val="20"/>
           <w:lang w:val="en-GB"/>
         </w:rPr>
-        <w:t>15. Hulshof CM, van Netten JJ, Busch-Westbroek TE, Sabelis LWE, Peters EJG, Pijnappels M, et al. The predictive value of cumulative plantar tissue stress on future plantar foot ulceration in people with diabetes — a 12-month prospective observational study. Diabet Med. 2025;42:e70099. doi:10.1111/dme.70099</w:t>
+        <w:t>15. Hulshof CM, Page M, van Baal SG, Bus SA, Fernando ME, van Gemert-Pijnen L, et al. The stress of measuring plantar tissue stress in people with diabetes-related foot ulcers: biomechanical and feasibility findings from two prospective cohort studies. Sensors. 2024;24(8):2411. doi:10.3390/s24082411</w:t>
       </w:r>
       <w:proofErr w:type="spellStart"/>
       <w:r>
@@ -7245,7 +7245,7 @@
           <w:szCs w:val="20"/>
           <w:lang w:val="en-GB"/>
         </w:rPr>
-        <w:t>16. Waaijman R, de Haart M, Arts MLJ, Wever D, Verlouw AJWE, Nollet F, et al. Risk factors for plantar foot ulcer recurrence in neuropathic diabetic patients. Diabetes Care. 2014;37(6):1697–1705. doi:10.2337/dc13-2470</w:t>
+        <w:t>16. Hulshof CM, van Netten JJ, Busch-Westbroek TE, Sabelis LWE, Peters EJG, Pijnappels M, et al. The predictive value of cumulative plantar tissue stress on future plantar foot ulceration in people with diabetes — a 12-month prospective observational study. Diabet Med. 2025;42:e70099. doi:10.1111/dme.70099</w:t>
       </w:r>
       <w:r>
         <w:rPr>
@@ -7285,7 +7285,7 @@
           <w:szCs w:val="20"/>
           <w:lang w:val="en-GB"/>
         </w:rPr>
-        <w:t>17. Lutjeboer T, van Netten JJ, Postema K, Hijmans JM. Validity and feasibility of a temperature sensor for measuring use and non-use of orthopaedic footwear. J Rehabil Med. 2018;50(10):920–926. doi:10.2340/16501977-2494</w:t>
+        <w:t>17. Waaijman R, de Haart M, Arts MLJ, Wever D, Verlouw AJWE, Nollet F, et al. Risk factors for plantar foot ulcer recurrence in neuropathic diabetic patients. Diabetes Care. 2014;37(6):1697–1705. doi:10.2337/dc13-2470</w:t>
       </w:r>
       <w:proofErr w:type="spellStart"/>
       <w:r>
@@ -7325,7 +7325,7 @@
           <w:szCs w:val="20"/>
           <w:lang w:val="en-GB"/>
         </w:rPr>
-        <w:t>18. Michie S, van Stralen MM, West R. The behaviour change wheel: a new method for characterising and designing behaviour change interventions. Implement Sci. 2011;6:42. doi:10.1186/1748-5908-6-42</w:t>
+        <w:t>18. Lutjeboer T, van Netten JJ, Postema K, Hijmans JM. Validity and feasibility of a temperature sensor for measuring use and non-use of orthopaedic footwear. J Rehabil Med. 2018;50(10):920–926. doi:10.2340/16501977-2494</w:t>
       </w:r>
       <w:proofErr w:type="spellStart"/>
       <w:r>
@@ -7401,7 +7401,7 @@
           <w:szCs w:val="20"/>
           <w:lang w:val="en-GB"/>
         </w:rPr>
-        <w:t>19. Morbach S, Kersken J, Lobmann R, Nobels F, Doggen K, Van Acker K. The German and Belgian accreditation models for diabetic foot services. Diabetes Metab Res Rev. 2016;32(Suppl 1):318–325. doi:10.1002/dmrr.2752</w:t>
+        <w:t>19. Michie S, van Stralen MM, West R. The behaviour change wheel: a new method for characterising and designing behaviour change interventions. Implement Sci. 2011;6:42. doi:10.1186/1748-5908-6-42</w:t>
       </w:r>
       <w:proofErr w:type="spellStart"/>
       <w:r>
@@ -7478,7 +7478,7 @@
           <w:sz w:val="20"/>
           <w:szCs w:val="20"/>
         </w:rPr>
-        <w:t>20. Chan A-W, Boutron I, Hopewell S, Moher D, Schulz KF, Collins GS, et al. SPIRIT 2025 statement: updated guideline for protocols of randomised trials. BMJ. 2025;389:e081477. doi:10.1136/bmj-2024-081477</w:t>
+        <w:t>20. Morbach S, Kersken J, Lobmann R, Nobels F, Doggen K, Van Acker K. The German and Belgian accreditation models for diabetic foot services. Diabetes Metab Res Rev. 2016;32(Suppl 1):318–325. doi:10.1002/dmrr.2752</w:t>
       </w:r>
       <w:r>
         <w:rPr>
@@ -7546,7 +7546,7 @@
           <w:sz w:val="20"/>
           <w:szCs w:val="20"/>
         </w:rPr>
-        <w:t>21. Hoffmann TC, Glasziou PP, Boutron I, Milne R, Perera R, Moher D, et al. Better reporting of interventions: template for intervention description and replication (TIDieR) checklist and guide. BMJ. 2014;348:g1687. doi:10.1136/bmj.g1687</w:t>
+        <w:t>21. Chan A-W, Boutron I, Hopewell S, Moher D, Schulz KF, Collins GS, et al. SPIRIT 2025 statement: updated guideline for protocols of randomised trials. BMJ. 2025;389:e081477. doi:10.1136/bmj-2024-081477</w:t>
       </w:r>
       <w:proofErr w:type="spellStart"/>
       <w:r>
@@ -7590,7 +7590,7 @@
           <w:sz w:val="20"/>
           <w:szCs w:val="20"/>
         </w:rPr>
-        <w:t>22. Loudon K, Treweek S, Sullivan F, Donnan PT, Thorpe KE, Zwarenstein M. The PRECIS-2 tool: designing trials that are fit for purpose. BMJ. 2015;350:h2147. doi:10.1136/bmj.h2147</w:t>
+        <w:t>22. Hoffmann TC, Glasziou PP, Boutron I, Milne R, Perera R, Moher D, et al. Better reporting of interventions: template for intervention description and replication (TIDieR) checklist and guide. BMJ. 2014;348:g1687. doi:10.1136/bmj.g1687</w:t>
       </w:r>
       <w:proofErr w:type="spellStart"/>
       <w:r>
@@ -7625,7 +7625,7 @@
           <w:szCs w:val="20"/>
           <w:lang w:val="de-DE"/>
         </w:rPr>
-        <w:t>23. Hopewell S, Chan A-W, Collins GS, Hróbjartsson A, Moher D, Schulz KF, et al. CONSORT 2025 statement: updated guideline for reporting randomised trials. BMJ. 2025;389:e081123. doi:10.1136/bmj-2024-081123</w:t>
+        <w:t>23. Loudon K, Treweek S, Sullivan F, Donnan PT, Thorpe KE, Zwarenstein M. The PRECIS-2 tool: designing trials that are fit for purpose. BMJ. 2015;350:h2147. doi:10.1136/bmj.h2147</w:t>
       </w:r>
       <w:r>
         <w:rPr>
@@ -7682,7 +7682,7 @@
           <w:sz w:val="20"/>
           <w:szCs w:val="20"/>
         </w:rPr>
-        <w:t>24. Lincoln NB, Jeffcoate WJ, Ince P, Smith M, Radford KA. Validation of a new measure of protective footcare behaviour: the Nottingham Assessment of Functional Footcare (NAFF). Practical Diabetes International. 2007;24(4):207–211. doi:10.1002/pdi.1099</w:t>
+        <w:t>24. Hopewell S, Chan A-W, Collins GS, Hróbjartsson A, Moher D, Schulz KF, et al. CONSORT 2025 statement: updated guideline for reporting randomised trials. BMJ. 2025;389:e081123. doi:10.1136/bmj-2024-081123</w:t>
       </w:r>
       <w:r>
         <w:rPr>
@@ -7735,7 +7735,7 @@
           <w:szCs w:val="20"/>
           <w:lang w:val="en-GB"/>
         </w:rPr>
-        <w:t>25. Zwaferink JBJ, Nollet F, Bus SA. In-shoe pressure measurements in diabetic footwear practice: success rate and facilitators of and barriers to implementation. Sensors. 2024;24(6):1795. doi:10.3390/s24061795</w:t>
+        <w:t>25. Lincoln NB, Jeffcoate WJ, Ince P, Smith M, Radford KA. Validation of a new measure of protective footcare behaviour: the Nottingham Assessment of Functional Footcare (NAFF). Practical Diabetes International. 2007;24(4):207–211. doi:10.1002/pdi.1099</w:t>
       </w:r>
       <w:r>
         <w:rPr>
@@ -7768,7 +7768,7 @@
           <w:sz w:val="20"/>
           <w:szCs w:val="20"/>
         </w:rPr>
-        <w:t>26. van Netten JJ, Vossen LE, Driebergen FM, Wolthuis D, Merkx MJM, Bus SA. Short-term efficacy of a multi-modal intervention program to improve custom-made footwear use in people at high risk of diabetes-related foot ulceration. J Clin Med. 2025;14(11):3635. doi:10.3390/jcm14113635</w:t>
+        <w:t>26. Zwaferink JBJ, Nollet F, Bus SA. In-shoe pressure measurements in diabetic footwear practice: success rate and facilitators of and barriers to implementation. Sensors. 2024;24(6):1795. doi:10.3390/s24061795</w:t>
       </w:r>
       <w:r>
         <w:rPr>
@@ -7844,7 +7844,7 @@
           <w:sz w:val="20"/>
           <w:szCs w:val="20"/>
         </w:rPr>
-        <w:t>27. van Netten JJ, Bus SA, Apelqvist J, Chen P, Chuter V, Fitridge R, et al. Definitions and criteria for diabetes-related foot disease (IWGDF 2023 update). Diabetes Metab Res Rev. 2024;40(3):e3654. doi:10.1002/dmrr.3654</w:t>
+        <w:t>27. van Netten JJ, Vossen LE, Driebergen FM, Wolthuis D, Merkx MJM, Bus SA. Short-term efficacy of a multi-modal intervention program to improve custom-made footwear use in people at high risk of diabetes-related foot ulceration. J Clin Med. 2025;14(11):3635. doi:10.3390/jcm14113635</w:t>
       </w:r>
       <w:r>
         <w:rPr>
@@ -7881,7 +7881,7 @@
           <w:sz w:val="20"/>
           <w:szCs w:val="20"/>
         </w:rPr>
-        <w:t>28. Dahmen R, Siemonsma PC, Monteiro S, Roorda LD, Lankhorst GJ, Boers M. Evaluation of the wear-and-tear scale for therapeutic footwear: results of a generalizability study. J Rehabil Med. 2018;50(6):569–574. doi:10.2340/16501977-2339</w:t>
+        <w:t>28. van Netten JJ, Bus SA, Apelqvist J, Chen P, Chuter V, Fitridge R, et al. Definitions and criteria for diabetes-related foot disease (IWGDF 2023 update). Diabetes Metab Res Rev. 2024;40(3):e3654. doi:10.1002/dmrr.3654</w:t>
       </w:r>
       <w:r>
         <w:rPr>
@@ -7953,7 +7953,7 @@
           <w:szCs w:val="20"/>
           <w:lang w:val="en-GB"/>
         </w:rPr>
-        <w:t>29. Staniszewska A, Game F, Nixon J, Russell D, Armstrong DG, Ashmore C, et al. Development of a core outcome set for studies assessing interventions for diabetes-related foot ulceration. Diabetes Care. 2024;47(11):1958–1968. doi:10.2337/dc24-1112</w:t>
+        <w:t>29. Dahmen R, Siemonsma PC, Monteiro S, Roorda LD, Lankhorst GJ, Boers M. Evaluation of the wear-and-tear scale for therapeutic footwear: results of a generalizability study. J Rehabil Med. 2018;50(6):569–574. doi:10.2340/16501977-2339</w:t>
       </w:r>
       <w:proofErr w:type="spellStart"/>
       <w:r>
@@ -8048,7 +8048,7 @@
           <w:szCs w:val="20"/>
           <w:lang w:val="en-GB"/>
         </w:rPr>
-        <w:t>30. Keukenkamp R, van Netten JJ, Busch-Westbroek TE, Bus SA. Custom-made footwear designed for indoor use increases short-term and long-term adherence in people with diabetes at high ulcer risk. BMJ Open Diabetes Res Care. 2022;10(1):e002593. doi:10.1136/bmjdrc-2021-002593</w:t>
+        <w:t>30. Staniszewska A, Game F, Nixon J, Russell D, Armstrong DG, Ashmore C, et al. Development of a core outcome set for studies assessing interventions for diabetes-related foot ulceration. Diabetes Care. 2024;47(11):1958–1968. doi:10.2337/dc24-1112</w:t>
       </w:r>
       <w:proofErr w:type="spellStart"/>
       <w:r>
@@ -8097,7 +8097,7 @@
           <w:szCs w:val="20"/>
           <w:lang w:val="en-GB"/>
         </w:rPr>
-        <w:t>31. Staniszewska A, Jones A, Davies L, Game F, Nixon J, Russell D, et al. Development of a core descriptor set for studies assessing interventions for diabetes-related foot ulcers Diabetologia. 2026. doi:10.1007/s00125-026-06815-1</w:t>
+        <w:t>31. Keukenkamp R, van Netten JJ, Busch-Westbroek TE, Bus SA. Custom-made footwear designed for indoor use increases short-term and long-term adherence in people with diabetes at high ulcer risk. BMJ Open Diabetes Res Care. 2022;10(1):e002593. doi:10.1136/bmjdrc-2021-002593</w:t>
       </w:r>
     </w:p>
     <w:p ns2:paraId="11F664E0" ns2:textId="77777777">
@@ -8111,7 +8111,7 @@
           <w:szCs w:val="20"/>
           <w:lang w:val="en-GB"/>
         </w:rPr>
-        <w:t>32. Bus SA, van Netten JJ, Schouten DR, Dijkgraaf MGW. Cost-effectiveness of pressure-guided-offloading-improved custom-made footwear for people with diabetes at high risk of plantar foot ulceration. Diabetology. 2026;7(4):70. doi:10.3390/diabetology7040070</w:t>
+        <w:t>32. Staniszewska A, Jones A, Davies L, Game F, Nixon J, Russell D, et al. Development of a core descriptor set for studies assessing interventions for diabetes-related foot ulcers Diabetologia. 2026. doi:10.1007/s00125-026-06815-1</w:t>
       </w:r>
       <w:proofErr w:type="spellStart"/>
       <w:r>
@@ -8163,7 +8163,7 @@
           <w:sz w:val="20"/>
           <w:szCs w:val="20"/>
         </w:rPr>
-        <w:t>33. Husereau D, Drummond M, Petrou S, Carswell C, Moher D, Greenberg D, et al. Consolidated Health Economic Evaluation Reporting Standards (CHEERS) statement. Pharmacoeconomics. 2013;31(5):361–367. doi:10.1007/s40273-013-0032-y</w:t>
+        <w:t>33. Bus SA, van Netten JJ, Schouten DR, Dijkgraaf MGW. Cost-effectiveness of pressure-guided-offloading-improved custom-made footwear for people with diabetes at high risk of plantar foot ulceration. Diabetology. 2026;7(4):70. doi:10.3390/diabetology7040070</w:t>
       </w:r>
       <w:r>
         <w:rPr>
@@ -8187,7 +8187,7 @@
           <w:szCs w:val="20"/>
           <w:lang w:val="en-GB"/>
         </w:rPr>
-        <w:t>34. Hakkaart-van Roijen L, Peeters S, Kanters T. Kostenhandleiding voor economische evaluaties in de gezondheidszorg: methodologie en referentieprijzen. Diemen: Zorginstituut Nederland; 2024.</w:t>
+        <w:t>34. Husereau D, Drummond M, Petrou S, Carswell C, Moher D, Greenberg D, et al. Consolidated Health Economic Evaluation Reporting Standards (CHEERS) statement. Pharmacoeconomics. 2013;31(5):361–367. doi:10.1007/s40273-013-0032-y</w:t>
       </w:r>
     </w:p>
     <w:p ns2:paraId="11F664E3" ns2:textId="77777777">
@@ -8201,7 +8201,7 @@
           <w:sz w:val="20"/>
           <w:lang w:val="en-GB"/>
         </w:rPr>
-        <w:t>35. Prompers L, Huijberts M, Schaper N, Apelqvist J, Bakker K, Edmonds M, et al. Resource utilisation and costs associated with the treatment of diabetic foot ulcers. Prospective data from the Eurodiale Study. Diabetologia. 2008;51(10):1826–1834. doi:10.1007/s00125-008-1089-6</w:t>
+        <w:t>35. Hakkaart-van Roijen L, Peeters S, Kanters T. Kostenhandleiding voor economische evaluaties in de gezondheidszorg: methodologie en referentieprijzen. Diemen: Zorginstituut Nederland; 2024.</w:t>
       </w:r>
     </w:p>
     <w:p ns2:paraId="11F664E4" ns2:textId="7685600F">
@@ -8215,7 +8215,7 @@
           <w:sz w:val="20"/>
           <w:lang w:val="en-GB"/>
         </w:rPr>
-        <w:t>36. Ragnarson Tennvall G, Apelqvist J. Prevention of diabetes-related foot ulcers and amputations: a cost-utility analysis based on Markov model simulations. Diabetologia. 2001;44(11):2077–2087. doi:10.1007/s001250100013</w:t>
+        <w:t>36. Prompers L, Huijberts M, Schaper N, Apelqvist J, Bakker K, Edmonds M, et al. Resource utilisation and costs associated with the treatment of diabetic foot ulcers. Prospective data from the Eurodiale Study. Diabetologia. 2008;51(10):1826–1834. doi:10.1007/s00125-008-1089-6</w:t>
       </w:r>
       <w:r>
         <w:rPr>
@@ -8255,7 +8255,7 @@
           <w:sz w:val="20"/>
           <w:lang w:val="en-GB"/>
         </w:rPr>
-        <w:t>37. Ortegon MM, Redekop WK, Niessen LW. Cost-effectiveness of prevention and treatment of the diabetic foot: a Markov analysis. Diabetes Care. 2004;27(4):901–907. doi:10.2337/diacare.27.4.901</w:t>
+        <w:t>37. Ragnarson Tennvall G, Apelqvist J. Prevention of diabetes-related foot ulcers and amputations: a cost-utility analysis based on Markov model simulations. Diabetologia. 2001;44(11):2077–2087. doi:10.1007/s001250100013</w:t>
       </w:r>
       <w:r>
         <w:rPr>
@@ -8295,7 +8295,7 @@
           <w:sz w:val="20"/>
           <w:lang w:val="en-GB"/>
         </w:rPr>
-        <w:t>38. van Netten JJ, aan de Stegge WB, Dijkgraaf MGW, Bus SA. Cost-effectiveness of temperature monitoring to help prevent foot ulcer recurrence in people with diabetes: a multicenter randomized controlled trial. Diabetes Metab Res Rev. 2024;40(4):e3805. doi:10.1002/dmrr.3805</w:t>
+        <w:t>38. Ortegon MM, Redekop WK, Niessen LW. Cost-effectiveness of prevention and treatment of the diabetic foot: a Markov analysis. Diabetes Care. 2004;27(4):901–907. doi:10.2337/diacare.27.4.901</w:t>
       </w:r>
       <w:r>
         <w:rPr>
@@ -8335,7 +8335,47 @@
           <w:sz w:val="20"/>
           <w:lang w:val="en-GB"/>
         </w:rPr>
-        <w:t>39. Moore GF, Audrey S, Barker M, Bond L, Bonell C, Hardeman W, et al. Process evaluation of complex interventions: Medical Research Council guidance. BMJ. 2015;350:h1258. doi:10.1136/bmj.h1258</w:t>
+        <w:t>39. van Netten JJ, aan de Stegge WB, Dijkgraaf MGW, Bus SA. Cost-effectiveness of temperature monitoring to help prevent foot ulcer recurrence in people with diabetes: a multicenter randomized controlled trial. Diabetes Metab Res Rev. 2024;40(4):e3805. doi:10.1002/dmrr.3805</w:t>
+      </w:r>
+      <w:r>
+        <w:rPr>
+          <w:sz w:val="20"/>
+          <w:lang w:val="en-GB"/>
+        </w:rPr>
+      </w:r>
+      <w:r>
+        <w:rPr>
+          <w:sz w:val="20"/>
+          <w:lang w:val="en-GB"/>
+        </w:rPr>
+      </w:r>
+      <w:proofErr w:type="spellStart"/>
+      <w:r>
+        <w:rPr>
+          <w:sz w:val="20"/>
+          <w:lang w:val="en-GB"/>
+        </w:rPr>
+      </w:r>
+      <w:proofErr w:type="spellEnd"/>
+      <w:r>
+        <w:rPr>
+          <w:sz w:val="20"/>
+          <w:lang w:val="en-GB"/>
+        </w:rPr>
+      </w:r>
+    </w:p>
+    <w:p ns2:paraId="11F664E4" ns2:textId="7685600F">
+      <w:pPr>
+        <w:rPr>
+          <w:lang w:val="en-GB"/>
+        </w:rPr>
+      </w:pPr>
+      <w:r>
+        <w:rPr>
+          <w:sz w:val="20"/>
+          <w:lang w:val="en-GB"/>
+        </w:rPr>
+        <w:t>40. Moore GF, Audrey S, Barker M, Bond L, Bonell C, Hardeman W, et al. Process evaluation of complex interventions: Medical Research Council guidance. BMJ. 2015;350:h1258. doi:10.1136/bmj.h1258</w:t>
       </w:r>
       <w:r>
         <w:rPr>

--- a/protocol paper/PARADISE_protocol_manuscript.docx
+++ b/protocol paper/PARADISE_protocol_manuscript.docx
@@ -4025,33 +4025,29 @@
         <w:rPr>
           <w:lang w:val="en-GB"/>
         </w:rPr>
-        <w:t xml:space="preserve">Trial governance rests with a steering group comprising the coordinating investigator, the six site principal investigators, the trial statistician and the health economist, which oversees conduct, approves protocol amendments and adjudicates data-access requests. No independent data monitoring committee has been constituted, reflecting the non-invasive, behavioural nature of the intervention and the absence of investigational medicinal products or implantable devices. Because the trial's primary outcome is</w:t>
-      </w:r>
-      <w:r>
-        <w:rPr>
-          <w:lang w:val="en-GB"/>
-        </w:rPr>
-        <w:t xml:space="preserve"> itself the harm under study, safety oversight is nonetheless formalised: the coordinating investigator and site principal investigators review cumulative, arm-aggregated ulceration and amputation counts every six months. If the cumulative incidence of ulceration or of any amputation in the PARADISE arm exceeds that in the usual-care arm by a margin inconsistent with chance at any scheduled review, an ad hoc independent review is </w:t>
+        <w:t>Trial governance rests with a steering group comprising the coordinating investigator, the six site principal investigators, the trial statistician and the health economist, which oversees conduct, approves protocol amendments and adjudicates data-access requests. No independent data monitoring committee has been constituted, reflecting the non-invasive, behavioural nature of the intervention and the absence of investigational medicinal products or implantable devices. Consistent with this, no interim efficacy analyses are planned and no formal stopping guidelines are defined: both arms receive guideline-concordant care unchanged throughout, and the intervention is additive to it. Because the primary outcome is itself the harm under study, safety is monitored through the six-monthly review of cumulative, arm-aggregated ulceration and amputation described below rather than through interim hypothesis testing. Because the trial's primary outcome is itself the harm under study, safety oversight is nonetheless formalised: the coordinating investigator and site principal investigators review cumulative, arm-aggregated ulceration and amputation counts every six months. If the cumulative incidence of ulceration or of any amputation in the PARADISE arm exceeds that in the usual-care arm by a margin inconsistent with chance at any scheduled review, an ad hoc independent review is convened and the ethics committee is notified. No formal interim efficacy analysis is planned and no stopping rule for benefit is defined; blinded aggregate data reviews are conducted for data-quality purposes only, without hypothesis testing or between-arm comparison.</w:t>
+      </w:r>
+      <w:r>
+        <w:rPr>
+          <w:lang w:val="en-GB"/>
+        </w:rPr>
       </w:r>
       <w:proofErr w:type="gramStart"/>
       <w:r>
         <w:rPr>
           <w:lang w:val="en-GB"/>
         </w:rPr>
-        <w:t xml:space="preserve">convened</w:t>
       </w:r>
       <w:proofErr w:type="gramEnd"/>
       <w:r>
         <w:rPr>
           <w:lang w:val="en-GB"/>
         </w:rPr>
-        <w:t xml:space="preserve"> and the ethics committee is notified. No formal interim efficacy anal</w:t>
-      </w:r>
-      <w:r>
-        <w:rPr>
-          <w:lang w:val="en-GB"/>
-        </w:rPr>
-        <w:t xml:space="preserve">ysis is planned and no stopping rule for benefit is defined; blinded aggregate data reviews are conducted for data-quality purposes only, without hypothesis testing or between-arm comparison.</w:t>
+      </w:r>
+      <w:r>
+        <w:rPr>
+          <w:lang w:val="en-GB"/>
+        </w:rPr>
       </w:r>
     </w:p>
     <w:p ns2:paraId="11F6647E" ns2:textId="77777777">
@@ -4798,67 +4794,57 @@
         <w:rPr>
           <w:lang w:val="en-GB"/>
         </w:rPr>
-        <w:t xml:space="preserve">Because an 18-month horizon cannot capture the consequences of a prevented recurrence — further ulceration, </w:t>
-      </w:r>
-      <w:r>
-        <w:rPr>
-          <w:lang w:val="en-GB"/>
-        </w:rPr>
-        <w:t xml:space="preserve">amputation,</w:t>
-      </w:r>
-      <w:r>
-        <w:rPr>
-          <w:lang w:val="en-GB"/>
-        </w:rPr>
-        <w:t xml:space="preserve"> and long-term care costs unfold over years — a state-transition Markov model extrapolates to five years, with health states corresponding to the trial's own clinical categories: ulcer-free, active ulcer, healed, minor amputation, major </w:t>
-      </w:r>
-      <w:r>
-        <w:rPr>
-          <w:lang w:val="en-GB"/>
-        </w:rPr>
-        <w:t xml:space="preserve">amputation,</w:t>
-      </w:r>
-      <w:r>
-        <w:rPr>
-          <w:lang w:val="en-GB"/>
-        </w:rPr>
-        <w:t xml:space="preserve"> and death. Transition probabilities </w:t>
-      </w:r>
-      <w:r>
-        <w:rPr>
-          <w:lang w:val="en-GB"/>
-        </w:rPr>
-        <w:t xml:space="preserve">were</w:t>
-      </w:r>
-      <w:r>
-        <w:rPr>
-          <w:lang w:val="en-GB"/>
-        </w:rPr>
-        <w:t xml:space="preserve"> derived from trial data where available and from published cohorts otherwise, with all external parameters and their sources tabulated and </w:t>
-      </w:r>
-      <w:r>
-        <w:rPr>
-          <w:lang w:val="en-GB"/>
-        </w:rPr>
-        <w:t xml:space="preserve">varied in the </w:t>
-      </w:r>
-      <w:r>
-        <w:rPr>
-          <w:lang w:val="en-GB"/>
-        </w:rPr>
-        <w:t xml:space="preserve">sensitivity analysis. Prior modelling provides the comparators against which the resulting estimates will be interpreted: in high-risk patients, prevention concordant with the International Consensus on the Diabetic Foot was cost-saving, at €800 to €969 lower cost per patient over five years at 1998 prices, under a baseline assumption of 25% lower incidence of foot ulcers and lower-extremity amputation [37]; and guideline-based care was cost-effective over a lifetime horizon at under US$25,000 per QALY gained [38].</w:t>
-      </w:r>
-      <w:r>
-        <w:rPr>
-          <w:lang w:val="en-GB"/>
-        </w:rPr>
-        <w:t xml:space="preserve"/>
-      </w:r>
-      <w:r>
-        <w:rPr>
-          <w:lang w:val="en-GB"/>
-        </w:rPr>
-        <w:t xml:space="preserve"> A trial-based evaluation of at-home temperature monitoring in the same population and over the same 18-month horizon reported an ICER of €−11,580 per ulcer prevented with a 79% probability of cost-effectiveness [39] and provides the closest methodological precedent for the within-trial analysis reported here.</w:t>
+        <w:t>Because an 18-month horizon cannot capture the consequences of a prevented recurrence — further ulceration, amputation, and long-term care costs unfold over years — a state-transition Markov model extrapolates to five years, with health states corresponding to the trial's own clinical categories: ulcer-free, active ulcer, healed, minor amputation, major amputation, and death. Transition probabilities were derived from trial data where available and from published cohorts otherwise, with all external parameters and their sources tabulated and varied in the sensitivity analysis. Prior modelling provides the comparators against which the resulting estimates will be interpreted: in high-risk patients, prevention concordant with the International Consensus on the Diabetic Foot was cost-saving, at €800 to €969 lower cost per patient over five years at 1998 prices, under a baseline assumption of 25% lower incidence of foot ulcers and lower-extremity amputation [37]; and guideline-based care was cost-effective over a lifetime horizon at under US$25,000 per QALY gained [38]. A trial-based evaluation of at-home temperature monitoring in the same population and over the same 18-month horizon reported, as a secondary outcome, an ICER of €−11,580 per ulcer prevented with a 79% probability of cost-effectiveness on that outcome [39]. On its primary cost-utility outcome the same trial was at best equally cost-effective: foot-care costs were lower (€6067 versus €7376) and fewer participants had a recurrence (36% versus 47%), but quality-adjusted life years were also lower (1.09 versus 1.12), giving a 45% probability of cost-effectiveness at a willingness-to-accept of €50,000 per QALY [39]. That divergence between the two metrics is itself instructive, and is why the present evaluation reports cost per ulcer prevented and cost per quality-adjusted life year alongside one another rather than selecting whichever is the more favourable.</w:t>
+      </w:r>
+      <w:r>
+        <w:rPr>
+          <w:lang w:val="en-GB"/>
+        </w:rPr>
+      </w:r>
+      <w:r>
+        <w:rPr>
+          <w:lang w:val="en-GB"/>
+        </w:rPr>
+      </w:r>
+      <w:r>
+        <w:rPr>
+          <w:lang w:val="en-GB"/>
+        </w:rPr>
+      </w:r>
+      <w:r>
+        <w:rPr>
+          <w:lang w:val="en-GB"/>
+        </w:rPr>
+      </w:r>
+      <w:r>
+        <w:rPr>
+          <w:lang w:val="en-GB"/>
+        </w:rPr>
+      </w:r>
+      <w:r>
+        <w:rPr>
+          <w:lang w:val="en-GB"/>
+        </w:rPr>
+      </w:r>
+      <w:r>
+        <w:rPr>
+          <w:lang w:val="en-GB"/>
+        </w:rPr>
+      </w:r>
+      <w:r>
+        <w:rPr>
+          <w:lang w:val="en-GB"/>
+        </w:rPr>
+      </w:r>
+      <w:r>
+        <w:rPr>
+          <w:lang w:val="en-GB"/>
+        </w:rPr>
+      </w:r>
+      <w:r>
+        <w:rPr>
+          <w:lang w:val="en-GB"/>
+        </w:rPr>
       </w:r>
     </w:p>
     <w:p ns2:paraId="11F6648F" ns2:textId="77777777">
@@ -6116,6 +6102,28 @@
           <w:lang w:val="en-GB"/>
         </w:rPr>
         <w:t xml:space="preserve"> ▮</w:t>
+      </w:r>
+    </w:p>
+    <w:p ns2:paraId="11F664BD" ns2:textId="77777777">
+      <w:pPr>
+        <w:spacing w:after="140" w:line="276" w:lineRule="auto"/>
+        <w:jc w:val="both"/>
+        <w:rPr>
+          <w:lang w:val="en-GB"/>
+        </w:rPr>
+      </w:pPr>
+      <w:r>
+        <w:rPr>
+          <w:b/>
+          <w:bCs/>
+          <w:lang w:val="en-GB"/>
+        </w:rPr>
+        <w:t>Trial sponsor. KU Leuven, Department of Rehabilitation Sciences, Spoorwegstraat 12, 8200 Bruges, Belgium (study reference S71769). The sponsor is an academic institution and is not a commercial entity.</w:t>
+      </w:r>
+      <w:r>
+        <w:rPr>
+          <w:lang w:val="en-GB"/>
+        </w:rPr>
       </w:r>
     </w:p>
     <w:p ns2:paraId="11F664BD" ns2:textId="77777777">

--- a/protocol paper/PARADISE_protocol_manuscript.docx
+++ b/protocol paper/PARADISE_protocol_manuscript.docx
@@ -2458,45 +2458,39 @@
         <w:rPr>
           <w:lang w:val="en-GB"/>
         </w:rPr>
-        <w:t xml:space="preserve">Participants </w:t>
-      </w:r>
-      <w:r>
-        <w:rPr>
-          <w:lang w:val="en-GB"/>
-        </w:rPr>
-        <w:t xml:space="preserve">will be</w:t>
-      </w:r>
-      <w:r>
-        <w:rPr>
-          <w:lang w:val="en-GB"/>
-        </w:rPr>
-        <w:t xml:space="preserve"> excluded if they have undergone ray amputation, partial or complete, or major amputation including </w:t>
+        <w:t>Participants will be excluded if they have undergone ray amputation, partial or complete, or major amputation including transmetatarsal forefoot amputation; present with an active foot ulcer, active Charcot neuroarthropathy, or a healed Charcot deformity with rocker-bottom or comparable structural collapse, for which the trial's offloading target and pressure-measurement protocol are not validated; have PEDIS perfusion grade 3 critical limb ischemia, defined as systolic ankle pressure below 50 mmHg, systolic toe pressure below 30 mmHg, or transcutaneous oxygen tension below 30 mmHg [28]; receive renal replacement therapy or immunosuppressive therapy; have a severe illness limiting 18-month survival in the judgement of the treating physician; are unable to consent or to follow study instructions; use devices preventing sensor application, such as an ankle-foot orthosis; or decline the specified protective footwear.</w:t>
+      </w:r>
+      <w:r>
+        <w:rPr>
+          <w:lang w:val="en-GB"/>
+        </w:rPr>
+      </w:r>
+      <w:r>
+        <w:rPr>
+          <w:lang w:val="en-GB"/>
+        </w:rPr>
       </w:r>
       <w:proofErr w:type="spellStart"/>
       <w:r>
         <w:rPr>
           <w:lang w:val="en-GB"/>
         </w:rPr>
-        <w:t xml:space="preserve">transmetatarsal</w:t>
       </w:r>
       <w:proofErr w:type="spellEnd"/>
       <w:r>
         <w:rPr>
           <w:lang w:val="en-GB"/>
         </w:rPr>
-        <w:t xml:space="preserve"> forefoot amputation; present with an active foot ulcer, active Charcot neuroarthropathy, or a healed Charcot deformity with rocker-bottom or comparable structural collapse, for which the trial's offloading target and pressure-measurement protocol are not validated; have PEDIS perfusion grade 3 critical limb </w:t>
-      </w:r>
-      <w:r>
-        <w:rPr>
-          <w:lang w:val="en-GB"/>
-        </w:rPr>
-        <w:t xml:space="preserve">ischemia</w:t>
-      </w:r>
-      <w:r>
-        <w:rPr>
-          <w:lang w:val="en-GB"/>
-        </w:rPr>
-        <w:t xml:space="preserve">, defined as systolic ankle pressure below 50 mmHg, systolic toe pressure below 30 mmHg, or transcutaneous oxygen tension below 30 mmHg ▮; receive renal replacement therapy or immunosuppressive therapy; have a severe illness limiting 18-month survival in the judgement of the treating physician; are unable to consent or to follow study instructions; use devices preventing sensor application, such as an ankle-foot orthosis; or decline the specified protective footwear.</w:t>
+      </w:r>
+      <w:r>
+        <w:rPr>
+          <w:lang w:val="en-GB"/>
+        </w:rPr>
+      </w:r>
+      <w:r>
+        <w:rPr>
+          <w:lang w:val="en-GB"/>
+        </w:rPr>
       </w:r>
     </w:p>
     <w:p ns2:paraId="11F66450" ns2:textId="068010F0">
@@ -5031,7 +5025,7 @@
         <w:rPr>
           <w:lang w:val="en-GB"/>
         </w:rPr>
-        <w:t xml:space="preserve">Written informed consent is obtained from all participants and from participating therapists before any study-specific procedure. Participants may withdraw at any time without prejudice to further treatment; data collected before withdrawal may be retained and analysed, and no new data are collected thereafter, as stated in the consent documentation. All source data are pseudonymised and stored with restricted access.</w:t>
+        <w:t>Written informed consent is obtained from all participants and from participating therapists before any study-specific procedure. In accordance with the Belgian law of 7 May 2004 concerning experiments on human persons, the sponsor assumes liability without fault for damage incurred by a participant and linked directly or indirectly to participation, and provides compensation through its insurance. Participants may withdraw at any time without prejudice to further treatment; data collected before withdrawal may be retained and analysed, and no new data are collected thereafter, as stated in the consent documentation. All source data are pseudonymised and stored with restricted access.</w:t>
       </w:r>
     </w:p>
     <w:p ns2:paraId="11F66497" ns2:textId="77777777">
@@ -5208,21 +5202,19 @@
         <w:rPr>
           <w:lang w:val="en-GB"/>
         </w:rPr>
-        <w:t xml:space="preserve">Recruitment has not commenced. The investigation will not begin until ethics </w:t>
+        <w:t>Recruitment has not commenced. The investigation will not begin until ethics committee and competent authority approvals have been obtained; this manuscript accompanies that submission. Protocol version 1.0, dated 17 May 2026. Anticipated recruitment start ▮.</w:t>
       </w:r>
       <w:proofErr w:type="gramStart"/>
       <w:r>
         <w:rPr>
           <w:lang w:val="en-GB"/>
         </w:rPr>
-        <w:t xml:space="preserve">committee</w:t>
       </w:r>
       <w:proofErr w:type="gramEnd"/>
       <w:r>
         <w:rPr>
           <w:lang w:val="en-GB"/>
         </w:rPr>
-        <w:t xml:space="preserve"> and competent authority approvals have been obtained; this manuscript accompanies that submission. Protocol version ▮, dated ▮. Anticipated recruitment start ▮.</w:t>
       </w:r>
     </w:p>
     <w:p ns2:paraId="11F6649F" ns2:textId="77777777">

--- a/protocol paper/PARADISE_protocol_manuscript.docx
+++ b/protocol paper/PARADISE_protocol_manuscript.docx
@@ -2458,7 +2458,7 @@
         <w:rPr>
           <w:lang w:val="en-GB"/>
         </w:rPr>
-        <w:t>Participants will be excluded if they have undergone ray amputation, partial or complete, or major amputation including transmetatarsal forefoot amputation; present with an active foot ulcer, active Charcot neuroarthropathy, or a healed Charcot deformity with rocker-bottom or comparable structural collapse, for which the trial's offloading target and pressure-measurement protocol are not validated; have PEDIS perfusion grade 3 critical limb ischemia, defined as systolic ankle pressure below 50 mmHg, systolic toe pressure below 30 mmHg, or transcutaneous oxygen tension below 30 mmHg [28]; receive renal replacement therapy or immunosuppressive therapy; have a severe illness limiting 18-month survival in the judgement of the treating physician; are unable to consent or to follow study instructions; use devices preventing sensor application, such as an ankle-foot orthosis; or decline the specified protective footwear.</w:t>
+        <w:t xml:space="preserve">Participants will be excluded if they have undergone ray amputation, partial or complete, or major amputation including transmetatarsal forefoot amputation; present with an active foot ulcer, active Charcot neuroarthropathy, or a healed Charcot deformity with rocker-bottom or comparable structural collapse, for which the trial's offloading target and pressure-measurement protocol are not validated; have PEDIS perfusion grade 3 critical limb ischemia, defined as systolic ankle pressure below 50 mmHg, systolic toe pressure below 30 mmHg, or transcutaneous oxygen tension below 30 mmHg [25]; receive renal replacement therapy or immunosuppressive therapy; have a severe illness limiting 18-month survival in the judgement of the treating physician; are unable to consent or to follow study instructions; use devices preventing sensor application, such as an ankle-foot orthosis; or decline the specified protective footwear.</w:t>
       </w:r>
       <w:r>
         <w:rPr>
@@ -3058,7 +3058,7 @@
         <w:rPr>
           <w:lang w:val="en-GB"/>
         </w:rPr>
-        <w:t xml:space="preserve">Step 1, at baseline, assesses foot-care knowledge using the Nottingham Assessment of Functional Footcare [25] and health literacy, and delivers tailored education comprising written materials, demonstration of foot-care procedures and supervised practice. Step 2, at the three-month visit and coinciding with orthosis delivery and sensor integration, retests foot-care knowledge using the teach-back method, reinforces content where recall is incomplete, delivers education on wearing protective footwear indoors</w:t>
+        <w:t xml:space="preserve">Step 1, at baseline, assesses foot-care knowledge using the Nottingham Assessment of Functional Footcare [26] and health literacy, and delivers tailored education comprising written materials, demonstration of foot-care procedures and supervised practice. Step 2, at the three-month visit and coinciding with orthosis delivery and sensor integration, retests foot-care knowledge using the teach-back method, reinforces content where recall is incomplete, delivers education on wearing protective footwear indoors</w:t>
       </w:r>
       <w:r>
         <w:rPr>
@@ -3162,13 +3162,13 @@
         <w:rPr>
           <w:lang w:val="en-GB"/>
         </w:rPr>
-        <w:t xml:space="preserve"> Whether generalist teams can deliver these components under routine caseloads is the trial's central translational question, and two lines of evidence bear on it. Implementation of in-shoe pressure measurement in ordinary footwear practice has been formally evaluated, identifying both achievable success rates and the specific facilitators and barriers that determine them [26]; PARADISE incorporates that evidence by embedding pressure measurement within scheduled clinic visits rather than as a separate rese</w:t>
-      </w:r>
-      <w:r>
-        <w:rPr>
-          <w:lang w:val="en-GB"/>
-        </w:rPr>
-        <w:t xml:space="preserve">arch procedure, and by recording achieved pressure reduction per participant as a fidelity measure. Separately, a multi-modal programme combining education, motivational support and objective feedback has demonstrated short-term improvement in custom-made footwear use in a comparable high-risk population [27], establishing that adherence is modifiable by a bundled behavioural approach, though not over an 18-month horizon or under generalist delivery. Neither study establishes that SEBIA will be delivered wi</w:t>
+        <w:t xml:space="preserve"> Whether generalist teams can deliver these components under routine caseloads is the trial's central translational question, and two lines of evidence bear on it. Implementation of in-shoe pressure measurement in ordinary footwear practice has been formally evaluated, identifying both achievable success rates and the specific facilitators and barriers that determine them [27]; PARADISE incorporates that evidence by embedding pressure measurement within scheduled clinic visits rather than as a separate rese</w:t>
+      </w:r>
+      <w:r>
+        <w:rPr>
+          <w:lang w:val="en-GB"/>
+        </w:rPr>
+        <w:t xml:space="preserve">arch procedure, and by recording achieved pressure reduction per participant as a fidelity measure. Separately, a multi-modal programme combining education, motivational support and objective feedback has demonstrated short-term improvement in custom-made footwear use in a comparable high-risk population [28], establishing that adherence is modifiable by a bundled behavioural approach, though not over an 18-month horizon or under generalist delivery. Neither study establishes that SEBIA will be delivered wi</w:t>
       </w:r>
       <w:r>
         <w:rPr>
@@ -3264,7 +3264,7 @@
         <w:rPr>
           <w:lang w:val="en-GB"/>
         </w:rPr>
-        <w:t xml:space="preserve"> Foot ulcer recurrence is defined as the development of a new ulcer at the same or a different site following complete epithelialisation of a previous ulcer, applying the IWGDF definition of a foot ulcer as a break of the skin involving at least the epidermis and part of the dermis [28]. Friction- or pressure-related lesions on the lateral or dorsal foot occurring within three weeks of initiating new therapeutic footwear or insoles are not counted, as these reflect transient accommodation rather than recurr</w:t>
+        <w:t xml:space="preserve"> Foot ulcer recurrence is defined as the development of a new ulcer at the same or a different site following complete epithelialisation of a previous ulcer, applying the IWGDF definition of a foot ulcer as a break of the skin involving at least the epidermis and part of the dermis [25]. Friction- or pressure-related lesions on the lateral or dorsal foot occurring within three weeks of initiating new therapeutic footwear or insoles are not counted, as these reflect transient accommodation rather than recurr</w:t>
       </w:r>
       <w:r>
         <w:rPr>
@@ -4019,7 +4019,7 @@
         <w:rPr>
           <w:lang w:val="en-GB"/>
         </w:rPr>
-        <w:t>Trial governance rests with a steering group comprising the coordinating investigator, the six site principal investigators, the trial statistician and the health economist, which oversees conduct, approves protocol amendments and adjudicates data-access requests. No independent data monitoring committee has been constituted, reflecting the non-invasive, behavioural nature of the intervention and the absence of investigational medicinal products or implantable devices. Consistent with this, no interim efficacy analyses are planned and no formal stopping guidelines are defined: both arms receive guideline-concordant care unchanged throughout, and the intervention is additive to it. Because the primary outcome is itself the harm under study, safety is monitored through the six-monthly review of cumulative, arm-aggregated ulceration and amputation described below rather than through interim hypothesis testing. Because the trial's primary outcome is itself the harm under study, safety oversight is nonetheless formalised: the coordinating investigator and site principal investigators review cumulative, arm-aggregated ulceration and amputation counts every six months. If the cumulative incidence of ulceration or of any amputation in the PARADISE arm exceeds that in the usual-care arm by a margin inconsistent with chance at any scheduled review, an ad hoc independent review is convened and the ethics committee is notified. No formal interim efficacy analysis is planned and no stopping rule for benefit is defined; blinded aggregate data reviews are conducted for data-quality purposes only, without hypothesis testing or between-arm comparison.</w:t>
+        <w:t xml:space="preserve">Trial governance rests with a steering group comprising the coordinating investigator, the six site principal investigators, the trial statistician and the health economist, which oversees conduct, approves protocol amendments and adjudicates data-access requests. No independent data monitoring committee has been constituted, reflecting the non-invasive, behavioural nature of the intervention and the absence of investigational medicinal products or implantable devices. Consistent with this, no interim efficacy analyses are planned and no formal stopping guidelines are defined: both arms receive guideline-concordant care unchanged throughout, and the intervention is additive to it. Because the primary outcome is itself the harm under study, safety is monitored through the six-monthly review of cumulative, arm-aggregated ulceration and amputation described below rather than through interim hypothesis testing. Because the trial's primary outcome is itself the harm under study, safety oversight is nonetheless formalised: the coordinating investigator and site principal investigators review cumulative, arm-aggregated ulceration and amputation counts every six months. If the cumulative incidence of ulceration or of any amputation in the PARADISE arm exceeds that in the usual-care arm by a margin inconsistent with chance at any scheduled review, an ad hoc independent review is convened and the ethics committee is notified. No formal interim efficacy analysis is planned and no stopping rule for benefit is defined; blinded aggregate data reviews are conducted for data-quality purposes only, without hypothesis testing or between-arm comparison.</w:t>
       </w:r>
       <w:r>
         <w:rPr>
@@ -4788,7 +4788,7 @@
         <w:rPr>
           <w:lang w:val="en-GB"/>
         </w:rPr>
-        <w:t>Because an 18-month horizon cannot capture the consequences of a prevented recurrence — further ulceration, amputation, and long-term care costs unfold over years — a state-transition Markov model extrapolates to five years, with health states corresponding to the trial's own clinical categories: ulcer-free, active ulcer, healed, minor amputation, major amputation, and death. Transition probabilities were derived from trial data where available and from published cohorts otherwise, with all external parameters and their sources tabulated and varied in the sensitivity analysis. Prior modelling provides the comparators against which the resulting estimates will be interpreted: in high-risk patients, prevention concordant with the International Consensus on the Diabetic Foot was cost-saving, at €800 to €969 lower cost per patient over five years at 1998 prices, under a baseline assumption of 25% lower incidence of foot ulcers and lower-extremity amputation [37]; and guideline-based care was cost-effective over a lifetime horizon at under US$25,000 per QALY gained [38]. A trial-based evaluation of at-home temperature monitoring in the same population and over the same 18-month horizon reported, as a secondary outcome, an ICER of €−11,580 per ulcer prevented with a 79% probability of cost-effectiveness on that outcome [39]. On its primary cost-utility outcome the same trial was at best equally cost-effective: foot-care costs were lower (€6067 versus €7376) and fewer participants had a recurrence (36% versus 47%), but quality-adjusted life years were also lower (1.09 versus 1.12), giving a 45% probability of cost-effectiveness at a willingness-to-accept of €50,000 per QALY [39]. That divergence between the two metrics is itself instructive, and is why the present evaluation reports cost per ulcer prevented and cost per quality-adjusted life year alongside one another rather than selecting whichever is the more favourable.</w:t>
+        <w:t xml:space="preserve">Because an 18-month horizon cannot capture the consequences of a prevented recurrence — further ulceration, amputation, and long-term care costs unfold over years — a state-transition Markov model extrapolates to five years, with health states corresponding to the trial's own clinical categories: ulcer-free, active ulcer, healed, minor amputation, major amputation, and death. Transition probabilities were derived from trial data where available and from published cohorts otherwise, with all external parameters and their sources tabulated and varied in the sensitivity analysis. Prior modelling provides the comparators against which the resulting estimates will be interpreted: in high-risk patients, prevention concordant with the International Consensus on the Diabetic Foot was cost-saving, at €800 to €969 lower cost per patient over five years at 1998 prices, under a baseline assumption of 25% lower incidence of foot ulcers and lower-extremity amputation [37]; and guideline-based care was cost-effective over a lifetime horizon at under US$25,000 per QALY gained [38]. A trial-based evaluation of at-home temperature monitoring in the same population and over the same 18-month horizon reported, as a secondary outcome, an ICER of €−11,580 per ulcer prevented with a 79% probability of cost-effectiveness on that outcome [39]. On its primary cost-utility outcome the same trial was at best equally cost-effective: foot-care costs were lower (€6067 versus €7376) and fewer participants had a recurrence (36% versus 47%), but quality-adjusted life years were also lower (1.09 versus 1.12), giving a 45% probability of cost-effectiveness at a willingness-to-accept of €50,000 per QALY [39]. That divergence between the two metrics is itself instructive, and is why the present evaluation reports cost per ulcer prevented and cost per quality-adjusted life year alongside one another rather than selecting whichever is the more favourable.</w:t>
       </w:r>
       <w:r>
         <w:rPr>
@@ -5025,7 +5025,7 @@
         <w:rPr>
           <w:lang w:val="en-GB"/>
         </w:rPr>
-        <w:t>Written informed consent is obtained from all participants and from participating therapists before any study-specific procedure. In accordance with the Belgian law of 7 May 2004 concerning experiments on human persons, the sponsor assumes liability without fault for damage incurred by a participant and linked directly or indirectly to participation, and provides compensation through its insurance. Participants may withdraw at any time without prejudice to further treatment; data collected before withdrawal may be retained and analysed, and no new data are collected thereafter, as stated in the consent documentation. All source data are pseudonymised and stored with restricted access.</w:t>
+        <w:t xml:space="preserve">Written informed consent is obtained from all participants and from participating therapists before any study-specific procedure. In accordance with the Belgian law of 7 May 2004 concerning experiments on human persons, the sponsor assumes liability without fault for damage incurred by a participant and linked directly or indirectly to participation, and provides compensation through its insurance. Participants may withdraw at any time without prejudice to further treatment; data collected before withdrawal may be retained and analysed, and no new data are collected thereafter, as stated in the consent documentation. All source data are pseudonymised and stored with restricted access.</w:t>
       </w:r>
     </w:p>
     <w:p ns2:paraId="11F66497" ns2:textId="77777777">
@@ -5202,7 +5202,7 @@
         <w:rPr>
           <w:lang w:val="en-GB"/>
         </w:rPr>
-        <w:t>Recruitment has not commenced. The investigation will not begin until ethics committee and competent authority approvals have been obtained; this manuscript accompanies that submission. Protocol version 1.0, dated 17 May 2026. Anticipated recruitment start ▮.</w:t>
+        <w:t xml:space="preserve">Recruitment has not commenced. The investigation will not begin until ethics committee and competent authority approvals have been obtained; this manuscript accompanies that submission. Protocol version 1.0, dated 17 May 2026. Anticipated recruitment start ▮.</w:t>
       </w:r>
       <w:proofErr w:type="gramStart"/>
       <w:r>
@@ -6110,7 +6110,7 @@
           <w:bCs/>
           <w:lang w:val="en-GB"/>
         </w:rPr>
-        <w:t>Trial sponsor. KU Leuven, Department of Rehabilitation Sciences, Spoorwegstraat 12, 8200 Bruges, Belgium (study reference S71769). The sponsor is an academic institution and is not a commercial entity.</w:t>
+        <w:t xml:space="preserve">Trial sponsor. KU Leuven, Department of Rehabilitation Sciences, Spoorwegstraat 12, 8200 Bruges, Belgium (study reference S71769). The sponsor is an academic institution and is not a commercial entity.</w:t>
       </w:r>
       <w:r>
         <w:rPr>
@@ -7735,7 +7735,7 @@
           <w:szCs w:val="20"/>
           <w:lang w:val="en-GB"/>
         </w:rPr>
-        <w:t>25. Lincoln NB, Jeffcoate WJ, Ince P, Smith M, Radford KA. Validation of a new measure of protective footcare behaviour: the Nottingham Assessment of Functional Footcare (NAFF). Practical Diabetes International. 2007;24(4):207–211. doi:10.1002/pdi.1099</w:t>
+        <w:t>25. van Netten JJ, Bus SA, Apelqvist J, Chen P, Chuter V, Fitridge R, et al. Definitions and criteria for diabetes-related foot disease (IWGDF 2023 update). Diabetes Metab Res Rev. 2024;40(3):e3654. doi:10.1002/dmrr.3654</w:t>
       </w:r>
       <w:r>
         <w:rPr>
@@ -7768,7 +7768,7 @@
           <w:sz w:val="20"/>
           <w:szCs w:val="20"/>
         </w:rPr>
-        <w:t>26. Zwaferink JBJ, Nollet F, Bus SA. In-shoe pressure measurements in diabetic footwear practice: success rate and facilitators of and barriers to implementation. Sensors. 2024;24(6):1795. doi:10.3390/s24061795</w:t>
+        <w:t>26. Lincoln NB, Jeffcoate WJ, Ince P, Smith M, Radford KA. Validation of a new measure of protective footcare behaviour: the Nottingham Assessment of Functional Footcare (NAFF). Practical Diabetes International. 2007;24(4):207–211. doi:10.1002/pdi.1099</w:t>
       </w:r>
       <w:r>
         <w:rPr>
@@ -7844,7 +7844,7 @@
           <w:sz w:val="20"/>
           <w:szCs w:val="20"/>
         </w:rPr>
-        <w:t>27. van Netten JJ, Vossen LE, Driebergen FM, Wolthuis D, Merkx MJM, Bus SA. Short-term efficacy of a multi-modal intervention program to improve custom-made footwear use in people at high risk of diabetes-related foot ulceration. J Clin Med. 2025;14(11):3635. doi:10.3390/jcm14113635</w:t>
+        <w:t>27. Zwaferink JBJ, Nollet F, Bus SA. In-shoe pressure measurements in diabetic footwear practice: success rate and facilitators of and barriers to implementation. Sensors. 2024;24(6):1795. doi:10.3390/s24061795</w:t>
       </w:r>
       <w:r>
         <w:rPr>
@@ -7881,7 +7881,7 @@
           <w:sz w:val="20"/>
           <w:szCs w:val="20"/>
         </w:rPr>
-        <w:t>28. van Netten JJ, Bus SA, Apelqvist J, Chen P, Chuter V, Fitridge R, et al. Definitions and criteria for diabetes-related foot disease (IWGDF 2023 update). Diabetes Metab Res Rev. 2024;40(3):e3654. doi:10.1002/dmrr.3654</w:t>
+        <w:t>28. van Netten JJ, Vossen LE, Driebergen FM, Wolthuis D, Merkx MJM, Bus SA. Short-term efficacy of a multi-modal intervention program to improve custom-made footwear use in people at high risk of diabetes-related foot ulceration. J Clin Med. 2025;14(11):3635. doi:10.3390/jcm14113635</w:t>
       </w:r>
       <w:r>
         <w:rPr>

--- a/protocol paper/PARADISE_protocol_manuscript.docx
+++ b/protocol paper/PARADISE_protocol_manuscript.docx
@@ -5836,129 +5836,111 @@
         <w:rPr>
           <w:lang w:val="en-GB"/>
         </w:rPr>
-        <w:t xml:space="preserve">ADA, American Diabetes Association; AE, adverse event; CHEERS, Consolidated Health Economic Evaluation Reporting Standards; CI, confidence interval; CMFO, custom-made foot orthosis; COM-B, Capability–Opportunity–Motivation–Behaviour; CONSORT, Consolidated Standards of Reporting Trials; DFC, diabetic foot clinic;</w:t>
-      </w:r>
-      <w:r>
-        <w:rPr>
-          <w:lang w:val="en-GB"/>
-        </w:rPr>
-        <w:t xml:space="preserve"/>
-      </w:r>
-      <w:r>
-        <w:rPr>
-          <w:lang w:val="en-GB"/>
-        </w:rPr>
-        <w:t xml:space="preserve"> DFD, diabetes-related foot disease; EASD, European Association for the Study of Diabetes; eCRF, electronic case report form; EQ-5D-5L, </w:t>
+        <w:t>ADA, American Diabetes Association; AE, adverse event; CHEERS, Consolidated Health Economic Evaluation Reporting Standards; CI, confidence interval; CMFO, custom-made foot orthosis; COM-B, Capability–Opportunity–Motivation–Behaviour; CONSORT, Consolidated Standards of Reporting Trials; DFC, diabetic foot clinic; DFD, diabetes-related foot disease; EASD, European Association for the Study of Diabetes; eCRF, electronic case report form; EQ-5D-5L, EuroQol five-dimension five-level questionnaire; GCP, Good Clinical Practice; GDPR, General Data Protection Regulation; ICER, incremental cost-effectiveness ratio; ICH, International Council for Harmonisation; ICMJE, International Committee of Medical Journal Editors; ICUR, incremental cost-utility ratio; iMCQ, iMTA Medical Consumption Questionnaire; iPCQ, iMTA Productivity Cost Questionnaire; ISO, International Organization for Standardization; IWGDF, International Working Group on the Diabetic Foot; MDR, Medical Device Regulation; MRC, Medical Research Council; NAFF, Nottingham Assessment of Functional Footcare; PEDIS, Perfusion, Extent, Depth, Infection, Sensation; PPI, patient and public involvement; PRECIS-2, Pragmatic-Explanatory Continuum Indicator Summary 2; QALY, quality-adjusted life year; RIZIV–INAMI, Belgian National Institute for Health and Disability Insurance; SAE, serious adverse event; SAP, statistical analysis plan; SEBIA, Structured Education and Behavioural Intervention Approach; SPIRIT, Standard Protocol Items: Recommendations for Interventional Trials; TIDieR, Template for Intervention Description and Replication; WIfI, Wound, Ischaemia and foot Infection.</w:t>
+      </w:r>
+      <w:r>
+        <w:rPr>
+          <w:lang w:val="en-GB"/>
+        </w:rPr>
+      </w:r>
+      <w:r>
+        <w:rPr>
+          <w:lang w:val="en-GB"/>
+        </w:rPr>
       </w:r>
       <w:proofErr w:type="spellStart"/>
       <w:r>
         <w:rPr>
           <w:lang w:val="en-GB"/>
         </w:rPr>
-        <w:t xml:space="preserve">EuroQol</w:t>
       </w:r>
       <w:proofErr w:type="spellEnd"/>
       <w:r>
         <w:rPr>
           <w:lang w:val="en-GB"/>
         </w:rPr>
-        <w:t xml:space="preserve"> five-dimension five-level questionnaire; FAIR, Findable, Accessible, Interoperable and Reusable; GCP, Good Clinical Practice; GDPR, General Data Protection Regulation; ICER, </w:t>
-      </w:r>
-      <w:r>
-        <w:rPr>
-          <w:lang w:val="en-GB"/>
-        </w:rPr>
-        <w:t xml:space="preserve">incremental cost-effectiveness ratio; ICH, International Council for Harmonisation; ICMJE, International Committee of Medical Journal Editors; ICUR, incremental cost-utility ratio; </w:t>
+      </w:r>
+      <w:r>
+        <w:rPr>
+          <w:lang w:val="en-GB"/>
+        </w:rPr>
       </w:r>
       <w:proofErr w:type="spellStart"/>
       <w:r>
         <w:rPr>
           <w:lang w:val="en-GB"/>
         </w:rPr>
-        <w:t xml:space="preserve">iMCQ</w:t>
       </w:r>
       <w:proofErr w:type="spellEnd"/>
       <w:r>
         <w:rPr>
           <w:lang w:val="en-GB"/>
         </w:rPr>
-        <w:t xml:space="preserve">, </w:t>
       </w:r>
       <w:proofErr w:type="spellStart"/>
       <w:r>
         <w:rPr>
           <w:lang w:val="en-GB"/>
         </w:rPr>
-        <w:t xml:space="preserve">iMTA</w:t>
       </w:r>
       <w:proofErr w:type="spellEnd"/>
       <w:r>
         <w:rPr>
           <w:lang w:val="en-GB"/>
         </w:rPr>
-        <w:t xml:space="preserve"> Medical Consumption Questionnaire; </w:t>
       </w:r>
       <w:proofErr w:type="spellStart"/>
       <w:r>
         <w:rPr>
           <w:lang w:val="en-GB"/>
         </w:rPr>
-        <w:t xml:space="preserve">iPCQ</w:t>
       </w:r>
       <w:proofErr w:type="spellEnd"/>
       <w:r>
         <w:rPr>
           <w:lang w:val="en-GB"/>
         </w:rPr>
-        <w:t xml:space="preserve">, </w:t>
       </w:r>
       <w:proofErr w:type="spellStart"/>
       <w:r>
         <w:rPr>
           <w:lang w:val="en-GB"/>
         </w:rPr>
-        <w:t xml:space="preserve">iMTA</w:t>
       </w:r>
       <w:proofErr w:type="spellEnd"/>
       <w:r>
         <w:rPr>
           <w:lang w:val="en-GB"/>
         </w:rPr>
-        <w:t xml:space="preserve"> Productivity Cost Questionnaire; ISO, International Organization for Standardization; IWGDF, International Working Group on the Diabetic Foot; MDR, Medical Device Regulation; MRC, Medical Research Council; NAFF, Nottingham Assessment of Functional Footcare; PEDIS, Perfusion, Extent, Depth, Infection, Sensation; PPI, patient and public involvement; PRECIS-2, Pragmatic-Explanatory Continuum Indicator Summary 2;</w:t>
-      </w:r>
-      <w:r>
-        <w:rPr>
-          <w:lang w:val="en-GB"/>
-        </w:rPr>
-        <w:t xml:space="preserve"> QALY, quality-adjusted life year; RIZIV–INAMI, Belgian National Institute for Health and Disability Insurance; SAE, serious adverse event; SAP, statistical analysis plan; SEBIA, Structured Education and Behavioural Intervention Approach; SPIRIT, Standard Protocol Items: Recommendations for Interventional Trials; </w:t>
+      </w:r>
+      <w:r>
+        <w:rPr>
+          <w:lang w:val="en-GB"/>
+        </w:rPr>
       </w:r>
       <w:proofErr w:type="spellStart"/>
       <w:r>
         <w:rPr>
           <w:lang w:val="en-GB"/>
         </w:rPr>
-        <w:t xml:space="preserve">TIDieR</w:t>
       </w:r>
       <w:proofErr w:type="spellEnd"/>
       <w:r>
         <w:rPr>
           <w:lang w:val="en-GB"/>
         </w:rPr>
-        <w:t xml:space="preserve">, Template for Intervention Description and Replication; </w:t>
       </w:r>
       <w:proofErr w:type="spellStart"/>
       <w:r>
         <w:rPr>
           <w:lang w:val="en-GB"/>
         </w:rPr>
-        <w:t xml:space="preserve">WIfI</w:t>
       </w:r>
       <w:proofErr w:type="spellEnd"/>
       <w:r>
         <w:rPr>
           <w:lang w:val="en-GB"/>
         </w:rPr>
-        <w:t xml:space="preserve">, Wound, Ischaemia and foot Infection.</w:t>
       </w:r>
     </w:p>
     <w:p ns2:paraId="11F664B7" ns2:textId="77777777">
@@ -6042,34 +6024,12 @@
           <w:bCs/>
           <w:lang w:val="en-GB"/>
         </w:rPr>
-        <w:t xml:space="preserve">Availability of data and materials.</w:t>
-      </w:r>
-      <w:r>
-        <w:rPr>
-          <w:lang w:val="en-GB"/>
-        </w:rPr>
-        <w:t xml:space="preserve"> The de-identified individual participant dataset underlying published results, together with the data dictionary, statistical analysis plan and analysis code, will be deposited in a recognised repository and made available to qualified researchers following approval of a methodologically sound proposal by the trial steering group, from twelve months after publication of the primary results. Requests should be directed to the corresponding author. Access requires a signed data access agreement.</w:t>
-      </w:r>
-    </w:p>
-    <w:p ns2:paraId="11F664BB" ns2:textId="77777777">
-      <w:pPr>
-        <w:spacing w:after="140" w:line="276" w:lineRule="auto"/>
-        <w:jc w:val="both"/>
-        <w:rPr>
-          <w:lang w:val="en-GB"/>
-        </w:rPr>
-      </w:pPr>
-      <w:r>
-        <w:rPr>
-          <w:lang w:val="en-GB"/>
-        </w:rPr>
-        <w:t xml:space="preserve">The linked biomechanical dataset — serial in-shoe plantar pressure, continuous weight-bearing activity and continuous offloading wear time with time-stamped ulcer outcomes — will be deposited separately, with its derivation code and achieved completeness reported alongside it. Prior attempts to characterise cumulative plantar tissue stress have been constrained by sample size and data completeness rather than by analytical method [15]; releasing this dataset as a reusable resource, including the intervals w</w:t>
-      </w:r>
-      <w:r>
-        <w:rPr>
-          <w:lang w:val="en-GB"/>
-        </w:rPr>
-        <w:t xml:space="preserve">here measurement failed, allows the field to pool across cohorts rather than repeat small studies independently. Data are curated to FAIR principles.</w:t>
+        <w:t>Availability of data and materials. The statistical analysis plan and the analysis code supporting the published results will be made publicly available. Requests for access to de-identified individual participant data, including the linked biomechanical dataset of serial in-shoe plantar pressure, continuous weight-bearing activity and continuous offloading wear time with time-stamped ulcer outcomes, will be considered on a case-by-case basis by the trial steering group from twelve months after publication of the primary results. Any such access requires approval by the ethics committee, a signed data access agreement, and a proposed use consistent with the consent given by participants. Requests should be directed to the corresponding author.</w:t>
+      </w:r>
+      <w:r>
+        <w:rPr>
+          <w:lang w:val="en-GB"/>
+        </w:rPr>
       </w:r>
     </w:p>
     <w:p ns2:paraId="11F664BC" ns2:textId="77777777">

--- a/protocol paper/PARADISE_protocol_manuscript.docx
+++ b/protocol paper/PARADISE_protocol_manuscript.docx
@@ -2836,7 +2836,7 @@
           <w:bCs/>
           <w:lang w:val="en-GB"/>
         </w:rPr>
-        <w:t xml:space="preserve">Pressure-guided footwear optimisation. Each participant receives a new pair of custom-made foot orthoses manufactured by a certified pedorthist. Construction comprises a 5 mm micro-cork base carrying a 5 mm total-contact ethylene-vinyl acetate layer, a 3–5 mm medial arch support, a 9–10 mm transmetatarsal bar, local depth relief at fragile or prominent regions, and a top cover of 3 mm closed-cell foam over 3 mm open-cell cushioning foam [7]. In-shoe plantar pressures are measured by the clinical team using the Novel pedar in-shoe system (Novel GmbH, Munich, Germany) with the novel database software, during repeated ambulation along a 10-metre walkway, acquiring a minimum of twelve mid-gait steps per foot. Sensor insoles are calibrated with the trublu device, loaded to 6 bar, with agreement to within 5% of the reference manometer verified at least three-monthly. Peak pressure is reported per foot region using a standardised eight-region mask (heel, medial and lateral midfoot, metatarsals 1, 2–3 and 4–5, hallux, and lesser toes). In parallel, the study team conducts a validation sub-study using the F-Scan GO in-shoe system (Tekscan, Norwood, MA, USA) with FootVIEW Pro software, comparing the two systems; F-Scan GO measurements are performed by the study team only and do not inform clinical decision-making. Baseline measurement is performed at self-selected comfortable walking speed, which is thereafter maintained within 5% at follow-up to preserve comparability; standardised thin seamless cotton socks are worn throughout. Following the design protocol of Bus and colleagues [7] and the optimisation criteria validated in that group’s earlier work [6], orthosis geometry is iteratively modified under in-shoe peak-pressure feedback until in-shoe peak plantar pressure falls below 200 kPa at all previously ulcerated and high-risk regions, or is reduced by at least 25% from the participant's own baseline, whichever is achieved first. Achieved pressure reduction is recorded for every participant and reported as a fidelity measure, so that a null clinical result can be interpreted against the offloading actually delivered rather than the offloading intended.</w:t>
+        <w:t>Pressure-guided footwear optimisation. Each participant receives a new pair of custom-made foot orthoses manufactured by a certified pedorthist. Construction follows the type of shoe in which the orthosis is worn: in fully custom-made footwear a 5 mm micro-cork base carries a 5 mm total-contact ethylene-vinyl acetate layer, whereas in extra-depth off-the-shelf footwear a 6 mm ethylene-vinyl acetate layer is used without a cork base. Both are completed with a 3–5 mm medial arch support, a 9–10 mm transmetatarsal bar positioned 6–11 mm proximal to the metatarsal heads, local depth relief at fragile or prominent regions, and a full-length top cover of 3 mm closed-cell foam over 3 mm open-cell cushioning foam [7]. In-shoe plantar pressures are measured by the clinical team using the Novel pedar in-shoe system (Novel GmbH, Munich, Germany) with the novel database software, during repeated ambulation along a 10-metre walkway, acquiring a minimum of twelve mid-gait steps per foot. Sensor insoles are calibrated with the trublu device, loaded to 6 bar, with agreement to within 5% of the reference manometer verified at least three-monthly. Peak pressure is reported per foot region using a standardised eight-region mask (heel, medial and lateral midfoot, metatarsals 1, 2–3 and 4–5, hallux, and lesser toes). In parallel, the study team conducts a validation sub-study using the F-Scan GO in-shoe system (Tekscan, Norwood, MA, USA) with FootVIEW Pro software, comparing the two systems; F-Scan GO measurements are performed by the study team only and do not inform clinical decision-making. Baseline measurement is performed at self-selected comfortable walking speed, which is thereafter maintained within 5% at follow-up to preserve comparability; standardised thin seamless cotton socks are worn throughout. Following the design protocol of Bus and colleagues [7] and the optimisation criteria validated in that group’s earlier work [6], orthosis geometry is iteratively modified under in-shoe peak-pressure feedback until in-shoe peak plantar pressure falls below 200 kPa at all previously ulcerated and high-risk regions, or is reduced by at least 25% from the participant's own baseline, whichever is achieved first. Achieved pressure reduction is recorded for every participant and reported as a fidelity measure, so that a null clinical result can be interpreted against the offloading actually delivered rather than the offloading intended.</w:t>
       </w:r>
       <w:r>
         <w:rPr>
@@ -3058,7 +3058,7 @@
         <w:rPr>
           <w:lang w:val="en-GB"/>
         </w:rPr>
-        <w:t xml:space="preserve">Step 1, at baseline, assesses foot-care knowledge using the Nottingham Assessment of Functional Footcare [26] and health literacy, and delivers tailored education comprising written materials, demonstration of foot-care procedures and supervised practice. Step 2, at the three-month visit and coinciding with orthosis delivery and sensor integration, retests foot-care knowledge using the teach-back method, reinforces content where recall is incomplete, delivers education on wearing protective footwear indoors</w:t>
+        <w:t>Step 1, at baseline, assesses foot-care knowledge using the Nottingham Assessment of Functional Footcare [26] and health literacy, and delivers tailored education comprising written materials, demonstration of foot-care procedures and supervised practice. Step 2, at the second visit two weeks to one month after baseline and coinciding with orthosis delivery and sensor integration, retests foot-care knowledge using the teach-back method, reinforces content where recall is incomplete, delivers education on wearing protective footwear indoors</w:t>
       </w:r>
       <w:r>
         <w:rPr>
@@ -3369,7 +3369,7 @@
         <w:rPr>
           <w:lang w:val="en-GB"/>
         </w:rPr>
-        <w:t xml:space="preserve"> Plantar-surface ulcer recurrence; recurrent ulceration at predefined personalised high-risk locations referenced against baseline pressure mapping; ulcer-free survival days; duration of custom-made footwear use; in-shoe peak plantar pressure at baseline, six and twelve months; footwear wear-and-tear scored on the validated scale for therapeutic footwear [29]; foot self-care knowledge (Nottingham Assessment of Functional Footcare) at baseline, three, nine and fifteen months; self-reported footwear adherence</w:t>
+        <w:t xml:space="preserve"> Plantar-surface ulcer recurrence; recurrent ulceration at predefined personalised high-risk locations referenced against baseline pressure mapping; ulcer-free survival days; duration of custom-made footwear use; in-shoe peak plantar pressure at baseline, six, twelve and eighteen months; footwear wear-and-tear scored on the validated scale for therapeutic footwear [29]; foot self-care knowledge (Nottingham Assessment of Functional Footcare) at baseline, three, nine and fifteen months; self-reported footwear adherence</w:t>
       </w:r>
       <w:r>
         <w:rPr>
@@ -3426,7 +3426,7 @@
           <w:bCs/>
           <w:lang w:val="en-GB"/>
         </w:rPr>
-        <w:t xml:space="preserve">Exploratory outcome. Cumulative plantar tissue stress (Figure 5) is derived for each participant as the integral over follow-up of region-specific plantar pressure and weight-bearing activity, partitioned by whether prescribed footwear was worn, combining serial in-shoe pressure measurement with the Novel pedar system, continuous MoveMonitor activity profiling and continuous Orthotimer wear-time recording. Because in-shoe pressure is measured at three timepoints while activity and wear time are recorded continuously, pressure is carried forward between measurements; this approximation is stated explicitly and its influence examined by restricting analysis to the intervals immediately surrounding each pressure measurement.</w:t>
+        <w:t>Exploratory outcome. Cumulative plantar tissue stress (Figure 5) is derived for each participant as the integral over follow-up of region-specific plantar pressure and weight-bearing activity, partitioned by whether prescribed footwear was worn, combining serial in-shoe pressure measurement with the Novel pedar system, continuous MoveMonitor activity profiling and continuous Orthotimer wear-time recording. Because in-shoe pressure is measured at four timepoints while activity and wear time are recorded continuously, pressure is carried forward between measurements; this approximation is stated explicitly and its influence examined by restricting analysis to the intervals immediately surrounding each pressure measurement.</w:t>
       </w:r>
       <w:r>
         <w:rPr>
@@ -3839,7 +3839,7 @@
         <w:rPr>
           <w:lang w:val="en-GB"/>
         </w:rPr>
-        <w:t xml:space="preserve">The schedule of enrolment, interventions and assessments is given in Table 2 and follows the SPIRIT 2025 diagram format. Follow-up visits occur at 1, 3, 6, 9, 12, 15 and 18 months, with unscheduled visits permitted at any time for suspected ulceration. Total participant duration is 18 months from randomisation.</w:t>
+        <w:t>The schedule of enrolment, interventions and assessments is given in Table 2 and follows the SPIRIT 2025 diagram format. The orthosis is delivered and the sensor integrated at the second visit, two weeks to one month after baseline; further follow-up visits occur at 3, 6, 9, 12, 15 and 18 months, with unscheduled visits permitted at any time for suspected ulceration. Total participant duration is 18 months from randomisation.</w:t>
       </w:r>
     </w:p>
     <w:p ns2:paraId="11F66477" ns2:textId="77777777">
@@ -8507,7 +8507,7 @@
         <w:rPr>
           <w:lang w:val="en-GB"/>
         </w:rPr>
-        <w:t xml:space="preserve"> PARADISE intervention pathway across 18 months, showing integration of pressure-guided footwear optimisation (baseline measurement, prescription at 1 month, delivery and sensor integration at 3 months, scheduled replacement) with the five steps of SEBIA and continuous sensor-based adherence monitoring, mapped against the schedule of assessments in Table 2.</w:t>
+        <w:t xml:space="preserve"> PARADISE intervention pathway across 18 months, showing integration of pressure-guided footwear optimisation (baseline measurement, prescription at baseline, delivery and sensor integration at the second visit two weeks to one month later, scheduled replacement) with the five steps of SEBIA and continuous sensor-based adherence monitoring, mapped against the schedule of assessments in Table 2.</w:t>
       </w:r>
     </w:p>
     <w:p ns2:paraId="11F664E8" ns2:textId="77777777">
@@ -9897,7 +9897,7 @@
                 <w:sz w:val="15"/>
                 <w:szCs w:val="15"/>
               </w:rPr>
-              <w:t xml:space="preserve">1</w:t>
+              <w:t>V2</w:t>
             </w:r>
           </w:p>
         </w:tc>
@@ -11138,7 +11138,11 @@
               <w:right w:w="80" w:type="dxa"/>
             </w:tcMar>
           </w:tcPr>
-          <w:p ns2:paraId="11F66574" ns2:textId="77777777"/>
+          <w:p ns2:paraId="11F66574" ns2:textId="77777777">
+            <w:r>
+              <w:t>X</w:t>
+            </w:r>
+          </w:p>
         </w:tc>
         <w:tc>
           <w:tcPr>
@@ -11156,7 +11160,6 @@
                 <w:sz w:val="15"/>
                 <w:szCs w:val="15"/>
               </w:rPr>
-              <w:t xml:space="preserve">X</w:t>
             </w:r>
           </w:p>
         </w:tc>
@@ -11324,6 +11327,9 @@
                 <w:lang w:val="en-GB"/>
               </w:rPr>
             </w:pPr>
+            <w:r>
+              <w:t>X</w:t>
+            </w:r>
           </w:p>
         </w:tc>
         <w:tc>
@@ -11342,7 +11348,6 @@
                 <w:sz w:val="15"/>
                 <w:szCs w:val="15"/>
               </w:rPr>
-              <w:t xml:space="preserve">X</w:t>
             </w:r>
           </w:p>
         </w:tc>
@@ -11660,6 +11665,9 @@
                 <w:lang w:val="en-GB"/>
               </w:rPr>
             </w:pPr>
+            <w:r>
+              <w:t>X</w:t>
+            </w:r>
           </w:p>
         </w:tc>
         <w:tc>
@@ -11678,7 +11686,6 @@
                 <w:sz w:val="15"/>
                 <w:szCs w:val="15"/>
               </w:rPr>
-              <w:t xml:space="preserve">X</w:t>
             </w:r>
           </w:p>
         </w:tc>
@@ -13004,7 +13011,11 @@
               <w:right w:w="80" w:type="dxa"/>
             </w:tcMar>
           </w:tcPr>
-          <w:p ns2:paraId="11F665F3" ns2:textId="77777777"/>
+          <w:p ns2:paraId="11F665F3" ns2:textId="77777777">
+            <w:r>
+              <w:t>X</w:t>
+            </w:r>
+          </w:p>
         </w:tc>
         <w:tc>
           <w:tcPr>
@@ -15307,7 +15318,7 @@
           <w:szCs w:val="18"/>
           <w:lang w:val="en-GB"/>
         </w:rPr>
-        <w:t xml:space="preserve">Rand./</w:t>
+        <w:t>Rand./Base = randomisation and baseline visit; V2 = second visit, two weeks to one month after baseline, at which the orthosis is delivered and the adherence sensor integrated;</w:t>
       </w:r>
       <w:proofErr w:type="gramEnd"/>
       <w:r>
@@ -15316,7 +15327,7 @@
           <w:szCs w:val="18"/>
           <w:lang w:val="en-GB"/>
         </w:rPr>
-        <w:t xml:space="preserve">Base = randomisation and baseline visit; </w:t>
+        <w:t xml:space="preserve"> </w:t>
       </w:r>
       <w:proofErr w:type="spellStart"/>
       <w:r>
@@ -15661,7 +15672,7 @@
                 <w:szCs w:val="18"/>
                 <w:lang w:val="en-GB"/>
               </w:rPr>
-              <w:t xml:space="preserve">Proportion of the individualised, activity-derived wear-time target achieved, averaged across all 7 days/week over 18 months. Analysed as a continuous proportion; responder analysis dichotomised at 80% pre-specified as secondary.</w:t>
+              <w:t>Proportion of the individualised, activity-derived wear-time target achieved, averaged across all 7 days/week. Primary analysis at 12 months; the full 18-month profile is reported as a secondary summary. Analysed as a continuous proportion; responder analysis dichotomised at 80% pre-specified as secondary.</w:t>
             </w:r>
           </w:p>
         </w:tc>
@@ -15731,7 +15742,7 @@
                 <w:szCs w:val="18"/>
                 <w:lang w:val="en-GB"/>
               </w:rPr>
-              <w:t xml:space="preserve">Continuous recording; read-out at each scheduled visit from 3 months</w:t>
+              <w:t>Continuous recording; read out at each scheduled visit from the second visit. Primary analysis timepoint 12 months</w:t>
             </w:r>
           </w:p>
         </w:tc>
@@ -16366,7 +16377,7 @@
                 <w:szCs w:val="18"/>
                 <w:lang w:val="en-GB"/>
               </w:rPr>
-              <w:t xml:space="preserve">Peak in-shoe plantar pressure at previously ulcerated and high-risk regions; achieved offloading reported as a fidelity measure.</w:t>
+              <w:t>Peak in-shoe plantar pressure at previously ulcerated and high-risk regions; achieved offloading reported as a fidelity measure.</w:t>
             </w:r>
           </w:p>
         </w:tc>
@@ -16412,7 +16423,7 @@
                 <w:sz w:val="18"/>
                 <w:szCs w:val="18"/>
               </w:rPr>
-              <w:t xml:space="preserve">Baseline, 6 and 12 </w:t>
+              <w:t>Baseline, 6, 12 and 18 months</w:t>
             </w:r>
             <w:proofErr w:type="spellStart"/>
             <w:r>
@@ -16420,7 +16431,6 @@
                 <w:sz w:val="18"/>
                 <w:szCs w:val="18"/>
               </w:rPr>
-              <w:t xml:space="preserve">months</w:t>
             </w:r>
             <w:proofErr w:type="spellEnd"/>
           </w:p>
@@ -16577,7 +16587,7 @@
                 <w:sz w:val="18"/>
                 <w:szCs w:val="18"/>
               </w:rPr>
-              <w:t xml:space="preserve">1, 6, 12 and 18 </w:t>
+              <w:t>Visit 2, 6, 12 and 18 months</w:t>
             </w:r>
             <w:proofErr w:type="spellStart"/>
             <w:r>
@@ -16585,7 +16595,6 @@
                 <w:sz w:val="18"/>
                 <w:szCs w:val="18"/>
               </w:rPr>
-              <w:t xml:space="preserve">months</w:t>
             </w:r>
             <w:proofErr w:type="spellEnd"/>
           </w:p>
@@ -17496,7 +17505,7 @@
                 <w:szCs w:val="18"/>
                 <w:lang w:val="en-GB"/>
               </w:rPr>
-              <w:t xml:space="preserve">All scheduled and unscheduled visits from month 1</w:t>
+              <w:t>All scheduled and unscheduled visits from the second visit</w:t>
             </w:r>
           </w:p>
         </w:tc>
@@ -18082,7 +18091,7 @@
                 <w:szCs w:val="18"/>
                 <w:lang w:val="en-GB"/>
               </w:rPr>
-              <w:t xml:space="preserve">Prescription of a custom-made foot orthosis: 5 mm total-contact EVA layer; 3–5 mm medial arch support; </w:t>
+              <w:t>Prescription of a custom-made foot orthosis. In fully custom-made footwear: 5 mm micro-cork base with a 5 mm total-contact EVA layer; in extra-depth off-the-shelf footwear: 6 mm EVA without cork. Both with a 3–5 mm medial arch support; a 9–10 mm transmetatarsal bar 6–11 mm proximal to the metatarsal heads; local depth relief; full-length layered closed- over open-cell foam top cover.</w:t>
             </w:r>
             <w:proofErr w:type="spellStart"/>
             <w:r>
@@ -18091,7 +18100,6 @@
                 <w:szCs w:val="18"/>
                 <w:lang w:val="en-GB"/>
               </w:rPr>
-              <w:t xml:space="preserve">transmetatarsal</w:t>
             </w:r>
             <w:proofErr w:type="spellEnd"/>
             <w:r>
@@ -18100,7 +18108,6 @@
                 <w:szCs w:val="18"/>
                 <w:lang w:val="en-GB"/>
               </w:rPr>
-              <w:t xml:space="preserve"> bar up to 9 mm; local depth relief; layered closed- over open-cell foam top cover.</w:t>
             </w:r>
           </w:p>
         </w:tc>
@@ -18158,7 +18165,7 @@
                 <w:sz w:val="18"/>
                 <w:szCs w:val="18"/>
               </w:rPr>
-              <w:t xml:space="preserve">1 </w:t>
+              <w:t>Baseline</w:t>
             </w:r>
             <w:proofErr w:type="spellStart"/>
             <w:r>
@@ -18166,7 +18173,6 @@
                 <w:sz w:val="18"/>
                 <w:szCs w:val="18"/>
               </w:rPr>
-              <w:t xml:space="preserve">month</w:t>
             </w:r>
             <w:proofErr w:type="spellEnd"/>
           </w:p>
@@ -18295,7 +18301,7 @@
                 <w:sz w:val="18"/>
                 <w:szCs w:val="18"/>
               </w:rPr>
-              <w:t xml:space="preserve">3 </w:t>
+              <w:t>Visit 2 (2 weeks to 1 month)</w:t>
             </w:r>
             <w:proofErr w:type="spellStart"/>
             <w:r>
@@ -18303,7 +18309,6 @@
                 <w:sz w:val="18"/>
                 <w:szCs w:val="18"/>
               </w:rPr>
-              <w:t xml:space="preserve">months</w:t>
             </w:r>
             <w:proofErr w:type="spellEnd"/>
           </w:p>
@@ -18550,7 +18555,7 @@
                 <w:sz w:val="18"/>
                 <w:szCs w:val="18"/>
               </w:rPr>
-              <w:t xml:space="preserve">3 </w:t>
+              <w:t>Visit 2 (2 weeks to 1 month)</w:t>
             </w:r>
             <w:proofErr w:type="spellStart"/>
             <w:r>
@@ -18558,7 +18563,6 @@
                 <w:sz w:val="18"/>
                 <w:szCs w:val="18"/>
               </w:rPr>
-              <w:t xml:space="preserve">months</w:t>
             </w:r>
             <w:proofErr w:type="spellEnd"/>
           </w:p>

--- a/protocol paper/PARADISE_protocol_manuscript.docx
+++ b/protocol paper/PARADISE_protocol_manuscript.docx
@@ -3002,7 +3002,7 @@
         <w:rPr>
           <w:lang w:val="en-GB"/>
         </w:rPr>
-        <w:t xml:space="preserve"> accelerometer (McRoberts BV, The Hague, Netherlands). Together these define an individualised, activity-derived wear-time target for each participant: the wear time that would be required for the participant's own habitual weight-bearing activity to be performed in protective footwear. Adher</w:t>
+        <w:t xml:space="preserve"> accelerometer (McRoberts BV, The Hague, Netherlands). Together these define an individualised, activity-derived wear-time target for each participant: the participant's habitual waking hours, that is, the time between rising and going to bed, during which protective footwear is expected to be worn. Adher</w:t>
       </w:r>
       <w:r>
         <w:rPr>
@@ -3285,14 +3285,13 @@
         <w:rPr>
           <w:lang w:val="en-GB"/>
         </w:rPr>
-        <w:t xml:space="preserve">Footwear adherence is defined as the proportion of the individualised, activity-derived wear-time target achieved — that is, the wear time required for the participant’s own habitual weight-bearing </w:t>
-      </w:r>
-      <w:r>
-        <w:rPr>
-          <w:lang w:val="en-GB"/>
-        </w:rPr>
-        <w:lastRenderedPageBreak/>
-        <w:t xml:space="preserve">activity to be performed in protective footwear, rather than a fixed daily hour count that would penalise inactive participants and flatter active ones — averaged across all seven days of the week, read out three-monthly, with the primary analysis timepoint at 12 months and the full 18-month profile reported as a secondary summary, derived from continuous Orthotimer temperature-sensor recording combined with the </w:t>
+        <w:t>Footwear adherence is defined as the proportion of the individualised, activity-derived wear-time target achieved — that is, the participant’s habitual waking hours derived from the baseline MoveMonitor profile, rather than a fixed daily hour count that would penalise inactive participants and flatter active ones</w:t>
+      </w:r>
+      <w:r>
+        <w:rPr>
+          <w:lang w:val="en-GB"/>
+        </w:rPr>
+        <w:t xml:space="preserve"> — averaged across all seven days of the week, read out three-monthly, with the primary analysis timepoint at 12 months and the full 18-month profile reported as a secondary summary, derived from continuous Orthotimer temperature-sensor recording combined with the </w:t>
       </w:r>
       <w:proofErr w:type="spellStart"/>
       <w:r>
